--- a/DRIVE/1. Direção/0. Associativo/Assembleia Geral/word bakcup/PRSEE_2026_1221689.docx
+++ b/DRIVE/1. Direção/0. Associativo/Assembleia Geral/word bakcup/PRSEE_2026_1221689.docx
@@ -142,7 +142,7 @@
         <w:rPr>
           <w:sz w:val="36"/>
         </w:rPr>
-        <w:t>Projetos Primários de Subestações de Alta Tensão</w:t>
+        <w:t>Projetos Primários Subestações de Alta Tensão</w:t>
       </w:r>
     </w:p>
     <w:p>
@@ -643,33 +643,99 @@
         <w:rPr>
           <w:lang w:eastAsia="en-US"/>
         </w:rPr>
-        <w:t>Ao orientador da empresa, César Seixas, e a minha equipa e aos demais colegas pela oportunidade de trabalho concedida, sem dúvida uma experiência empresarial valiosa, e pela constante disponibilidade, simpatia e empatia demonstrada ao longo de todo o estágio.</w:t>
-      </w:r>
-    </w:p>
-    <w:p>
-      <w:pPr>
-        <w:rPr>
-          <w:lang w:eastAsia="en-US"/>
-        </w:rPr>
-      </w:pPr>
-      <w:r>
-        <w:rPr>
-          <w:lang w:eastAsia="en-US"/>
-        </w:rPr>
-        <w:t>À SISINT – Sistemas Integrados, Supervisão, Conservação, Manutenção e Gestão de Redes de Energia, pelo acolhimento e pela experiência empresarial proporcionada.</w:t>
-      </w:r>
-    </w:p>
-    <w:p>
-      <w:pPr>
-        <w:rPr>
-          <w:lang w:eastAsia="en-US"/>
-        </w:rPr>
-      </w:pPr>
-      <w:r>
-        <w:rPr>
-          <w:lang w:eastAsia="en-US"/>
-        </w:rPr>
-        <w:t>Aos meus amigos e colegas, pelo companheirismo e entreajuda demonstrados não apenas nesta etapa final da minha caminhada académica, mas também ao longo de toda a minha vida.</w:t>
+        <w:t>Ao</w:t>
+      </w:r>
+      <w:r>
+        <w:rPr>
+          <w:lang w:eastAsia="en-US"/>
+        </w:rPr>
+        <w:t xml:space="preserve"> Eng. Pedro Maio </w:t>
+      </w:r>
+      <w:r>
+        <w:rPr>
+          <w:lang w:eastAsia="en-US"/>
+        </w:rPr>
+        <w:t>pela oportunidade de trabalho concedida</w:t>
+      </w:r>
+      <w:r>
+        <w:rPr>
+          <w:lang w:eastAsia="en-US"/>
+        </w:rPr>
+        <w:t xml:space="preserve"> e empatia ao longo do percurso de trabalhador-estudante. Ao</w:t>
+      </w:r>
+      <w:r>
+        <w:rPr>
+          <w:lang w:eastAsia="en-US"/>
+        </w:rPr>
+        <w:t xml:space="preserve"> orientador da empresa </w:t>
+      </w:r>
+      <w:r>
+        <w:rPr>
+          <w:lang w:eastAsia="en-US"/>
+        </w:rPr>
+        <w:t xml:space="preserve">Eng. </w:t>
+      </w:r>
+      <w:r>
+        <w:rPr>
+          <w:lang w:eastAsia="en-US"/>
+        </w:rPr>
+        <w:t>César Seixas, a minha equipa e aos demais colegas, pela constante disponibilidade, simpatia demonstrada ao longo de todo o estágio</w:t>
+      </w:r>
+      <w:r>
+        <w:rPr>
+          <w:lang w:eastAsia="en-US"/>
+        </w:rPr>
+        <w:t xml:space="preserve">, </w:t>
+      </w:r>
+      <w:r>
+        <w:rPr>
+          <w:lang w:eastAsia="en-US"/>
+        </w:rPr>
+        <w:t xml:space="preserve">sem dúvida uma experiência </w:t>
+      </w:r>
+      <w:r>
+        <w:rPr>
+          <w:lang w:eastAsia="en-US"/>
+        </w:rPr>
+        <w:t xml:space="preserve">empresarial </w:t>
+      </w:r>
+      <w:r>
+        <w:rPr>
+          <w:lang w:eastAsia="en-US"/>
+        </w:rPr>
+        <w:t>valiosa</w:t>
+      </w:r>
+      <w:r>
+        <w:rPr>
+          <w:lang w:eastAsia="en-US"/>
+        </w:rPr>
+        <w:t>.</w:t>
+      </w:r>
+    </w:p>
+    <w:p>
+      <w:pPr>
+        <w:rPr>
+          <w:lang w:eastAsia="en-US"/>
+        </w:rPr>
+      </w:pPr>
+      <w:r>
+        <w:rPr>
+          <w:lang w:eastAsia="en-US"/>
+        </w:rPr>
+        <w:t>À SISINT, pelo acolhimento e pela experiência proporcionada.</w:t>
+      </w:r>
+    </w:p>
+    <w:p>
+      <w:pPr>
+        <w:rPr>
+          <w:lang w:eastAsia="en-US"/>
+        </w:rPr>
+      </w:pPr>
+      <w:r>
+        <w:rPr>
+          <w:lang w:eastAsia="en-US"/>
+        </w:rPr>
+        <w:t>Aos meus amigos, pelo companheirismo e entreajuda demonstrados não apenas nesta etapa final da minha caminhada académica, mas também ao longo de toda a minha vida.</w:t>
       </w:r>
     </w:p>
     <w:p>
@@ -3964,7 +4030,7 @@
         </w:rPr>
         <w:fldChar w:fldCharType="separate"/>
       </w:r>
-      <w:hyperlink w:anchor="_Toc233419969" w:history="1">
+      <w:hyperlink w:anchor="_Toc233424579" w:history="1">
         <w:r>
           <w:rPr>
             <w:rStyle w:val="Hiperligao"/>
@@ -3991,7 +4057,7 @@
             <w:noProof/>
             <w:webHidden/>
           </w:rPr>
-          <w:instrText xml:space="preserve"> PAGEREF _Toc233419969 \h </w:instrText>
+          <w:instrText xml:space="preserve"> PAGEREF _Toc233424579 \h </w:instrText>
         </w:r>
         <w:r>
           <w:rPr>
@@ -4036,7 +4102,7 @@
           <w14:ligatures w14:val="standardContextual"/>
         </w:rPr>
       </w:pPr>
-      <w:hyperlink w:anchor="_Toc233419970" w:history="1">
+      <w:hyperlink w:anchor="_Toc233424580" w:history="1">
         <w:r>
           <w:rPr>
             <w:rStyle w:val="Hiperligao"/>
@@ -4063,7 +4129,7 @@
             <w:noProof/>
             <w:webHidden/>
           </w:rPr>
-          <w:instrText xml:space="preserve"> PAGEREF _Toc233419970 \h </w:instrText>
+          <w:instrText xml:space="preserve"> PAGEREF _Toc233424580 \h </w:instrText>
         </w:r>
         <w:r>
           <w:rPr>
@@ -4108,7 +4174,7 @@
           <w14:ligatures w14:val="standardContextual"/>
         </w:rPr>
       </w:pPr>
-      <w:hyperlink w:anchor="_Toc233419971" w:history="1">
+      <w:hyperlink w:anchor="_Toc233424581" w:history="1">
         <w:r>
           <w:rPr>
             <w:rStyle w:val="Hiperligao"/>
@@ -4135,7 +4201,7 @@
             <w:noProof/>
             <w:webHidden/>
           </w:rPr>
-          <w:instrText xml:space="preserve"> PAGEREF _Toc233419971 \h </w:instrText>
+          <w:instrText xml:space="preserve"> PAGEREF _Toc233424581 \h </w:instrText>
         </w:r>
         <w:r>
           <w:rPr>
@@ -4180,13 +4246,13 @@
           <w14:ligatures w14:val="standardContextual"/>
         </w:rPr>
       </w:pPr>
-      <w:hyperlink w:anchor="_Toc233419972" w:history="1">
+      <w:hyperlink w:anchor="_Toc233424582" w:history="1">
         <w:r>
           <w:rPr>
             <w:rStyle w:val="Hiperligao"/>
             <w:noProof/>
           </w:rPr>
-          <w:t>Figura 4 – Identificação dos equipamentos num painel do transformador</w:t>
+          <w:t>Figura 4 – Identificação dos equipamentos num painel do transformador. Legenda: 1- radiador óleo; 2- reservatório óleo; 3- transformador potência; 4- descarregador de sobretensão; 5- poste isolado; 6- seccionador de terra; 7- transformador de tensão capacitivo; 8- transformador de corrente; 9- disjuntor</w:t>
         </w:r>
         <w:r>
           <w:rPr>
@@ -4207,7 +4273,7 @@
             <w:noProof/>
             <w:webHidden/>
           </w:rPr>
-          <w:instrText xml:space="preserve"> PAGEREF _Toc233419972 \h </w:instrText>
+          <w:instrText xml:space="preserve"> PAGEREF _Toc233424582 \h </w:instrText>
         </w:r>
         <w:r>
           <w:rPr>
@@ -4252,7 +4318,7 @@
           <w14:ligatures w14:val="standardContextual"/>
         </w:rPr>
       </w:pPr>
-      <w:hyperlink w:anchor="_Toc233419973" w:history="1">
+      <w:hyperlink w:anchor="_Toc233424583" w:history="1">
         <w:r>
           <w:rPr>
             <w:rStyle w:val="Hiperligao"/>
@@ -4279,7 +4345,7 @@
             <w:noProof/>
             <w:webHidden/>
           </w:rPr>
-          <w:instrText xml:space="preserve"> PAGEREF _Toc233419973 \h </w:instrText>
+          <w:instrText xml:space="preserve"> PAGEREF _Toc233424583 \h </w:instrText>
         </w:r>
         <w:r>
           <w:rPr>
@@ -4324,7 +4390,7 @@
           <w14:ligatures w14:val="standardContextual"/>
         </w:rPr>
       </w:pPr>
-      <w:hyperlink w:anchor="_Toc233419974" w:history="1">
+      <w:hyperlink w:anchor="_Toc233424584" w:history="1">
         <w:r>
           <w:rPr>
             <w:rStyle w:val="Hiperligao"/>
@@ -4351,7 +4417,7 @@
             <w:noProof/>
             <w:webHidden/>
           </w:rPr>
-          <w:instrText xml:space="preserve"> PAGEREF _Toc233419974 \h </w:instrText>
+          <w:instrText xml:space="preserve"> PAGEREF _Toc233424584 \h </w:instrText>
         </w:r>
         <w:r>
           <w:rPr>
@@ -4396,7 +4462,7 @@
           <w14:ligatures w14:val="standardContextual"/>
         </w:rPr>
       </w:pPr>
-      <w:hyperlink w:anchor="_Toc233419975" w:history="1">
+      <w:hyperlink w:anchor="_Toc233424585" w:history="1">
         <w:r>
           <w:rPr>
             <w:rStyle w:val="Hiperligao"/>
@@ -4423,7 +4489,7 @@
             <w:noProof/>
             <w:webHidden/>
           </w:rPr>
-          <w:instrText xml:space="preserve"> PAGEREF _Toc233419975 \h </w:instrText>
+          <w:instrText xml:space="preserve"> PAGEREF _Toc233424585 \h </w:instrText>
         </w:r>
         <w:r>
           <w:rPr>
@@ -4468,7 +4534,7 @@
           <w14:ligatures w14:val="standardContextual"/>
         </w:rPr>
       </w:pPr>
-      <w:hyperlink w:anchor="_Toc233419976" w:history="1">
+      <w:hyperlink w:anchor="_Toc233424586" w:history="1">
         <w:r>
           <w:rPr>
             <w:rStyle w:val="Hiperligao"/>
@@ -4495,7 +4561,7 @@
             <w:noProof/>
             <w:webHidden/>
           </w:rPr>
-          <w:instrText xml:space="preserve"> PAGEREF _Toc233419976 \h </w:instrText>
+          <w:instrText xml:space="preserve"> PAGEREF _Toc233424586 \h </w:instrText>
         </w:r>
         <w:r>
           <w:rPr>
@@ -4540,7 +4606,7 @@
           <w14:ligatures w14:val="standardContextual"/>
         </w:rPr>
       </w:pPr>
-      <w:hyperlink w:anchor="_Toc233419977" w:history="1">
+      <w:hyperlink w:anchor="_Toc233424587" w:history="1">
         <w:r>
           <w:rPr>
             <w:rStyle w:val="Hiperligao"/>
@@ -4582,7 +4648,7 @@
             <w:noProof/>
             <w:webHidden/>
           </w:rPr>
-          <w:instrText xml:space="preserve"> PAGEREF _Toc233419977 \h </w:instrText>
+          <w:instrText xml:space="preserve"> PAGEREF _Toc233424587 \h </w:instrText>
         </w:r>
         <w:r>
           <w:rPr>
@@ -4627,7 +4693,7 @@
           <w14:ligatures w14:val="standardContextual"/>
         </w:rPr>
       </w:pPr>
-      <w:hyperlink w:anchor="_Toc233419978" w:history="1">
+      <w:hyperlink w:anchor="_Toc233424588" w:history="1">
         <w:r>
           <w:rPr>
             <w:rStyle w:val="Hiperligao"/>
@@ -4669,7 +4735,7 @@
             <w:noProof/>
             <w:webHidden/>
           </w:rPr>
-          <w:instrText xml:space="preserve"> PAGEREF _Toc233419978 \h </w:instrText>
+          <w:instrText xml:space="preserve"> PAGEREF _Toc233424588 \h </w:instrText>
         </w:r>
         <w:r>
           <w:rPr>
@@ -4714,7 +4780,7 @@
           <w14:ligatures w14:val="standardContextual"/>
         </w:rPr>
       </w:pPr>
-      <w:hyperlink w:anchor="_Toc233419979" w:history="1">
+      <w:hyperlink w:anchor="_Toc233424589" w:history="1">
         <w:r>
           <w:rPr>
             <w:rStyle w:val="Hiperligao"/>
@@ -4749,7 +4815,7 @@
             <w:noProof/>
             <w:webHidden/>
           </w:rPr>
-          <w:instrText xml:space="preserve"> PAGEREF _Toc233419979 \h </w:instrText>
+          <w:instrText xml:space="preserve"> PAGEREF _Toc233424589 \h </w:instrText>
         </w:r>
         <w:r>
           <w:rPr>
@@ -4794,7 +4860,7 @@
           <w14:ligatures w14:val="standardContextual"/>
         </w:rPr>
       </w:pPr>
-      <w:hyperlink w:anchor="_Toc233419980" w:history="1">
+      <w:hyperlink w:anchor="_Toc233424590" w:history="1">
         <w:r>
           <w:rPr>
             <w:rStyle w:val="Hiperligao"/>
@@ -4821,7 +4887,7 @@
             <w:noProof/>
             <w:webHidden/>
           </w:rPr>
-          <w:instrText xml:space="preserve"> PAGEREF _Toc233419980 \h </w:instrText>
+          <w:instrText xml:space="preserve"> PAGEREF _Toc233424590 \h </w:instrText>
         </w:r>
         <w:r>
           <w:rPr>
@@ -4866,7 +4932,7 @@
           <w14:ligatures w14:val="standardContextual"/>
         </w:rPr>
       </w:pPr>
-      <w:hyperlink w:anchor="_Toc233419981" w:history="1">
+      <w:hyperlink w:anchor="_Toc233424591" w:history="1">
         <w:r>
           <w:rPr>
             <w:rStyle w:val="Hiperligao"/>
@@ -4893,7 +4959,7 @@
             <w:noProof/>
             <w:webHidden/>
           </w:rPr>
-          <w:instrText xml:space="preserve"> PAGEREF _Toc233419981 \h </w:instrText>
+          <w:instrText xml:space="preserve"> PAGEREF _Toc233424591 \h </w:instrText>
         </w:r>
         <w:r>
           <w:rPr>
@@ -4938,7 +5004,7 @@
           <w14:ligatures w14:val="standardContextual"/>
         </w:rPr>
       </w:pPr>
-      <w:hyperlink w:anchor="_Toc233419982" w:history="1">
+      <w:hyperlink w:anchor="_Toc233424592" w:history="1">
         <w:r>
           <w:rPr>
             <w:rStyle w:val="Hiperligao"/>
@@ -4982,7 +5048,7 @@
             <w:noProof/>
             <w:webHidden/>
           </w:rPr>
-          <w:instrText xml:space="preserve"> PAGEREF _Toc233419982 \h </w:instrText>
+          <w:instrText xml:space="preserve"> PAGEREF _Toc233424592 \h </w:instrText>
         </w:r>
         <w:r>
           <w:rPr>
@@ -5027,7 +5093,7 @@
           <w14:ligatures w14:val="standardContextual"/>
         </w:rPr>
       </w:pPr>
-      <w:hyperlink w:anchor="_Toc233419983" w:history="1">
+      <w:hyperlink w:anchor="_Toc233424593" w:history="1">
         <w:r>
           <w:rPr>
             <w:rStyle w:val="Hiperligao"/>
@@ -5084,7 +5150,7 @@
             <w:noProof/>
             <w:webHidden/>
           </w:rPr>
-          <w:instrText xml:space="preserve"> PAGEREF _Toc233419983 \h </w:instrText>
+          <w:instrText xml:space="preserve"> PAGEREF _Toc233424593 \h </w:instrText>
         </w:r>
         <w:r>
           <w:rPr>
@@ -5129,7 +5195,7 @@
           <w14:ligatures w14:val="standardContextual"/>
         </w:rPr>
       </w:pPr>
-      <w:hyperlink w:anchor="_Toc233419984" w:history="1">
+      <w:hyperlink w:anchor="_Toc233424594" w:history="1">
         <w:r>
           <w:rPr>
             <w:rStyle w:val="Hiperligao"/>
@@ -5156,7 +5222,7 @@
             <w:noProof/>
             <w:webHidden/>
           </w:rPr>
-          <w:instrText xml:space="preserve"> PAGEREF _Toc233419984 \h </w:instrText>
+          <w:instrText xml:space="preserve"> PAGEREF _Toc233424594 \h </w:instrText>
         </w:r>
         <w:r>
           <w:rPr>
@@ -5201,7 +5267,7 @@
           <w14:ligatures w14:val="standardContextual"/>
         </w:rPr>
       </w:pPr>
-      <w:hyperlink w:anchor="_Toc233419985" w:history="1">
+      <w:hyperlink w:anchor="_Toc233424595" w:history="1">
         <w:r>
           <w:rPr>
             <w:rStyle w:val="Hiperligao"/>
@@ -5243,7 +5309,7 @@
             <w:noProof/>
             <w:webHidden/>
           </w:rPr>
-          <w:instrText xml:space="preserve"> PAGEREF _Toc233419985 \h </w:instrText>
+          <w:instrText xml:space="preserve"> PAGEREF _Toc233424595 \h </w:instrText>
         </w:r>
         <w:r>
           <w:rPr>
@@ -5288,7 +5354,7 @@
           <w14:ligatures w14:val="standardContextual"/>
         </w:rPr>
       </w:pPr>
-      <w:hyperlink w:anchor="_Toc233419986" w:history="1">
+      <w:hyperlink w:anchor="_Toc233424596" w:history="1">
         <w:r>
           <w:rPr>
             <w:rStyle w:val="Hiperligao"/>
@@ -5315,7 +5381,7 @@
             <w:noProof/>
             <w:webHidden/>
           </w:rPr>
-          <w:instrText xml:space="preserve"> PAGEREF _Toc233419986 \h </w:instrText>
+          <w:instrText xml:space="preserve"> PAGEREF _Toc233424596 \h </w:instrText>
         </w:r>
         <w:r>
           <w:rPr>
@@ -7601,7 +7667,19 @@
         <w:rPr>
           <w:lang w:eastAsia="en-US"/>
         </w:rPr>
-        <w:t xml:space="preserve">O estágio realizado na SISINT insere-se precisamente neste domínio, principalmente no desenvolvimento de competências na ferramenta Revit e a sua aplicação ao projeto de subestações em contexto de trabalho real. O contacto direto com projetos internacionais desenvolvidos para clientes do setor elétrico na Escócia, nomeadamente para a </w:t>
+        <w:t xml:space="preserve">O estágio realizado na SISINT insere-se precisamente neste domínio, principalmente no desenvolvimento de competências na ferramenta Revit e a sua aplicação ao projeto de subestações em contexto de trabalho real. O contacto direto com projetos internacionais desenvolvidos para clientes </w:t>
+      </w:r>
+      <w:r>
+        <w:rPr>
+          <w:lang w:eastAsia="en-US"/>
+        </w:rPr>
+        <w:t>da SE</w:t>
+      </w:r>
+      <w:r>
+        <w:rPr>
+          <w:lang w:eastAsia="en-US"/>
+        </w:rPr>
+        <w:t xml:space="preserve">tor elétrico na Escócia, nomeadamente para a </w:t>
       </w:r>
       <w:r>
         <w:rPr>
@@ -7918,7 +7996,7 @@
       <w:pPr>
         <w:pStyle w:val="Legenda"/>
       </w:pPr>
-      <w:bookmarkStart w:id="26" w:name="_Toc233419969"/>
+      <w:bookmarkStart w:id="26" w:name="_Toc233424579"/>
       <w:r>
         <w:t xml:space="preserve">Figura </w:t>
       </w:r>
@@ -7957,13 +8035,7 @@
     </w:p>
     <w:p>
       <w:r>
-        <w:t>O projeto de instalações elétricas organiza-se em duas tipologias principais o projeto de licenciamento, destinado à aprovação legal junto das entidades reguladoras, que privilegia as condições de implantação e o enquadramento regulamentar, sem incluir ainda o pormenor construtivo; e o projeto de execução, que reúne a informação técnica completa a partir de qual a obra é efetivamente construída. O seu desenvolvimento segue um conjunto de fases sucessivas, com níveis de detalhe crescentes</w:t>
-      </w:r>
-      <w:r>
-        <w:t>,</w:t>
-      </w:r>
-      <w:r>
-        <w:t xml:space="preserve"> começa pelo estudo prévio ou anteprojeto, em que se analisam as necessidades da instalação, as condições do local e as soluções técnicas possíveis; passa pelo projeto base, no quais essas soluções são consolidadas e submetidas às entidades competentes para efeitos de licenciamento; e no projeto de execução, a fase mais detalhada, que integra a memória descritiva, o caderno de encargos, o mapa de detalhes e as peças desenhadas</w:t>
+        <w:t>O projeto de instalações elétricas organiza-se em duas tipologias principais o projeto de licenciamento, destinado à aprovação legal junto das entidades reguladoras, que privilegia as condições de implantação e o enquadramento regulamentar, sem incluir ainda o pormenor construtivo; e o projeto de execução, que reúne a informação técnica completa a partir de qual a obra é efetivamente construída. O seu desenvolvimento segue um conjunto de fases sucessivas, com níveis de detalhe crescentes, começa pelo estudo prévio ou anteprojeto, em que se analisam as necessidades da instalação, as condições do local e as soluções técnicas possíveis; passa pelo projeto base, no quais essas soluções são consolidadas e submetidas às entidades competentes para efeitos de licenciamento; e no projeto de execução, a fase mais detalhada, que integra a memória descritiva, o caderno de encargos, o mapa de detalhes e as peças desenhadas</w:t>
       </w:r>
       <w:sdt>
         <w:sdtPr>
@@ -8214,7 +8286,7 @@
           <w:noProof/>
         </w:rPr>
       </w:pPr>
-      <w:bookmarkStart w:id="29" w:name="_Toc233419970"/>
+      <w:bookmarkStart w:id="29" w:name="_Toc233424580"/>
       <w:r>
         <w:t xml:space="preserve">Figura </w:t>
       </w:r>
@@ -8403,7 +8475,7 @@
           <w:color w:val="auto"/>
         </w:rPr>
       </w:pPr>
-      <w:bookmarkStart w:id="30" w:name="_Toc233419971"/>
+      <w:bookmarkStart w:id="30" w:name="_Toc233424581"/>
       <w:r>
         <w:rPr>
           <w:color w:val="auto"/>
@@ -8445,19 +8517,7 @@
         <w:rPr>
           <w:color w:val="auto"/>
         </w:rPr>
-        <w:t xml:space="preserve"> – Comparação </w:t>
-      </w:r>
-      <w:r>
-        <w:rPr>
-          <w:color w:val="auto"/>
-        </w:rPr>
-        <w:t xml:space="preserve">visual </w:t>
-      </w:r>
-      <w:r>
-        <w:rPr>
-          <w:color w:val="auto"/>
-        </w:rPr>
-        <w:t>entre subestação isolada a ar (AIS) e subestação isolada a gás (GIS)</w:t>
+        <w:t xml:space="preserve"> – Comparação visual entre subestação isolada a ar (AIS) e subestação isolada a gás (GIS)</w:t>
       </w:r>
       <w:bookmarkEnd w:id="30"/>
     </w:p>
@@ -8651,7 +8711,7 @@
       <w:pPr>
         <w:pStyle w:val="Legenda"/>
       </w:pPr>
-      <w:bookmarkStart w:id="31" w:name="_Toc233419972"/>
+      <w:bookmarkStart w:id="31" w:name="_Toc233424582"/>
       <w:r>
         <w:t xml:space="preserve">Figura </w:t>
       </w:r>
@@ -8685,6 +8745,9 @@
       <w:r>
         <w:t xml:space="preserve"> transformador</w:t>
       </w:r>
+      <w:r>
+        <w:t>. Legenda: 1- radiador óleo; 2- reservatório óleo; 3- transformador de potência; 4- descarregador de sobretensão; 5- poste isolado; 6- seccionador de terra; 7- transformador de tensão capacitivo; 8- transformador de corrente; 9- disjuntor</w:t>
+      </w:r>
       <w:bookmarkEnd w:id="31"/>
     </w:p>
     <w:p>
@@ -8697,19 +8760,19 @@
         <w:rPr>
           <w:lang w:eastAsia="pt-PT"/>
         </w:rPr>
-        <w:t xml:space="preserve">De uma forma geral, os transformadores são utilizados para baixar o nível de tensão no transporte e na distribuição de energia, no entanto, uma vez que o transformador constitui uma máquina reversível, pode igualmente ser </w:t>
-      </w:r>
-      <w:r>
-        <w:rPr>
-          <w:lang w:eastAsia="pt-PT"/>
-        </w:rPr>
-        <w:t>empregue</w:t>
-      </w:r>
-      <w:r>
-        <w:rPr>
-          <w:lang w:eastAsia="pt-PT"/>
-        </w:rPr>
-        <w:t xml:space="preserve"> para aumentar a tensão. É o que acontece nos transformadores das subestações associadas às centrais elétricas, que elevam a tensão de produção, normalmente fornecida entre 3 kV e 15 kV, para os níveis de MAT ou AT. Por definição, o enrolamento primário corresponde ao que se encontra do lado da fonte e o enrolamento secundário ao que se situa do lado da carga, pelo que num transformador eleva</w:t>
+        <w:t xml:space="preserve">De uma forma geral, os transformadores são utilizados para baixar o nível de tensão no transporte e na distribuição de energia, no entanto, uma vez que o transformador </w:t>
+      </w:r>
+      <w:r>
+        <w:rPr>
+          <w:lang w:eastAsia="pt-PT"/>
+        </w:rPr>
+        <w:t>é</w:t>
+      </w:r>
+      <w:r>
+        <w:rPr>
+          <w:lang w:eastAsia="pt-PT"/>
+        </w:rPr>
+        <w:t xml:space="preserve"> uma máquina reversível, pode igualmente ser empregue para aumentar a tensão. É o que acontece nos transformadores das subestações associadas às centrais elétricas, que elevam a tensão de produção, normalmente fornecida entre 3 kV e 15 kV, para os níveis de MAT ou AT. Por definição, o enrolamento primário corresponde ao que se encontra do lado da fonte e o enrolamento secundário ao que se situa do lado da carga, pelo que num transformador eleva</w:t>
       </w:r>
       <w:r>
         <w:rPr>
@@ -8721,7 +8784,68 @@
         <w:rPr>
           <w:lang w:eastAsia="pt-PT"/>
         </w:rPr>
-        <w:t xml:space="preserve"> a tensão primária é a mais baixa, ao passo que num transformador abaixador é a mais elevad</w:t>
+        <w:t xml:space="preserve"> a tensão primária é a mais baixa, ao passo que num transformador abaixador é a mais elevado. Nos níveis de MAT e AT, as ligações dos enrolamentos realizam-se em estrela (Y) ou em triângulo (D)</w:t>
+      </w:r>
+      <w:r>
+        <w:rPr>
+          <w:lang w:eastAsia="pt-PT"/>
+        </w:rPr>
+        <w:t>.</w:t>
+      </w:r>
+    </w:p>
+    <w:p>
+      <w:pPr>
+        <w:rPr>
+          <w:lang w:eastAsia="pt-PT"/>
+        </w:rPr>
+      </w:pPr>
+      <w:r>
+        <w:rPr>
+          <w:lang w:eastAsia="pt-PT"/>
+        </w:rPr>
+        <w:t xml:space="preserve">No que respeita ao tipo, os transformadores podem ser a óleo, dotados de depósito de expansão ou de enchimento integral, isolados a gás (GIT) ou do tipo seco. </w:t>
+      </w:r>
+    </w:p>
+    <w:p>
+      <w:pPr>
+        <w:rPr>
+          <w:lang w:eastAsia="pt-PT"/>
+        </w:rPr>
+      </w:pPr>
+    </w:p>
+    <w:p>
+      <w:pPr>
+        <w:rPr>
+          <w:lang w:eastAsia="pt-PT"/>
+        </w:rPr>
+      </w:pPr>
+    </w:p>
+    <w:p>
+      <w:pPr>
+        <w:rPr>
+          <w:lang w:eastAsia="pt-PT"/>
+        </w:rPr>
+      </w:pPr>
+      <w:r>
+        <w:rPr>
+          <w:highlight w:val="yellow"/>
+          <w:lang w:eastAsia="pt-PT"/>
+        </w:rPr>
+        <w:lastRenderedPageBreak/>
+        <w:t>TABELA COM TIPOS DE TRANSFORMADORES PAG71</w:t>
+      </w:r>
+    </w:p>
+    <w:p>
+      <w:pPr>
+        <w:rPr>
+          <w:lang w:eastAsia="pt-PT"/>
+        </w:rPr>
+      </w:pPr>
+      <w:r>
+        <w:rPr>
+          <w:lang w:eastAsia="pt-PT"/>
+        </w:rPr>
+        <w:t>Os GIT são adotados sempre que o espaço disponível para a implantação d</w:t>
       </w:r>
       <w:r>
         <w:rPr>
@@ -8733,45 +8857,31 @@
         <w:rPr>
           <w:lang w:eastAsia="pt-PT"/>
         </w:rPr>
-        <w:t>. Nos níveis de MAT e AT, as ligações dos enrolamentos realizam-se em estrela (Y) ou em triângulo (D)</w:t>
-      </w:r>
-      <w:r>
-        <w:rPr>
-          <w:lang w:eastAsia="pt-PT"/>
-        </w:rPr>
-        <w:t>.</w:t>
-      </w:r>
-    </w:p>
-    <w:p>
-      <w:pPr>
-        <w:rPr>
-          <w:lang w:eastAsia="pt-PT"/>
-        </w:rPr>
-      </w:pPr>
-      <w:r>
-        <w:rPr>
-          <w:lang w:eastAsia="pt-PT"/>
-        </w:rPr>
-        <w:t>No que respeita ao tipo de dielétrico, os transformadores podem ser a óleo, dotados de depósito de expansão ou de enchimento integral, isolados a gás (GIT) ou do tipo seco. Os GIT são adotados sempre que o espaço disponível para a implantação d</w:t>
-      </w:r>
-      <w:r>
-        <w:rPr>
-          <w:lang w:eastAsia="pt-PT"/>
-        </w:rPr>
-        <w:t>a</w:t>
-      </w:r>
-      <w:r>
-        <w:rPr>
-          <w:lang w:eastAsia="pt-PT"/>
-        </w:rPr>
-        <w:t xml:space="preserve"> SE é reduzido, à semelhança das soluções GIS, encontrando-se a sua potência limitada a cerca de 60 MVA, uma vez que, para valores superiores, o espaço exigido pelo sistema de refrigeração do SF6 anula a vantagem da redução de </w:t>
-      </w:r>
-      <w:r>
-        <w:rPr>
-          <w:lang w:eastAsia="pt-PT"/>
-        </w:rPr>
-        <w:lastRenderedPageBreak/>
-        <w:t>área. Nas subestações MAT/MAT e MAT/AT recorrem habitualmente a transformadores com depósito de expansão, sendo frequentes, para potências muito elevadas e níveis de tensão superiores a 123 kV, a utilização de bancos de transformadores monofásicos.</w:t>
+        <w:t xml:space="preserve"> SE é reduzido, à semelhança das soluções GIS, encontrando</w:t>
+      </w:r>
+      <w:r>
+        <w:rPr>
+          <w:lang w:eastAsia="pt-PT"/>
+        </w:rPr>
+        <w:t>-se</w:t>
+      </w:r>
+      <w:r>
+        <w:rPr>
+          <w:lang w:eastAsia="pt-PT"/>
+        </w:rPr>
+        <w:t xml:space="preserve"> </w:t>
+      </w:r>
+      <w:r>
+        <w:rPr>
+          <w:lang w:eastAsia="pt-PT"/>
+        </w:rPr>
+        <w:t>com a</w:t>
+      </w:r>
+      <w:r>
+        <w:rPr>
+          <w:lang w:eastAsia="pt-PT"/>
+        </w:rPr>
+        <w:t xml:space="preserve"> potência limitada a cerca de 60 MVA, uma vez que, para valores superiores, o espaço exigido pelo sistema de refrigeração do SF6 anula a vantagem da redução de área. Nas subestações MAT/MAT e MAT/AT recorrem habitualmente a transformadores com depósito de expansão, sendo frequentes, para potências muito elevadas e níveis de tensão superiores a 123 kV, a utilização de bancos de transformadores monofásicos.</w:t>
       </w:r>
     </w:p>
     <w:p>
@@ -8796,7 +8906,7 @@
         <w:rPr>
           <w:lang w:eastAsia="pt-PT"/>
         </w:rPr>
-        <w:t xml:space="preserve"> nestas situações é o autotransformador, um transformador monofásico constituído por um único enrolamento. Quando comparado com um transformador monofásico convencional, apresenta como principais vantagens o menor custo e a maior facilidade de transporte, resultando das suas dimensões e peso reduzidos, a menor queda de tensão interna e uma melhor eficiência, dado que a existência de um único enrolamento diminui as perdas por efeito de Joule. Em contrapartida, os enrolamentos primários e secundários não se encontram isolados entre si e a sua menor impedância interna conduz a correntes de curto-circuito mais elevadas</w:t>
+        <w:t xml:space="preserve"> nestas situações é o autotransformador, um transformador monofásico constituído por um único enrolamento. Quando comparado com um transformador monofásico convencional, apresenta como principais vantagens o menor custo e a maior facilidade de transporte, resultando das suas dimensões e peso reduzidos, uma menor queda de tensão interna e uma melhor eficiência, dado que a existência de um único enrolamento diminui as perdas por efeito de Joule. Em contrapartida, os enrolamentos primários e secundários não se encontram isolados entre si e a sua menor impedância interna conduz a correntes de curto-circuito mais elevadas</w:t>
       </w:r>
       <w:sdt>
         <w:sdtPr>
@@ -8804,8 +8914,8 @@
             <w:color w:val="000000"/>
             <w:lang w:eastAsia="pt-PT"/>
           </w:rPr>
-          <w:tag w:val="MENDELEY_CITATION_v3_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"/>
-          <w:id w:val="1511416267"/>
+          <w:tag w:val="MENDELEY_CITATION_v3_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"/>
+          <w:id w:val="849303687"/>
           <w:placeholder>
             <w:docPart w:val="DefaultPlaceholder_-1854013440"/>
           </w:placeholder>
@@ -8826,58 +8936,185 @@
         </w:rPr>
         <w:t>.</w:t>
       </w:r>
-    </w:p>
-    <w:p>
-      <w:pPr>
-        <w:rPr>
-          <w:lang w:eastAsia="pt-PT"/>
-        </w:rPr>
-      </w:pPr>
-      <w:r>
-        <w:rPr>
-          <w:lang w:eastAsia="pt-PT"/>
-        </w:rPr>
-        <w:t xml:space="preserve">O disjuntor desempenha, por seu turno, a função de elemento de proteção primário da subestação, sendo o equipamento responsável pela interrupção da corrente tanto em condições normais de exploração como, sobretudo, em situações de defeito, nomeadamente curto-circuitos, nos quais as correntes envolvidas podem atingir valores da ordem das dezenas de kiloamperes. A extinção do arco elétrico que inevitavelmente se forma no momento da separação dos contactos principais constitui o desafio técnico central do funcionamento de qualquer disjuntor, e o meio isolante utilizado para esse efeito determina em larga medida as características construtivas e o domínio de aplicação do equipamento. Os disjuntores que recorrem ao hexafluoreto de enxofre (SF6) como meio de extinção são, presentemente, os mais difundidos em instalações de AT e MAT, dado que este gás proporciona uma elevada rigidez dielétrica aliada a uma excelente capacidade de arrefecimento e desionização do arco, permitindo assim construções relativamente compactas para os níveis de tensão e correntes de curto-circuito envolvidos. Nas instalações de MT, todavia, predominam os disjuntores a vácuo, que oferecem vantagens consideráveis em termos de compacidade, longevidade e reduzida necessidade de manutenção, tornando-os particularmente adequados para quadros de média tensão em ambientes interiores. Cada disjuntor é, de resto, caracterizado por um conjunto de grandezas nominais que determinam a sua adequação a cada posição na subestação, designadamente a tensão estipulada, a corrente estipulada em serviço contínuo e o poder de corte em curto-circuito, parâmetros cuja verificação face às condições reais da rede constitui uma etapa obrigatória do dimensionamento da instalação </w:t>
-      </w:r>
+      <w:r>
+        <w:rPr>
+          <w:lang w:eastAsia="pt-PT"/>
+        </w:rPr>
+        <w:t xml:space="preserve"> </w:t>
+      </w:r>
+    </w:p>
+    <w:p>
+      <w:pPr>
+        <w:rPr>
+          <w:lang w:eastAsia="pt-PT"/>
+        </w:rPr>
+      </w:pPr>
       <w:r>
         <w:rPr>
           <w:highlight w:val="yellow"/>
           <w:lang w:eastAsia="pt-PT"/>
         </w:rPr>
-        <w:t>[Bolotinha, 2019a]</w:t>
-      </w:r>
+        <w:t>FOTO TRANSFORMADOR MODELADO</w:t>
+      </w:r>
+    </w:p>
+    <w:p>
+      <w:pPr>
+        <w:rPr>
+          <w:lang w:eastAsia="pt-PT"/>
+        </w:rPr>
+      </w:pPr>
+      <w:r>
+        <w:rPr>
+          <w:lang w:eastAsia="pt-PT"/>
+        </w:rPr>
+        <w:t xml:space="preserve">O disjuntor desempenha, a função de elemento de proteção primário da subestação, sendo o equipamento responsável pela interrupção da corrente tanto em condições normais de exploração como, sobretudo, em situações de defeito, nomeadamente curto-circuitos, nos quais as correntes envolvidas podem atingir valores da ordem das dezenas de kiloamperes. A extinção do arco elétrico que inevitavelmente se forma no momento da separação dos contactos principais constitui o desafio técnico central do funcionamento de qualquer disjuntor, e o meio isolante utilizado para esse efeito determina em larga medida as características construtivas e o domínio de aplicação do equipamento. Os disjuntores que recorrem ao hexafluoreto de enxofre (SF6) como meio de extinção são, presentemente, os mais difundidos em instalações de AT e MAT, dado que este gás proporciona uma elevada rigidez dielétrica aliada a uma excelente capacidade de arrefecimento e desionização do arco, permitindo assim construções relativamente compactas para os níveis de tensão e correntes de curto-circuito envolvidos. Nas instalações de MT, todavia, predominam os disjuntores a vácuo, que oferecem vantagens consideráveis em termos de </w:t>
+      </w:r>
+      <w:r>
+        <w:rPr>
+          <w:lang w:eastAsia="pt-PT"/>
+        </w:rPr>
+        <w:t>dimensões compactas</w:t>
+      </w:r>
+      <w:r>
+        <w:rPr>
+          <w:lang w:eastAsia="pt-PT"/>
+        </w:rPr>
+        <w:t xml:space="preserve">, longevidade e reduzida necessidade de manutenção, tornando-os particularmente adequados para quadros de média tensão em ambientes interiores. Cada disjuntor é, de resto, caracterizado por um </w:t>
+      </w:r>
+      <w:r>
+        <w:rPr>
+          <w:lang w:eastAsia="pt-PT"/>
+        </w:rPr>
+        <w:lastRenderedPageBreak/>
+        <w:t>conjunto de grandezas nominais que determinam a sua posição na subestação, designadamente a tensão estipulada, a corrente estipulada em serviço contínuo e o poder de corte em curto-circuito, parâmetros cuja verificação face às condições reais da rede constitui uma etapa obrigatória do dimensionamento da instalaçã</w:t>
+      </w:r>
+      <w:r>
+        <w:rPr>
+          <w:lang w:eastAsia="pt-PT"/>
+        </w:rPr>
+        <w:t>o</w:t>
+      </w:r>
+      <w:sdt>
+        <w:sdtPr>
+          <w:rPr>
+            <w:color w:val="000000"/>
+            <w:lang w:eastAsia="pt-PT"/>
+          </w:rPr>
+          <w:tag w:val="MENDELEY_CITATION_v3_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"/>
+          <w:id w:val="1918672053"/>
+          <w:placeholder>
+            <w:docPart w:val="DefaultPlaceholder_-1854013440"/>
+          </w:placeholder>
+        </w:sdtPr>
+        <w:sdtContent>
+          <w:r>
+            <w:rPr>
+              <w:color w:val="000000"/>
+              <w:lang w:eastAsia="pt-PT"/>
+            </w:rPr>
+            <w:t>[5]</w:t>
+          </w:r>
+        </w:sdtContent>
+      </w:sdt>
       <w:r>
         <w:rPr>
           <w:lang w:eastAsia="pt-PT"/>
         </w:rPr>
         <w:t>.</w:t>
       </w:r>
-    </w:p>
-    <w:p>
-      <w:pPr>
-        <w:rPr>
-          <w:lang w:eastAsia="pt-PT"/>
-        </w:rPr>
-      </w:pPr>
-      <w:r>
-        <w:rPr>
-          <w:lang w:eastAsia="pt-PT"/>
-        </w:rPr>
-        <w:t xml:space="preserve">Os seccionadores, embora frequentemente menos referidos do que os disjuntores, desempenham igualmente uma função essencial na exploração de uma subestação, na medida em que permitem </w:t>
-      </w:r>
-      <w:r>
-        <w:rPr>
-          <w:lang w:eastAsia="pt-PT"/>
-        </w:rPr>
-        <w:lastRenderedPageBreak/>
-        <w:t>estabelecer um ponto de isolamento visível nos circuitos, condição indispensável para a realização de operações de manutenção em segurança. Ao contrário dos disjuntores, os seccionadores não possuem capacidade de interrupção de correntes de defeito, pelo que a sua operação exige que o circuito se encontre previamente desenergizado ou, no mínimo, sem circulação de corrente significativa. Existem diversas configurações construtivas, nomeadamente seccionadores de lâminas rotativas, de abertura central e de pantógrafo, sendo a escolha entre elas determinada por fatores como o nível de tensão, o espaço disponível e as condições de exploração da instalação. Em muitas configurações, os seccionadores incorporam facas de terra, que permitem ligar à terra o troço de barramento isolado, proporcionando assim uma proteção adicional ao pessoal que intervém na instalação</w:t>
-      </w:r>
-      <w:r>
+      <w:r>
+        <w:rPr>
+          <w:lang w:eastAsia="pt-PT"/>
+        </w:rPr>
+        <w:t xml:space="preserve"> </w:t>
+      </w:r>
+    </w:p>
+    <w:p>
+      <w:pPr>
+        <w:rPr>
+          <w:lang w:eastAsia="pt-PT"/>
+        </w:rPr>
+      </w:pPr>
+      <w:r>
+        <w:rPr>
+          <w:highlight w:val="yellow"/>
+          <w:lang w:eastAsia="pt-PT"/>
+        </w:rPr>
+        <w:t>FOTO DISJUNTOR MODELADO</w:t>
+      </w:r>
+    </w:p>
+    <w:p>
+      <w:pPr>
         <w:rPr>
           <w:shd w:val="clear" w:color="auto" w:fill="FFFF00"/>
           <w:lang w:eastAsia="pt-PT"/>
         </w:rPr>
-        <w:t xml:space="preserve"> [Bolotinha, 2019a].</w:t>
+      </w:pPr>
+      <w:r>
+        <w:rPr>
+          <w:lang w:eastAsia="pt-PT"/>
+        </w:rPr>
+        <w:t xml:space="preserve">Os seccionadores, desempenham igualmente uma função essencial na exploração de uma subestação, na medida em que permitem estabelecer um ponto de isolamento visível nos circuitos, condição indispensável para a realização de operações de manutenção em segurança. Ao contrário dos disjuntores, os seccionadores não possuem capacidade de interrupção de correntes de defeito, pelo que a sua operação exige que o circuito se encontre </w:t>
+      </w:r>
+      <w:r>
+        <w:rPr>
+          <w:lang w:eastAsia="pt-PT"/>
+        </w:rPr>
+        <w:t>fora de serviço</w:t>
+      </w:r>
+      <w:r>
+        <w:rPr>
+          <w:lang w:eastAsia="pt-PT"/>
+        </w:rPr>
+        <w:t xml:space="preserve"> ou, no mínimo, sem circulação de corrente significativa. Existem diversas configurações construtivas, nomeadamente seccionadores de lâminas rotativas, de abertura central e de pantógrafo, sendo a escolha entre elas determinada por fatores como o nível de tensão, o espaço disponível e as condições de exploração da instalação. Em muitas configurações, os seccionadores incorporam facas de terra, que permitem ligar à terra o troço de barramento isolado, proporcionando assim uma proteção adicional ao p</w:t>
+      </w:r>
+      <w:r>
+        <w:rPr>
+          <w:lang w:eastAsia="pt-PT"/>
+        </w:rPr>
+        <w:t>essoal que intervém na instalação</w:t>
+      </w:r>
+      <w:sdt>
+        <w:sdtPr>
+          <w:rPr>
+            <w:color w:val="000000"/>
+            <w:lang w:eastAsia="pt-PT"/>
+          </w:rPr>
+          <w:tag w:val="MENDELEY_CITATION_v3_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"/>
+          <w:id w:val="-267617161"/>
+          <w:placeholder>
+            <w:docPart w:val="DefaultPlaceholder_-1854013440"/>
+          </w:placeholder>
+        </w:sdtPr>
+        <w:sdtContent>
+          <w:r>
+            <w:rPr>
+              <w:color w:val="000000"/>
+              <w:lang w:eastAsia="pt-PT"/>
+            </w:rPr>
+            <w:t>[5]</w:t>
+          </w:r>
+        </w:sdtContent>
+      </w:sdt>
+      <w:r>
+        <w:rPr>
+          <w:lang w:eastAsia="pt-PT"/>
+        </w:rPr>
+        <w:t>.</w:t>
+      </w:r>
+    </w:p>
+    <w:p>
+      <w:pPr>
+        <w:rPr>
+          <w:lang w:eastAsia="pt-PT"/>
+        </w:rPr>
+      </w:pPr>
+      <w:r>
+        <w:rPr>
+          <w:highlight w:val="yellow"/>
+          <w:lang w:eastAsia="pt-PT"/>
+        </w:rPr>
+        <w:t>FOTO SECCIONADOR MODELADO</w:t>
       </w:r>
     </w:p>
     <w:p>
@@ -8903,14 +9140,83 @@
         <w:rPr>
           <w:lang w:eastAsia="pt-PT"/>
         </w:rPr>
-        <w:t xml:space="preserve">A configuração mais simples é a de apenas um barramento principal, na qual todos os painéis se ligam a um único barramento comum, solução económica, mas que implica a indisponibilidade total da subestação em caso de defeito ou manutenção no barramento. Esta configuração é, por norma, adotada em instalações de menor dimensão ou em situações nas quais os condicionamentos orçamentais prevalecem sobre os requisitos de continuidade de serviço, porquanto qualquer intervenção de manutenção no barramento obriga necessariamente à interrupção completa da instalação, deixando todos os circuitos a ela associados fora de serviço durante o período da intervenção. Importante salientar que, no caso de ocorrência de um defeito no próprio barramento, a totalidade da subestação fica indisponível até à reparação, o que constitui uma limitação significativa em instalações que alimentam cargas críticas ou que se inserem em redes com capacidade de socorro reduzida. </w:t>
-      </w:r>
-      <w:r>
-        <w:rPr>
-          <w:highlight w:val="yellow"/>
-          <w:lang w:eastAsia="pt-PT"/>
-        </w:rPr>
-        <w:t>[Bolotinha, 2019a].</w:t>
+        <w:t xml:space="preserve">A configuração mais simples é a de </w:t>
+      </w:r>
+      <w:r>
+        <w:rPr>
+          <w:lang w:eastAsia="pt-PT"/>
+        </w:rPr>
+        <w:t>barramento simples</w:t>
+      </w:r>
+      <w:r>
+        <w:rPr>
+          <w:lang w:eastAsia="pt-PT"/>
+        </w:rPr>
+        <w:t xml:space="preserve">, na qual todos os painéis se ligam a um único barramento comum, solução económica, mas que implica a indisponibilidade total da subestação em caso de defeito ou manutenção no barramento. Esta configuração é, por norma, adotada em instalações de menor dimensão ou em situações nas quais os condicionamentos orçamentais prevalecem sobre os requisitos de continuidade de serviço, </w:t>
+      </w:r>
+      <w:r>
+        <w:rPr>
+          <w:lang w:eastAsia="pt-PT"/>
+        </w:rPr>
+        <w:t xml:space="preserve">seja feita </w:t>
+      </w:r>
+      <w:r>
+        <w:rPr>
+          <w:lang w:eastAsia="pt-PT"/>
+        </w:rPr>
+        <w:t xml:space="preserve">qualquer intervenção de manutenção no barramento obriga necessariamente à interrupção completa da instalação, </w:t>
+      </w:r>
+      <w:r>
+        <w:rPr>
+          <w:lang w:eastAsia="pt-PT"/>
+        </w:rPr>
+        <w:t xml:space="preserve">sendo assim </w:t>
+      </w:r>
+      <w:r>
+        <w:rPr>
+          <w:lang w:eastAsia="pt-PT"/>
+        </w:rPr>
+        <w:t xml:space="preserve">todos os circuitos a ela associados </w:t>
+      </w:r>
+      <w:r>
+        <w:rPr>
+          <w:lang w:eastAsia="pt-PT"/>
+        </w:rPr>
+        <w:t xml:space="preserve">ficam </w:t>
+      </w:r>
+      <w:r>
+        <w:rPr>
+          <w:lang w:eastAsia="pt-PT"/>
+        </w:rPr>
+        <w:t>fora de serviço durante o período da intervenção. Importante salientar que, no caso de ocorrência de um defeito no próprio barramento, a totalidade da subestação fica indisponível até à reparação, o que constitui uma limitação significativa em instalações que alimentam cargas críticas ou que se inserem em redes com capacidade de socorro reduzida</w:t>
+      </w:r>
+      <w:sdt>
+        <w:sdtPr>
+          <w:rPr>
+            <w:color w:val="000000"/>
+            <w:lang w:eastAsia="pt-PT"/>
+          </w:rPr>
+          <w:tag w:val="MENDELEY_CITATION_v3_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"/>
+          <w:id w:val="524981619"/>
+          <w:placeholder>
+            <w:docPart w:val="DefaultPlaceholder_-1854013440"/>
+          </w:placeholder>
+        </w:sdtPr>
+        <w:sdtContent>
+          <w:r>
+            <w:rPr>
+              <w:color w:val="000000"/>
+              <w:lang w:eastAsia="pt-PT"/>
+            </w:rPr>
+            <w:t>[5]</w:t>
+          </w:r>
+        </w:sdtContent>
+      </w:sdt>
+      <w:r>
+        <w:rPr>
+          <w:lang w:eastAsia="pt-PT"/>
+        </w:rPr>
+        <w:t>.</w:t>
       </w:r>
     </w:p>
     <w:p>
@@ -8930,7 +9236,6 @@
         <w:rPr>
           <w:noProof/>
         </w:rPr>
-        <w:lastRenderedPageBreak/>
         <w:drawing>
           <wp:inline distT="0" distB="0" distL="0" distR="0" wp14:anchorId="714560AE" wp14:editId="744A437C">
             <wp:extent cx="5939790" cy="2108835"/>
@@ -8975,7 +9280,7 @@
           <w:lang w:eastAsia="pt-PT"/>
         </w:rPr>
       </w:pPr>
-      <w:bookmarkStart w:id="32" w:name="_Toc233419973"/>
+      <w:bookmarkStart w:id="32" w:name="_Toc233424583"/>
       <w:r>
         <w:t xml:space="preserve">Figura </w:t>
       </w:r>
@@ -9013,14 +9318,77 @@
         <w:rPr>
           <w:lang w:eastAsia="pt-PT"/>
         </w:rPr>
-        <w:t xml:space="preserve">A configuração dupla barramento, com inter-barras introduz redundância ao dispor de dois barramentos paralelos, sendo possível transferir cargas de um para o outro sem interrupção do serviço, sendo a solução mais frequente em subestações alta tensão na rede de distribuição. Esta configuração permite, nomeadamente, que as operações de manutenção num dos barramentos se realizem sem afetar a continuidade do fornecimento, bastando para tal transferir previamente todas as cargas para o barramento que permanecerá em serviço. O disjuntor de inter-barras, situado entre os dois barramentos, desempenha precisamente a função de estabelecer ou interromper a ligação entre ambos, possibilitando ainda, em condições normais de exploração, repartir a alimentação dos painéis pelos dois barramentos de forma a equilibrar as solicitações. Trata-se, consequentemente, de uma solução que, apesar de implicar um investimento superior em equipamento e em área de implantação, proporciona um grau de flexibilidade e de fiabilidade substancialmente mais elevado, razão pela qual é amplamente adotada em subestações de AT inseridas na rede de distribuição, onde a indisponibilidade prolongada de uma instalação pode ter repercussões significativas na qualidade de serviço </w:t>
-      </w:r>
-      <w:r>
-        <w:rPr>
-          <w:highlight w:val="yellow"/>
-          <w:lang w:eastAsia="pt-PT"/>
-        </w:rPr>
-        <w:t>[Bolotinha, 2019a].</w:t>
+        <w:t>A configuração dupl</w:t>
+      </w:r>
+      <w:r>
+        <w:rPr>
+          <w:lang w:eastAsia="pt-PT"/>
+        </w:rPr>
+        <w:t>o</w:t>
+      </w:r>
+      <w:r>
+        <w:rPr>
+          <w:lang w:eastAsia="pt-PT"/>
+        </w:rPr>
+        <w:t xml:space="preserve"> barramento, com inter-barras introduz redundância ao dispor de dois barramentos paralelos, sendo possível transferir cargas de um para o outro sem interrupção </w:t>
+      </w:r>
+      <w:r>
+        <w:rPr>
+          <w:lang w:eastAsia="pt-PT"/>
+        </w:rPr>
+        <w:t>do serviço</w:t>
+      </w:r>
+      <w:r>
+        <w:rPr>
+          <w:lang w:eastAsia="pt-PT"/>
+        </w:rPr>
+        <w:t xml:space="preserve">, sendo a solução mais frequente em subestações </w:t>
+      </w:r>
+      <w:r>
+        <w:rPr>
+          <w:lang w:eastAsia="pt-PT"/>
+        </w:rPr>
+        <w:t>AT</w:t>
+      </w:r>
+      <w:r>
+        <w:rPr>
+          <w:lang w:eastAsia="pt-PT"/>
+        </w:rPr>
+        <w:t xml:space="preserve"> na rede de distribuição. Esta configuração permite, nomeadamente, que as operações de manutenção num dos barramentos se realizem sem afetar a continuidade do fornecimento, bastando para tal transferir previamente todas as cargas para o barramento que permanecerá em serviço. O inter-barras, situado entre os dois barramentos, desempenha precisamente a função de estabelecer ou interromper a ligação entre ambos, possibilitando ainda, em condições normais de exploração, repartir a alimentação dos painéis pelos dois barramentos de forma a equilibrar as solicitações. Trata-se, consequentemente, de uma solução que, apesar de implicar um investimento superior em equipamento e em área de implantação, proporciona um grau de flexibilidade e de fiabilidade substancialmente mais elevado, razão pela qual é amplamente adotada, onde a indisponibilidade prolongada de uma instalação pode ter repercussões significativas na qualidade de serviço </w:t>
+      </w:r>
+      <w:r>
+        <w:rPr>
+          <w:lang w:eastAsia="pt-PT"/>
+        </w:rPr>
+        <w:t>e custos associados</w:t>
+      </w:r>
+      <w:sdt>
+        <w:sdtPr>
+          <w:rPr>
+            <w:color w:val="000000"/>
+            <w:lang w:eastAsia="pt-PT"/>
+          </w:rPr>
+          <w:tag w:val="MENDELEY_CITATION_v3_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"/>
+          <w:id w:val="510186096"/>
+          <w:placeholder>
+            <w:docPart w:val="DefaultPlaceholder_-1854013440"/>
+          </w:placeholder>
+        </w:sdtPr>
+        <w:sdtContent>
+          <w:r>
+            <w:rPr>
+              <w:color w:val="000000"/>
+              <w:lang w:eastAsia="pt-PT"/>
+            </w:rPr>
+            <w:t>[5]</w:t>
+          </w:r>
+        </w:sdtContent>
+      </w:sdt>
+      <w:r>
+        <w:rPr>
+          <w:lang w:eastAsia="pt-PT"/>
+        </w:rPr>
+        <w:t>.</w:t>
       </w:r>
     </w:p>
     <w:p>
@@ -9079,7 +9447,7 @@
       <w:pPr>
         <w:pStyle w:val="Legenda"/>
       </w:pPr>
-      <w:bookmarkStart w:id="33" w:name="_Toc233419974"/>
+      <w:bookmarkStart w:id="33" w:name="_Toc233424584"/>
       <w:r>
         <w:t xml:space="preserve">Figura </w:t>
       </w:r>
@@ -9107,68 +9475,127 @@
       <w:bookmarkEnd w:id="33"/>
     </w:p>
     <w:p>
-      <w:pPr>
-        <w:rPr>
-          <w:lang w:eastAsia="pt-PT"/>
-        </w:rPr>
-      </w:pPr>
-      <w:r>
-        <w:rPr>
-          <w:lang w:eastAsia="pt-PT"/>
-        </w:rPr>
+      <w:bookmarkStart w:id="34" w:name="_Toc233415093"/>
+      <w:r>
         <w:lastRenderedPageBreak/>
-        <w:t xml:space="preserve">Nos quadros de média tensão, a configuração de barramento simples seccionado é também uma solução corrente, na qual o barramento se divide em dois troços ligados por um disjuntor de acoplamento, possibilitando a alimentação de cada troço por uma fonte independente e aumentando assim a fiabilidade do fornecimento </w:t>
-      </w:r>
-      <w:r>
-        <w:rPr>
-          <w:highlight w:val="yellow"/>
-          <w:lang w:eastAsia="pt-PT"/>
-        </w:rPr>
-        <w:t>[Bolotinha, 2019a</w:t>
-      </w:r>
-      <w:r>
-        <w:rPr>
-          <w:lang w:eastAsia="pt-PT"/>
-        </w:rPr>
-        <w:t xml:space="preserve">]. Esta solução construtiva revela-se particularmente adequada em quadros de média tensão (QMT), onde a compacidade da instalação e a necessidade de garantir a continuidade de alimentação a diferentes saídas constituem requisitos frequentemente concorrentes. O disjuntor de acoplamento, colocado no ponto de secção do barramento, permite que, em regime normal, ambos os troços sejam alimentados pela mesma fonte, funcionando efetivamente como um barramento único, mas que, em caso de defeito ou de manutenção num dos troços, o outro possa continuar a operar de forma independente, assegurando assim a alimentação das cargas que lhe estão associadas. Esta configuração representa, de resto, um compromisso equilibrado entre o custo da instalação e o nível de fiabilidade pretendido, sendo por isso a solução predominante nos QMT das subestações alta tensão </w:t>
-      </w:r>
-      <w:r>
-        <w:rPr>
-          <w:highlight w:val="yellow"/>
-          <w:lang w:eastAsia="pt-PT"/>
-        </w:rPr>
-        <w:t>[Bolotinha, 2019a].</w:t>
-      </w:r>
-    </w:p>
-    <w:p>
-      <w:r>
-        <w:rPr>
-          <w:highlight w:val="yellow"/>
-        </w:rPr>
-        <w:t>A escolha da configuração de barramento encontra-se, de resto, intimamente associada ao nível de tensão da instalação. Nos níveis de muito alta tensão (MAT), que no contexto português correspondem à rede de transporte, as exigências de fiabilidade e de continuidade de serviço tornam-se ainda mais estritas do que nos níveis de alta e de média tensão, o que se reflete na adoção de configurações de barramento mais redundantes e de equipamentos de maior poder de corte. As subestações inseridas neste nível de tensão desempenham um papel determinante na interligação entre os centros produtores e os pontos de transformação para os escalões inferiores, constituindo nós críticos cuja indisponibilidade pode comprometer a estabilidade de extensas porções da rede [Moncada &amp; Henao, 2019]. A compreensão desta hierarquia de tensões revelou-se essencial ao longo do estágio, designadamente na interpretação de projetos como o da subestação Emmock, que integra simultaneamente níveis de 400 kV, 275 kV e 30 kV e exige, por isso, a coexistência de soluções construtivas dimensionadas para domínios de tensão muito distintos.</w:t>
-      </w:r>
-    </w:p>
-    <w:p>
-      <w:r>
-        <w:rPr>
-          <w:highlight w:val="yellow"/>
-        </w:rPr>
-        <w:t xml:space="preserve">Para além dos equipamentos primários e das configurações de barramento descritos, uma subestação integra igualmente sistemas secundários de proteção, comando, medida e controlo, cuja função consiste em supervisionar permanentemente o estado da instalação e em atuar de forma seletiva perante a ocorrência de defeitos. Os transformadores de intensidade e de tensão fornecem, a este propósito, as grandezas reduzidas a partir das quais os relés de proteção avaliam as condições de exploração e ordenam, quando necessário, a abertura dos disjuntores, em conformidade com as classes de precisão definidas em função da aplicação. Ainda que o trabalho de modelação </w:t>
-      </w:r>
-      <w:r>
-        <w:rPr>
-          <w:highlight w:val="yellow"/>
-        </w:rPr>
-        <w:lastRenderedPageBreak/>
-        <w:t>desenvolvido se tenha centrado predominantemente nos equipamentos primários, a compreensão da função destes sistemas secundários revelou-se indispensável para a correta interpretação dos esquemas unifilares, nos quais a posição dos transformadores de medida e dos respetivos circuitos condiciona, efetivamente, o posicionamento físico de inúmeros componentes no modelo.</w:t>
-      </w:r>
-    </w:p>
-    <w:p>
-      <w:r>
-        <w:rPr>
-          <w:highlight w:val="yellow"/>
-        </w:rPr>
-        <w:t>A par dos sistemas primários e secundários já descritos, a segurança de uma subestação assenta ainda num elemento frequentemente subvalorizado, o sistema de terras, cuja conceção tem por objetivo limitar as tensões a que pessoas e equipamentos ficam sujeitos durante a ocorrência de defeitos à terra. A representação destes elementos no modelo assume, todavia, um carácter particular, porquanto a malha de terra e os respetivos barramentos de terra, cuja configuração resulta do dimensionamento efetuado pelas equipas competentes, constituem, em larga medida, peças únicas, específicas de cada instalação, conforme se detalha no subcapítulo 3.2.3 a propósito das famílias sem vocação de reutilização. A articulação entre as exigências de segurança e a modelação tridimensional manifesta-se, assim, de forma concreta, evidenciando que mesmo os elementos aparentemente acessórios de uma subestação exigem rigor e conhecimento técnico na sua representação.</w:t>
+        <w:t>A par dos equipamentos primários e d</w:t>
+      </w:r>
+      <w:r>
+        <w:t>os tipos e</w:t>
+      </w:r>
+      <w:r>
+        <w:t xml:space="preserve"> configurações de </w:t>
+      </w:r>
+      <w:r>
+        <w:t>subestações</w:t>
+      </w:r>
+      <w:r>
+        <w:t>, a segurança d</w:t>
+      </w:r>
+      <w:r>
+        <w:t>a mesma</w:t>
+      </w:r>
+      <w:r>
+        <w:t xml:space="preserve"> depende também do sistema de terras, cuja função consiste em limitar a </w:t>
+      </w:r>
+      <w:r>
+        <w:t>tensão</w:t>
+      </w:r>
+      <w:r>
+        <w:t xml:space="preserve"> de passo e de contato a que pessoas e equipamentos fiquem sujeitos durante a ocorrência de defeitos à terra. Este sistema é constituído por uma malha de cabo de cobre nu enterrada no solo, complementada por varetas de cobre que desempenham a função de </w:t>
+      </w:r>
+      <w:r>
+        <w:t>elétrodos</w:t>
+      </w:r>
+      <w:r>
+        <w:t xml:space="preserve"> de terra, à qual são ligadas todas as massas metálicas e as estruturas que, em condições normais, se encontram sem tensão, nomeadamente as estruturas de suporte dos equipamentos, os pórticos, as facas de terra dos seccionadores e as carris de assentamento dos transformadores, observando-se ainda os requisitos de resistência de terra estabelecidos pelo RSSPTS</w:t>
+      </w:r>
+      <w:sdt>
+        <w:sdtPr>
+          <w:rPr>
+            <w:color w:val="000000"/>
+          </w:rPr>
+          <w:tag w:val="MENDELEY_CITATION_v3_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"/>
+          <w:id w:val="-7598794"/>
+          <w:placeholder>
+            <w:docPart w:val="DefaultPlaceholder_-1854013440"/>
+          </w:placeholder>
+        </w:sdtPr>
+        <w:sdtContent>
+          <w:r>
+            <w:rPr>
+              <w:color w:val="000000"/>
+            </w:rPr>
+            <w:t>[3], [5]</w:t>
+          </w:r>
+        </w:sdtContent>
+      </w:sdt>
+      <w:r>
+        <w:t>.</w:t>
+      </w:r>
+    </w:p>
+    <w:p>
+      <w:r>
+        <w:t>A proteção da instalação contra descargas atmosféricas é, por sua vez, assegurada pelo sistema de proteção contra descargas atmosféricas (SPDA), também designada pela rede de terras aéreas, que recorre a cabos, habitualmente em aço galvanizado</w:t>
+      </w:r>
+      <w:r>
+        <w:t xml:space="preserve"> ou alumínio-aço</w:t>
+      </w:r>
+      <w:r>
+        <w:t>, apoiadas nas cabeças dos pórticos</w:t>
+      </w:r>
+      <w:r>
+        <w:t xml:space="preserve"> ou tendidos dos apoios</w:t>
+      </w:r>
+      <w:r>
+        <w:t>, complementad</w:t>
+      </w:r>
+      <w:r>
+        <w:t>o</w:t>
+      </w:r>
+      <w:r>
+        <w:t xml:space="preserve">s por </w:t>
+      </w:r>
+      <w:r>
+        <w:t>para-raios do tipo</w:t>
+      </w:r>
+      <w:r>
+        <w:t xml:space="preserve"> Franklin</w:t>
+      </w:r>
+      <w:r>
+        <w:t xml:space="preserve"> </w:t>
+      </w:r>
+      <w:r>
+        <w:t xml:space="preserve">para encaminhar à terra as correntes resultantes das descargas. Nos casos em que a SE não dispõe de pórticos de amarração, esta proteção é assegurada por </w:t>
+      </w:r>
+      <w:r>
+        <w:t xml:space="preserve">hastes </w:t>
+      </w:r>
+      <w:r>
+        <w:t>de descargas em estruturas metálicas próprias</w:t>
+      </w:r>
+      <w:sdt>
+        <w:sdtPr>
+          <w:rPr>
+            <w:color w:val="000000"/>
+          </w:rPr>
+          <w:tag w:val="MENDELEY_CITATION_v3_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"/>
+          <w:id w:val="1497386946"/>
+          <w:placeholder>
+            <w:docPart w:val="DefaultPlaceholder_-1854013440"/>
+          </w:placeholder>
+        </w:sdtPr>
+        <w:sdtContent>
+          <w:r>
+            <w:rPr>
+              <w:color w:val="000000"/>
+            </w:rPr>
+            <w:t>[5]</w:t>
+          </w:r>
+        </w:sdtContent>
+      </w:sdt>
+      <w:r>
+        <w:t>.</w:t>
       </w:r>
     </w:p>
     <w:p>
@@ -9178,14 +9605,30 @@
           <w:lang w:eastAsia="en-US"/>
         </w:rPr>
       </w:pPr>
-      <w:bookmarkStart w:id="34" w:name="_Toc233415093"/>
-      <w:r>
-        <w:rPr>
-          <w:lang w:eastAsia="en-US"/>
-        </w:rPr>
-        <w:t>Metodologia BIM</w:t>
+      <w:r>
+        <w:rPr>
+          <w:lang w:eastAsia="en-US"/>
+        </w:rPr>
+        <w:t xml:space="preserve">Metodologia </w:t>
+      </w:r>
+      <w:commentRangeStart w:id="35"/>
+      <w:r>
+        <w:rPr>
+          <w:lang w:eastAsia="en-US"/>
+        </w:rPr>
+        <w:t>BIM</w:t>
       </w:r>
       <w:bookmarkEnd w:id="34"/>
+      <w:commentRangeEnd w:id="35"/>
+      <w:r>
+        <w:rPr>
+          <w:rStyle w:val="Refdecomentrio"/>
+          <w:sz w:val="24"/>
+          <w:szCs w:val="24"/>
+          <w:lang w:eastAsia="en-US"/>
+        </w:rPr>
+        <w:commentReference w:id="35"/>
+      </w:r>
     </w:p>
     <w:p>
       <w:pPr>
@@ -9403,7 +9846,7 @@
                     </pic:cNvPicPr>
                   </pic:nvPicPr>
                   <pic:blipFill>
-                    <a:blip r:embed="rId24" cstate="print">
+                    <a:blip r:embed="rId28" cstate="print">
                       <a:extLst>
                         <a:ext uri="{28A0092B-C50C-407E-A947-70E740481C1C}">
                           <a14:useLocalDpi xmlns:a14="http://schemas.microsoft.com/office/drawing/2010/main" val="0"/>
@@ -9442,7 +9885,7 @@
           <w:noProof/>
         </w:rPr>
       </w:pPr>
-      <w:bookmarkStart w:id="35" w:name="_Toc233419975"/>
+      <w:bookmarkStart w:id="36" w:name="_Toc233424585"/>
       <w:r>
         <w:t xml:space="preserve">Figura </w:t>
       </w:r>
@@ -9467,7 +9910,7 @@
       <w:r>
         <w:t xml:space="preserve"> – Sistema BIM</w:t>
       </w:r>
-      <w:bookmarkEnd w:id="35"/>
+      <w:bookmarkEnd w:id="36"/>
     </w:p>
     <w:p>
       <w:r>
@@ -9499,14 +9942,14 @@
           <w:lang w:eastAsia="en-US"/>
         </w:rPr>
       </w:pPr>
-      <w:bookmarkStart w:id="36" w:name="_Toc233415094"/>
+      <w:bookmarkStart w:id="37" w:name="_Toc233415094"/>
       <w:r>
         <w:rPr>
           <w:lang w:eastAsia="en-US"/>
         </w:rPr>
         <w:t>Aplicação do BIM ao projeto elétrico de subestações elétricas</w:t>
       </w:r>
-      <w:bookmarkEnd w:id="36"/>
+      <w:bookmarkEnd w:id="37"/>
     </w:p>
     <w:p>
       <w:pPr>
@@ -9699,7 +10142,7 @@
                     <pic:cNvPicPr/>
                   </pic:nvPicPr>
                   <pic:blipFill>
-                    <a:blip r:embed="rId25" cstate="print">
+                    <a:blip r:embed="rId29" cstate="print">
                       <a:extLst>
                         <a:ext uri="{28A0092B-C50C-407E-A947-70E740481C1C}">
                           <a14:useLocalDpi xmlns:a14="http://schemas.microsoft.com/office/drawing/2010/main" val="0"/>
@@ -9730,7 +10173,7 @@
       <w:pPr>
         <w:pStyle w:val="Legenda"/>
       </w:pPr>
-      <w:bookmarkStart w:id="37" w:name="_Toc233419976"/>
+      <w:bookmarkStart w:id="38" w:name="_Toc233424586"/>
       <w:r>
         <w:t xml:space="preserve">Figura </w:t>
       </w:r>
@@ -9755,7 +10198,7 @@
       <w:r>
         <w:t xml:space="preserve"> – À esquerda encontrasse bem modelado; à direita está a sobreposição de engenharias. Exemplo Estruturas e Eletrotécnica</w:t>
       </w:r>
-      <w:bookmarkEnd w:id="37"/>
+      <w:bookmarkEnd w:id="38"/>
     </w:p>
     <w:p>
       <w:pPr>
@@ -9764,14 +10207,14 @@
           <w:lang w:eastAsia="en-US"/>
         </w:rPr>
       </w:pPr>
-      <w:bookmarkStart w:id="38" w:name="_Toc233415095"/>
+      <w:bookmarkStart w:id="39" w:name="_Toc233415095"/>
       <w:r>
         <w:rPr>
           <w:lang w:eastAsia="en-US"/>
         </w:rPr>
         <w:t>Normas e regulamentação aplicável</w:t>
       </w:r>
-      <w:bookmarkEnd w:id="38"/>
+      <w:bookmarkEnd w:id="39"/>
     </w:p>
     <w:p>
       <w:pPr>
@@ -9859,14 +10302,14 @@
         </w:rPr>
         <w:t xml:space="preserve"> </w:t>
       </w:r>
-      <w:bookmarkStart w:id="39" w:name="_Toc233415096"/>
+      <w:bookmarkStart w:id="40" w:name="_Toc233415096"/>
       <w:r>
         <w:rPr>
           <w:lang w:val="pt-PT" w:eastAsia="pt-PT"/>
         </w:rPr>
         <w:t>Evolução e desenvolvimento de competências no Revit</w:t>
       </w:r>
-      <w:bookmarkEnd w:id="39"/>
+      <w:bookmarkEnd w:id="40"/>
     </w:p>
     <w:p>
       <w:pPr>
@@ -9875,14 +10318,14 @@
           <w:lang w:val="pt-PT" w:eastAsia="en-US"/>
         </w:rPr>
       </w:pPr>
-      <w:bookmarkStart w:id="40" w:name="_Toc233415097"/>
+      <w:bookmarkStart w:id="41" w:name="_Toc233415097"/>
       <w:r>
         <w:rPr>
           <w:lang w:val="pt-PT" w:eastAsia="en-US"/>
         </w:rPr>
         <w:t>Introdução à ferramenta e primeiros desafios</w:t>
       </w:r>
-      <w:bookmarkEnd w:id="40"/>
+      <w:bookmarkEnd w:id="41"/>
     </w:p>
     <w:p>
       <w:pPr>
@@ -9972,14 +10415,14 @@
           <w:lang w:eastAsia="en-US"/>
         </w:rPr>
       </w:pPr>
-      <w:bookmarkStart w:id="41" w:name="_Toc233415098"/>
+      <w:bookmarkStart w:id="42" w:name="_Toc233415098"/>
       <w:r>
         <w:rPr>
           <w:lang w:eastAsia="en-US"/>
         </w:rPr>
         <w:t>Famílias</w:t>
       </w:r>
-      <w:bookmarkEnd w:id="41"/>
+      <w:bookmarkEnd w:id="42"/>
     </w:p>
     <w:p>
       <w:pPr>
@@ -10008,14 +10451,14 @@
           <w:lang w:eastAsia="en-US"/>
         </w:rPr>
       </w:pPr>
-      <w:bookmarkStart w:id="42" w:name="_Toc233415099"/>
+      <w:bookmarkStart w:id="43" w:name="_Toc233415099"/>
       <w:r>
         <w:rPr>
           <w:lang w:eastAsia="en-US"/>
         </w:rPr>
         <w:t>Processo de investigação e referenciação técnica</w:t>
       </w:r>
-      <w:bookmarkEnd w:id="42"/>
+      <w:bookmarkEnd w:id="43"/>
     </w:p>
     <w:p>
       <w:pPr>
@@ -10071,14 +10514,14 @@
           <w:lang w:eastAsia="en-US"/>
         </w:rPr>
       </w:pPr>
-      <w:bookmarkStart w:id="43" w:name="_Toc233415100"/>
+      <w:bookmarkStart w:id="44" w:name="_Toc233415100"/>
       <w:r>
         <w:rPr>
           <w:lang w:eastAsia="en-US"/>
         </w:rPr>
         <w:t>Modelação e parametrização</w:t>
       </w:r>
-      <w:bookmarkEnd w:id="43"/>
+      <w:bookmarkEnd w:id="44"/>
       <w:r>
         <w:rPr>
           <w:lang w:eastAsia="en-US"/>
@@ -10235,7 +10678,7 @@
                     <pic:cNvPicPr/>
                   </pic:nvPicPr>
                   <pic:blipFill>
-                    <a:blip r:embed="rId26" cstate="print">
+                    <a:blip r:embed="rId30" cstate="print">
                       <a:extLst>
                         <a:ext uri="{28A0092B-C50C-407E-A947-70E740481C1C}">
                           <a14:useLocalDpi xmlns:a14="http://schemas.microsoft.com/office/drawing/2010/main" val="0"/>
@@ -10266,7 +10709,7 @@
       <w:pPr>
         <w:pStyle w:val="Legenda"/>
       </w:pPr>
-      <w:bookmarkStart w:id="44" w:name="_Toc233419977"/>
+      <w:bookmarkStart w:id="45" w:name="_Toc233424587"/>
       <w:r>
         <w:t xml:space="preserve">Figura </w:t>
       </w:r>
@@ -10301,7 +10744,7 @@
       <w:r>
         <w:t>. Legenda: 1-Perfil 2D, com auxílio da vista de topo no 2D; 2-Vista frontal; 3-Familia única de uma anilha</w:t>
       </w:r>
-      <w:bookmarkEnd w:id="44"/>
+      <w:bookmarkEnd w:id="45"/>
     </w:p>
     <w:p>
       <w:pPr>
@@ -10356,7 +10799,7 @@
                     <pic:cNvPicPr/>
                   </pic:nvPicPr>
                   <pic:blipFill>
-                    <a:blip r:embed="rId27">
+                    <a:blip r:embed="rId31">
                       <a:extLst>
                         <a:ext uri="{28A0092B-C50C-407E-A947-70E740481C1C}">
                           <a14:useLocalDpi xmlns:a14="http://schemas.microsoft.com/office/drawing/2010/main" val="0"/>
@@ -10387,7 +10830,7 @@
       <w:pPr>
         <w:pStyle w:val="Legenda"/>
       </w:pPr>
-      <w:bookmarkStart w:id="45" w:name="_Toc233419978"/>
+      <w:bookmarkStart w:id="46" w:name="_Toc233424588"/>
       <w:r>
         <w:t xml:space="preserve">Figura </w:t>
       </w:r>
@@ -10422,7 +10865,7 @@
       <w:r>
         <w:t>. Legenda: 1-Perfil 2D, com auxílio da vista frontal no 3D; 2-Familia única de um parafuso</w:t>
       </w:r>
-      <w:bookmarkEnd w:id="45"/>
+      <w:bookmarkEnd w:id="46"/>
     </w:p>
     <w:p>
       <w:pPr>
@@ -10462,7 +10905,7 @@
                     <pic:cNvPicPr/>
                   </pic:nvPicPr>
                   <pic:blipFill>
-                    <a:blip r:embed="rId28" cstate="print">
+                    <a:blip r:embed="rId32" cstate="print">
                       <a:extLst>
                         <a:ext uri="{28A0092B-C50C-407E-A947-70E740481C1C}">
                           <a14:useLocalDpi xmlns:a14="http://schemas.microsoft.com/office/drawing/2010/main" val="0"/>
@@ -10496,7 +10939,7 @@
           <w:noProof/>
         </w:rPr>
       </w:pPr>
-      <w:bookmarkStart w:id="46" w:name="_Toc233419979"/>
+      <w:bookmarkStart w:id="47" w:name="_Toc233424589"/>
       <w:r>
         <w:t xml:space="preserve">Figura </w:t>
       </w:r>
@@ -10528,7 +10971,7 @@
         </w:rPr>
         <w:t>sweep, na vista isométrica no 3D</w:t>
       </w:r>
-      <w:bookmarkEnd w:id="46"/>
+      <w:bookmarkEnd w:id="47"/>
     </w:p>
     <w:p>
       <w:pPr>
@@ -10576,7 +11019,7 @@
                     <pic:cNvPicPr/>
                   </pic:nvPicPr>
                   <pic:blipFill>
-                    <a:blip r:embed="rId29">
+                    <a:blip r:embed="rId33">
                       <a:extLst>
                         <a:ext uri="{28A0092B-C50C-407E-A947-70E740481C1C}">
                           <a14:useLocalDpi xmlns:a14="http://schemas.microsoft.com/office/drawing/2010/main" val="0"/>
@@ -10607,7 +11050,7 @@
       <w:pPr>
         <w:pStyle w:val="Legenda"/>
       </w:pPr>
-      <w:bookmarkStart w:id="47" w:name="_Toc233419980"/>
+      <w:bookmarkStart w:id="48" w:name="_Toc233424590"/>
       <w:r>
         <w:t xml:space="preserve">Figura </w:t>
       </w:r>
@@ -10632,7 +11075,7 @@
       <w:r>
         <w:t xml:space="preserve"> - Processo de criação de uma porca, com uso do sweep. Legenda: 1-Perfil 2D da base; 2-Perfil 2D do topo</w:t>
       </w:r>
-      <w:bookmarkEnd w:id="47"/>
+      <w:bookmarkEnd w:id="48"/>
     </w:p>
     <w:p>
       <w:pPr>
@@ -10679,7 +11122,7 @@
                     <pic:cNvPicPr/>
                   </pic:nvPicPr>
                   <pic:blipFill rotWithShape="1">
-                    <a:blip r:embed="rId30">
+                    <a:blip r:embed="rId34">
                       <a:extLst>
                         <a:ext uri="{28A0092B-C50C-407E-A947-70E740481C1C}">
                           <a14:useLocalDpi xmlns:a14="http://schemas.microsoft.com/office/drawing/2010/main" val="0"/>
@@ -10722,7 +11165,7 @@
           <w:noProof/>
         </w:rPr>
       </w:pPr>
-      <w:bookmarkStart w:id="48" w:name="_Toc233419981"/>
+      <w:bookmarkStart w:id="49" w:name="_Toc233424591"/>
       <w:r>
         <w:t xml:space="preserve">Figura </w:t>
       </w:r>
@@ -10747,7 +11190,7 @@
       <w:r>
         <w:t xml:space="preserve"> – Processo de criação de uma anilha de pressão, com uso do sweep blend. Legenda: 1-Perfil 2D da trajetória, bem como a diferença de rotação definida</w:t>
       </w:r>
-      <w:bookmarkEnd w:id="48"/>
+      <w:bookmarkEnd w:id="49"/>
     </w:p>
     <w:p>
       <w:pPr>
@@ -10794,7 +11237,7 @@
                     <pic:cNvPicPr/>
                   </pic:nvPicPr>
                   <pic:blipFill>
-                    <a:blip r:embed="rId31">
+                    <a:blip r:embed="rId35">
                       <a:extLst>
                         <a:ext uri="{28A0092B-C50C-407E-A947-70E740481C1C}">
                           <a14:useLocalDpi xmlns:a14="http://schemas.microsoft.com/office/drawing/2010/main" val="0"/>
@@ -10833,7 +11276,7 @@
           <w:szCs w:val="18"/>
         </w:rPr>
       </w:pPr>
-      <w:bookmarkStart w:id="49" w:name="_Toc233419982"/>
+      <w:bookmarkStart w:id="50" w:name="_Toc233424592"/>
       <w:r>
         <w:rPr>
           <w:iCs/>
@@ -10898,7 +11341,7 @@
         </w:rPr>
         <w:t xml:space="preserve"> - – Processo de criação de um terminal de ligação para um cabo de </w:t>
       </w:r>
-      <w:hyperlink r:id="rId32" w:history="1">
+      <w:hyperlink r:id="rId36" w:history="1">
         <w:r>
           <w:rPr>
             <w:iCs/>
@@ -10936,7 +11379,7 @@
         </w:rPr>
         <w:t xml:space="preserve"> aplicados em diferentes locais da peça assim como os furos, vista isométrica no 3D; 2- Peça finalizada, família única.</w:t>
       </w:r>
-      <w:bookmarkEnd w:id="49"/>
+      <w:bookmarkEnd w:id="50"/>
     </w:p>
     <w:p>
       <w:pPr>
@@ -11026,7 +11469,7 @@
                     <pic:cNvPicPr/>
                   </pic:nvPicPr>
                   <pic:blipFill>
-                    <a:blip r:embed="rId33">
+                    <a:blip r:embed="rId37">
                       <a:extLst>
                         <a:ext uri="{28A0092B-C50C-407E-A947-70E740481C1C}">
                           <a14:useLocalDpi xmlns:a14="http://schemas.microsoft.com/office/drawing/2010/main" val="0"/>
@@ -11057,7 +11500,7 @@
       <w:pPr>
         <w:pStyle w:val="Legenda"/>
       </w:pPr>
-      <w:bookmarkStart w:id="50" w:name="_Toc233419983"/>
+      <w:bookmarkStart w:id="51" w:name="_Toc233424593"/>
       <w:r>
         <w:t xml:space="preserve">Figura </w:t>
       </w:r>
@@ -11102,7 +11545,7 @@
       <w:r>
         <w:t xml:space="preserve"> com auxílio a formulas para se executar a alteração do tipo de viga, ao definir apenas um valor como altura; 3-Vista isométrica no 3D com o eixo e o 2D definidos</w:t>
       </w:r>
-      <w:bookmarkEnd w:id="50"/>
+      <w:bookmarkEnd w:id="51"/>
     </w:p>
     <w:p>
       <w:pPr>
@@ -11111,14 +11554,14 @@
           <w:lang w:eastAsia="en-US"/>
         </w:rPr>
       </w:pPr>
-      <w:bookmarkStart w:id="51" w:name="_Toc233415101"/>
+      <w:bookmarkStart w:id="52" w:name="_Toc233415101"/>
       <w:r>
         <w:rPr>
           <w:lang w:eastAsia="en-US"/>
         </w:rPr>
         <w:t>Integração no modelo</w:t>
       </w:r>
-      <w:bookmarkEnd w:id="51"/>
+      <w:bookmarkEnd w:id="52"/>
       <w:r>
         <w:rPr>
           <w:lang w:eastAsia="en-US"/>
@@ -11241,7 +11684,7 @@
                     <pic:cNvPicPr/>
                   </pic:nvPicPr>
                   <pic:blipFill>
-                    <a:blip r:embed="rId34">
+                    <a:blip r:embed="rId38">
                       <a:extLst>
                         <a:ext uri="{28A0092B-C50C-407E-A947-70E740481C1C}">
                           <a14:useLocalDpi xmlns:a14="http://schemas.microsoft.com/office/drawing/2010/main" val="0"/>
@@ -11276,7 +11719,7 @@
           <w:color w:val="7F7F7F"/>
         </w:rPr>
       </w:pPr>
-      <w:bookmarkStart w:id="52" w:name="_Toc233419984"/>
+      <w:bookmarkStart w:id="53" w:name="_Toc233424594"/>
       <w:r>
         <w:t xml:space="preserve">Figura </w:t>
       </w:r>
@@ -11301,7 +11744,7 @@
       <w:r>
         <w:t xml:space="preserve"> – Exemplo de aplicação prática no modelo de uma família de uso único e outras paramétricas, respetivamente. Legenda: 1- Vista isométrica de um barramento dobrado de forma precisa; 2- Família aplicada ao modelo da subestação; 3- Terminal de cabo e conjunto parafuso completo paramétricos que assumem diversas dimensões, ao serem introduzidos em zonas diferentes no mesmo modelo ou para diversos projetos.</w:t>
       </w:r>
-      <w:bookmarkEnd w:id="52"/>
+      <w:bookmarkEnd w:id="53"/>
     </w:p>
     <w:p>
       <w:pPr>
@@ -11310,14 +11753,14 @@
           <w:lang w:eastAsia="en-US"/>
         </w:rPr>
       </w:pPr>
-      <w:bookmarkStart w:id="53" w:name="_Toc233415102"/>
+      <w:bookmarkStart w:id="54" w:name="_Toc233415102"/>
       <w:r>
         <w:rPr>
           <w:lang w:eastAsia="en-US"/>
         </w:rPr>
         <w:t>Modelos</w:t>
       </w:r>
-      <w:bookmarkEnd w:id="53"/>
+      <w:bookmarkEnd w:id="54"/>
     </w:p>
     <w:p>
       <w:pPr>
@@ -11345,14 +11788,14 @@
           <w:lang w:eastAsia="en-US"/>
         </w:rPr>
       </w:pPr>
-      <w:bookmarkStart w:id="54" w:name="_Toc233415103"/>
+      <w:bookmarkStart w:id="55" w:name="_Toc233415103"/>
       <w:r>
         <w:rPr>
           <w:lang w:eastAsia="en-US"/>
         </w:rPr>
         <w:t>Criação do Modelo</w:t>
       </w:r>
-      <w:bookmarkEnd w:id="54"/>
+      <w:bookmarkEnd w:id="55"/>
       <w:r>
         <w:rPr>
           <w:lang w:eastAsia="en-US"/>
@@ -11546,7 +11989,7 @@
                     </pic:cNvPicPr>
                   </pic:nvPicPr>
                   <pic:blipFill>
-                    <a:blip r:embed="rId35" cstate="print">
+                    <a:blip r:embed="rId39" cstate="print">
                       <a:extLst>
                         <a:ext uri="{28A0092B-C50C-407E-A947-70E740481C1C}">
                           <a14:useLocalDpi xmlns:a14="http://schemas.microsoft.com/office/drawing/2010/main" val="0"/>
@@ -11588,7 +12031,7 @@
           <w:szCs w:val="22"/>
         </w:rPr>
       </w:pPr>
-      <w:bookmarkStart w:id="55" w:name="_Toc233419985"/>
+      <w:bookmarkStart w:id="56" w:name="_Toc233424595"/>
       <w:r>
         <w:t xml:space="preserve">Figura </w:t>
       </w:r>
@@ -11623,7 +12066,7 @@
       <w:r>
         <w:t>, painel controlo dos links que estão disponíveis naquele momento no modelo, no qual se esta a trabalhar</w:t>
       </w:r>
-      <w:bookmarkEnd w:id="55"/>
+      <w:bookmarkEnd w:id="56"/>
     </w:p>
     <w:p>
       <w:pPr>
@@ -11632,14 +12075,14 @@
           <w:lang w:eastAsia="en-US"/>
         </w:rPr>
       </w:pPr>
-      <w:bookmarkStart w:id="56" w:name="_Toc233415104"/>
+      <w:bookmarkStart w:id="57" w:name="_Toc233415104"/>
       <w:r>
         <w:rPr>
           <w:lang w:eastAsia="en-US"/>
         </w:rPr>
         <w:t>Revisões e validação técnica</w:t>
       </w:r>
-      <w:bookmarkEnd w:id="56"/>
+      <w:bookmarkEnd w:id="57"/>
       <w:r>
         <w:rPr>
           <w:lang w:eastAsia="en-US"/>
@@ -11694,14 +12137,14 @@
           <w:lang w:eastAsia="en-US"/>
         </w:rPr>
       </w:pPr>
-      <w:bookmarkStart w:id="57" w:name="_Toc233415105"/>
+      <w:bookmarkStart w:id="58" w:name="_Toc233415105"/>
       <w:r>
         <w:rPr>
           <w:lang w:eastAsia="en-US"/>
         </w:rPr>
         <w:t>Produção de documentação técnica</w:t>
       </w:r>
-      <w:bookmarkEnd w:id="57"/>
+      <w:bookmarkEnd w:id="58"/>
       <w:r>
         <w:rPr>
           <w:lang w:eastAsia="en-US"/>
@@ -11777,7 +12220,7 @@
                     </pic:cNvPicPr>
                   </pic:nvPicPr>
                   <pic:blipFill>
-                    <a:blip r:embed="rId36">
+                    <a:blip r:embed="rId40">
                       <a:extLst>
                         <a:ext uri="{28A0092B-C50C-407E-A947-70E740481C1C}">
                           <a14:useLocalDpi xmlns:a14="http://schemas.microsoft.com/office/drawing/2010/main" val="0"/>
@@ -11819,7 +12262,7 @@
           <w:szCs w:val="22"/>
         </w:rPr>
       </w:pPr>
-      <w:bookmarkStart w:id="58" w:name="_Toc233419986"/>
+      <w:bookmarkStart w:id="59" w:name="_Toc233424596"/>
       <w:r>
         <w:t xml:space="preserve">Figura </w:t>
       </w:r>
@@ -11844,7 +12287,7 @@
       <w:r>
         <w:t xml:space="preserve"> - Exemplo do layout para entrega final normalmente entregue em A1 ou A0 ou A3 em pdf.</w:t>
       </w:r>
-      <w:bookmarkEnd w:id="58"/>
+      <w:bookmarkEnd w:id="59"/>
     </w:p>
     <w:p>
       <w:pPr>
@@ -11853,14 +12296,14 @@
           <w:lang w:val="pt-PT" w:eastAsia="en-US"/>
         </w:rPr>
       </w:pPr>
-      <w:bookmarkStart w:id="59" w:name="_Toc233415106"/>
+      <w:bookmarkStart w:id="60" w:name="_Toc233415106"/>
       <w:r>
         <w:rPr>
           <w:lang w:val="pt-PT" w:eastAsia="en-US"/>
         </w:rPr>
         <w:t>Progressão e autonomia ao longo do estágio</w:t>
       </w:r>
-      <w:bookmarkEnd w:id="59"/>
+      <w:bookmarkEnd w:id="60"/>
     </w:p>
     <w:p>
       <w:pPr>
@@ -11927,11 +12370,11 @@
       <w:pPr>
         <w:pStyle w:val="Ttulo1"/>
       </w:pPr>
-      <w:bookmarkStart w:id="60" w:name="_Toc233415107"/>
+      <w:bookmarkStart w:id="61" w:name="_Toc233415107"/>
       <w:r>
         <w:t>Atividades complementares</w:t>
       </w:r>
-      <w:bookmarkEnd w:id="60"/>
+      <w:bookmarkEnd w:id="61"/>
     </w:p>
     <w:p>
       <w:pPr>
@@ -11960,14 +12403,14 @@
           <w:lang w:eastAsia="en-US"/>
         </w:rPr>
       </w:pPr>
-      <w:bookmarkStart w:id="61" w:name="_Toc233415108"/>
+      <w:bookmarkStart w:id="62" w:name="_Toc233415108"/>
       <w:r>
         <w:rPr>
           <w:lang w:eastAsia="en-US"/>
         </w:rPr>
         <w:t>Interpretação de diagramas unifilares</w:t>
       </w:r>
-      <w:bookmarkEnd w:id="61"/>
+      <w:bookmarkEnd w:id="62"/>
     </w:p>
     <w:p>
       <w:pPr>
@@ -12029,14 +12472,14 @@
           <w:lang w:val="pt-PT" w:eastAsia="en-US"/>
         </w:rPr>
       </w:pPr>
-      <w:bookmarkStart w:id="62" w:name="_Toc233415109"/>
+      <w:bookmarkStart w:id="63" w:name="_Toc233415109"/>
       <w:r>
         <w:rPr>
           <w:lang w:val="pt-PT" w:eastAsia="en-US"/>
         </w:rPr>
         <w:t>Análise e revisão de documentação técnica de suporte ao projeto</w:t>
       </w:r>
-      <w:bookmarkEnd w:id="62"/>
+      <w:bookmarkEnd w:id="63"/>
     </w:p>
     <w:p>
       <w:pPr>
@@ -12055,11 +12498,11 @@
       <w:pPr>
         <w:pStyle w:val="Ttulo2"/>
       </w:pPr>
-      <w:bookmarkStart w:id="63" w:name="_Toc233415110"/>
+      <w:bookmarkStart w:id="64" w:name="_Toc233415110"/>
       <w:r>
         <w:t>Projetos acompanhados durante o estágio</w:t>
       </w:r>
-      <w:bookmarkEnd w:id="63"/>
+      <w:bookmarkEnd w:id="64"/>
     </w:p>
     <w:p>
       <w:pPr>
@@ -12149,7 +12592,19 @@
           <w:lang w:eastAsia="pt-PT"/>
         </w:rPr>
         <w:lastRenderedPageBreak/>
-        <w:t>No projeto Strathy South, com tipologia construtiva AIS e níveis de tensão de 33 kV e 132 kV, o trabalho desenvolvido seguiu igualmente o processo de modelação, famílias e revisões de projeto.</w:t>
+        <w:t>No projeto Strathy South, com tipologia construtiva AIS e níveis de tensão de 33 kV e 132 kV, o trabalho desenvolvi</w:t>
+      </w:r>
+      <w:r>
+        <w:rPr>
+          <w:lang w:eastAsia="pt-PT"/>
+        </w:rPr>
+        <w:t>da SE</w:t>
+      </w:r>
+      <w:r>
+        <w:rPr>
+          <w:lang w:eastAsia="pt-PT"/>
+        </w:rPr>
+        <w:t>guiu igualmente o processo de modelação, famílias e revisões de projeto.</w:t>
       </w:r>
     </w:p>
     <w:p>
@@ -12172,20 +12627,20 @@
           <w:lang w:eastAsia="pt-PT"/>
         </w:rPr>
       </w:pPr>
-      <w:bookmarkStart w:id="64" w:name="_Toc76320115"/>
-      <w:bookmarkStart w:id="65" w:name="_Toc76320155"/>
-      <w:bookmarkStart w:id="66" w:name="_Toc76320183"/>
-      <w:bookmarkStart w:id="67" w:name="_Toc233415111"/>
+      <w:bookmarkStart w:id="65" w:name="_Toc76320115"/>
+      <w:bookmarkStart w:id="66" w:name="_Toc76320155"/>
+      <w:bookmarkStart w:id="67" w:name="_Toc76320183"/>
+      <w:bookmarkStart w:id="68" w:name="_Toc233415111"/>
       <w:r>
         <w:rPr>
           <w:lang w:eastAsia="pt-PT"/>
         </w:rPr>
         <w:t>Conclusões</w:t>
       </w:r>
-      <w:bookmarkEnd w:id="64"/>
       <w:bookmarkEnd w:id="65"/>
       <w:bookmarkEnd w:id="66"/>
       <w:bookmarkEnd w:id="67"/>
+      <w:bookmarkEnd w:id="68"/>
     </w:p>
     <w:p>
       <w:pPr>
@@ -12196,7 +12651,7 @@
           <w:iCs w:val="0"/>
         </w:rPr>
       </w:pPr>
-      <w:bookmarkStart w:id="68" w:name="_Toc233415112"/>
+      <w:bookmarkStart w:id="69" w:name="_Toc233415112"/>
       <w:r>
         <w:rPr>
           <w:rStyle w:val="nfaseDiscreta"/>
@@ -12205,7 +12660,7 @@
         </w:rPr>
         <w:t>Integração de conhecimentos académicos</w:t>
       </w:r>
-      <w:bookmarkEnd w:id="68"/>
+      <w:bookmarkEnd w:id="69"/>
       <w:r>
         <w:rPr>
           <w:rStyle w:val="nfaseDiscreta"/>
@@ -12304,14 +12759,14 @@
           <w:lang w:eastAsia="en-US"/>
         </w:rPr>
       </w:pPr>
-      <w:bookmarkStart w:id="69" w:name="_Toc233415113"/>
+      <w:bookmarkStart w:id="70" w:name="_Toc233415113"/>
       <w:r>
         <w:rPr>
           <w:lang w:eastAsia="en-US"/>
         </w:rPr>
         <w:t>Conclusões e Perspetivas futuras</w:t>
       </w:r>
-      <w:bookmarkEnd w:id="69"/>
+      <w:bookmarkEnd w:id="70"/>
     </w:p>
     <w:p>
       <w:pPr>
@@ -12325,7 +12780,19 @@
         <w:rPr>
           <w:lang w:eastAsia="pt-PT"/>
         </w:rPr>
-        <w:t>O estágio na SISINT permitiu consolidar e aplicar conhecimentos adquiridos ao longo da licenciatura, como também desenvolver novas competências práticas em ferramentas e metodologias, as quais envolvem boas práticas de engenharia. O contacto com uma empresa de caráter multidisciplinar, que atua simultaneamente em áreas distintas, proporcionou uma visão integrada do setor elétrico, evidenciando a importância da coordenação entre diferentes especialidades para a concretização de projetos de infraestruturas energéticas complexas.</w:t>
+        <w:t xml:space="preserve">O estágio na SISINT permitiu consolidar e aplicar conhecimentos adquiridos ao longo da licenciatura, como também desenvolver novas competências práticas em ferramentas e metodologias, as quais envolvem boas práticas de engenharia. O contacto com uma empresa de caráter multidisciplinar, que atua simultaneamente em áreas distintas, proporcionou uma visão integrada </w:t>
+      </w:r>
+      <w:r>
+        <w:rPr>
+          <w:lang w:eastAsia="pt-PT"/>
+        </w:rPr>
+        <w:t>da SE</w:t>
+      </w:r>
+      <w:r>
+        <w:rPr>
+          <w:lang w:eastAsia="pt-PT"/>
+        </w:rPr>
+        <w:t>tor elétrico, evidenciando a importância da coordenação entre diferentes especialidades para a concretização de projetos de infraestruturas energéticas complexas.</w:t>
       </w:r>
     </w:p>
     <w:p>
@@ -12411,9 +12878,9 @@
           <w:lang w:eastAsia="pt-PT"/>
         </w:rPr>
       </w:pPr>
-      <w:bookmarkStart w:id="70" w:name="_Toc76320116"/>
-      <w:bookmarkStart w:id="71" w:name="_Toc76320156"/>
-      <w:bookmarkStart w:id="72" w:name="_Toc76320184"/>
+      <w:bookmarkStart w:id="71" w:name="_Toc76320116"/>
+      <w:bookmarkStart w:id="72" w:name="_Toc76320156"/>
+      <w:bookmarkStart w:id="73" w:name="_Toc76320184"/>
       <w:r>
         <w:rPr>
           <w:sz w:val="28"/>
@@ -12439,7 +12906,7 @@
           <w:lang w:eastAsia="pt-PT"/>
         </w:rPr>
       </w:pPr>
-      <w:bookmarkStart w:id="73" w:name="_Toc233415114"/>
+      <w:bookmarkStart w:id="74" w:name="_Toc233415114"/>
       <w:r>
         <w:rPr>
           <w:b/>
@@ -12453,10 +12920,10 @@
         <w:lastRenderedPageBreak/>
         <w:t>Referências bibliográficas</w:t>
       </w:r>
-      <w:bookmarkEnd w:id="70"/>
       <w:bookmarkEnd w:id="71"/>
       <w:bookmarkEnd w:id="72"/>
       <w:bookmarkEnd w:id="73"/>
+      <w:bookmarkEnd w:id="74"/>
     </w:p>
     <w:p>
       <w:pPr>
@@ -12464,8 +12931,8 @@
       </w:pPr>
     </w:p>
     <w:sectPr>
-      <w:headerReference w:type="default" r:id="rId37"/>
-      <w:footerReference w:type="default" r:id="rId38"/>
+      <w:headerReference w:type="default" r:id="rId41"/>
+      <w:footerReference w:type="default" r:id="rId42"/>
       <w:pgSz w:w="11906" w:h="16838"/>
       <w:pgMar w:top="1985" w:right="851" w:bottom="1134" w:left="1701" w:header="709" w:footer="709" w:gutter="0"/>
       <w:cols w:space="720"/>
@@ -12473,6 +12940,45 @@
     </w:sectPr>
   </w:body>
 </w:document>
+</file>
+
+<file path=word/comments.xml><?xml version="1.0" encoding="utf-8"?>
+<w:comments xmlns:wpc="http://schemas.microsoft.com/office/word/2010/wordprocessingCanvas" xmlns:cx="http://schemas.microsoft.com/office/drawing/2014/chartex" xmlns:cx1="http://schemas.microsoft.com/office/drawing/2015/9/8/chartex" xmlns:cx2="http://schemas.microsoft.com/office/drawing/2015/10/21/chartex" xmlns:cx3="http://schemas.microsoft.com/office/drawing/2016/5/9/chartex" xmlns:cx4="http://schemas.microsoft.com/office/drawing/2016/5/10/chartex" xmlns:cx5="http://schemas.microsoft.com/office/drawing/2016/5/11/chartex" xmlns:cx6="http://schemas.microsoft.com/office/drawing/2016/5/12/chartex" xmlns:cx7="http://schemas.microsoft.com/office/drawing/2016/5/13/chartex" xmlns:cx8="http://schemas.microsoft.com/office/drawing/2016/5/14/chartex" xmlns:mc="http://schemas.openxmlformats.org/markup-compatibility/2006" xmlns:aink="http://schemas.microsoft.com/office/drawing/2016/ink" xmlns:am3d="http://schemas.microsoft.com/office/drawing/2017/model3d" xmlns:o="urn:schemas-microsoft-com:office:office" xmlns:oel="http://schemas.microsoft.com/office/2019/extlst" xmlns:r="http://schemas.openxmlformats.org/officeDocument/2006/relationships" xmlns:m="http://schemas.openxmlformats.org/officeDocument/2006/math" xmlns:v="urn:schemas-microsoft-com:vml" xmlns:wp14="http://schemas.microsoft.com/office/word/2010/wordprocessingDrawing" xmlns:wp="http://schemas.openxmlformats.org/drawingml/2006/wordprocessingDrawing" xmlns:w10="urn:schemas-microsoft-com:office:word" xmlns:w="http://schemas.openxmlformats.org/wordprocessingml/2006/main" xmlns:w14="http://schemas.microsoft.com/office/word/2010/wordml" xmlns:w15="http://schemas.microsoft.com/office/word/2012/wordml" xmlns:w16cex="http://schemas.microsoft.com/office/word/2018/wordml/cex" xmlns:w16cid="http://schemas.microsoft.com/office/word/2016/wordml/cid" xmlns:w16="http://schemas.microsoft.com/office/word/2018/wordml" xmlns:w16du="http://schemas.microsoft.com/office/word/2023/wordml/word16du" xmlns:w16sdtdh="http://schemas.microsoft.com/office/word/2020/wordml/sdtdatahash" xmlns:w16sdtfl="http://schemas.microsoft.com/office/word/2024/wordml/sdtformatlock" xmlns:w16se="http://schemas.microsoft.com/office/word/2015/wordml/symex" xmlns:wpg="http://schemas.microsoft.com/office/word/2010/wordprocessingGroup" xmlns:wpi="http://schemas.microsoft.com/office/word/2010/wordprocessingInk" xmlns:wne="http://schemas.microsoft.com/office/word/2006/wordml" xmlns:wps="http://schemas.microsoft.com/office/word/2010/wordprocessingShape" mc:Ignorable="w14 w15 w16se w16cid w16 w16cex w16sdtdh w16sdtfl w16du wp14">
+  <w:comment w:id="35" w:author="João Miguel Pinto Castro" w:date="2026-06-27T05:20:00Z" w:initials="JC">
+    <w:p>
+      <w:pPr>
+        <w:pStyle w:val="Textodecomentrio"/>
+      </w:pPr>
+      <w:r>
+        <w:rPr>
+          <w:rStyle w:val="Refdecomentrio"/>
+        </w:rPr>
+        <w:annotationRef/>
+      </w:r>
+      <w:r>
+        <w:t>Fiquei aqui!!!</w:t>
+      </w:r>
+    </w:p>
+  </w:comment>
+</w:comments>
+</file>
+
+<file path=word/commentsExtended.xml><?xml version="1.0" encoding="utf-8"?>
+<w15:commentsEx xmlns:wpc="http://schemas.microsoft.com/office/word/2010/wordprocessingCanvas" xmlns:cx="http://schemas.microsoft.com/office/drawing/2014/chartex" xmlns:cx1="http://schemas.microsoft.com/office/drawing/2015/9/8/chartex" xmlns:cx2="http://schemas.microsoft.com/office/drawing/2015/10/21/chartex" xmlns:cx3="http://schemas.microsoft.com/office/drawing/2016/5/9/chartex" xmlns:cx4="http://schemas.microsoft.com/office/drawing/2016/5/10/chartex" xmlns:cx5="http://schemas.microsoft.com/office/drawing/2016/5/11/chartex" xmlns:cx6="http://schemas.microsoft.com/office/drawing/2016/5/12/chartex" xmlns:cx7="http://schemas.microsoft.com/office/drawing/2016/5/13/chartex" xmlns:cx8="http://schemas.microsoft.com/office/drawing/2016/5/14/chartex" xmlns:mc="http://schemas.openxmlformats.org/markup-compatibility/2006" xmlns:aink="http://schemas.microsoft.com/office/drawing/2016/ink" xmlns:am3d="http://schemas.microsoft.com/office/drawing/2017/model3d" xmlns:o="urn:schemas-microsoft-com:office:office" xmlns:oel="http://schemas.microsoft.com/office/2019/extlst" xmlns:r="http://schemas.openxmlformats.org/officeDocument/2006/relationships" xmlns:m="http://schemas.openxmlformats.org/officeDocument/2006/math" xmlns:v="urn:schemas-microsoft-com:vml" xmlns:wp14="http://schemas.microsoft.com/office/word/2010/wordprocessingDrawing" xmlns:wp="http://schemas.openxmlformats.org/drawingml/2006/wordprocessingDrawing" xmlns:w10="urn:schemas-microsoft-com:office:word" xmlns:w="http://schemas.openxmlformats.org/wordprocessingml/2006/main" xmlns:w14="http://schemas.microsoft.com/office/word/2010/wordml" xmlns:w15="http://schemas.microsoft.com/office/word/2012/wordml" xmlns:w16cex="http://schemas.microsoft.com/office/word/2018/wordml/cex" xmlns:w16cid="http://schemas.microsoft.com/office/word/2016/wordml/cid" xmlns:w16="http://schemas.microsoft.com/office/word/2018/wordml" xmlns:w16du="http://schemas.microsoft.com/office/word/2023/wordml/word16du" xmlns:w16sdtdh="http://schemas.microsoft.com/office/word/2020/wordml/sdtdatahash" xmlns:w16sdtfl="http://schemas.microsoft.com/office/word/2024/wordml/sdtformatlock" xmlns:w16se="http://schemas.microsoft.com/office/word/2015/wordml/symex" xmlns:wpg="http://schemas.microsoft.com/office/word/2010/wordprocessingGroup" xmlns:wpi="http://schemas.microsoft.com/office/word/2010/wordprocessingInk" xmlns:wne="http://schemas.microsoft.com/office/word/2006/wordml" xmlns:wps="http://schemas.microsoft.com/office/word/2010/wordprocessingShape" mc:Ignorable="w14 w15 w16se w16cid w16 w16cex w16sdtdh w16sdtfl w16du wp14">
+  <w15:commentEx w15:paraId="055CF2A8" w15:done="0"/>
+</w15:commentsEx>
+</file>
+
+<file path=word/commentsExtensible.xml><?xml version="1.0" encoding="utf-8"?>
+<w16cex:commentsExtensible xmlns:wpc="http://schemas.microsoft.com/office/word/2010/wordprocessingCanvas" xmlns:cx="http://schemas.microsoft.com/office/drawing/2014/chartex" xmlns:cx1="http://schemas.microsoft.com/office/drawing/2015/9/8/chartex" xmlns:cx2="http://schemas.microsoft.com/office/drawing/2015/10/21/chartex" xmlns:cx3="http://schemas.microsoft.com/office/drawing/2016/5/9/chartex" xmlns:cx4="http://schemas.microsoft.com/office/drawing/2016/5/10/chartex" xmlns:cx5="http://schemas.microsoft.com/office/drawing/2016/5/11/chartex" xmlns:cx6="http://schemas.microsoft.com/office/drawing/2016/5/12/chartex" xmlns:cx7="http://schemas.microsoft.com/office/drawing/2016/5/13/chartex" xmlns:cx8="http://schemas.microsoft.com/office/drawing/2016/5/14/chartex" xmlns:cr="http://schemas.microsoft.com/office/comments/2020/reactions" xmlns:mc="http://schemas.openxmlformats.org/markup-compatibility/2006" xmlns:aink="http://schemas.microsoft.com/office/drawing/2016/ink" xmlns:am3d="http://schemas.microsoft.com/office/drawing/2017/model3d" xmlns:o="urn:schemas-microsoft-com:office:office" xmlns:oel="http://schemas.microsoft.com/office/2019/extlst" xmlns:r="http://schemas.openxmlformats.org/officeDocument/2006/relationships" xmlns:m="http://schemas.openxmlformats.org/officeDocument/2006/math" xmlns:v="urn:schemas-microsoft-com:vml" xmlns:wp14="http://schemas.microsoft.com/office/word/2010/wordprocessingDrawing" xmlns:wp="http://schemas.openxmlformats.org/drawingml/2006/wordprocessingDrawing" xmlns:w10="urn:schemas-microsoft-com:office:word" xmlns:w="http://schemas.openxmlformats.org/wordprocessingml/2006/main" xmlns:w14="http://schemas.microsoft.com/office/word/2010/wordml" xmlns:w15="http://schemas.microsoft.com/office/word/2012/wordml" xmlns:w16cex="http://schemas.microsoft.com/office/word/2018/wordml/cex" xmlns:w16cid="http://schemas.microsoft.com/office/word/2016/wordml/cid" xmlns:w16="http://schemas.microsoft.com/office/word/2018/wordml" xmlns:w16du="http://schemas.microsoft.com/office/word/2023/wordml/word16du" xmlns:w16sdtdh="http://schemas.microsoft.com/office/word/2020/wordml/sdtdatahash" xmlns:w16sdtfl="http://schemas.microsoft.com/office/word/2024/wordml/sdtformatlock" xmlns:w16se="http://schemas.microsoft.com/office/word/2015/wordml/symex" xmlns:wpg="http://schemas.microsoft.com/office/word/2010/wordprocessingGroup" xmlns:wpi="http://schemas.microsoft.com/office/word/2010/wordprocessingInk" xmlns:wne="http://schemas.microsoft.com/office/word/2006/wordml" xmlns:wps="http://schemas.microsoft.com/office/word/2010/wordprocessingShape" mc:Ignorable="w14 w15 w16se w16cid w16 w16cex w16sdtdh w16sdtfl cr w16du wp14">
+  <w16cex:commentExtensible w16cex:durableId="4E015859" w16cex:dateUtc="2026-06-27T04:20:00Z"/>
+</w16cex:commentsExtensible>
+</file>
+
+<file path=word/commentsIds.xml><?xml version="1.0" encoding="utf-8"?>
+<w16cid:commentsIds xmlns:wpc="http://schemas.microsoft.com/office/word/2010/wordprocessingCanvas" xmlns:cx="http://schemas.microsoft.com/office/drawing/2014/chartex" xmlns:cx1="http://schemas.microsoft.com/office/drawing/2015/9/8/chartex" xmlns:cx2="http://schemas.microsoft.com/office/drawing/2015/10/21/chartex" xmlns:cx3="http://schemas.microsoft.com/office/drawing/2016/5/9/chartex" xmlns:cx4="http://schemas.microsoft.com/office/drawing/2016/5/10/chartex" xmlns:cx5="http://schemas.microsoft.com/office/drawing/2016/5/11/chartex" xmlns:cx6="http://schemas.microsoft.com/office/drawing/2016/5/12/chartex" xmlns:cx7="http://schemas.microsoft.com/office/drawing/2016/5/13/chartex" xmlns:cx8="http://schemas.microsoft.com/office/drawing/2016/5/14/chartex" xmlns:mc="http://schemas.openxmlformats.org/markup-compatibility/2006" xmlns:aink="http://schemas.microsoft.com/office/drawing/2016/ink" xmlns:am3d="http://schemas.microsoft.com/office/drawing/2017/model3d" xmlns:o="urn:schemas-microsoft-com:office:office" xmlns:oel="http://schemas.microsoft.com/office/2019/extlst" xmlns:r="http://schemas.openxmlformats.org/officeDocument/2006/relationships" xmlns:m="http://schemas.openxmlformats.org/officeDocument/2006/math" xmlns:v="urn:schemas-microsoft-com:vml" xmlns:wp14="http://schemas.microsoft.com/office/word/2010/wordprocessingDrawing" xmlns:wp="http://schemas.openxmlformats.org/drawingml/2006/wordprocessingDrawing" xmlns:w10="urn:schemas-microsoft-com:office:word" xmlns:w="http://schemas.openxmlformats.org/wordprocessingml/2006/main" xmlns:w14="http://schemas.microsoft.com/office/word/2010/wordml" xmlns:w15="http://schemas.microsoft.com/office/word/2012/wordml" xmlns:w16cex="http://schemas.microsoft.com/office/word/2018/wordml/cex" xmlns:w16cid="http://schemas.microsoft.com/office/word/2016/wordml/cid" xmlns:w16="http://schemas.microsoft.com/office/word/2018/wordml" xmlns:w16du="http://schemas.microsoft.com/office/word/2023/wordml/word16du" xmlns:w16sdtdh="http://schemas.microsoft.com/office/word/2020/wordml/sdtdatahash" xmlns:w16sdtfl="http://schemas.microsoft.com/office/word/2024/wordml/sdtformatlock" xmlns:w16se="http://schemas.microsoft.com/office/word/2015/wordml/symex" xmlns:wpg="http://schemas.microsoft.com/office/word/2010/wordprocessingGroup" xmlns:wpi="http://schemas.microsoft.com/office/word/2010/wordprocessingInk" xmlns:wne="http://schemas.microsoft.com/office/word/2006/wordml" xmlns:wps="http://schemas.microsoft.com/office/word/2010/wordprocessingShape" mc:Ignorable="w14 w15 w16se w16cid w16 w16cex w16sdtdh w16sdtfl w16du wp14">
+  <w16cid:commentId w16cid:paraId="055CF2A8" w16cid:durableId="4E015859"/>
+</w16cid:commentsIds>
 </file>
 
 <file path=word/endnotes.xml><?xml version="1.0" encoding="utf-8"?>
@@ -13620,6 +14126,14 @@
     <w:abstractNumId w:val="6"/>
   </w:num>
 </w:numbering>
+</file>
+
+<file path=word/people.xml><?xml version="1.0" encoding="utf-8"?>
+<w15:people xmlns:wpc="http://schemas.microsoft.com/office/word/2010/wordprocessingCanvas" xmlns:cx="http://schemas.microsoft.com/office/drawing/2014/chartex" xmlns:cx1="http://schemas.microsoft.com/office/drawing/2015/9/8/chartex" xmlns:cx2="http://schemas.microsoft.com/office/drawing/2015/10/21/chartex" xmlns:cx3="http://schemas.microsoft.com/office/drawing/2016/5/9/chartex" xmlns:cx4="http://schemas.microsoft.com/office/drawing/2016/5/10/chartex" xmlns:cx5="http://schemas.microsoft.com/office/drawing/2016/5/11/chartex" xmlns:cx6="http://schemas.microsoft.com/office/drawing/2016/5/12/chartex" xmlns:cx7="http://schemas.microsoft.com/office/drawing/2016/5/13/chartex" xmlns:cx8="http://schemas.microsoft.com/office/drawing/2016/5/14/chartex" xmlns:mc="http://schemas.openxmlformats.org/markup-compatibility/2006" xmlns:aink="http://schemas.microsoft.com/office/drawing/2016/ink" xmlns:am3d="http://schemas.microsoft.com/office/drawing/2017/model3d" xmlns:o="urn:schemas-microsoft-com:office:office" xmlns:oel="http://schemas.microsoft.com/office/2019/extlst" xmlns:r="http://schemas.openxmlformats.org/officeDocument/2006/relationships" xmlns:m="http://schemas.openxmlformats.org/officeDocument/2006/math" xmlns:v="urn:schemas-microsoft-com:vml" xmlns:wp14="http://schemas.microsoft.com/office/word/2010/wordprocessingDrawing" xmlns:wp="http://schemas.openxmlformats.org/drawingml/2006/wordprocessingDrawing" xmlns:w10="urn:schemas-microsoft-com:office:word" xmlns:w="http://schemas.openxmlformats.org/wordprocessingml/2006/main" xmlns:w14="http://schemas.microsoft.com/office/word/2010/wordml" xmlns:w15="http://schemas.microsoft.com/office/word/2012/wordml" xmlns:w16cex="http://schemas.microsoft.com/office/word/2018/wordml/cex" xmlns:w16cid="http://schemas.microsoft.com/office/word/2016/wordml/cid" xmlns:w16="http://schemas.microsoft.com/office/word/2018/wordml" xmlns:w16du="http://schemas.microsoft.com/office/word/2023/wordml/word16du" xmlns:w16sdtdh="http://schemas.microsoft.com/office/word/2020/wordml/sdtdatahash" xmlns:w16sdtfl="http://schemas.microsoft.com/office/word/2024/wordml/sdtformatlock" xmlns:w16se="http://schemas.microsoft.com/office/word/2015/wordml/symex" xmlns:wpg="http://schemas.microsoft.com/office/word/2010/wordprocessingGroup" xmlns:wpi="http://schemas.microsoft.com/office/word/2010/wordprocessingInk" xmlns:wne="http://schemas.microsoft.com/office/word/2006/wordml" xmlns:wps="http://schemas.microsoft.com/office/word/2010/wordprocessingShape" mc:Ignorable="w14 w15 w16se w16cid w16 w16cex w16sdtdh w16sdtfl w16du wp14">
+  <w15:person w15:author="João Miguel Pinto Castro">
+    <w15:presenceInfo w15:providerId="AD" w15:userId="S::1221689@isep.ipp.pt::e88f1a51-85ae-40ea-9c79-2238796ffff3"/>
+  </w15:person>
+</w15:people>
 </file>
 
 <file path=word/styles.xml><?xml version="1.0" encoding="utf-8"?>
@@ -14417,6 +14931,47 @@
       <w:lang w:eastAsia="pt-PT"/>
     </w:rPr>
   </w:style>
+  <w:style w:type="paragraph" w:styleId="Assuntodecomentrio">
+    <w:name w:val="annotation subject"/>
+    <w:basedOn w:val="Textodecomentrio"/>
+    <w:next w:val="Textodecomentrio"/>
+    <w:link w:val="AssuntodecomentrioCarter"/>
+    <w:uiPriority w:val="99"/>
+    <w:semiHidden/>
+    <w:unhideWhenUsed/>
+    <w:rsid w:val="00D74885"/>
+    <w:pPr>
+      <w:spacing w:before="120" w:after="0"/>
+      <w:ind w:firstLine="227"/>
+      <w:jc w:val="both"/>
+    </w:pPr>
+    <w:rPr>
+      <w:rFonts w:ascii="Times New Roman" w:eastAsia="Times New Roman" w:hAnsi="Times New Roman" w:cs="Times New Roman"/>
+      <w:b/>
+      <w:bCs/>
+      <w:kern w:val="0"/>
+      <w:lang w:eastAsia="en-GB"/>
+      <w14:ligatures w14:val="none"/>
+    </w:rPr>
+  </w:style>
+  <w:style w:type="character" w:customStyle="1" w:styleId="AssuntodecomentrioCarter">
+    <w:name w:val="Assunto de comentário Caráter"/>
+    <w:basedOn w:val="TextodecomentrioCarter"/>
+    <w:link w:val="Assuntodecomentrio"/>
+    <w:uiPriority w:val="99"/>
+    <w:semiHidden/>
+    <w:rsid w:val="00D74885"/>
+    <w:rPr>
+      <w:rFonts w:asciiTheme="minorHAnsi" w:eastAsiaTheme="minorHAnsi" w:hAnsiTheme="minorHAnsi" w:cstheme="minorBidi"/>
+      <w:b/>
+      <w:bCs/>
+      <w:kern w:val="2"/>
+      <w:sz w:val="20"/>
+      <w:szCs w:val="20"/>
+      <w:lang w:val="pt-PT" w:eastAsia="en-US"/>
+      <w14:ligatures w14:val="standardContextual"/>
+    </w:rPr>
+  </w:style>
 </w:styles>
 </file>
 
@@ -14524,7 +15079,10 @@
   <w:rsids>
     <w:rsidRoot w:val="0008489A"/>
     <w:rsid w:val="0008489A"/>
+    <w:rsid w:val="003A1228"/>
+    <w:rsid w:val="00497DE4"/>
     <w:rsid w:val="004E2539"/>
+    <w:rsid w:val="00524B2D"/>
     <w:rsid w:val="005534F6"/>
   </w:rsids>
   <m:mathPr>
@@ -15331,7 +15889,7 @@
   <we:properties>
     <we:property name="MENDELEY_BIBLIOGRAPHY_IS_DIRTY" value="true"/>
     <we:property name="MENDELEY_BIBLIOGRAPHY_LAST_MODIFIED" value="1779642252458"/>
-    <we:property name="MENDELEY_CITATIONS" value="[{&quot;citationID&quot;:&quot;MENDELEY_CITATION_109d5640-2978-49a7-9bcd-9a426c5741e5&quot;,&quot;properties&quot;:{&quot;noteIndex&quot;:0},&quot;isEdited&quot;:false,&quot;manualOverride&quot;:{&quot;isManuallyOverridden&quot;:false,&quot;citeprocText&quot;:&quot;[1]&quot;,&quot;manualOverrideText&quot;:&quot;&quot;},&quot;citationTag&quot;:&quot;MENDELEY_CITATION_v3_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&quot;,&quot;citationItems&quot;:[{&quot;id&quot;:&quot;6e6286dd-9720-3a01-921a-e2dc51578fe7&quot;,&quot;itemData&quot;:{&quot;type&quot;:&quot;legislation&quot;,&quot;id&quot;:&quot;6e6286dd-9720-3a01-921a-e2dc51578fe7&quot;,&quot;title&quot;:&quot;procedimentos e  normas a adotar na elaboração e faseamento de projetos de obras públicas&quot;,&quot;container-title&quot;:&quot;Diário da República&quot;,&quot;issued&quot;:{&quot;date-parts&quot;:[[2023]]},&quot;publisher-place&quot;:&quot;Portugal&quot;,&quot;publisher&quot;:&quot;Diário da República&quot;,&quot;container-title-short&quot;:&quot;&quot;},&quot;isTemporary&quot;:false}]},{&quot;citationID&quot;:&quot;MENDELEY_CITATION_34c9632f-6b91-4648-8f3a-4c569e6765d5&quot;,&quot;properties&quot;:{&quot;noteIndex&quot;:0},&quot;isEdited&quot;:false,&quot;manualOverride&quot;:{&quot;isManuallyOverridden&quot;:false,&quot;citeprocText&quot;:&quot;[2]&quot;,&quot;manualOverrideText&quot;:&quot;&quot;},&quot;citationTag&quot;:&quot;MENDELEY_CITATION_v3_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&quot;,&quot;citationItems&quot;:[{&quot;id&quot;:&quot;0d96752b-efb9-3e88-a4a5-8f3342241a86&quot;,&quot;itemData&quot;:{&quot;type&quot;:&quot;paper-conference&quot;,&quot;id&quot;:&quot;0d96752b-efb9-3e88-a4a5-8f3342241a86&quot;,&quot;title&quot;:&quot;Implementation of BIM aproach for the design of high and extra high voltage electrical substations&quot;,&quot;author&quot;:[{&quot;family&quot;:&quot;Moncada&quot;,&quot;given&quot;:&quot;Alexandra&quot;,&quot;parse-names&quot;:false,&quot;dropping-particle&quot;:&quot;&quot;,&quot;non-dropping-particle&quot;:&quot;&quot;},{&quot;family&quot;:&quot;Henao&quot;,&quot;given&quot;:&quot;Elkin&quot;,&quot;parse-names&quot;:false,&quot;dropping-particle&quot;:&quot;&quot;,&quot;non-dropping-particle&quot;:&quot;&quot;}],&quot;container-title&quot;:&quot;2019 FISE-IEEE/CIGRE Conference - Living the energy Transition (FISE/CIGRE)&quot;,&quot;DOI&quot;:&quot;10.1109/FISECIGRE48012.2019.8984961&quot;,&quot;ISBN&quot;:&quot;978-1-7281-4230-2&quot;,&quot;issued&quot;:{&quot;date-parts&quot;:[[2019,12]]},&quot;page&quot;:&quot;1-5&quot;,&quot;publisher&quot;:&quot;IEEE&quot;,&quot;container-title-short&quot;:&quot;&quot;},&quot;isTemporary&quot;:false}]},{&quot;citationID&quot;:&quot;MENDELEY_CITATION_e2d6a45d-8666-45e3-82e4-9ed9595f6983&quot;,&quot;properties&quot;:{&quot;noteIndex&quot;:0},&quot;isEdited&quot;:false,&quot;manualOverride&quot;:{&quot;isManuallyOverridden&quot;:false,&quot;citeprocText&quot;:&quot;[3]&quot;,&quot;manualOverrideText&quot;:&quot;&quot;},&quot;citationTag&quot;:&quot;MENDELEY_CITATION_v3_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&quot;,&quot;citationItems&quot;:[{&quot;id&quot;:&quot;1ea0596e-8614-3368-b35e-2402b2bf0edd&quot;,&quot;itemData&quot;:{&quot;type&quot;:&quot;legislation&quot;,&quot;id&quot;:&quot;1ea0596e-8614-3368-b35e-2402b2bf0edd&quot;,&quot;title&quot;:&quot;Decreto n.º 42895 — Regulamento de Segurança de Subestações e Postos de Transformação e de Seccionamento&quot;,&quot;number&quot;:&quot;42895&quot;,&quot;container-title&quot;:&quot;Diário da República&quot;,&quot;accessed&quot;:{&quot;date-parts&quot;:[[2026,6,25]]},&quot;URL&quot;:&quot;https://diariodarepublica.pt/dr/detalhe/decreto/42895-1960-282328&quot;,&quot;issued&quot;:{&quot;date-parts&quot;:[[1960,3,31]]},&quot;publisher-place&quot;:&quot;Portugal&quot;,&quot;container-title-short&quot;:&quot;&quot;},&quot;isTemporary&quot;:false}]},{&quot;citationID&quot;:&quot;MENDELEY_CITATION_87a6241f-b7a1-4477-ad03-e6bfd3ff47e6&quot;,&quot;properties&quot;:{&quot;noteIndex&quot;:0},&quot;isEdited&quot;:false,&quot;manualOverride&quot;:{&quot;isManuallyOverridden&quot;:false,&quot;citeprocText&quot;:&quot;[4]&quot;,&quot;manualOverrideText&quot;:&quot;&quot;},&quot;citationTag&quot;:&quot;MENDELEY_CITATION_v3_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&quot;,&quot;citationItems&quot;:[{&quot;id&quot;:&quot;3f99e796-164e-36e1-8542-8d9fca23509d&quot;,&quot;itemData&quot;:{&quot;type&quot;:&quot;paper-conference&quot;,&quot;id&quot;:&quot;3f99e796-164e-36e1-8542-8d9fca23509d&quot;,&quot;title&quot;:&quot;BIM Practices to Operation and Maintenances for  Electrical Substations&quot;,&quot;author&quot;:[{&quot;family&quot;:&quot;Santos Peres&quot;,&quot;given&quot;:&quot;&quot;,&quot;parse-names&quot;:false,&quot;dropping-particle&quot;:&quot;&quot;,&quot;non-dropping-particle&quot;:&quot;&quot;}],&quot;editor&quot;:[{&quot;family&quot;:&quot;santos&quot;,&quot;given&quot;:&quot;peres&quot;,&quot;parse-names&quot;:false,&quot;dropping-particle&quot;:&quot;&quot;,&quot;non-dropping-particle&quot;:&quot;&quot;}],&quot;issued&quot;:{&quot;date-parts&quot;:[[2017]]},&quot;publisher-place&quot;:&quot;Uberlândia&quot;,&quot;publisher&quot;:&quot;Universidade Federal de Uberlândia&quot;,&quot;container-title-short&quot;:&quot;&quot;},&quot;isTemporary&quot;:false}]},{&quot;citationID&quot;:&quot;MENDELEY_CITATION_2f9238de-d735-4d65-a230-48d8850cabaf&quot;,&quot;properties&quot;:{&quot;noteIndex&quot;:0},&quot;isEdited&quot;:false,&quot;manualOverride&quot;:{&quot;isManuallyOverridden&quot;:false,&quot;citeprocText&quot;:&quot;[5]&quot;,&quot;manualOverrideText&quot;:&quot;&quot;},&quot;citationTag&quot;:&quot;MENDELEY_CITATION_v3_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&quot;,&quot;citationItems&quot;:[{&quot;id&quot;:&quot;c22f70a4-75e0-3f8f-94e7-86aef1568f0a&quot;,&quot;itemData&quot;:{&quot;type&quot;:&quot;book&quot;,&quot;id&quot;:&quot;c22f70a4-75e0-3f8f-94e7-86aef1568f0a&quot;,&quot;title&quot;:&quot;Subestações: Projeto, Construção, Fiscalização - 2º Edição&quot;,&quot;author&quot;:[{&quot;family&quot;:&quot;Manuel Bolotinha&quot;,&quot;given&quot;:&quot;&quot;,&quot;parse-names&quot;:false,&quot;dropping-particle&quot;:&quot;&quot;,&quot;non-dropping-particle&quot;:&quot;&quot;}],&quot;editor&quot;:[{&quot;family&quot;:&quot;Bolotinha&quot;,&quot;given&quot;:&quot;Manuel&quot;,&quot;parse-names&quot;:false,&quot;dropping-particle&quot;:&quot;&quot;,&quot;non-dropping-particle&quot;:&quot;&quot;}],&quot;issued&quot;:{&quot;date-parts&quot;:[[2019]]},&quot;publisher-place&quot;:&quot;Porto&quot;,&quot;number-of-pages&quot;:&quot;1-215&quot;,&quot;edition&quot;:&quot;2&quot;,&quot;container-title-short&quot;:&quot;&quot;},&quot;isTemporary&quot;:false}]},{&quot;citationID&quot;:&quot;MENDELEY_CITATION_d0c6de5d-b558-4d6d-a215-473149a7bb7c&quot;,&quot;properties&quot;:{&quot;noteIndex&quot;:0},&quot;isEdited&quot;:false,&quot;manualOverride&quot;:{&quot;isManuallyOverridden&quot;:false,&quot;citeprocText&quot;:&quot;[5]&quot;,&quot;manualOverrideText&quot;:&quot;&quot;},&quot;citationTag&quot;:&quot;MENDELEY_CITATION_v3_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&quot;,&quot;citationItems&quot;:[{&quot;id&quot;:&quot;c22f70a4-75e0-3f8f-94e7-86aef1568f0a&quot;,&quot;itemData&quot;:{&quot;type&quot;:&quot;book&quot;,&quot;id&quot;:&quot;c22f70a4-75e0-3f8f-94e7-86aef1568f0a&quot;,&quot;title&quot;:&quot;Subestações: Projeto, Construção, Fiscalização - 2º Edição&quot;,&quot;author&quot;:[{&quot;family&quot;:&quot;Manuel Bolotinha&quot;,&quot;given&quot;:&quot;&quot;,&quot;parse-names&quot;:false,&quot;dropping-particle&quot;:&quot;&quot;,&quot;non-dropping-particle&quot;:&quot;&quot;}],&quot;editor&quot;:[{&quot;family&quot;:&quot;Bolotinha&quot;,&quot;given&quot;:&quot;Manuel&quot;,&quot;parse-names&quot;:false,&quot;dropping-particle&quot;:&quot;&quot;,&quot;non-dropping-particle&quot;:&quot;&quot;}],&quot;issued&quot;:{&quot;date-parts&quot;:[[2019]]},&quot;publisher-place&quot;:&quot;Porto&quot;,&quot;number-of-pages&quot;:&quot;1-215&quot;,&quot;edition&quot;:&quot;2&quot;,&quot;container-title-short&quot;:&quot;&quot;},&quot;isTemporary&quot;:false}]},{&quot;citationID&quot;:&quot;MENDELEY_CITATION_b8507ce3-efca-4989-b665-2e745a541a5e&quot;,&quot;properties&quot;:{&quot;noteIndex&quot;:0},&quot;isEdited&quot;:false,&quot;manualOverride&quot;:{&quot;isManuallyOverridden&quot;:false,&quot;citeprocText&quot;:&quot;[5]&quot;,&quot;manualOverrideText&quot;:&quot;&quot;},&quot;citationTag&quot;:&quot;MENDELEY_CITATION_v3_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&quot;,&quot;citationItems&quot;:[{&quot;id&quot;:&quot;c22f70a4-75e0-3f8f-94e7-86aef1568f0a&quot;,&quot;itemData&quot;:{&quot;type&quot;:&quot;book&quot;,&quot;id&quot;:&quot;c22f70a4-75e0-3f8f-94e7-86aef1568f0a&quot;,&quot;title&quot;:&quot;Subestações: Projeto, Construção, Fiscalização - 2º Edição&quot;,&quot;author&quot;:[{&quot;family&quot;:&quot;Manuel Bolotinha&quot;,&quot;given&quot;:&quot;&quot;,&quot;parse-names&quot;:false,&quot;dropping-particle&quot;:&quot;&quot;,&quot;non-dropping-particle&quot;:&quot;&quot;}],&quot;editor&quot;:[{&quot;family&quot;:&quot;Bolotinha&quot;,&quot;given&quot;:&quot;Manuel&quot;,&quot;parse-names&quot;:false,&quot;dropping-particle&quot;:&quot;&quot;,&quot;non-dropping-particle&quot;:&quot;&quot;}],&quot;issued&quot;:{&quot;date-parts&quot;:[[2019]]},&quot;publisher-place&quot;:&quot;Porto&quot;,&quot;number-of-pages&quot;:&quot;1-215&quot;,&quot;edition&quot;:&quot;2&quot;,&quot;container-title-short&quot;:&quot;&quot;},&quot;isTemporary&quot;:false}]},{&quot;citationID&quot;:&quot;MENDELEY_CITATION_85b50775-4b6f-46e0-9928-4d5c51ccd07c&quot;,&quot;properties&quot;:{&quot;noteIndex&quot;:0},&quot;isEdited&quot;:false,&quot;manualOverride&quot;:{&quot;isManuallyOverridden&quot;:false,&quot;citeprocText&quot;:&quot;[5]&quot;,&quot;manualOverrideText&quot;:&quot;&quot;},&quot;citationTag&quot;:&quot;MENDELEY_CITATION_v3_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&quot;,&quot;citationItems&quot;:[{&quot;id&quot;:&quot;c22f70a4-75e0-3f8f-94e7-86aef1568f0a&quot;,&quot;itemData&quot;:{&quot;type&quot;:&quot;book&quot;,&quot;id&quot;:&quot;c22f70a4-75e0-3f8f-94e7-86aef1568f0a&quot;,&quot;title&quot;:&quot;Subestações: Projeto, Construção, Fiscalização - 2º Edição&quot;,&quot;author&quot;:[{&quot;family&quot;:&quot;Manuel Bolotinha&quot;,&quot;given&quot;:&quot;&quot;,&quot;parse-names&quot;:false,&quot;dropping-particle&quot;:&quot;&quot;,&quot;non-dropping-particle&quot;:&quot;&quot;}],&quot;editor&quot;:[{&quot;family&quot;:&quot;Bolotinha&quot;,&quot;given&quot;:&quot;Manuel&quot;,&quot;parse-names&quot;:false,&quot;dropping-particle&quot;:&quot;&quot;,&quot;non-dropping-particle&quot;:&quot;&quot;}],&quot;issued&quot;:{&quot;date-parts&quot;:[[2019]]},&quot;publisher-place&quot;:&quot;Porto&quot;,&quot;number-of-pages&quot;:&quot;1-215&quot;,&quot;edition&quot;:&quot;2&quot;,&quot;container-title-short&quot;:&quot;&quot;},&quot;isTemporary&quot;:false}]}]"/>
+    <we:property name="MENDELEY_CITATIONS" value="[{&quot;citationID&quot;:&quot;MENDELEY_CITATION_109d5640-2978-49a7-9bcd-9a426c5741e5&quot;,&quot;properties&quot;:{&quot;noteIndex&quot;:0},&quot;isEdited&quot;:false,&quot;manualOverride&quot;:{&quot;isManuallyOverridden&quot;:false,&quot;citeprocText&quot;:&quot;[1]&quot;,&quot;manualOverrideText&quot;:&quot;&quot;},&quot;citationTag&quot;:&quot;MENDELEY_CITATION_v3_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&quot;,&quot;citationItems&quot;:[{&quot;id&quot;:&quot;6e6286dd-9720-3a01-921a-e2dc51578fe7&quot;,&quot;itemData&quot;:{&quot;type&quot;:&quot;legislation&quot;,&quot;id&quot;:&quot;6e6286dd-9720-3a01-921a-e2dc51578fe7&quot;,&quot;title&quot;:&quot;procedimentos e  normas a adotar na elaboração e faseamento de projetos de obras públicas&quot;,&quot;container-title&quot;:&quot;Diário da República&quot;,&quot;issued&quot;:{&quot;date-parts&quot;:[[2023]]},&quot;publisher-place&quot;:&quot;Portugal&quot;,&quot;publisher&quot;:&quot;Diário da República&quot;,&quot;container-title-short&quot;:&quot;&quot;},&quot;isTemporary&quot;:false}]},{&quot;citationID&quot;:&quot;MENDELEY_CITATION_34c9632f-6b91-4648-8f3a-4c569e6765d5&quot;,&quot;properties&quot;:{&quot;noteIndex&quot;:0},&quot;isEdited&quot;:false,&quot;manualOverride&quot;:{&quot;isManuallyOverridden&quot;:false,&quot;citeprocText&quot;:&quot;[2]&quot;,&quot;manualOverrideText&quot;:&quot;&quot;},&quot;citationTag&quot;:&quot;MENDELEY_CITATION_v3_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&quot;,&quot;citationItems&quot;:[{&quot;id&quot;:&quot;0d96752b-efb9-3e88-a4a5-8f3342241a86&quot;,&quot;itemData&quot;:{&quot;type&quot;:&quot;paper-conference&quot;,&quot;id&quot;:&quot;0d96752b-efb9-3e88-a4a5-8f3342241a86&quot;,&quot;title&quot;:&quot;Implementation of BIM aproach for the design of high and extra high voltage electrical substations&quot;,&quot;author&quot;:[{&quot;family&quot;:&quot;Moncada&quot;,&quot;given&quot;:&quot;Alexandra&quot;,&quot;parse-names&quot;:false,&quot;dropping-particle&quot;:&quot;&quot;,&quot;non-dropping-particle&quot;:&quot;&quot;},{&quot;family&quot;:&quot;Henao&quot;,&quot;given&quot;:&quot;Elkin&quot;,&quot;parse-names&quot;:false,&quot;dropping-particle&quot;:&quot;&quot;,&quot;non-dropping-particle&quot;:&quot;&quot;}],&quot;container-title&quot;:&quot;2019 FISE-IEEE/CIGRE Conference - Living the energy Transition (FISE/CIGRE)&quot;,&quot;DOI&quot;:&quot;10.1109/FISECIGRE48012.2019.8984961&quot;,&quot;ISBN&quot;:&quot;978-1-7281-4230-2&quot;,&quot;issued&quot;:{&quot;date-parts&quot;:[[2019,12]]},&quot;page&quot;:&quot;1-5&quot;,&quot;publisher&quot;:&quot;IEEE&quot;,&quot;container-title-short&quot;:&quot;&quot;},&quot;isTemporary&quot;:false}]},{&quot;citationID&quot;:&quot;MENDELEY_CITATION_e2d6a45d-8666-45e3-82e4-9ed9595f6983&quot;,&quot;properties&quot;:{&quot;noteIndex&quot;:0},&quot;isEdited&quot;:false,&quot;manualOverride&quot;:{&quot;isManuallyOverridden&quot;:false,&quot;citeprocText&quot;:&quot;[3]&quot;,&quot;manualOverrideText&quot;:&quot;&quot;},&quot;citationTag&quot;:&quot;MENDELEY_CITATION_v3_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&quot;,&quot;citationItems&quot;:[{&quot;id&quot;:&quot;1ea0596e-8614-3368-b35e-2402b2bf0edd&quot;,&quot;itemData&quot;:{&quot;type&quot;:&quot;legislation&quot;,&quot;id&quot;:&quot;1ea0596e-8614-3368-b35e-2402b2bf0edd&quot;,&quot;title&quot;:&quot;Decreto n.º 42895 — Regulamento de Segurança de Subestações e Postos de Transformação e de Seccionamento&quot;,&quot;number&quot;:&quot;42895&quot;,&quot;container-title&quot;:&quot;Diário da República&quot;,&quot;accessed&quot;:{&quot;date-parts&quot;:[[2026,6,25]]},&quot;URL&quot;:&quot;https://diariodarepublica.pt/dr/detalhe/decreto/42895-1960-282328&quot;,&quot;issued&quot;:{&quot;date-parts&quot;:[[1960,3,31]]},&quot;publisher-place&quot;:&quot;Portugal&quot;,&quot;container-title-short&quot;:&quot;&quot;},&quot;isTemporary&quot;:false}]},{&quot;citationID&quot;:&quot;MENDELEY_CITATION_87a6241f-b7a1-4477-ad03-e6bfd3ff47e6&quot;,&quot;properties&quot;:{&quot;noteIndex&quot;:0},&quot;isEdited&quot;:false,&quot;manualOverride&quot;:{&quot;isManuallyOverridden&quot;:false,&quot;citeprocText&quot;:&quot;[4]&quot;,&quot;manualOverrideText&quot;:&quot;&quot;},&quot;citationTag&quot;:&quot;MENDELEY_CITATION_v3_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&quot;,&quot;citationItems&quot;:[{&quot;id&quot;:&quot;3f99e796-164e-36e1-8542-8d9fca23509d&quot;,&quot;itemData&quot;:{&quot;type&quot;:&quot;paper-conference&quot;,&quot;id&quot;:&quot;3f99e796-164e-36e1-8542-8d9fca23509d&quot;,&quot;title&quot;:&quot;BIM Practices to Operation and Maintenances for  Electrical Substations&quot;,&quot;author&quot;:[{&quot;family&quot;:&quot;Santos Peres&quot;,&quot;given&quot;:&quot;&quot;,&quot;parse-names&quot;:false,&quot;dropping-particle&quot;:&quot;&quot;,&quot;non-dropping-particle&quot;:&quot;&quot;}],&quot;editor&quot;:[{&quot;family&quot;:&quot;santos&quot;,&quot;given&quot;:&quot;peres&quot;,&quot;parse-names&quot;:false,&quot;dropping-particle&quot;:&quot;&quot;,&quot;non-dropping-particle&quot;:&quot;&quot;}],&quot;issued&quot;:{&quot;date-parts&quot;:[[2017]]},&quot;publisher-place&quot;:&quot;Uberlândia&quot;,&quot;publisher&quot;:&quot;Universidade Federal de Uberlândia&quot;,&quot;container-title-short&quot;:&quot;&quot;},&quot;isTemporary&quot;:false}]},{&quot;citationID&quot;:&quot;MENDELEY_CITATION_2f9238de-d735-4d65-a230-48d8850cabaf&quot;,&quot;properties&quot;:{&quot;noteIndex&quot;:0},&quot;isEdited&quot;:false,&quot;manualOverride&quot;:{&quot;isManuallyOverridden&quot;:false,&quot;citeprocText&quot;:&quot;[5]&quot;,&quot;manualOverrideText&quot;:&quot;&quot;},&quot;citationTag&quot;:&quot;MENDELEY_CITATION_v3_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&quot;,&quot;citationItems&quot;:[{&quot;id&quot;:&quot;c22f70a4-75e0-3f8f-94e7-86aef1568f0a&quot;,&quot;itemData&quot;:{&quot;type&quot;:&quot;book&quot;,&quot;id&quot;:&quot;c22f70a4-75e0-3f8f-94e7-86aef1568f0a&quot;,&quot;title&quot;:&quot;Subestações: Projeto, Construção, Fiscalização - 2º Edição&quot;,&quot;author&quot;:[{&quot;family&quot;:&quot;Manuel Bolotinha&quot;,&quot;given&quot;:&quot;&quot;,&quot;parse-names&quot;:false,&quot;dropping-particle&quot;:&quot;&quot;,&quot;non-dropping-particle&quot;:&quot;&quot;}],&quot;editor&quot;:[{&quot;family&quot;:&quot;Bolotinha&quot;,&quot;given&quot;:&quot;Manuel&quot;,&quot;parse-names&quot;:false,&quot;dropping-particle&quot;:&quot;&quot;,&quot;non-dropping-particle&quot;:&quot;&quot;}],&quot;issued&quot;:{&quot;date-parts&quot;:[[2019]]},&quot;publisher-place&quot;:&quot;Porto&quot;,&quot;number-of-pages&quot;:&quot;1-215&quot;,&quot;edition&quot;:&quot;2&quot;,&quot;container-title-short&quot;:&quot;&quot;},&quot;isTemporary&quot;:false}]},{&quot;citationID&quot;:&quot;MENDELEY_CITATION_d0c6de5d-b558-4d6d-a215-473149a7bb7c&quot;,&quot;properties&quot;:{&quot;noteIndex&quot;:0},&quot;isEdited&quot;:false,&quot;manualOverride&quot;:{&quot;isManuallyOverridden&quot;:false,&quot;citeprocText&quot;:&quot;[5]&quot;,&quot;manualOverrideText&quot;:&quot;&quot;},&quot;citationTag&quot;:&quot;MENDELEY_CITATION_v3_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&quot;,&quot;citationItems&quot;:[{&quot;id&quot;:&quot;c22f70a4-75e0-3f8f-94e7-86aef1568f0a&quot;,&quot;itemData&quot;:{&quot;type&quot;:&quot;book&quot;,&quot;id&quot;:&quot;c22f70a4-75e0-3f8f-94e7-86aef1568f0a&quot;,&quot;title&quot;:&quot;Subestações: Projeto, Construção, Fiscalização - 2º Edição&quot;,&quot;author&quot;:[{&quot;family&quot;:&quot;Manuel Bolotinha&quot;,&quot;given&quot;:&quot;&quot;,&quot;parse-names&quot;:false,&quot;dropping-particle&quot;:&quot;&quot;,&quot;non-dropping-particle&quot;:&quot;&quot;}],&quot;editor&quot;:[{&quot;family&quot;:&quot;Bolotinha&quot;,&quot;given&quot;:&quot;Manuel&quot;,&quot;parse-names&quot;:false,&quot;dropping-particle&quot;:&quot;&quot;,&quot;non-dropping-particle&quot;:&quot;&quot;}],&quot;issued&quot;:{&quot;date-parts&quot;:[[2019]]},&quot;publisher-place&quot;:&quot;Porto&quot;,&quot;number-of-pages&quot;:&quot;1-215&quot;,&quot;edition&quot;:&quot;2&quot;,&quot;container-title-short&quot;:&quot;&quot;},&quot;isTemporary&quot;:false}]},{&quot;citationID&quot;:&quot;MENDELEY_CITATION_b8507ce3-efca-4989-b665-2e745a541a5e&quot;,&quot;properties&quot;:{&quot;noteIndex&quot;:0},&quot;isEdited&quot;:false,&quot;manualOverride&quot;:{&quot;isManuallyOverridden&quot;:false,&quot;citeprocText&quot;:&quot;[5]&quot;,&quot;manualOverrideText&quot;:&quot;&quot;},&quot;citationTag&quot;:&quot;MENDELEY_CITATION_v3_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&quot;,&quot;citationItems&quot;:[{&quot;id&quot;:&quot;c22f70a4-75e0-3f8f-94e7-86aef1568f0a&quot;,&quot;itemData&quot;:{&quot;type&quot;:&quot;book&quot;,&quot;id&quot;:&quot;c22f70a4-75e0-3f8f-94e7-86aef1568f0a&quot;,&quot;title&quot;:&quot;Subestações: Projeto, Construção, Fiscalização - 2º Edição&quot;,&quot;author&quot;:[{&quot;family&quot;:&quot;Manuel Bolotinha&quot;,&quot;given&quot;:&quot;&quot;,&quot;parse-names&quot;:false,&quot;dropping-particle&quot;:&quot;&quot;,&quot;non-dropping-particle&quot;:&quot;&quot;}],&quot;editor&quot;:[{&quot;family&quot;:&quot;Bolotinha&quot;,&quot;given&quot;:&quot;Manuel&quot;,&quot;parse-names&quot;:false,&quot;dropping-particle&quot;:&quot;&quot;,&quot;non-dropping-particle&quot;:&quot;&quot;}],&quot;issued&quot;:{&quot;date-parts&quot;:[[2019]]},&quot;publisher-place&quot;:&quot;Porto&quot;,&quot;number-of-pages&quot;:&quot;1-215&quot;,&quot;edition&quot;:&quot;2&quot;,&quot;container-title-short&quot;:&quot;&quot;},&quot;isTemporary&quot;:false}]},{&quot;citationID&quot;:&quot;MENDELEY_CITATION_8404aac7-cab4-4c12-9a93-a088424f811f&quot;,&quot;properties&quot;:{&quot;noteIndex&quot;:0},&quot;isEdited&quot;:false,&quot;manualOverride&quot;:{&quot;isManuallyOverridden&quot;:false,&quot;citeprocText&quot;:&quot;[5]&quot;,&quot;manualOverrideText&quot;:&quot;&quot;},&quot;citationTag&quot;:&quot;MENDELEY_CITATION_v3_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&quot;,&quot;citationItems&quot;:[{&quot;id&quot;:&quot;c22f70a4-75e0-3f8f-94e7-86aef1568f0a&quot;,&quot;itemData&quot;:{&quot;type&quot;:&quot;book&quot;,&quot;id&quot;:&quot;c22f70a4-75e0-3f8f-94e7-86aef1568f0a&quot;,&quot;title&quot;:&quot;Subestações: Projeto, Construção, Fiscalização - 2º Edição&quot;,&quot;author&quot;:[{&quot;family&quot;:&quot;Manuel Bolotinha&quot;,&quot;given&quot;:&quot;&quot;,&quot;parse-names&quot;:false,&quot;dropping-particle&quot;:&quot;&quot;,&quot;non-dropping-particle&quot;:&quot;&quot;}],&quot;editor&quot;:[{&quot;family&quot;:&quot;Bolotinha&quot;,&quot;given&quot;:&quot;Manuel&quot;,&quot;parse-names&quot;:false,&quot;dropping-particle&quot;:&quot;&quot;,&quot;non-dropping-particle&quot;:&quot;&quot;}],&quot;issued&quot;:{&quot;date-parts&quot;:[[2019]]},&quot;publisher-place&quot;:&quot;Porto&quot;,&quot;number-of-pages&quot;:&quot;1-215&quot;,&quot;edition&quot;:&quot;2&quot;,&quot;container-title-short&quot;:&quot;&quot;},&quot;isTemporary&quot;:false}]},{&quot;citationID&quot;:&quot;MENDELEY_CITATION_22d291a2-1757-4bd1-ad12-6f096625c8fe&quot;,&quot;properties&quot;:{&quot;noteIndex&quot;:0},&quot;isEdited&quot;:false,&quot;manualOverride&quot;:{&quot;isManuallyOverridden&quot;:false,&quot;citeprocText&quot;:&quot;[5]&quot;,&quot;manualOverrideText&quot;:&quot;&quot;},&quot;citationTag&quot;:&quot;MENDELEY_CITATION_v3_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&quot;,&quot;citationItems&quot;:[{&quot;id&quot;:&quot;c22f70a4-75e0-3f8f-94e7-86aef1568f0a&quot;,&quot;itemData&quot;:{&quot;type&quot;:&quot;book&quot;,&quot;id&quot;:&quot;c22f70a4-75e0-3f8f-94e7-86aef1568f0a&quot;,&quot;title&quot;:&quot;Subestações: Projeto, Construção, Fiscalização - 2º Edição&quot;,&quot;author&quot;:[{&quot;family&quot;:&quot;Manuel Bolotinha&quot;,&quot;given&quot;:&quot;&quot;,&quot;parse-names&quot;:false,&quot;dropping-particle&quot;:&quot;&quot;,&quot;non-dropping-particle&quot;:&quot;&quot;}],&quot;editor&quot;:[{&quot;family&quot;:&quot;Bolotinha&quot;,&quot;given&quot;:&quot;Manuel&quot;,&quot;parse-names&quot;:false,&quot;dropping-particle&quot;:&quot;&quot;,&quot;non-dropping-particle&quot;:&quot;&quot;}],&quot;issued&quot;:{&quot;date-parts&quot;:[[2019]]},&quot;publisher-place&quot;:&quot;Porto&quot;,&quot;number-of-pages&quot;:&quot;1-215&quot;,&quot;edition&quot;:&quot;2&quot;,&quot;container-title-short&quot;:&quot;&quot;},&quot;isTemporary&quot;:false}]},{&quot;citationID&quot;:&quot;MENDELEY_CITATION_9a22d4bd-ffe9-4989-a1a2-4dbd2a4321f2&quot;,&quot;properties&quot;:{&quot;noteIndex&quot;:0},&quot;isEdited&quot;:false,&quot;manualOverride&quot;:{&quot;isManuallyOverridden&quot;:false,&quot;citeprocText&quot;:&quot;[5]&quot;,&quot;manualOverrideText&quot;:&quot;&quot;},&quot;citationTag&quot;:&quot;MENDELEY_CITATION_v3_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&quot;,&quot;citationItems&quot;:[{&quot;id&quot;:&quot;c22f70a4-75e0-3f8f-94e7-86aef1568f0a&quot;,&quot;itemData&quot;:{&quot;type&quot;:&quot;book&quot;,&quot;id&quot;:&quot;c22f70a4-75e0-3f8f-94e7-86aef1568f0a&quot;,&quot;title&quot;:&quot;Subestações: Projeto, Construção, Fiscalização - 2º Edição&quot;,&quot;author&quot;:[{&quot;family&quot;:&quot;Manuel Bolotinha&quot;,&quot;given&quot;:&quot;&quot;,&quot;parse-names&quot;:false,&quot;dropping-particle&quot;:&quot;&quot;,&quot;non-dropping-particle&quot;:&quot;&quot;}],&quot;editor&quot;:[{&quot;family&quot;:&quot;Bolotinha&quot;,&quot;given&quot;:&quot;Manuel&quot;,&quot;parse-names&quot;:false,&quot;dropping-particle&quot;:&quot;&quot;,&quot;non-dropping-particle&quot;:&quot;&quot;}],&quot;issued&quot;:{&quot;date-parts&quot;:[[2019]]},&quot;publisher-place&quot;:&quot;Porto&quot;,&quot;number-of-pages&quot;:&quot;1-215&quot;,&quot;edition&quot;:&quot;2&quot;,&quot;container-title-short&quot;:&quot;&quot;},&quot;isTemporary&quot;:false}]},{&quot;citationID&quot;:&quot;MENDELEY_CITATION_d6132b81-ec82-43aa-8265-2bde335ebe88&quot;,&quot;properties&quot;:{&quot;noteIndex&quot;:0},&quot;isEdited&quot;:false,&quot;manualOverride&quot;:{&quot;isManuallyOverridden&quot;:false,&quot;citeprocText&quot;:&quot;[5]&quot;,&quot;manualOverrideText&quot;:&quot;&quot;},&quot;citationTag&quot;:&quot;MENDELEY_CITATION_v3_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&quot;,&quot;citationItems&quot;:[{&quot;id&quot;:&quot;c22f70a4-75e0-3f8f-94e7-86aef1568f0a&quot;,&quot;itemData&quot;:{&quot;type&quot;:&quot;book&quot;,&quot;id&quot;:&quot;c22f70a4-75e0-3f8f-94e7-86aef1568f0a&quot;,&quot;title&quot;:&quot;Subestações: Projeto, Construção, Fiscalização - 2º Edição&quot;,&quot;author&quot;:[{&quot;family&quot;:&quot;Manuel Bolotinha&quot;,&quot;given&quot;:&quot;&quot;,&quot;parse-names&quot;:false,&quot;dropping-particle&quot;:&quot;&quot;,&quot;non-dropping-particle&quot;:&quot;&quot;}],&quot;editor&quot;:[{&quot;family&quot;:&quot;Bolotinha&quot;,&quot;given&quot;:&quot;Manuel&quot;,&quot;parse-names&quot;:false,&quot;dropping-particle&quot;:&quot;&quot;,&quot;non-dropping-particle&quot;:&quot;&quot;}],&quot;issued&quot;:{&quot;date-parts&quot;:[[2019]]},&quot;publisher-place&quot;:&quot;Porto&quot;,&quot;number-of-pages&quot;:&quot;1-215&quot;,&quot;edition&quot;:&quot;2&quot;,&quot;container-title-short&quot;:&quot;&quot;},&quot;isTemporary&quot;:false}]},{&quot;citationID&quot;:&quot;MENDELEY_CITATION_a49a27e6-ce70-4f5d-b99e-0d4f4a2c0370&quot;,&quot;properties&quot;:{&quot;noteIndex&quot;:0},&quot;isEdited&quot;:false,&quot;manualOverride&quot;:{&quot;isManuallyOverridden&quot;:false,&quot;citeprocText&quot;:&quot;[5]&quot;,&quot;manualOverrideText&quot;:&quot;&quot;},&quot;citationTag&quot;:&quot;MENDELEY_CITATION_v3_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&quot;,&quot;citationItems&quot;:[{&quot;id&quot;:&quot;c22f70a4-75e0-3f8f-94e7-86aef1568f0a&quot;,&quot;itemData&quot;:{&quot;type&quot;:&quot;book&quot;,&quot;id&quot;:&quot;c22f70a4-75e0-3f8f-94e7-86aef1568f0a&quot;,&quot;title&quot;:&quot;Subestações: Projeto, Construção, Fiscalização - 2º Edição&quot;,&quot;author&quot;:[{&quot;family&quot;:&quot;Manuel Bolotinha&quot;,&quot;given&quot;:&quot;&quot;,&quot;parse-names&quot;:false,&quot;dropping-particle&quot;:&quot;&quot;,&quot;non-dropping-particle&quot;:&quot;&quot;}],&quot;editor&quot;:[{&quot;family&quot;:&quot;Bolotinha&quot;,&quot;given&quot;:&quot;Manuel&quot;,&quot;parse-names&quot;:false,&quot;dropping-particle&quot;:&quot;&quot;,&quot;non-dropping-particle&quot;:&quot;&quot;}],&quot;issued&quot;:{&quot;date-parts&quot;:[[2019]]},&quot;publisher-place&quot;:&quot;Porto&quot;,&quot;number-of-pages&quot;:&quot;1-215&quot;,&quot;edition&quot;:&quot;2&quot;,&quot;container-title-short&quot;:&quot;&quot;},&quot;isTemporary&quot;:false}]},{&quot;citationID&quot;:&quot;MENDELEY_CITATION_ffb0219b-0dd4-4f0e-93ba-3c5f55c66b62&quot;,&quot;properties&quot;:{&quot;noteIndex&quot;:0},&quot;isEdited&quot;:false,&quot;manualOverride&quot;:{&quot;isManuallyOverridden&quot;:false,&quot;citeprocText&quot;:&quot;[3], [5]&quot;,&quot;manualOverrideText&quot;:&quot;&quot;},&quot;citationTag&quot;:&quot;MENDELEY_CITATION_v3_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&quot;,&quot;citationItems&quot;:[{&quot;id&quot;:&quot;c22f70a4-75e0-3f8f-94e7-86aef1568f0a&quot;,&quot;itemData&quot;:{&quot;type&quot;:&quot;book&quot;,&quot;id&quot;:&quot;c22f70a4-75e0-3f8f-94e7-86aef1568f0a&quot;,&quot;title&quot;:&quot;Subestações: Projeto, Construção, Fiscalização - 2º Edição&quot;,&quot;author&quot;:[{&quot;family&quot;:&quot;Manuel Bolotinha&quot;,&quot;given&quot;:&quot;&quot;,&quot;parse-names&quot;:false,&quot;dropping-particle&quot;:&quot;&quot;,&quot;non-dropping-particle&quot;:&quot;&quot;}],&quot;editor&quot;:[{&quot;family&quot;:&quot;Bolotinha&quot;,&quot;given&quot;:&quot;Manuel&quot;,&quot;parse-names&quot;:false,&quot;dropping-particle&quot;:&quot;&quot;,&quot;non-dropping-particle&quot;:&quot;&quot;}],&quot;issued&quot;:{&quot;date-parts&quot;:[[2019]]},&quot;publisher-place&quot;:&quot;Porto&quot;,&quot;number-of-pages&quot;:&quot;1-215&quot;,&quot;edition&quot;:&quot;2&quot;,&quot;container-title-short&quot;:&quot;&quot;},&quot;isTemporary&quot;:false},{&quot;id&quot;:&quot;1ea0596e-8614-3368-b35e-2402b2bf0edd&quot;,&quot;itemData&quot;:{&quot;type&quot;:&quot;legislation&quot;,&quot;id&quot;:&quot;1ea0596e-8614-3368-b35e-2402b2bf0edd&quot;,&quot;title&quot;:&quot;Decreto n.º 42895 — Regulamento de Segurança de Subestações e Postos de Transformação e de Seccionamento&quot;,&quot;number&quot;:&quot;42895&quot;,&quot;container-title&quot;:&quot;Diário da República&quot;,&quot;accessed&quot;:{&quot;date-parts&quot;:[[2026,6,25]]},&quot;URL&quot;:&quot;https://diariodarepublica.pt/dr/detalhe/decreto/42895-1960-282328&quot;,&quot;issued&quot;:{&quot;date-parts&quot;:[[1960,3,31]]},&quot;publisher-place&quot;:&quot;Portugal&quot;},&quot;isTemporary&quot;:false}]},{&quot;citationID&quot;:&quot;MENDELEY_CITATION_98a2bc08-5082-4132-b86b-6c73e084f894&quot;,&quot;properties&quot;:{&quot;noteIndex&quot;:0},&quot;isEdited&quot;:false,&quot;manualOverride&quot;:{&quot;isManuallyOverridden&quot;:false,&quot;citeprocText&quot;:&quot;[5]&quot;,&quot;manualOverrideText&quot;:&quot;&quot;},&quot;citationTag&quot;:&quot;MENDELEY_CITATION_v3_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&quot;,&quot;citationItems&quot;:[{&quot;id&quot;:&quot;c22f70a4-75e0-3f8f-94e7-86aef1568f0a&quot;,&quot;itemData&quot;:{&quot;type&quot;:&quot;book&quot;,&quot;id&quot;:&quot;c22f70a4-75e0-3f8f-94e7-86aef1568f0a&quot;,&quot;title&quot;:&quot;Subestações: Projeto, Construção, Fiscalização - 2º Edição&quot;,&quot;author&quot;:[{&quot;family&quot;:&quot;Manuel Bolotinha&quot;,&quot;given&quot;:&quot;&quot;,&quot;parse-names&quot;:false,&quot;dropping-particle&quot;:&quot;&quot;,&quot;non-dropping-particle&quot;:&quot;&quot;}],&quot;editor&quot;:[{&quot;family&quot;:&quot;Bolotinha&quot;,&quot;given&quot;:&quot;Manuel&quot;,&quot;parse-names&quot;:false,&quot;dropping-particle&quot;:&quot;&quot;,&quot;non-dropping-particle&quot;:&quot;&quot;}],&quot;issued&quot;:{&quot;date-parts&quot;:[[2019]]},&quot;publisher-place&quot;:&quot;Porto&quot;,&quot;number-of-pages&quot;:&quot;1-215&quot;,&quot;edition&quot;:&quot;2&quot;,&quot;container-title-short&quot;:&quot;&quot;},&quot;isTemporary&quot;:false}]}]"/>
     <we:property name="MENDELEY_CITATIONS_LOCALE_CODE" value="&quot;pt-PT&quot;"/>
     <we:property name="MENDELEY_CITATIONS_STYLE" value="{&quot;id&quot;:&quot;https://www.zotero.org/styles/ieee&quot;,&quot;title&quot;:&quot;IEEE Reference Guide version 11.29.2023&quot;,&quot;format&quot;:&quot;numeric&quot;,&quot;defaultLocale&quot;:null,&quot;isLocaleCodeValid&quot;:true}"/>
   </we:properties>

--- a/DRIVE/1. Direção/0. Associativo/Assembleia Geral/word bakcup/PRSEE_2026_1221689.docx
+++ b/DRIVE/1. Direção/0. Associativo/Assembleia Geral/word bakcup/PRSEE_2026_1221689.docx
@@ -643,73 +643,7 @@
         <w:rPr>
           <w:lang w:eastAsia="en-US"/>
         </w:rPr>
-        <w:t>Ao</w:t>
-      </w:r>
-      <w:r>
-        <w:rPr>
-          <w:lang w:eastAsia="en-US"/>
-        </w:rPr>
-        <w:t xml:space="preserve"> Eng. Pedro Maio </w:t>
-      </w:r>
-      <w:r>
-        <w:rPr>
-          <w:lang w:eastAsia="en-US"/>
-        </w:rPr>
-        <w:t>pela oportunidade de trabalho concedida</w:t>
-      </w:r>
-      <w:r>
-        <w:rPr>
-          <w:lang w:eastAsia="en-US"/>
-        </w:rPr>
-        <w:t xml:space="preserve"> e empatia ao longo do percurso de trabalhador-estudante. Ao</w:t>
-      </w:r>
-      <w:r>
-        <w:rPr>
-          <w:lang w:eastAsia="en-US"/>
-        </w:rPr>
-        <w:t xml:space="preserve"> orientador da empresa </w:t>
-      </w:r>
-      <w:r>
-        <w:rPr>
-          <w:lang w:eastAsia="en-US"/>
-        </w:rPr>
-        <w:t xml:space="preserve">Eng. </w:t>
-      </w:r>
-      <w:r>
-        <w:rPr>
-          <w:lang w:eastAsia="en-US"/>
-        </w:rPr>
-        <w:t>César Seixas, a minha equipa e aos demais colegas, pela constante disponibilidade, simpatia demonstrada ao longo de todo o estágio</w:t>
-      </w:r>
-      <w:r>
-        <w:rPr>
-          <w:lang w:eastAsia="en-US"/>
-        </w:rPr>
-        <w:t xml:space="preserve">, </w:t>
-      </w:r>
-      <w:r>
-        <w:rPr>
-          <w:lang w:eastAsia="en-US"/>
-        </w:rPr>
-        <w:t xml:space="preserve">sem dúvida uma experiência </w:t>
-      </w:r>
-      <w:r>
-        <w:rPr>
-          <w:lang w:eastAsia="en-US"/>
-        </w:rPr>
-        <w:t xml:space="preserve">empresarial </w:t>
-      </w:r>
-      <w:r>
-        <w:rPr>
-          <w:lang w:eastAsia="en-US"/>
-        </w:rPr>
-        <w:t>valiosa</w:t>
-      </w:r>
-      <w:r>
-        <w:rPr>
-          <w:lang w:eastAsia="en-US"/>
-        </w:rPr>
-        <w:t>.</w:t>
+        <w:t>Ao Eng. Pedro Maio pela oportunidade de trabalho concedida e empatia ao longo do percurso de trabalhador-estudante. Ao orientador da empresa Eng. César Seixas, e a minha equipa e aos demais colegas, pela constante disponibilidade e simpatia demonstrada ao longo de todo o estágio, foi sem dúvida uma experiência empresarial valiosa.</w:t>
       </w:r>
     </w:p>
     <w:p>
@@ -805,13 +739,7 @@
     </w:p>
     <w:p>
       <w:r>
-        <w:t xml:space="preserve">O presente relatório descreve o trabalho desenvolvido no âmbito do estágio curricular da Licenciatura em Engenharia Eletrotécnica – Sistemas Elétricos de Energia do Instituto Superior de Engenharia do Porto (ISEP), realizado na empresa SISINT, Lda., entre dezembro de 2025 e julho de 2026. O estágio </w:t>
-      </w:r>
-      <w:r>
-        <w:t>focou-se</w:t>
-      </w:r>
-      <w:r>
-        <w:t xml:space="preserve">, fundamentalmente, na aplicação da metodologia </w:t>
+        <w:t xml:space="preserve">O presente relatório descreve o trabalho desenvolvido no âmbito do estágio curricular da Licenciatura em Engenharia Eletrotécnica – Sistemas Elétricos de Energia do Instituto Superior de Engenharia do Porto (ISEP), realizado na empresa SISINT, Lda., entre dezembro de 2025 e julho de 2026. O estágio focou-se, fundamentalmente, na aplicação da metodologia </w:t>
       </w:r>
       <w:r>
         <w:rPr>
@@ -831,37 +759,7 @@
         <w:t>Scottish and Southern Electricity Networks</w:t>
       </w:r>
       <w:r>
-        <w:t xml:space="preserve"> (SSEN), na Escócia, e para clientes nacionais. Ao longo do período de estágio, o trabalho incidiu, nomeadamente, no desenvolvimento de competências de modelação tridimensional, na criação de famílias</w:t>
-      </w:r>
-      <w:r>
-        <w:t xml:space="preserve"> paramétricas</w:t>
-      </w:r>
-      <w:r>
-        <w:t xml:space="preserve"> de componentes</w:t>
-      </w:r>
-      <w:r>
-        <w:t xml:space="preserve"> eletromecânicos e eletrotécnicos</w:t>
-      </w:r>
-      <w:r>
-        <w:t xml:space="preserve">, </w:t>
-      </w:r>
-      <w:r>
-        <w:t xml:space="preserve">e </w:t>
-      </w:r>
-      <w:r>
-        <w:t>a sua integração em modelos complexos de subestaç</w:t>
-      </w:r>
-      <w:r>
-        <w:t>ões</w:t>
-      </w:r>
-      <w:r>
-        <w:t xml:space="preserve">, na interpretação de documentação técnica e na produção de peças desenhadas, acompanhando-se, designadamente, </w:t>
-      </w:r>
-      <w:r>
-        <w:t xml:space="preserve">de </w:t>
-      </w:r>
-      <w:r>
-        <w:t>vários ciclos de revisão de projeto com clientes. A experiência adquirida permitiu constatar que a adoção do BIM no projeto de subestações se traduz em ganhos efetivos de coordenação multidisciplinar, de qualidade e de eficiência, ainda que a metodologia se encontre, neste setor específico, numa fase de consolidação consideravelmente menos avançada do que a observada na engenharia civil e na arquitetura. Conclui-se, todavia, que a progressiva incorporação destas práticas tenderá a valorizar, de forma crescente, os profissionais que reúnam simultaneamente competências em engenharia eletrotécnica e em modelação BIM.</w:t>
+        <w:t xml:space="preserve"> (SSEN), na Escócia, e para clientes nacionais. Ao longo do período de estágio, o trabalho incidiu, nomeadamente, no desenvolvimento de competências de modelação tridimensional, na criação de famílias paramétricas de componentes eletromecânicos e eletrotécnicos, e a sua integração em modelos complexos de subestações, na interpretação de documentação técnica e na produção de peças desenhadas, acompanhando-se, designadamente, de vários ciclos de revisão de projeto com clientes. A experiência adquirida permitiu constatar que a adoção do BIM no projeto de subestações se traduz em ganhos efetivos de coordenação multidisciplinar, de qualidade e de eficiência, ainda que a metodologia se encontre, neste setor específico, numa fase de consolidação consideravelmente menos avançada do que a observada na engenharia civil e na arquitetura. Conclui-se, todavia, que a progressiva incorporação destas práticas tenderá a valorizar, de forma crescente, os profissionais que reúnam simultaneamente competências em engenharia eletrotécnica e em modelação BIM.</w:t>
       </w:r>
     </w:p>
     <w:p>
@@ -962,7 +860,7 @@
             </w:rPr>
             <w:fldChar w:fldCharType="separate"/>
           </w:r>
-          <w:hyperlink w:anchor="_Toc233415082" w:history="1">
+          <w:hyperlink w:anchor="_Toc233512635" w:history="1">
             <w:r>
               <w:rPr>
                 <w:rStyle w:val="Hiperligao"/>
@@ -1008,7 +906,7 @@
                 <w:noProof/>
                 <w:webHidden/>
               </w:rPr>
-              <w:instrText xml:space="preserve"> PAGEREF _Toc233415082 \h </w:instrText>
+              <w:instrText xml:space="preserve"> PAGEREF _Toc233512635 \h </w:instrText>
             </w:r>
             <w:r>
               <w:rPr>
@@ -1054,7 +952,7 @@
               <w14:ligatures w14:val="standardContextual"/>
             </w:rPr>
           </w:pPr>
-          <w:hyperlink w:anchor="_Toc233415083" w:history="1">
+          <w:hyperlink w:anchor="_Toc233512636" w:history="1">
             <w:r>
               <w:rPr>
                 <w:rStyle w:val="Hiperligao"/>
@@ -1098,7 +996,7 @@
                 <w:noProof/>
                 <w:webHidden/>
               </w:rPr>
-              <w:instrText xml:space="preserve"> PAGEREF _Toc233415083 \h </w:instrText>
+              <w:instrText xml:space="preserve"> PAGEREF _Toc233512636 \h </w:instrText>
             </w:r>
             <w:r>
               <w:rPr>
@@ -1144,7 +1042,7 @@
               <w14:ligatures w14:val="standardContextual"/>
             </w:rPr>
           </w:pPr>
-          <w:hyperlink w:anchor="_Toc233415084" w:history="1">
+          <w:hyperlink w:anchor="_Toc233512637" w:history="1">
             <w:r>
               <w:rPr>
                 <w:rStyle w:val="Hiperligao"/>
@@ -1190,7 +1088,7 @@
                 <w:noProof/>
                 <w:webHidden/>
               </w:rPr>
-              <w:instrText xml:space="preserve"> PAGEREF _Toc233415084 \h </w:instrText>
+              <w:instrText xml:space="preserve"> PAGEREF _Toc233512637 \h </w:instrText>
             </w:r>
             <w:r>
               <w:rPr>
@@ -1236,7 +1134,7 @@
               <w14:ligatures w14:val="standardContextual"/>
             </w:rPr>
           </w:pPr>
-          <w:hyperlink w:anchor="_Toc233415085" w:history="1">
+          <w:hyperlink w:anchor="_Toc233512638" w:history="1">
             <w:r>
               <w:rPr>
                 <w:rStyle w:val="Hiperligao"/>
@@ -1282,7 +1180,7 @@
                 <w:noProof/>
                 <w:webHidden/>
               </w:rPr>
-              <w:instrText xml:space="preserve"> PAGEREF _Toc233415085 \h </w:instrText>
+              <w:instrText xml:space="preserve"> PAGEREF _Toc233512638 \h </w:instrText>
             </w:r>
             <w:r>
               <w:rPr>
@@ -1328,7 +1226,7 @@
               <w14:ligatures w14:val="standardContextual"/>
             </w:rPr>
           </w:pPr>
-          <w:hyperlink w:anchor="_Toc233415086" w:history="1">
+          <w:hyperlink w:anchor="_Toc233512639" w:history="1">
             <w:r>
               <w:rPr>
                 <w:rStyle w:val="Hiperligao"/>
@@ -1374,7 +1272,7 @@
                 <w:noProof/>
                 <w:webHidden/>
               </w:rPr>
-              <w:instrText xml:space="preserve"> PAGEREF _Toc233415086 \h </w:instrText>
+              <w:instrText xml:space="preserve"> PAGEREF _Toc233512639 \h </w:instrText>
             </w:r>
             <w:r>
               <w:rPr>
@@ -1420,7 +1318,7 @@
               <w14:ligatures w14:val="standardContextual"/>
             </w:rPr>
           </w:pPr>
-          <w:hyperlink w:anchor="_Toc233415087" w:history="1">
+          <w:hyperlink w:anchor="_Toc233512640" w:history="1">
             <w:r>
               <w:rPr>
                 <w:rStyle w:val="Hiperligao"/>
@@ -1464,7 +1362,7 @@
                 <w:noProof/>
                 <w:webHidden/>
               </w:rPr>
-              <w:instrText xml:space="preserve"> PAGEREF _Toc233415087 \h </w:instrText>
+              <w:instrText xml:space="preserve"> PAGEREF _Toc233512640 \h </w:instrText>
             </w:r>
             <w:r>
               <w:rPr>
@@ -1510,7 +1408,7 @@
               <w14:ligatures w14:val="standardContextual"/>
             </w:rPr>
           </w:pPr>
-          <w:hyperlink w:anchor="_Toc233415088" w:history="1">
+          <w:hyperlink w:anchor="_Toc233512641" w:history="1">
             <w:r>
               <w:rPr>
                 <w:rStyle w:val="Hiperligao"/>
@@ -1556,7 +1454,7 @@
                 <w:noProof/>
                 <w:webHidden/>
               </w:rPr>
-              <w:instrText xml:space="preserve"> PAGEREF _Toc233415088 \h </w:instrText>
+              <w:instrText xml:space="preserve"> PAGEREF _Toc233512641 \h </w:instrText>
             </w:r>
             <w:r>
               <w:rPr>
@@ -1602,7 +1500,7 @@
               <w14:ligatures w14:val="standardContextual"/>
             </w:rPr>
           </w:pPr>
-          <w:hyperlink w:anchor="_Toc233415089" w:history="1">
+          <w:hyperlink w:anchor="_Toc233512642" w:history="1">
             <w:r>
               <w:rPr>
                 <w:rStyle w:val="Hiperligao"/>
@@ -1648,7 +1546,7 @@
                 <w:noProof/>
                 <w:webHidden/>
               </w:rPr>
-              <w:instrText xml:space="preserve"> PAGEREF _Toc233415089 \h </w:instrText>
+              <w:instrText xml:space="preserve"> PAGEREF _Toc233512642 \h </w:instrText>
             </w:r>
             <w:r>
               <w:rPr>
@@ -1694,7 +1592,7 @@
               <w14:ligatures w14:val="standardContextual"/>
             </w:rPr>
           </w:pPr>
-          <w:hyperlink w:anchor="_Toc233415090" w:history="1">
+          <w:hyperlink w:anchor="_Toc233512643" w:history="1">
             <w:r>
               <w:rPr>
                 <w:rStyle w:val="Hiperligao"/>
@@ -1740,7 +1638,7 @@
                 <w:noProof/>
                 <w:webHidden/>
               </w:rPr>
-              <w:instrText xml:space="preserve"> PAGEREF _Toc233415090 \h </w:instrText>
+              <w:instrText xml:space="preserve"> PAGEREF _Toc233512643 \h </w:instrText>
             </w:r>
             <w:r>
               <w:rPr>
@@ -1786,12 +1684,11 @@
               <w14:ligatures w14:val="standardContextual"/>
             </w:rPr>
           </w:pPr>
-          <w:hyperlink w:anchor="_Toc233415091" w:history="1">
+          <w:hyperlink w:anchor="_Toc233512644" w:history="1">
             <w:r>
               <w:rPr>
                 <w:rStyle w:val="Hiperligao"/>
                 <w:noProof/>
-                <w:lang w:eastAsia="en-US"/>
               </w:rPr>
               <w:t>2.1.1 -</w:t>
             </w:r>
@@ -1809,7 +1706,6 @@
               <w:rPr>
                 <w:rStyle w:val="Hiperligao"/>
                 <w:noProof/>
-                <w:lang w:eastAsia="en-US"/>
               </w:rPr>
               <w:t>Projetos de instalações elétricas</w:t>
             </w:r>
@@ -1832,7 +1728,7 @@
                 <w:noProof/>
                 <w:webHidden/>
               </w:rPr>
-              <w:instrText xml:space="preserve"> PAGEREF _Toc233415091 \h </w:instrText>
+              <w:instrText xml:space="preserve"> PAGEREF _Toc233512644 \h </w:instrText>
             </w:r>
             <w:r>
               <w:rPr>
@@ -1878,7 +1774,7 @@
               <w14:ligatures w14:val="standardContextual"/>
             </w:rPr>
           </w:pPr>
-          <w:hyperlink w:anchor="_Toc233415092" w:history="1">
+          <w:hyperlink w:anchor="_Toc233512645" w:history="1">
             <w:r>
               <w:rPr>
                 <w:rStyle w:val="Hiperligao"/>
@@ -1924,7 +1820,7 @@
                 <w:noProof/>
                 <w:webHidden/>
               </w:rPr>
-              <w:instrText xml:space="preserve"> PAGEREF _Toc233415092 \h </w:instrText>
+              <w:instrText xml:space="preserve"> PAGEREF _Toc233512645 \h </w:instrText>
             </w:r>
             <w:r>
               <w:rPr>
@@ -1944,7 +1840,7 @@
                 <w:noProof/>
                 <w:webHidden/>
               </w:rPr>
-              <w:t>17</w:t>
+              <w:t>16</w:t>
             </w:r>
             <w:r>
               <w:rPr>
@@ -1970,7 +1866,7 @@
               <w14:ligatures w14:val="standardContextual"/>
             </w:rPr>
           </w:pPr>
-          <w:hyperlink w:anchor="_Toc233415093" w:history="1">
+          <w:hyperlink w:anchor="_Toc233512646" w:history="1">
             <w:r>
               <w:rPr>
                 <w:rStyle w:val="Hiperligao"/>
@@ -2016,7 +1912,7 @@
                 <w:noProof/>
                 <w:webHidden/>
               </w:rPr>
-              <w:instrText xml:space="preserve"> PAGEREF _Toc233415093 \h </w:instrText>
+              <w:instrText xml:space="preserve"> PAGEREF _Toc233512646 \h </w:instrText>
             </w:r>
             <w:r>
               <w:rPr>
@@ -2036,7 +1932,7 @@
                 <w:noProof/>
                 <w:webHidden/>
               </w:rPr>
-              <w:t>24</w:t>
+              <w:t>22</w:t>
             </w:r>
             <w:r>
               <w:rPr>
@@ -2062,7 +1958,7 @@
               <w14:ligatures w14:val="standardContextual"/>
             </w:rPr>
           </w:pPr>
-          <w:hyperlink w:anchor="_Toc233415094" w:history="1">
+          <w:hyperlink w:anchor="_Toc233512647" w:history="1">
             <w:r>
               <w:rPr>
                 <w:rStyle w:val="Hiperligao"/>
@@ -2108,7 +2004,7 @@
                 <w:noProof/>
                 <w:webHidden/>
               </w:rPr>
-              <w:instrText xml:space="preserve"> PAGEREF _Toc233415094 \h </w:instrText>
+              <w:instrText xml:space="preserve"> PAGEREF _Toc233512647 \h </w:instrText>
             </w:r>
             <w:r>
               <w:rPr>
@@ -2128,7 +2024,7 @@
                 <w:noProof/>
                 <w:webHidden/>
               </w:rPr>
-              <w:t>26</w:t>
+              <w:t>24</w:t>
             </w:r>
             <w:r>
               <w:rPr>
@@ -2154,7 +2050,7 @@
               <w14:ligatures w14:val="standardContextual"/>
             </w:rPr>
           </w:pPr>
-          <w:hyperlink w:anchor="_Toc233415095" w:history="1">
+          <w:hyperlink w:anchor="_Toc233512648" w:history="1">
             <w:r>
               <w:rPr>
                 <w:rStyle w:val="Hiperligao"/>
@@ -2200,7 +2096,7 @@
                 <w:noProof/>
                 <w:webHidden/>
               </w:rPr>
-              <w:instrText xml:space="preserve"> PAGEREF _Toc233415095 \h </w:instrText>
+              <w:instrText xml:space="preserve"> PAGEREF _Toc233512648 \h </w:instrText>
             </w:r>
             <w:r>
               <w:rPr>
@@ -2220,7 +2116,7 @@
                 <w:noProof/>
                 <w:webHidden/>
               </w:rPr>
-              <w:t>28</w:t>
+              <w:t>26</w:t>
             </w:r>
             <w:r>
               <w:rPr>
@@ -2246,7 +2142,7 @@
               <w14:ligatures w14:val="standardContextual"/>
             </w:rPr>
           </w:pPr>
-          <w:hyperlink w:anchor="_Toc233415096" w:history="1">
+          <w:hyperlink w:anchor="_Toc233512649" w:history="1">
             <w:r>
               <w:rPr>
                 <w:rStyle w:val="Hiperligao"/>
@@ -2292,7 +2188,7 @@
                 <w:noProof/>
                 <w:webHidden/>
               </w:rPr>
-              <w:instrText xml:space="preserve"> PAGEREF _Toc233415096 \h </w:instrText>
+              <w:instrText xml:space="preserve"> PAGEREF _Toc233512649 \h </w:instrText>
             </w:r>
             <w:r>
               <w:rPr>
@@ -2312,7 +2208,7 @@
                 <w:noProof/>
                 <w:webHidden/>
               </w:rPr>
-              <w:t>29</w:t>
+              <w:t>27</w:t>
             </w:r>
             <w:r>
               <w:rPr>
@@ -2338,7 +2234,7 @@
               <w14:ligatures w14:val="standardContextual"/>
             </w:rPr>
           </w:pPr>
-          <w:hyperlink w:anchor="_Toc233415097" w:history="1">
+          <w:hyperlink w:anchor="_Toc233512650" w:history="1">
             <w:r>
               <w:rPr>
                 <w:rStyle w:val="Hiperligao"/>
@@ -2384,7 +2280,7 @@
                 <w:noProof/>
                 <w:webHidden/>
               </w:rPr>
-              <w:instrText xml:space="preserve"> PAGEREF _Toc233415097 \h </w:instrText>
+              <w:instrText xml:space="preserve"> PAGEREF _Toc233512650 \h </w:instrText>
             </w:r>
             <w:r>
               <w:rPr>
@@ -2404,7 +2300,7 @@
                 <w:noProof/>
                 <w:webHidden/>
               </w:rPr>
-              <w:t>29</w:t>
+              <w:t>27</w:t>
             </w:r>
             <w:r>
               <w:rPr>
@@ -2430,7 +2326,7 @@
               <w14:ligatures w14:val="standardContextual"/>
             </w:rPr>
           </w:pPr>
-          <w:hyperlink w:anchor="_Toc233415098" w:history="1">
+          <w:hyperlink w:anchor="_Toc233512651" w:history="1">
             <w:r>
               <w:rPr>
                 <w:rStyle w:val="Hiperligao"/>
@@ -2476,7 +2372,7 @@
                 <w:noProof/>
                 <w:webHidden/>
               </w:rPr>
-              <w:instrText xml:space="preserve"> PAGEREF _Toc233415098 \h </w:instrText>
+              <w:instrText xml:space="preserve"> PAGEREF _Toc233512651 \h </w:instrText>
             </w:r>
             <w:r>
               <w:rPr>
@@ -2496,7 +2392,7 @@
                 <w:noProof/>
                 <w:webHidden/>
               </w:rPr>
-              <w:t>31</w:t>
+              <w:t>28</w:t>
             </w:r>
             <w:r>
               <w:rPr>
@@ -2522,7 +2418,7 @@
               <w14:ligatures w14:val="standardContextual"/>
             </w:rPr>
           </w:pPr>
-          <w:hyperlink w:anchor="_Toc233415099" w:history="1">
+          <w:hyperlink w:anchor="_Toc233512652" w:history="1">
             <w:r>
               <w:rPr>
                 <w:rStyle w:val="Hiperligao"/>
@@ -2568,7 +2464,7 @@
                 <w:noProof/>
                 <w:webHidden/>
               </w:rPr>
-              <w:instrText xml:space="preserve"> PAGEREF _Toc233415099 \h </w:instrText>
+              <w:instrText xml:space="preserve"> PAGEREF _Toc233512652 \h </w:instrText>
             </w:r>
             <w:r>
               <w:rPr>
@@ -2588,7 +2484,7 @@
                 <w:noProof/>
                 <w:webHidden/>
               </w:rPr>
-              <w:t>31</w:t>
+              <w:t>28</w:t>
             </w:r>
             <w:r>
               <w:rPr>
@@ -2614,7 +2510,7 @@
               <w14:ligatures w14:val="standardContextual"/>
             </w:rPr>
           </w:pPr>
-          <w:hyperlink w:anchor="_Toc233415100" w:history="1">
+          <w:hyperlink w:anchor="_Toc233512653" w:history="1">
             <w:r>
               <w:rPr>
                 <w:rStyle w:val="Hiperligao"/>
@@ -2660,7 +2556,7 @@
                 <w:noProof/>
                 <w:webHidden/>
               </w:rPr>
-              <w:instrText xml:space="preserve"> PAGEREF _Toc233415100 \h </w:instrText>
+              <w:instrText xml:space="preserve"> PAGEREF _Toc233512653 \h </w:instrText>
             </w:r>
             <w:r>
               <w:rPr>
@@ -2680,7 +2576,7 @@
                 <w:noProof/>
                 <w:webHidden/>
               </w:rPr>
-              <w:t>32</w:t>
+              <w:t>29</w:t>
             </w:r>
             <w:r>
               <w:rPr>
@@ -2706,7 +2602,7 @@
               <w14:ligatures w14:val="standardContextual"/>
             </w:rPr>
           </w:pPr>
-          <w:hyperlink w:anchor="_Toc233415101" w:history="1">
+          <w:hyperlink w:anchor="_Toc233512654" w:history="1">
             <w:r>
               <w:rPr>
                 <w:rStyle w:val="Hiperligao"/>
@@ -2752,7 +2648,7 @@
                 <w:noProof/>
                 <w:webHidden/>
               </w:rPr>
-              <w:instrText xml:space="preserve"> PAGEREF _Toc233415101 \h </w:instrText>
+              <w:instrText xml:space="preserve"> PAGEREF _Toc233512654 \h </w:instrText>
             </w:r>
             <w:r>
               <w:rPr>
@@ -2772,7 +2668,7 @@
                 <w:noProof/>
                 <w:webHidden/>
               </w:rPr>
-              <w:t>36</w:t>
+              <w:t>34</w:t>
             </w:r>
             <w:r>
               <w:rPr>
@@ -2798,7 +2694,7 @@
               <w14:ligatures w14:val="standardContextual"/>
             </w:rPr>
           </w:pPr>
-          <w:hyperlink w:anchor="_Toc233415102" w:history="1">
+          <w:hyperlink w:anchor="_Toc233512655" w:history="1">
             <w:r>
               <w:rPr>
                 <w:rStyle w:val="Hiperligao"/>
@@ -2844,7 +2740,7 @@
                 <w:noProof/>
                 <w:webHidden/>
               </w:rPr>
-              <w:instrText xml:space="preserve"> PAGEREF _Toc233415102 \h </w:instrText>
+              <w:instrText xml:space="preserve"> PAGEREF _Toc233512655 \h </w:instrText>
             </w:r>
             <w:r>
               <w:rPr>
@@ -2864,7 +2760,7 @@
                 <w:noProof/>
                 <w:webHidden/>
               </w:rPr>
-              <w:t>38</w:t>
+              <w:t>35</w:t>
             </w:r>
             <w:r>
               <w:rPr>
@@ -2890,7 +2786,7 @@
               <w14:ligatures w14:val="standardContextual"/>
             </w:rPr>
           </w:pPr>
-          <w:hyperlink w:anchor="_Toc233415103" w:history="1">
+          <w:hyperlink w:anchor="_Toc233512656" w:history="1">
             <w:r>
               <w:rPr>
                 <w:rStyle w:val="Hiperligao"/>
@@ -2936,7 +2832,7 @@
                 <w:noProof/>
                 <w:webHidden/>
               </w:rPr>
-              <w:instrText xml:space="preserve"> PAGEREF _Toc233415103 \h </w:instrText>
+              <w:instrText xml:space="preserve"> PAGEREF _Toc233512656 \h </w:instrText>
             </w:r>
             <w:r>
               <w:rPr>
@@ -2956,7 +2852,7 @@
                 <w:noProof/>
                 <w:webHidden/>
               </w:rPr>
-              <w:t>38</w:t>
+              <w:t>36</w:t>
             </w:r>
             <w:r>
               <w:rPr>
@@ -2982,7 +2878,7 @@
               <w14:ligatures w14:val="standardContextual"/>
             </w:rPr>
           </w:pPr>
-          <w:hyperlink w:anchor="_Toc233415104" w:history="1">
+          <w:hyperlink w:anchor="_Toc233512657" w:history="1">
             <w:r>
               <w:rPr>
                 <w:rStyle w:val="Hiperligao"/>
@@ -3028,7 +2924,7 @@
                 <w:noProof/>
                 <w:webHidden/>
               </w:rPr>
-              <w:instrText xml:space="preserve"> PAGEREF _Toc233415104 \h </w:instrText>
+              <w:instrText xml:space="preserve"> PAGEREF _Toc233512657 \h </w:instrText>
             </w:r>
             <w:r>
               <w:rPr>
@@ -3048,7 +2944,7 @@
                 <w:noProof/>
                 <w:webHidden/>
               </w:rPr>
-              <w:t>40</w:t>
+              <w:t>37</w:t>
             </w:r>
             <w:r>
               <w:rPr>
@@ -3074,7 +2970,7 @@
               <w14:ligatures w14:val="standardContextual"/>
             </w:rPr>
           </w:pPr>
-          <w:hyperlink w:anchor="_Toc233415105" w:history="1">
+          <w:hyperlink w:anchor="_Toc233512658" w:history="1">
             <w:r>
               <w:rPr>
                 <w:rStyle w:val="Hiperligao"/>
@@ -3120,7 +3016,7 @@
                 <w:noProof/>
                 <w:webHidden/>
               </w:rPr>
-              <w:instrText xml:space="preserve"> PAGEREF _Toc233415105 \h </w:instrText>
+              <w:instrText xml:space="preserve"> PAGEREF _Toc233512658 \h </w:instrText>
             </w:r>
             <w:r>
               <w:rPr>
@@ -3140,7 +3036,7 @@
                 <w:noProof/>
                 <w:webHidden/>
               </w:rPr>
-              <w:t>40</w:t>
+              <w:t>38</w:t>
             </w:r>
             <w:r>
               <w:rPr>
@@ -3166,7 +3062,7 @@
               <w14:ligatures w14:val="standardContextual"/>
             </w:rPr>
           </w:pPr>
-          <w:hyperlink w:anchor="_Toc233415106" w:history="1">
+          <w:hyperlink w:anchor="_Toc233512659" w:history="1">
             <w:r>
               <w:rPr>
                 <w:rStyle w:val="Hiperligao"/>
@@ -3212,7 +3108,7 @@
                 <w:noProof/>
                 <w:webHidden/>
               </w:rPr>
-              <w:instrText xml:space="preserve"> PAGEREF _Toc233415106 \h </w:instrText>
+              <w:instrText xml:space="preserve"> PAGEREF _Toc233512659 \h </w:instrText>
             </w:r>
             <w:r>
               <w:rPr>
@@ -3232,7 +3128,7 @@
                 <w:noProof/>
                 <w:webHidden/>
               </w:rPr>
-              <w:t>41</w:t>
+              <w:t>39</w:t>
             </w:r>
             <w:r>
               <w:rPr>
@@ -3258,7 +3154,7 @@
               <w14:ligatures w14:val="standardContextual"/>
             </w:rPr>
           </w:pPr>
-          <w:hyperlink w:anchor="_Toc233415107" w:history="1">
+          <w:hyperlink w:anchor="_Toc233512660" w:history="1">
             <w:r>
               <w:rPr>
                 <w:rStyle w:val="Hiperligao"/>
@@ -3302,7 +3198,7 @@
                 <w:noProof/>
                 <w:webHidden/>
               </w:rPr>
-              <w:instrText xml:space="preserve"> PAGEREF _Toc233415107 \h </w:instrText>
+              <w:instrText xml:space="preserve"> PAGEREF _Toc233512660 \h </w:instrText>
             </w:r>
             <w:r>
               <w:rPr>
@@ -3322,7 +3218,7 @@
                 <w:noProof/>
                 <w:webHidden/>
               </w:rPr>
-              <w:t>42</w:t>
+              <w:t>40</w:t>
             </w:r>
             <w:r>
               <w:rPr>
@@ -3348,7 +3244,7 @@
               <w14:ligatures w14:val="standardContextual"/>
             </w:rPr>
           </w:pPr>
-          <w:hyperlink w:anchor="_Toc233415108" w:history="1">
+          <w:hyperlink w:anchor="_Toc233512661" w:history="1">
             <w:r>
               <w:rPr>
                 <w:rStyle w:val="Hiperligao"/>
@@ -3394,7 +3290,7 @@
                 <w:noProof/>
                 <w:webHidden/>
               </w:rPr>
-              <w:instrText xml:space="preserve"> PAGEREF _Toc233415108 \h </w:instrText>
+              <w:instrText xml:space="preserve"> PAGEREF _Toc233512661 \h </w:instrText>
             </w:r>
             <w:r>
               <w:rPr>
@@ -3414,7 +3310,7 @@
                 <w:noProof/>
                 <w:webHidden/>
               </w:rPr>
-              <w:t>43</w:t>
+              <w:t>40</w:t>
             </w:r>
             <w:r>
               <w:rPr>
@@ -3440,7 +3336,7 @@
               <w14:ligatures w14:val="standardContextual"/>
             </w:rPr>
           </w:pPr>
-          <w:hyperlink w:anchor="_Toc233415109" w:history="1">
+          <w:hyperlink w:anchor="_Toc233512662" w:history="1">
             <w:r>
               <w:rPr>
                 <w:rStyle w:val="Hiperligao"/>
@@ -3486,7 +3382,7 @@
                 <w:noProof/>
                 <w:webHidden/>
               </w:rPr>
-              <w:instrText xml:space="preserve"> PAGEREF _Toc233415109 \h </w:instrText>
+              <w:instrText xml:space="preserve"> PAGEREF _Toc233512662 \h </w:instrText>
             </w:r>
             <w:r>
               <w:rPr>
@@ -3506,7 +3402,7 @@
                 <w:noProof/>
                 <w:webHidden/>
               </w:rPr>
-              <w:t>43</w:t>
+              <w:t>41</w:t>
             </w:r>
             <w:r>
               <w:rPr>
@@ -3532,7 +3428,7 @@
               <w14:ligatures w14:val="standardContextual"/>
             </w:rPr>
           </w:pPr>
-          <w:hyperlink w:anchor="_Toc233415110" w:history="1">
+          <w:hyperlink w:anchor="_Toc233512663" w:history="1">
             <w:r>
               <w:rPr>
                 <w:rStyle w:val="Hiperligao"/>
@@ -3576,7 +3472,7 @@
                 <w:noProof/>
                 <w:webHidden/>
               </w:rPr>
-              <w:instrText xml:space="preserve"> PAGEREF _Toc233415110 \h </w:instrText>
+              <w:instrText xml:space="preserve"> PAGEREF _Toc233512663 \h </w:instrText>
             </w:r>
             <w:r>
               <w:rPr>
@@ -3596,7 +3492,7 @@
                 <w:noProof/>
                 <w:webHidden/>
               </w:rPr>
-              <w:t>43</w:t>
+              <w:t>41</w:t>
             </w:r>
             <w:r>
               <w:rPr>
@@ -3622,7 +3518,7 @@
               <w14:ligatures w14:val="standardContextual"/>
             </w:rPr>
           </w:pPr>
-          <w:hyperlink w:anchor="_Toc233415111" w:history="1">
+          <w:hyperlink w:anchor="_Toc233512664" w:history="1">
             <w:r>
               <w:rPr>
                 <w:rStyle w:val="Hiperligao"/>
@@ -3668,7 +3564,7 @@
                 <w:noProof/>
                 <w:webHidden/>
               </w:rPr>
-              <w:instrText xml:space="preserve"> PAGEREF _Toc233415111 \h </w:instrText>
+              <w:instrText xml:space="preserve"> PAGEREF _Toc233512664 \h </w:instrText>
             </w:r>
             <w:r>
               <w:rPr>
@@ -3688,7 +3584,7 @@
                 <w:noProof/>
                 <w:webHidden/>
               </w:rPr>
-              <w:t>45</w:t>
+              <w:t>42</w:t>
             </w:r>
             <w:r>
               <w:rPr>
@@ -3714,7 +3610,7 @@
               <w14:ligatures w14:val="standardContextual"/>
             </w:rPr>
           </w:pPr>
-          <w:hyperlink w:anchor="_Toc233415112" w:history="1">
+          <w:hyperlink w:anchor="_Toc233512665" w:history="1">
             <w:r>
               <w:rPr>
                 <w:rStyle w:val="Hiperligao"/>
@@ -3758,7 +3654,7 @@
                 <w:noProof/>
                 <w:webHidden/>
               </w:rPr>
-              <w:instrText xml:space="preserve"> PAGEREF _Toc233415112 \h </w:instrText>
+              <w:instrText xml:space="preserve"> PAGEREF _Toc233512665 \h </w:instrText>
             </w:r>
             <w:r>
               <w:rPr>
@@ -3778,7 +3674,7 @@
                 <w:noProof/>
                 <w:webHidden/>
               </w:rPr>
-              <w:t>45</w:t>
+              <w:t>42</w:t>
             </w:r>
             <w:r>
               <w:rPr>
@@ -3804,7 +3700,7 @@
               <w14:ligatures w14:val="standardContextual"/>
             </w:rPr>
           </w:pPr>
-          <w:hyperlink w:anchor="_Toc233415113" w:history="1">
+          <w:hyperlink w:anchor="_Toc233512666" w:history="1">
             <w:r>
               <w:rPr>
                 <w:rStyle w:val="Hiperligao"/>
@@ -3850,7 +3746,7 @@
                 <w:noProof/>
                 <w:webHidden/>
               </w:rPr>
-              <w:instrText xml:space="preserve"> PAGEREF _Toc233415113 \h </w:instrText>
+              <w:instrText xml:space="preserve"> PAGEREF _Toc233512666 \h </w:instrText>
             </w:r>
             <w:r>
               <w:rPr>
@@ -3870,7 +3766,7 @@
                 <w:noProof/>
                 <w:webHidden/>
               </w:rPr>
-              <w:t>47</w:t>
+              <w:t>44</w:t>
             </w:r>
             <w:r>
               <w:rPr>
@@ -3895,7 +3791,7 @@
               <w14:ligatures w14:val="standardContextual"/>
             </w:rPr>
           </w:pPr>
-          <w:hyperlink w:anchor="_Toc233415114" w:history="1">
+          <w:hyperlink w:anchor="_Toc233512667" w:history="1">
             <w:r>
               <w:rPr>
                 <w:rStyle w:val="Hiperligao"/>
@@ -3926,7 +3822,7 @@
                 <w:noProof/>
                 <w:webHidden/>
               </w:rPr>
-              <w:instrText xml:space="preserve"> PAGEREF _Toc233415114 \h </w:instrText>
+              <w:instrText xml:space="preserve"> PAGEREF _Toc233512667 \h </w:instrText>
             </w:r>
             <w:r>
               <w:rPr>
@@ -3946,7 +3842,7 @@
                 <w:noProof/>
                 <w:webHidden/>
               </w:rPr>
-              <w:t>50</w:t>
+              <w:t>48</w:t>
             </w:r>
             <w:r>
               <w:rPr>
@@ -4030,7 +3926,7 @@
         </w:rPr>
         <w:fldChar w:fldCharType="separate"/>
       </w:r>
-      <w:hyperlink w:anchor="_Toc233424579" w:history="1">
+      <w:hyperlink w:anchor="_Toc233512668" w:history="1">
         <w:r>
           <w:rPr>
             <w:rStyle w:val="Hiperligao"/>
@@ -4057,7 +3953,7 @@
             <w:noProof/>
             <w:webHidden/>
           </w:rPr>
-          <w:instrText xml:space="preserve"> PAGEREF _Toc233424579 \h </w:instrText>
+          <w:instrText xml:space="preserve"> PAGEREF _Toc233512668 \h </w:instrText>
         </w:r>
         <w:r>
           <w:rPr>
@@ -4102,7 +3998,7 @@
           <w14:ligatures w14:val="standardContextual"/>
         </w:rPr>
       </w:pPr>
-      <w:hyperlink w:anchor="_Toc233424580" w:history="1">
+      <w:hyperlink w:anchor="_Toc233512669" w:history="1">
         <w:r>
           <w:rPr>
             <w:rStyle w:val="Hiperligao"/>
@@ -4129,7 +4025,7 @@
             <w:noProof/>
             <w:webHidden/>
           </w:rPr>
-          <w:instrText xml:space="preserve"> PAGEREF _Toc233424580 \h </w:instrText>
+          <w:instrText xml:space="preserve"> PAGEREF _Toc233512669 \h </w:instrText>
         </w:r>
         <w:r>
           <w:rPr>
@@ -4174,7 +4070,7 @@
           <w14:ligatures w14:val="standardContextual"/>
         </w:rPr>
       </w:pPr>
-      <w:hyperlink w:anchor="_Toc233424581" w:history="1">
+      <w:hyperlink w:anchor="_Toc233512670" w:history="1">
         <w:r>
           <w:rPr>
             <w:rStyle w:val="Hiperligao"/>
@@ -4201,7 +4097,7 @@
             <w:noProof/>
             <w:webHidden/>
           </w:rPr>
-          <w:instrText xml:space="preserve"> PAGEREF _Toc233424581 \h </w:instrText>
+          <w:instrText xml:space="preserve"> PAGEREF _Toc233512670 \h </w:instrText>
         </w:r>
         <w:r>
           <w:rPr>
@@ -4246,13 +4142,13 @@
           <w14:ligatures w14:val="standardContextual"/>
         </w:rPr>
       </w:pPr>
-      <w:hyperlink w:anchor="_Toc233424582" w:history="1">
+      <w:hyperlink w:anchor="_Toc233512671" w:history="1">
         <w:r>
           <w:rPr>
             <w:rStyle w:val="Hiperligao"/>
             <w:noProof/>
           </w:rPr>
-          <w:t>Figura 4 – Identificação dos equipamentos num painel do transformador. Legenda: 1- radiador óleo; 2- reservatório óleo; 3- transformador potência; 4- descarregador de sobretensão; 5- poste isolado; 6- seccionador de terra; 7- transformador de tensão capacitivo; 8- transformador de corrente; 9- disjuntor</w:t>
+          <w:t>Figura 4 – Identificação dos equipamentos num painel do transformador. Legenda: 1- radiador óleo; 2- reservatório óleo; 3- transformador de potência; 4- descarregador de sobretensão; 5- poste isolado; 6- seccionador de terra; 7- transformador de tensão capacitivo; 8- transformador de corrente; 9- disjuntor</w:t>
         </w:r>
         <w:r>
           <w:rPr>
@@ -4273,7 +4169,7 @@
             <w:noProof/>
             <w:webHidden/>
           </w:rPr>
-          <w:instrText xml:space="preserve"> PAGEREF _Toc233424582 \h </w:instrText>
+          <w:instrText xml:space="preserve"> PAGEREF _Toc233512671 \h </w:instrText>
         </w:r>
         <w:r>
           <w:rPr>
@@ -4318,7 +4214,7 @@
           <w14:ligatures w14:val="standardContextual"/>
         </w:rPr>
       </w:pPr>
-      <w:hyperlink w:anchor="_Toc233424583" w:history="1">
+      <w:hyperlink w:anchor="_Toc233512672" w:history="1">
         <w:r>
           <w:rPr>
             <w:rStyle w:val="Hiperligao"/>
@@ -4345,7 +4241,7 @@
             <w:noProof/>
             <w:webHidden/>
           </w:rPr>
-          <w:instrText xml:space="preserve"> PAGEREF _Toc233424583 \h </w:instrText>
+          <w:instrText xml:space="preserve"> PAGEREF _Toc233512672 \h </w:instrText>
         </w:r>
         <w:r>
           <w:rPr>
@@ -4390,7 +4286,7 @@
           <w14:ligatures w14:val="standardContextual"/>
         </w:rPr>
       </w:pPr>
-      <w:hyperlink w:anchor="_Toc233424584" w:history="1">
+      <w:hyperlink w:anchor="_Toc233512673" w:history="1">
         <w:r>
           <w:rPr>
             <w:rStyle w:val="Hiperligao"/>
@@ -4417,7 +4313,7 @@
             <w:noProof/>
             <w:webHidden/>
           </w:rPr>
-          <w:instrText xml:space="preserve"> PAGEREF _Toc233424584 \h </w:instrText>
+          <w:instrText xml:space="preserve"> PAGEREF _Toc233512673 \h </w:instrText>
         </w:r>
         <w:r>
           <w:rPr>
@@ -4437,7 +4333,7 @@
             <w:noProof/>
             <w:webHidden/>
           </w:rPr>
-          <w:t>21</w:t>
+          <w:t>22</w:t>
         </w:r>
         <w:r>
           <w:rPr>
@@ -4462,7 +4358,7 @@
           <w14:ligatures w14:val="standardContextual"/>
         </w:rPr>
       </w:pPr>
-      <w:hyperlink w:anchor="_Toc233424585" w:history="1">
+      <w:hyperlink w:anchor="_Toc233512674" w:history="1">
         <w:r>
           <w:rPr>
             <w:rStyle w:val="Hiperligao"/>
@@ -4489,7 +4385,7 @@
             <w:noProof/>
             <w:webHidden/>
           </w:rPr>
-          <w:instrText xml:space="preserve"> PAGEREF _Toc233424585 \h </w:instrText>
+          <w:instrText xml:space="preserve"> PAGEREF _Toc233512674 \h </w:instrText>
         </w:r>
         <w:r>
           <w:rPr>
@@ -4509,7 +4405,7 @@
             <w:noProof/>
             <w:webHidden/>
           </w:rPr>
-          <w:t>25</w:t>
+          <w:t>24</w:t>
         </w:r>
         <w:r>
           <w:rPr>
@@ -4534,13 +4430,13 @@
           <w14:ligatures w14:val="standardContextual"/>
         </w:rPr>
       </w:pPr>
-      <w:hyperlink w:anchor="_Toc233424586" w:history="1">
+      <w:hyperlink w:anchor="_Toc233512675" w:history="1">
         <w:r>
           <w:rPr>
             <w:rStyle w:val="Hiperligao"/>
             <w:noProof/>
           </w:rPr>
-          <w:t>Figura 8 – À esquerda encontrasse bem modelado; à direita está a sobreposição de engenharias. Exemplo Estruturas e Eletrotécnica</w:t>
+          <w:t>Figura 8 –Exemplo das especialidades de eletromecânica e eletrotécnica num modelo. Legenda: À esquerda encontrasse bem modelado; à direita está a sobreposição de engenharias.</w:t>
         </w:r>
         <w:r>
           <w:rPr>
@@ -4561,7 +4457,7 @@
             <w:noProof/>
             <w:webHidden/>
           </w:rPr>
-          <w:instrText xml:space="preserve"> PAGEREF _Toc233424586 \h </w:instrText>
+          <w:instrText xml:space="preserve"> PAGEREF _Toc233512675 \h </w:instrText>
         </w:r>
         <w:r>
           <w:rPr>
@@ -4581,7 +4477,7 @@
             <w:noProof/>
             <w:webHidden/>
           </w:rPr>
-          <w:t>28</w:t>
+          <w:t>25</w:t>
         </w:r>
         <w:r>
           <w:rPr>
@@ -4606,7 +4502,7 @@
           <w14:ligatures w14:val="standardContextual"/>
         </w:rPr>
       </w:pPr>
-      <w:hyperlink w:anchor="_Toc233424587" w:history="1">
+      <w:hyperlink w:anchor="_Toc233512676" w:history="1">
         <w:r>
           <w:rPr>
             <w:rStyle w:val="Hiperligao"/>
@@ -4648,7 +4544,7 @@
             <w:noProof/>
             <w:webHidden/>
           </w:rPr>
-          <w:instrText xml:space="preserve"> PAGEREF _Toc233424587 \h </w:instrText>
+          <w:instrText xml:space="preserve"> PAGEREF _Toc233512676 \h </w:instrText>
         </w:r>
         <w:r>
           <w:rPr>
@@ -4668,7 +4564,7 @@
             <w:noProof/>
             <w:webHidden/>
           </w:rPr>
-          <w:t>32</w:t>
+          <w:t>30</w:t>
         </w:r>
         <w:r>
           <w:rPr>
@@ -4693,7 +4589,7 @@
           <w14:ligatures w14:val="standardContextual"/>
         </w:rPr>
       </w:pPr>
-      <w:hyperlink w:anchor="_Toc233424588" w:history="1">
+      <w:hyperlink w:anchor="_Toc233512677" w:history="1">
         <w:r>
           <w:rPr>
             <w:rStyle w:val="Hiperligao"/>
@@ -4735,7 +4631,7 @@
             <w:noProof/>
             <w:webHidden/>
           </w:rPr>
-          <w:instrText xml:space="preserve"> PAGEREF _Toc233424588 \h </w:instrText>
+          <w:instrText xml:space="preserve"> PAGEREF _Toc233512677 \h </w:instrText>
         </w:r>
         <w:r>
           <w:rPr>
@@ -4755,7 +4651,7 @@
             <w:noProof/>
             <w:webHidden/>
           </w:rPr>
-          <w:t>33</w:t>
+          <w:t>30</w:t>
         </w:r>
         <w:r>
           <w:rPr>
@@ -4780,7 +4676,7 @@
           <w14:ligatures w14:val="standardContextual"/>
         </w:rPr>
       </w:pPr>
-      <w:hyperlink w:anchor="_Toc233424589" w:history="1">
+      <w:hyperlink w:anchor="_Toc233512678" w:history="1">
         <w:r>
           <w:rPr>
             <w:rStyle w:val="Hiperligao"/>
@@ -4815,7 +4711,7 @@
             <w:noProof/>
             <w:webHidden/>
           </w:rPr>
-          <w:instrText xml:space="preserve"> PAGEREF _Toc233424589 \h </w:instrText>
+          <w:instrText xml:space="preserve"> PAGEREF _Toc233512678 \h </w:instrText>
         </w:r>
         <w:r>
           <w:rPr>
@@ -4835,7 +4731,7 @@
             <w:noProof/>
             <w:webHidden/>
           </w:rPr>
-          <w:t>33</w:t>
+          <w:t>31</w:t>
         </w:r>
         <w:r>
           <w:rPr>
@@ -4860,7 +4756,7 @@
           <w14:ligatures w14:val="standardContextual"/>
         </w:rPr>
       </w:pPr>
-      <w:hyperlink w:anchor="_Toc233424590" w:history="1">
+      <w:hyperlink w:anchor="_Toc233512679" w:history="1">
         <w:r>
           <w:rPr>
             <w:rStyle w:val="Hiperligao"/>
@@ -4887,7 +4783,7 @@
             <w:noProof/>
             <w:webHidden/>
           </w:rPr>
-          <w:instrText xml:space="preserve"> PAGEREF _Toc233424590 \h </w:instrText>
+          <w:instrText xml:space="preserve"> PAGEREF _Toc233512679 \h </w:instrText>
         </w:r>
         <w:r>
           <w:rPr>
@@ -4907,7 +4803,7 @@
             <w:noProof/>
             <w:webHidden/>
           </w:rPr>
-          <w:t>34</w:t>
+          <w:t>31</w:t>
         </w:r>
         <w:r>
           <w:rPr>
@@ -4932,7 +4828,7 @@
           <w14:ligatures w14:val="standardContextual"/>
         </w:rPr>
       </w:pPr>
-      <w:hyperlink w:anchor="_Toc233424591" w:history="1">
+      <w:hyperlink w:anchor="_Toc233512680" w:history="1">
         <w:r>
           <w:rPr>
             <w:rStyle w:val="Hiperligao"/>
@@ -4959,7 +4855,7 @@
             <w:noProof/>
             <w:webHidden/>
           </w:rPr>
-          <w:instrText xml:space="preserve"> PAGEREF _Toc233424591 \h </w:instrText>
+          <w:instrText xml:space="preserve"> PAGEREF _Toc233512680 \h </w:instrText>
         </w:r>
         <w:r>
           <w:rPr>
@@ -4979,7 +4875,7 @@
             <w:noProof/>
             <w:webHidden/>
           </w:rPr>
-          <w:t>34</w:t>
+          <w:t>32</w:t>
         </w:r>
         <w:r>
           <w:rPr>
@@ -5004,7 +4900,7 @@
           <w14:ligatures w14:val="standardContextual"/>
         </w:rPr>
       </w:pPr>
-      <w:hyperlink w:anchor="_Toc233424592" w:history="1">
+      <w:hyperlink w:anchor="_Toc233512681" w:history="1">
         <w:r>
           <w:rPr>
             <w:rStyle w:val="Hiperligao"/>
@@ -5048,7 +4944,7 @@
             <w:noProof/>
             <w:webHidden/>
           </w:rPr>
-          <w:instrText xml:space="preserve"> PAGEREF _Toc233424592 \h </w:instrText>
+          <w:instrText xml:space="preserve"> PAGEREF _Toc233512681 \h </w:instrText>
         </w:r>
         <w:r>
           <w:rPr>
@@ -5068,7 +4964,7 @@
             <w:noProof/>
             <w:webHidden/>
           </w:rPr>
-          <w:t>35</w:t>
+          <w:t>32</w:t>
         </w:r>
         <w:r>
           <w:rPr>
@@ -5093,7 +4989,7 @@
           <w14:ligatures w14:val="standardContextual"/>
         </w:rPr>
       </w:pPr>
-      <w:hyperlink w:anchor="_Toc233424593" w:history="1">
+      <w:hyperlink w:anchor="_Toc233512682" w:history="1">
         <w:r>
           <w:rPr>
             <w:rStyle w:val="Hiperligao"/>
@@ -5150,7 +5046,7 @@
             <w:noProof/>
             <w:webHidden/>
           </w:rPr>
-          <w:instrText xml:space="preserve"> PAGEREF _Toc233424593 \h </w:instrText>
+          <w:instrText xml:space="preserve"> PAGEREF _Toc233512682 \h </w:instrText>
         </w:r>
         <w:r>
           <w:rPr>
@@ -5170,7 +5066,7 @@
             <w:noProof/>
             <w:webHidden/>
           </w:rPr>
-          <w:t>36</w:t>
+          <w:t>34</w:t>
         </w:r>
         <w:r>
           <w:rPr>
@@ -5195,7 +5091,7 @@
           <w14:ligatures w14:val="standardContextual"/>
         </w:rPr>
       </w:pPr>
-      <w:hyperlink w:anchor="_Toc233424594" w:history="1">
+      <w:hyperlink w:anchor="_Toc233512683" w:history="1">
         <w:r>
           <w:rPr>
             <w:rStyle w:val="Hiperligao"/>
@@ -5222,7 +5118,7 @@
             <w:noProof/>
             <w:webHidden/>
           </w:rPr>
-          <w:instrText xml:space="preserve"> PAGEREF _Toc233424594 \h </w:instrText>
+          <w:instrText xml:space="preserve"> PAGEREF _Toc233512683 \h </w:instrText>
         </w:r>
         <w:r>
           <w:rPr>
@@ -5242,7 +5138,7 @@
             <w:noProof/>
             <w:webHidden/>
           </w:rPr>
-          <w:t>38</w:t>
+          <w:t>35</w:t>
         </w:r>
         <w:r>
           <w:rPr>
@@ -5267,7 +5163,7 @@
           <w14:ligatures w14:val="standardContextual"/>
         </w:rPr>
       </w:pPr>
-      <w:hyperlink w:anchor="_Toc233424595" w:history="1">
+      <w:hyperlink w:anchor="_Toc233512684" w:history="1">
         <w:r>
           <w:rPr>
             <w:rStyle w:val="Hiperligao"/>
@@ -5309,7 +5205,7 @@
             <w:noProof/>
             <w:webHidden/>
           </w:rPr>
-          <w:instrText xml:space="preserve"> PAGEREF _Toc233424595 \h </w:instrText>
+          <w:instrText xml:space="preserve"> PAGEREF _Toc233512684 \h </w:instrText>
         </w:r>
         <w:r>
           <w:rPr>
@@ -5329,7 +5225,7 @@
             <w:noProof/>
             <w:webHidden/>
           </w:rPr>
-          <w:t>40</w:t>
+          <w:t>37</w:t>
         </w:r>
         <w:r>
           <w:rPr>
@@ -5354,7 +5250,7 @@
           <w14:ligatures w14:val="standardContextual"/>
         </w:rPr>
       </w:pPr>
-      <w:hyperlink w:anchor="_Toc233424596" w:history="1">
+      <w:hyperlink w:anchor="_Toc233512685" w:history="1">
         <w:r>
           <w:rPr>
             <w:rStyle w:val="Hiperligao"/>
@@ -5381,7 +5277,7 @@
             <w:noProof/>
             <w:webHidden/>
           </w:rPr>
-          <w:instrText xml:space="preserve"> PAGEREF _Toc233424596 \h </w:instrText>
+          <w:instrText xml:space="preserve"> PAGEREF _Toc233512685 \h </w:instrText>
         </w:r>
         <w:r>
           <w:rPr>
@@ -5401,7 +5297,7 @@
             <w:noProof/>
             <w:webHidden/>
           </w:rPr>
-          <w:t>41</w:t>
+          <w:t>39</w:t>
         </w:r>
         <w:r>
           <w:rPr>
@@ -7320,6 +7216,596 @@
           </w:p>
         </w:tc>
       </w:tr>
+      <w:tr>
+        <w:tc>
+          <w:tcPr>
+            <w:tcW w:w="1985" w:type="dxa"/>
+            <w:tcBorders>
+              <w:top w:val="single" w:sz="4" w:space="0" w:color="000000"/>
+              <w:left w:val="single" w:sz="4" w:space="0" w:color="000000"/>
+              <w:bottom w:val="single" w:sz="4" w:space="0" w:color="000000"/>
+              <w:right w:val="single" w:sz="4" w:space="0" w:color="000000"/>
+            </w:tcBorders>
+            <w:tcMar>
+              <w:top w:w="80" w:type="dxa"/>
+              <w:left w:w="120" w:type="dxa"/>
+              <w:bottom w:w="80" w:type="dxa"/>
+              <w:right w:w="120" w:type="dxa"/>
+            </w:tcMar>
+            <w:vAlign w:val="center"/>
+          </w:tcPr>
+          <w:p>
+            <w:pPr>
+              <w:spacing w:before="0" w:after="200" w:line="276" w:lineRule="auto"/>
+              <w:ind w:firstLine="0"/>
+              <w:jc w:val="left"/>
+              <w:rPr>
+                <w:lang w:eastAsia="en-US"/>
+              </w:rPr>
+            </w:pPr>
+            <w:r>
+              <w:rPr>
+                <w:b/>
+                <w:bCs/>
+                <w:lang w:eastAsia="en-US"/>
+              </w:rPr>
+              <w:t>GIT</w:t>
+            </w:r>
+          </w:p>
+        </w:tc>
+        <w:tc>
+          <w:tcPr>
+            <w:tcW w:w="7375" w:type="dxa"/>
+            <w:tcBorders>
+              <w:top w:val="single" w:sz="4" w:space="0" w:color="000000"/>
+              <w:left w:val="single" w:sz="4" w:space="0" w:color="000000"/>
+              <w:bottom w:val="single" w:sz="4" w:space="0" w:color="000000"/>
+              <w:right w:val="single" w:sz="4" w:space="0" w:color="000000"/>
+            </w:tcBorders>
+            <w:tcMar>
+              <w:top w:w="80" w:type="dxa"/>
+              <w:left w:w="120" w:type="dxa"/>
+              <w:bottom w:w="80" w:type="dxa"/>
+              <w:right w:w="120" w:type="dxa"/>
+            </w:tcMar>
+            <w:vAlign w:val="center"/>
+          </w:tcPr>
+          <w:p>
+            <w:pPr>
+              <w:spacing w:before="0" w:after="200" w:line="276" w:lineRule="auto"/>
+              <w:ind w:firstLine="0"/>
+              <w:jc w:val="left"/>
+              <w:rPr>
+                <w:lang w:eastAsia="en-US"/>
+              </w:rPr>
+            </w:pPr>
+            <w:r>
+              <w:rPr>
+                <w:i/>
+                <w:iCs/>
+                <w:lang w:eastAsia="en-US"/>
+              </w:rPr>
+              <w:t>Gas Insulated Transformer</w:t>
+            </w:r>
+            <w:r>
+              <w:rPr>
+                <w:lang w:eastAsia="en-US"/>
+              </w:rPr>
+              <w:t xml:space="preserve"> – Transformador Isolado a Gás</w:t>
+            </w:r>
+          </w:p>
+        </w:tc>
+      </w:tr>
+      <w:tr>
+        <w:tc>
+          <w:tcPr>
+            <w:tcW w:w="1985" w:type="dxa"/>
+            <w:tcBorders>
+              <w:top w:val="single" w:sz="4" w:space="0" w:color="000000"/>
+              <w:left w:val="single" w:sz="4" w:space="0" w:color="000000"/>
+              <w:bottom w:val="single" w:sz="4" w:space="0" w:color="000000"/>
+              <w:right w:val="single" w:sz="4" w:space="0" w:color="000000"/>
+            </w:tcBorders>
+            <w:tcMar>
+              <w:top w:w="80" w:type="dxa"/>
+              <w:left w:w="120" w:type="dxa"/>
+              <w:bottom w:w="80" w:type="dxa"/>
+              <w:right w:w="120" w:type="dxa"/>
+            </w:tcMar>
+            <w:vAlign w:val="center"/>
+          </w:tcPr>
+          <w:p>
+            <w:pPr>
+              <w:spacing w:before="0" w:after="200" w:line="276" w:lineRule="auto"/>
+              <w:ind w:firstLine="0"/>
+              <w:jc w:val="left"/>
+              <w:rPr>
+                <w:lang w:eastAsia="en-US"/>
+              </w:rPr>
+            </w:pPr>
+            <w:r>
+              <w:rPr>
+                <w:b/>
+                <w:bCs/>
+                <w:lang w:eastAsia="en-US"/>
+              </w:rPr>
+              <w:t>SPDA</w:t>
+            </w:r>
+          </w:p>
+        </w:tc>
+        <w:tc>
+          <w:tcPr>
+            <w:tcW w:w="7375" w:type="dxa"/>
+            <w:tcBorders>
+              <w:top w:val="single" w:sz="4" w:space="0" w:color="000000"/>
+              <w:left w:val="single" w:sz="4" w:space="0" w:color="000000"/>
+              <w:bottom w:val="single" w:sz="4" w:space="0" w:color="000000"/>
+              <w:right w:val="single" w:sz="4" w:space="0" w:color="000000"/>
+            </w:tcBorders>
+            <w:tcMar>
+              <w:top w:w="80" w:type="dxa"/>
+              <w:left w:w="120" w:type="dxa"/>
+              <w:bottom w:w="80" w:type="dxa"/>
+              <w:right w:w="120" w:type="dxa"/>
+            </w:tcMar>
+            <w:vAlign w:val="center"/>
+          </w:tcPr>
+          <w:p>
+            <w:pPr>
+              <w:spacing w:before="0" w:after="200" w:line="276" w:lineRule="auto"/>
+              <w:ind w:firstLine="0"/>
+              <w:jc w:val="left"/>
+              <w:rPr>
+                <w:lang w:eastAsia="en-US"/>
+              </w:rPr>
+            </w:pPr>
+            <w:r>
+              <w:rPr>
+                <w:lang w:eastAsia="en-US"/>
+              </w:rPr>
+              <w:t>Sistema de Proteção contra Descargas Atmosféricas</w:t>
+            </w:r>
+          </w:p>
+        </w:tc>
+      </w:tr>
+      <w:tr>
+        <w:tc>
+          <w:tcPr>
+            <w:tcW w:w="1985" w:type="dxa"/>
+            <w:tcBorders>
+              <w:top w:val="single" w:sz="4" w:space="0" w:color="000000"/>
+              <w:left w:val="single" w:sz="4" w:space="0" w:color="000000"/>
+              <w:bottom w:val="single" w:sz="4" w:space="0" w:color="000000"/>
+              <w:right w:val="single" w:sz="4" w:space="0" w:color="000000"/>
+            </w:tcBorders>
+            <w:tcMar>
+              <w:top w:w="80" w:type="dxa"/>
+              <w:left w:w="120" w:type="dxa"/>
+              <w:bottom w:w="80" w:type="dxa"/>
+              <w:right w:w="120" w:type="dxa"/>
+            </w:tcMar>
+            <w:vAlign w:val="center"/>
+          </w:tcPr>
+          <w:p>
+            <w:pPr>
+              <w:spacing w:before="0" w:after="200" w:line="276" w:lineRule="auto"/>
+              <w:ind w:firstLine="0"/>
+              <w:jc w:val="left"/>
+              <w:rPr>
+                <w:lang w:eastAsia="en-US"/>
+              </w:rPr>
+            </w:pPr>
+            <w:r>
+              <w:rPr>
+                <w:b/>
+                <w:bCs/>
+                <w:lang w:eastAsia="en-US"/>
+              </w:rPr>
+              <w:t>NP</w:t>
+            </w:r>
+          </w:p>
+        </w:tc>
+        <w:tc>
+          <w:tcPr>
+            <w:tcW w:w="7375" w:type="dxa"/>
+            <w:tcBorders>
+              <w:top w:val="single" w:sz="4" w:space="0" w:color="000000"/>
+              <w:left w:val="single" w:sz="4" w:space="0" w:color="000000"/>
+              <w:bottom w:val="single" w:sz="4" w:space="0" w:color="000000"/>
+              <w:right w:val="single" w:sz="4" w:space="0" w:color="000000"/>
+            </w:tcBorders>
+            <w:tcMar>
+              <w:top w:w="80" w:type="dxa"/>
+              <w:left w:w="120" w:type="dxa"/>
+              <w:bottom w:w="80" w:type="dxa"/>
+              <w:right w:w="120" w:type="dxa"/>
+            </w:tcMar>
+            <w:vAlign w:val="center"/>
+          </w:tcPr>
+          <w:p>
+            <w:pPr>
+              <w:spacing w:before="0" w:after="200" w:line="276" w:lineRule="auto"/>
+              <w:ind w:firstLine="0"/>
+              <w:jc w:val="left"/>
+              <w:rPr>
+                <w:lang w:eastAsia="en-US"/>
+              </w:rPr>
+            </w:pPr>
+            <w:r>
+              <w:rPr>
+                <w:lang w:eastAsia="en-US"/>
+              </w:rPr>
+              <w:t>Norma Portuguesa</w:t>
+            </w:r>
+          </w:p>
+        </w:tc>
+      </w:tr>
+      <w:tr>
+        <w:tc>
+          <w:tcPr>
+            <w:tcW w:w="1985" w:type="dxa"/>
+            <w:tcBorders>
+              <w:top w:val="single" w:sz="4" w:space="0" w:color="000000"/>
+              <w:left w:val="single" w:sz="4" w:space="0" w:color="000000"/>
+              <w:bottom w:val="single" w:sz="4" w:space="0" w:color="000000"/>
+              <w:right w:val="single" w:sz="4" w:space="0" w:color="000000"/>
+            </w:tcBorders>
+            <w:tcMar>
+              <w:top w:w="80" w:type="dxa"/>
+              <w:left w:w="120" w:type="dxa"/>
+              <w:bottom w:w="80" w:type="dxa"/>
+              <w:right w:w="120" w:type="dxa"/>
+            </w:tcMar>
+            <w:vAlign w:val="center"/>
+          </w:tcPr>
+          <w:p>
+            <w:pPr>
+              <w:spacing w:before="0" w:after="200" w:line="276" w:lineRule="auto"/>
+              <w:ind w:firstLine="0"/>
+              <w:jc w:val="left"/>
+              <w:rPr>
+                <w:lang w:eastAsia="en-US"/>
+              </w:rPr>
+            </w:pPr>
+            <w:r>
+              <w:rPr>
+                <w:b/>
+                <w:bCs/>
+                <w:lang w:eastAsia="en-US"/>
+              </w:rPr>
+              <w:t>EN</w:t>
+            </w:r>
+          </w:p>
+        </w:tc>
+        <w:tc>
+          <w:tcPr>
+            <w:tcW w:w="7375" w:type="dxa"/>
+            <w:tcBorders>
+              <w:top w:val="single" w:sz="4" w:space="0" w:color="000000"/>
+              <w:left w:val="single" w:sz="4" w:space="0" w:color="000000"/>
+              <w:bottom w:val="single" w:sz="4" w:space="0" w:color="000000"/>
+              <w:right w:val="single" w:sz="4" w:space="0" w:color="000000"/>
+            </w:tcBorders>
+            <w:tcMar>
+              <w:top w:w="80" w:type="dxa"/>
+              <w:left w:w="120" w:type="dxa"/>
+              <w:bottom w:w="80" w:type="dxa"/>
+              <w:right w:w="120" w:type="dxa"/>
+            </w:tcMar>
+            <w:vAlign w:val="center"/>
+          </w:tcPr>
+          <w:p>
+            <w:pPr>
+              <w:spacing w:before="0" w:after="200" w:line="276" w:lineRule="auto"/>
+              <w:ind w:firstLine="0"/>
+              <w:jc w:val="left"/>
+              <w:rPr>
+                <w:lang w:eastAsia="en-US"/>
+              </w:rPr>
+            </w:pPr>
+            <w:r>
+              <w:rPr>
+                <w:lang w:eastAsia="en-US"/>
+              </w:rPr>
+              <w:t>Norma Europeia</w:t>
+            </w:r>
+          </w:p>
+        </w:tc>
+      </w:tr>
+      <w:tr>
+        <w:tc>
+          <w:tcPr>
+            <w:tcW w:w="1985" w:type="dxa"/>
+            <w:tcBorders>
+              <w:top w:val="single" w:sz="4" w:space="0" w:color="000000"/>
+              <w:left w:val="single" w:sz="4" w:space="0" w:color="000000"/>
+              <w:bottom w:val="single" w:sz="4" w:space="0" w:color="000000"/>
+              <w:right w:val="single" w:sz="4" w:space="0" w:color="000000"/>
+            </w:tcBorders>
+            <w:tcMar>
+              <w:top w:w="80" w:type="dxa"/>
+              <w:left w:w="120" w:type="dxa"/>
+              <w:bottom w:w="80" w:type="dxa"/>
+              <w:right w:w="120" w:type="dxa"/>
+            </w:tcMar>
+            <w:vAlign w:val="center"/>
+          </w:tcPr>
+          <w:p>
+            <w:pPr>
+              <w:spacing w:before="0" w:after="200" w:line="276" w:lineRule="auto"/>
+              <w:ind w:firstLine="0"/>
+              <w:jc w:val="left"/>
+              <w:rPr>
+                <w:lang w:eastAsia="en-US"/>
+              </w:rPr>
+            </w:pPr>
+            <w:r>
+              <w:rPr>
+                <w:b/>
+                <w:bCs/>
+                <w:lang w:eastAsia="en-US"/>
+              </w:rPr>
+              <w:t>LEE-SEE</w:t>
+            </w:r>
+          </w:p>
+        </w:tc>
+        <w:tc>
+          <w:tcPr>
+            <w:tcW w:w="7375" w:type="dxa"/>
+            <w:tcBorders>
+              <w:top w:val="single" w:sz="4" w:space="0" w:color="000000"/>
+              <w:left w:val="single" w:sz="4" w:space="0" w:color="000000"/>
+              <w:bottom w:val="single" w:sz="4" w:space="0" w:color="000000"/>
+              <w:right w:val="single" w:sz="4" w:space="0" w:color="000000"/>
+            </w:tcBorders>
+            <w:tcMar>
+              <w:top w:w="80" w:type="dxa"/>
+              <w:left w:w="120" w:type="dxa"/>
+              <w:bottom w:w="80" w:type="dxa"/>
+              <w:right w:w="120" w:type="dxa"/>
+            </w:tcMar>
+            <w:vAlign w:val="center"/>
+          </w:tcPr>
+          <w:p>
+            <w:pPr>
+              <w:spacing w:before="0" w:after="200" w:line="276" w:lineRule="auto"/>
+              <w:ind w:firstLine="0"/>
+              <w:jc w:val="left"/>
+              <w:rPr>
+                <w:lang w:eastAsia="en-US"/>
+              </w:rPr>
+            </w:pPr>
+            <w:r>
+              <w:rPr>
+                <w:lang w:eastAsia="en-US"/>
+              </w:rPr>
+              <w:t>Licenciatura em Engenharia Eletrotécnica – Sistemas Elétricos de Energia</w:t>
+            </w:r>
+          </w:p>
+        </w:tc>
+      </w:tr>
+      <w:tr>
+        <w:tc>
+          <w:tcPr>
+            <w:tcW w:w="1985" w:type="dxa"/>
+            <w:tcBorders>
+              <w:top w:val="single" w:sz="4" w:space="0" w:color="000000"/>
+              <w:left w:val="single" w:sz="4" w:space="0" w:color="000000"/>
+              <w:bottom w:val="single" w:sz="4" w:space="0" w:color="000000"/>
+              <w:right w:val="single" w:sz="4" w:space="0" w:color="000000"/>
+            </w:tcBorders>
+            <w:tcMar>
+              <w:top w:w="80" w:type="dxa"/>
+              <w:left w:w="120" w:type="dxa"/>
+              <w:bottom w:w="80" w:type="dxa"/>
+              <w:right w:w="120" w:type="dxa"/>
+            </w:tcMar>
+            <w:vAlign w:val="center"/>
+          </w:tcPr>
+          <w:p>
+            <w:pPr>
+              <w:spacing w:before="0" w:after="200" w:line="276" w:lineRule="auto"/>
+              <w:ind w:firstLine="0"/>
+              <w:jc w:val="left"/>
+              <w:rPr>
+                <w:lang w:eastAsia="en-US"/>
+              </w:rPr>
+            </w:pPr>
+            <w:r>
+              <w:rPr>
+                <w:b/>
+                <w:bCs/>
+                <w:lang w:eastAsia="en-US"/>
+              </w:rPr>
+              <w:t>4D</w:t>
+            </w:r>
+          </w:p>
+        </w:tc>
+        <w:tc>
+          <w:tcPr>
+            <w:tcW w:w="7375" w:type="dxa"/>
+            <w:tcBorders>
+              <w:top w:val="single" w:sz="4" w:space="0" w:color="000000"/>
+              <w:left w:val="single" w:sz="4" w:space="0" w:color="000000"/>
+              <w:bottom w:val="single" w:sz="4" w:space="0" w:color="000000"/>
+              <w:right w:val="single" w:sz="4" w:space="0" w:color="000000"/>
+            </w:tcBorders>
+            <w:tcMar>
+              <w:top w:w="80" w:type="dxa"/>
+              <w:left w:w="120" w:type="dxa"/>
+              <w:bottom w:w="80" w:type="dxa"/>
+              <w:right w:w="120" w:type="dxa"/>
+            </w:tcMar>
+            <w:vAlign w:val="center"/>
+          </w:tcPr>
+          <w:p>
+            <w:pPr>
+              <w:spacing w:before="0" w:after="200" w:line="276" w:lineRule="auto"/>
+              <w:ind w:firstLine="0"/>
+              <w:jc w:val="left"/>
+              <w:rPr>
+                <w:lang w:eastAsia="en-US"/>
+              </w:rPr>
+            </w:pPr>
+            <w:r>
+              <w:rPr>
+                <w:i/>
+                <w:iCs/>
+                <w:lang w:eastAsia="en-US"/>
+              </w:rPr>
+              <w:t>Quatro Dimensões</w:t>
+            </w:r>
+          </w:p>
+        </w:tc>
+      </w:tr>
+      <w:tr>
+        <w:tc>
+          <w:tcPr>
+            <w:tcW w:w="1985" w:type="dxa"/>
+            <w:tcBorders>
+              <w:top w:val="single" w:sz="4" w:space="0" w:color="000000"/>
+              <w:left w:val="single" w:sz="4" w:space="0" w:color="000000"/>
+              <w:bottom w:val="single" w:sz="4" w:space="0" w:color="000000"/>
+              <w:right w:val="single" w:sz="4" w:space="0" w:color="000000"/>
+            </w:tcBorders>
+            <w:tcMar>
+              <w:top w:w="80" w:type="dxa"/>
+              <w:left w:w="120" w:type="dxa"/>
+              <w:bottom w:w="80" w:type="dxa"/>
+              <w:right w:w="120" w:type="dxa"/>
+            </w:tcMar>
+            <w:vAlign w:val="center"/>
+          </w:tcPr>
+          <w:p>
+            <w:pPr>
+              <w:spacing w:before="0" w:after="200" w:line="276" w:lineRule="auto"/>
+              <w:ind w:firstLine="0"/>
+              <w:jc w:val="left"/>
+              <w:rPr>
+                <w:lang w:eastAsia="en-US"/>
+              </w:rPr>
+            </w:pPr>
+            <w:r>
+              <w:rPr>
+                <w:b/>
+                <w:bCs/>
+                <w:lang w:eastAsia="en-US"/>
+              </w:rPr>
+              <w:t>5D</w:t>
+            </w:r>
+          </w:p>
+        </w:tc>
+        <w:tc>
+          <w:tcPr>
+            <w:tcW w:w="7375" w:type="dxa"/>
+            <w:tcBorders>
+              <w:top w:val="single" w:sz="4" w:space="0" w:color="000000"/>
+              <w:left w:val="single" w:sz="4" w:space="0" w:color="000000"/>
+              <w:bottom w:val="single" w:sz="4" w:space="0" w:color="000000"/>
+              <w:right w:val="single" w:sz="4" w:space="0" w:color="000000"/>
+            </w:tcBorders>
+            <w:tcMar>
+              <w:top w:w="80" w:type="dxa"/>
+              <w:left w:w="120" w:type="dxa"/>
+              <w:bottom w:w="80" w:type="dxa"/>
+              <w:right w:w="120" w:type="dxa"/>
+            </w:tcMar>
+            <w:vAlign w:val="center"/>
+          </w:tcPr>
+          <w:p>
+            <w:pPr>
+              <w:spacing w:before="0" w:after="200" w:line="276" w:lineRule="auto"/>
+              <w:ind w:firstLine="0"/>
+              <w:jc w:val="left"/>
+              <w:rPr>
+                <w:lang w:eastAsia="en-US"/>
+              </w:rPr>
+            </w:pPr>
+            <w:r>
+              <w:rPr>
+                <w:i/>
+                <w:iCs/>
+                <w:lang w:eastAsia="en-US"/>
+              </w:rPr>
+              <w:t>Cinco Dimensões</w:t>
+            </w:r>
+          </w:p>
+        </w:tc>
+      </w:tr>
+      <w:tr>
+        <w:tc>
+          <w:tcPr>
+            <w:tcW w:w="1985" w:type="dxa"/>
+            <w:tcBorders>
+              <w:top w:val="single" w:sz="4" w:space="0" w:color="000000"/>
+              <w:left w:val="single" w:sz="4" w:space="0" w:color="000000"/>
+              <w:bottom w:val="single" w:sz="4" w:space="0" w:color="000000"/>
+              <w:right w:val="single" w:sz="4" w:space="0" w:color="000000"/>
+            </w:tcBorders>
+            <w:tcMar>
+              <w:top w:w="80" w:type="dxa"/>
+              <w:left w:w="120" w:type="dxa"/>
+              <w:bottom w:w="80" w:type="dxa"/>
+              <w:right w:w="120" w:type="dxa"/>
+            </w:tcMar>
+            <w:vAlign w:val="center"/>
+          </w:tcPr>
+          <w:p>
+            <w:pPr>
+              <w:spacing w:before="0" w:after="200" w:line="276" w:lineRule="auto"/>
+              <w:ind w:firstLine="0"/>
+              <w:jc w:val="left"/>
+              <w:rPr>
+                <w:lang w:eastAsia="en-US"/>
+              </w:rPr>
+            </w:pPr>
+            <w:r>
+              <w:rPr>
+                <w:b/>
+                <w:bCs/>
+                <w:lang w:eastAsia="en-US"/>
+              </w:rPr>
+              <w:t>PDF</w:t>
+            </w:r>
+          </w:p>
+        </w:tc>
+        <w:tc>
+          <w:tcPr>
+            <w:tcW w:w="7375" w:type="dxa"/>
+            <w:tcBorders>
+              <w:top w:val="single" w:sz="4" w:space="0" w:color="000000"/>
+              <w:left w:val="single" w:sz="4" w:space="0" w:color="000000"/>
+              <w:bottom w:val="single" w:sz="4" w:space="0" w:color="000000"/>
+              <w:right w:val="single" w:sz="4" w:space="0" w:color="000000"/>
+            </w:tcBorders>
+            <w:tcMar>
+              <w:top w:w="80" w:type="dxa"/>
+              <w:left w:w="120" w:type="dxa"/>
+              <w:bottom w:w="80" w:type="dxa"/>
+              <w:right w:w="120" w:type="dxa"/>
+            </w:tcMar>
+            <w:vAlign w:val="center"/>
+          </w:tcPr>
+          <w:p>
+            <w:pPr>
+              <w:spacing w:before="0" w:after="200" w:line="276" w:lineRule="auto"/>
+              <w:ind w:firstLine="0"/>
+              <w:jc w:val="left"/>
+              <w:rPr>
+                <w:lang w:eastAsia="en-US"/>
+              </w:rPr>
+            </w:pPr>
+            <w:r>
+              <w:rPr>
+                <w:i/>
+                <w:iCs/>
+                <w:lang w:eastAsia="en-US"/>
+              </w:rPr>
+              <w:t>Portable Document Format</w:t>
+            </w:r>
+          </w:p>
+        </w:tc>
+      </w:tr>
     </w:tbl>
     <w:p>
       <w:pPr>
@@ -7383,7 +7869,7 @@
           <w:lang w:val="pt-PT" w:eastAsia="pt-PT"/>
         </w:rPr>
       </w:pPr>
-      <w:bookmarkStart w:id="1" w:name="_Toc233415082"/>
+      <w:bookmarkStart w:id="1" w:name="_Toc233512635"/>
       <w:r>
         <w:rPr>
           <w:lang w:val="pt-PT" w:eastAsia="pt-PT"/>
@@ -7403,7 +7889,7 @@
       <w:bookmarkStart w:id="2" w:name="_Toc76320097"/>
       <w:bookmarkStart w:id="3" w:name="_Toc76320124"/>
       <w:bookmarkStart w:id="4" w:name="_Toc76320165"/>
-      <w:bookmarkStart w:id="5" w:name="_Toc233415083"/>
+      <w:bookmarkStart w:id="5" w:name="_Toc233512636"/>
       <w:r>
         <w:rPr>
           <w:lang w:val="pt-PT"/>
@@ -7444,7 +7930,7 @@
       <w:bookmarkStart w:id="6" w:name="_Toc76320098"/>
       <w:bookmarkStart w:id="7" w:name="_Toc76320125"/>
       <w:bookmarkStart w:id="8" w:name="_Toc76320166"/>
-      <w:bookmarkStart w:id="9" w:name="_Toc233415084"/>
+      <w:bookmarkStart w:id="9" w:name="_Toc233512637"/>
       <w:r>
         <w:rPr>
           <w:lang w:val="pt-PT" w:eastAsia="en-US"/>
@@ -7473,19 +7959,7 @@
         <w:rPr>
           <w:lang w:eastAsia="en-US"/>
         </w:rPr>
-        <w:t xml:space="preserve"> Engenheiro Eletrotécnico – Docente no Departamento de Engenharia Eletrotécnica do ISEP, </w:t>
-      </w:r>
-      <w:r>
-        <w:rPr>
-          <w:lang w:eastAsia="en-US"/>
-        </w:rPr>
-        <w:t>contacto</w:t>
-      </w:r>
-      <w:r>
-        <w:rPr>
-          <w:lang w:eastAsia="en-US"/>
-        </w:rPr>
-        <w:t xml:space="preserve"> </w:t>
+        <w:t xml:space="preserve"> Engenheiro Eletrotécnico – Docente no Departamento de Engenharia Eletrotécnica do ISEP, contacto </w:t>
       </w:r>
       <w:hyperlink r:id="rId15" w:history="1">
         <w:r>
@@ -7532,7 +8006,7 @@
           <w:lang w:val="pt-PT" w:eastAsia="en-US"/>
         </w:rPr>
       </w:pPr>
-      <w:bookmarkStart w:id="10" w:name="_Toc233415085"/>
+      <w:bookmarkStart w:id="10" w:name="_Toc233512638"/>
       <w:r>
         <w:rPr>
           <w:lang w:val="pt-PT" w:eastAsia="en-US"/>
@@ -7590,7 +8064,7 @@
           <w:lang w:val="pt-PT" w:eastAsia="en-US"/>
         </w:rPr>
       </w:pPr>
-      <w:bookmarkStart w:id="11" w:name="_Toc233415086"/>
+      <w:bookmarkStart w:id="11" w:name="_Toc233512639"/>
       <w:bookmarkStart w:id="12" w:name="_Toc76320099"/>
       <w:bookmarkStart w:id="13" w:name="_Toc76320126"/>
       <w:bookmarkStart w:id="14" w:name="_Toc76320167"/>
@@ -7621,19 +8095,7 @@
         <w:rPr>
           <w:lang w:eastAsia="en-US"/>
         </w:rPr>
-        <w:t xml:space="preserve">O projeto primário de subestações </w:t>
-      </w:r>
-      <w:r>
-        <w:rPr>
-          <w:lang w:eastAsia="en-US"/>
-        </w:rPr>
-        <w:t>AT</w:t>
-      </w:r>
-      <w:r>
-        <w:rPr>
-          <w:lang w:eastAsia="en-US"/>
-        </w:rPr>
-        <w:t xml:space="preserve"> é consideravelmente exigente e impõe um rigor técnico e normativo particularmente elevado em cada fase do processo, desde o estudo prévio até ao </w:t>
+        <w:t xml:space="preserve">O projeto primário de subestações AT é consideravelmente exigente e impõe um rigor técnico e normativo particularmente elevado em cada fase do processo, desde o estudo prévio até ao </w:t>
       </w:r>
       <w:r>
         <w:rPr>
@@ -7667,19 +8129,7 @@
         <w:rPr>
           <w:lang w:eastAsia="en-US"/>
         </w:rPr>
-        <w:t xml:space="preserve">O estágio realizado na SISINT insere-se precisamente neste domínio, principalmente no desenvolvimento de competências na ferramenta Revit e a sua aplicação ao projeto de subestações em contexto de trabalho real. O contacto direto com projetos internacionais desenvolvidos para clientes </w:t>
-      </w:r>
-      <w:r>
-        <w:rPr>
-          <w:lang w:eastAsia="en-US"/>
-        </w:rPr>
-        <w:t>da SE</w:t>
-      </w:r>
-      <w:r>
-        <w:rPr>
-          <w:lang w:eastAsia="en-US"/>
-        </w:rPr>
-        <w:t xml:space="preserve">tor elétrico na Escócia, nomeadamente para a </w:t>
+        <w:t xml:space="preserve">O estágio realizado na SISINT insere-se precisamente neste domínio, principalmente no desenvolvimento de competências na ferramenta Revit e a sua aplicação ao projeto de subestações em contexto de trabalho real. O contacto direto com projetos internacionais desenvolvidos para clientes da setor elétrico na Escócia, nomeadamente para a </w:t>
       </w:r>
       <w:r>
         <w:rPr>
@@ -7703,7 +8153,7 @@
           <w:lang w:val="pt-PT"/>
         </w:rPr>
       </w:pPr>
-      <w:bookmarkStart w:id="15" w:name="_Toc233415087"/>
+      <w:bookmarkStart w:id="15" w:name="_Toc233512640"/>
       <w:bookmarkStart w:id="16" w:name="_Toc76320100"/>
       <w:bookmarkStart w:id="17" w:name="_Toc76320127"/>
       <w:bookmarkStart w:id="18" w:name="_Toc76320168"/>
@@ -7747,7 +8197,7 @@
       <w:bookmarkStart w:id="19" w:name="_Toc76320102"/>
       <w:bookmarkStart w:id="20" w:name="_Toc76320129"/>
       <w:bookmarkStart w:id="21" w:name="_Toc76320170"/>
-      <w:bookmarkStart w:id="22" w:name="_Toc233415088"/>
+      <w:bookmarkStart w:id="22" w:name="_Toc233512641"/>
       <w:r>
         <w:rPr>
           <w:lang w:val="pt-PT" w:eastAsia="en-US"/>
@@ -7800,37 +8250,7 @@
         </w:rPr>
       </w:pPr>
       <w:r>
-        <w:t xml:space="preserve">O Capítulo 3, Evolução e Desenvolvimento de Competências no Revit, descreve o percurso de aprendizagem e de aplicação da ferramenta ao longo do estágio, abordando a criação </w:t>
-      </w:r>
-      <w:r>
-        <w:t>d</w:t>
-      </w:r>
-      <w:r>
-        <w:t>e famílias</w:t>
-      </w:r>
-      <w:r>
-        <w:t xml:space="preserve"> paramétricas</w:t>
-      </w:r>
-      <w:r>
-        <w:t>, a integração</w:t>
-      </w:r>
-      <w:r>
-        <w:t xml:space="preserve"> das mesmas</w:t>
-      </w:r>
-      <w:r>
-        <w:t xml:space="preserve"> no modelo de subestações de alta tensão, os ciclos de revisão e validação técnica em </w:t>
-      </w:r>
-      <w:r>
-        <w:t>projetos atuais</w:t>
-      </w:r>
-      <w:r>
-        <w:t xml:space="preserve"> e </w:t>
-      </w:r>
-      <w:r>
-        <w:t>por fim a p</w:t>
-      </w:r>
-      <w:r>
-        <w:t>rodução de documentação técnica.</w:t>
+        <w:t>O Capítulo 3, Evolução e Desenvolvimento de Competências no Revit, descreve o percurso de aprendizagem e de aplicação da ferramenta ao longo do estágio, abordando a criação de famílias paramétricas, a integração das mesmas no modelo de subestações de alta tensão, os ciclos de revisão e validação técnica em projetos atuais e por fim a produção de documentação técnica.</w:t>
       </w:r>
     </w:p>
     <w:p>
@@ -7840,19 +8260,7 @@
         </w:rPr>
       </w:pPr>
       <w:r>
-        <w:t xml:space="preserve">O Capítulo 4, Atividades Complementares, descreve as restantes tarefas desenvolvidas durante o estágio, nomeadamente a interpretação de diagramas unifilares, a revisão de documentação técnica a partir de comentários de clientes, </w:t>
-      </w:r>
-      <w:r>
-        <w:t>validar dimensões</w:t>
-      </w:r>
-      <w:r>
-        <w:t xml:space="preserve"> de equipamentos </w:t>
-      </w:r>
-      <w:r>
-        <w:t xml:space="preserve">em diversos </w:t>
-      </w:r>
-      <w:r>
-        <w:t>fornecedores e os projetos em que o aluno esteve envolvido.</w:t>
+        <w:t>O Capítulo 4, Atividades Complementares, descreve as restantes tarefas desenvolvidas durante o estágio, nomeadamente a interpretação de diagramas unifilares, a revisão de documentação técnica a partir de comentários de clientes, validar dimensões de equipamentos em diversos fornecedores e os projetos em que o aluno esteve envolvido.</w:t>
       </w:r>
     </w:p>
     <w:p>
@@ -7886,7 +8294,7 @@
         </w:rPr>
       </w:pPr>
       <w:bookmarkStart w:id="23" w:name="_Toc232098053"/>
-      <w:bookmarkStart w:id="24" w:name="_Toc233415089"/>
+      <w:bookmarkStart w:id="24" w:name="_Toc233512642"/>
       <w:r>
         <w:rPr>
           <w:lang w:val="pt-PT" w:eastAsia="pt-PT"/>
@@ -7903,7 +8311,7 @@
           <w:lang w:val="pt-PT" w:eastAsia="en-US"/>
         </w:rPr>
       </w:pPr>
-      <w:bookmarkStart w:id="25" w:name="_Toc233415090"/>
+      <w:bookmarkStart w:id="25" w:name="_Toc233512643"/>
       <w:r>
         <w:rPr>
           <w:lang w:val="pt-PT" w:eastAsia="en-US"/>
@@ -7922,21 +8330,31 @@
         <w:rPr>
           <w:lang w:eastAsia="pt-PT"/>
         </w:rPr>
-        <w:t xml:space="preserve">No contexto específico de subestações, a complexidade técnica e a necessidade de coordenação multidisciplinar tornam o projeto de execução particularmente exigente, contudo a elaboração desta documentação tem vindo a beneficiar da adoção de metodologias de modelação tridimensional, como o </w:t>
-      </w:r>
-      <w:r>
-        <w:rPr>
-          <w:i/>
-          <w:iCs/>
-          <w:lang w:eastAsia="pt-PT"/>
-        </w:rPr>
-        <w:t>Building Information Modelling</w:t>
-      </w:r>
-      <w:r>
-        <w:rPr>
-          <w:lang w:eastAsia="pt-PT"/>
-        </w:rPr>
-        <w:t xml:space="preserve"> (BIM), e de ferramentas como o Revit, cuja aplicação no projeto de execução permite uma representação detalhada e rigorosa, facilitando assim a deteção precoce de conflitos como sobreposição de engenharias.</w:t>
+        <w:t xml:space="preserve">No contexto específico de subestações, a complexidade técnica e a necessidade de coordenação multidisciplinar tornam o projeto de execução particularmente exigente, contudo a elaboração desta documentação tem vindo a beneficiar da adoção de metodologias de modelação tridimensional, como o Building Information Modeling (BIM), e de ferramentas como o Revit, cuja aplicação no projeto de execução permite uma </w:t>
+      </w:r>
+      <w:r>
+        <w:rPr>
+          <w:lang w:eastAsia="pt-PT"/>
+        </w:rPr>
+        <w:t>representação detalhada e rigorosa,</w:t>
+      </w:r>
+      <w:r>
+        <w:t xml:space="preserve"> facilitando assim a deteção precoce de conflitos, como a sobreposição de especialidades. Numa subestação coexistem, num espaço relativamente reduzido, equipamentos e estruturas das especialidades eletrotécnica, civil e eletromecânica, que exigem rigor na representação e no processamento da informação desde uma fase inicial, de modo a garantir as normas e a</w:t>
+      </w:r>
+      <w:r>
+        <w:t xml:space="preserve">s boas praticas de engenharia </w:t>
+      </w:r>
+      <w:r>
+        <w:t xml:space="preserve">exigidas </w:t>
+      </w:r>
+      <w:r>
+        <w:t>n</w:t>
+      </w:r>
+      <w:r>
+        <w:t>este tipo de instalação, assunto que será aprofundado nos próximos capítulos.</w:t>
+      </w:r>
+      <w:r>
+        <w:t xml:space="preserve"> </w:t>
       </w:r>
     </w:p>
     <w:p>
@@ -7996,7 +8414,7 @@
       <w:pPr>
         <w:pStyle w:val="Legenda"/>
       </w:pPr>
-      <w:bookmarkStart w:id="26" w:name="_Toc233424579"/>
+      <w:bookmarkStart w:id="26" w:name="_Toc233512668"/>
       <w:r>
         <w:t xml:space="preserve">Figura </w:t>
       </w:r>
@@ -8019,7 +8437,7 @@
         <w:fldChar w:fldCharType="end"/>
       </w:r>
       <w:r>
-        <w:t xml:space="preserve"> - À esquerda como é a vista em 3D no modelo de várias famílias interligadas, com ênfase nos parafusos, com diversas engenharias com o uso da aplicação Revit; à direita como é na vida real</w:t>
+        <w:t xml:space="preserve"> - À esquerda como é a vista em 3D no modelo de várias famílias interligadas, com ênfase nos parafusos, efetuado com a aplicação Revit; à direita como é na vida real</w:t>
       </w:r>
       <w:bookmarkEnd w:id="26"/>
     </w:p>
@@ -8027,7 +8445,7 @@
       <w:pPr>
         <w:pStyle w:val="Ttulo3"/>
       </w:pPr>
-      <w:bookmarkStart w:id="27" w:name="_Toc233415091"/>
+      <w:bookmarkStart w:id="27" w:name="_Toc233512644"/>
       <w:r>
         <w:t>Projetos de instalações elétricas</w:t>
       </w:r>
@@ -8035,7 +8453,19 @@
     </w:p>
     <w:p>
       <w:r>
-        <w:t>O projeto de instalações elétricas organiza-se em duas tipologias principais o projeto de licenciamento, destinado à aprovação legal junto das entidades reguladoras, que privilegia as condições de implantação e o enquadramento regulamentar, sem incluir ainda o pormenor construtivo; e o projeto de execução, que reúne a informação técnica completa a partir de qual a obra é efetivamente construída. O seu desenvolvimento segue um conjunto de fases sucessivas, com níveis de detalhe crescentes, começa pelo estudo prévio ou anteprojeto, em que se analisam as necessidades da instalação, as condições do local e as soluções técnicas possíveis; passa pelo projeto base, no quais essas soluções são consolidadas e submetidas às entidades competentes para efeitos de licenciamento; e no projeto de execução, a fase mais detalhada, que integra a memória descritiva, o caderno de encargos, o mapa de detalhes e as peças desenhadas</w:t>
+        <w:t xml:space="preserve">O projeto de instalações elétricas organiza-se em duas tipologias principais o projeto de licenciamento, destinado à aprovação legal junto das entidades reguladoras, que privilegia as condições de implantação e o enquadramento regulamentar, sem incluir ainda o pormenor construtivo; e o projeto de execução, que reúne a informação técnica completa a </w:t>
+      </w:r>
+      <w:r>
+        <w:t>partir da qual a obra é efetivamente construída. O seu desenvolvimento segue um conjunto de fases sucessivas</w:t>
+      </w:r>
+      <w:r>
+        <w:t xml:space="preserve">, com níveis de detalhe crescentes, começa pelo estudo prévio ou anteprojeto, em que se analisam as </w:t>
+      </w:r>
+      <w:r>
+        <w:t>necessidades da instalação, as condições do local e as soluções técnicas possíveis; passa pelo projeto base, no qual essas soluções são consolidadas e submetidas às entidades competentes para efeitos de licenciamento;</w:t>
+      </w:r>
+      <w:r>
+        <w:t xml:space="preserve"> e no projeto de execução, a fase mais detalhada, que integra a memória descritiva, o caderno de encargos, o mapa de detalhes e as peças desenhadas</w:t>
       </w:r>
       <w:sdt>
         <w:sdtPr>
@@ -8063,16 +8493,13 @@
     </w:p>
     <w:p>
       <w:r>
-        <w:t xml:space="preserve">No caso particular das subestações, o projeto de execução assume uma importância acrescida, dada a diversidade de especialidades envolvidas. A documentação tem de articular de forma consistente como componentes civis, eletrotécnicos e eletromecânicos, já que as decisões tomadas numa </w:t>
-      </w:r>
-      <w:r>
-        <w:t>engenharia</w:t>
-      </w:r>
-      <w:r>
-        <w:t xml:space="preserve"> condicionam frequentemente as opções das restantes a implantação dos equipamentos, definida pela especialidade eletrotécnica, depende das fundações e das estruturas de suporte concebidos pela especialidade civil, e o encaminhamento dos cabos e dos sistemas auxiliares tem de ser compatibilizado com os acessos e com as distâncias de segurança </w:t>
-      </w:r>
-      <w:r>
-        <w:t>exigidas</w:t>
+        <w:t xml:space="preserve">No caso particular das subestações, o projeto de execução assume uma importância acrescida, dada a </w:t>
+      </w:r>
+      <w:r>
+        <w:t>diversidade de especialidades envolvidas, toda a documentação tem de articular de forma consistente os componentes civis, eletrotécnicos e eletromecânicos, já que as decisões tomadas numa área condicionam frequentemente as opções das restantes. Para contextualizar a especialidade eletrotécnica, depende das fundações e das estruturas de suporte concebidas pela especialidade civil, e o encaminhamento dos cabos e dos sistemas auxiliares tem</w:t>
+      </w:r>
+      <w:r>
+        <w:t xml:space="preserve"> de ser compatibilizados com os acessos e com as distâncias de segurança exigidas</w:t>
       </w:r>
       <w:sdt>
         <w:sdtPr>
@@ -8095,11 +8522,11 @@
         </w:sdtContent>
       </w:sdt>
       <w:r>
-        <w:t xml:space="preserve">. </w:t>
+        <w:t xml:space="preserve">. Em Portugal, estas </w:t>
       </w:r>
       <w:r>
         <w:lastRenderedPageBreak/>
-        <w:t>Em Portugal, estas condições técnicas são introduzidas pelo Regulamento de Segurança de Subestações e Postos de Transformação e de Seccionamento (RSSPTS), que definem os requisitos a que deve obedecer o estabelecimento e a exploração deste tipo de instalações</w:t>
+        <w:t>condições técnicas são introduzidas pelo Regulamento de Segurança de Subestações e Postos de Transformação e de Seccionamento (RSSPTS), que definem os requisitos a que deve obedecer o estabelecimento e a exploração deste tipo de instalações</w:t>
       </w:r>
       <w:sdt>
         <w:sdtPr>
@@ -8132,19 +8559,7 @@
         </w:rPr>
       </w:pPr>
       <w:r>
-        <w:t>No método tradicional, esta dependência obrigava a uma troca constante de desenhos entre as diversas especialidades, com verificações manuais sucessivas e suscetíveis de erro. É precisamente esta exigência de coordenação que justifica a adoção de metodologias de m</w:t>
-      </w:r>
-      <w:r>
-        <w:t>odelação</w:t>
-      </w:r>
-      <w:r>
-        <w:t xml:space="preserve">, que permite reunir </w:t>
-      </w:r>
-      <w:r>
-        <w:t>n</w:t>
-      </w:r>
-      <w:r>
-        <w:t>um único modelo a totalidade da informação do projeto</w:t>
+        <w:t>No método tradicional, esta dependência obrigava a uma troca constante de desenhos entre as diversas especialidades, com verificações manuais sucessivas e suscetíveis de erro. É precisamente esta exigência de coordenação que justifica a adoção de metodologias de modelação, que permite reunir num único modelo a totalidade da informação do projeto</w:t>
       </w:r>
       <w:sdt>
         <w:sdtPr>
@@ -8177,7 +8592,7 @@
           <w:lang w:eastAsia="en-US"/>
         </w:rPr>
       </w:pPr>
-      <w:bookmarkStart w:id="28" w:name="_Toc233415092"/>
+      <w:bookmarkStart w:id="28" w:name="_Toc233512645"/>
       <w:r>
         <w:rPr>
           <w:lang w:eastAsia="en-US"/>
@@ -8286,7 +8701,7 @@
           <w:noProof/>
         </w:rPr>
       </w:pPr>
-      <w:bookmarkStart w:id="29" w:name="_Toc233424580"/>
+      <w:bookmarkStart w:id="29" w:name="_Toc233512669"/>
       <w:r>
         <w:t xml:space="preserve">Figura </w:t>
       </w:r>
@@ -8319,10 +8734,18 @@
           <w:lang w:eastAsia="pt-PT"/>
         </w:rPr>
       </w:pPr>
-      <w:r>
-        <w:rPr>
-          <w:lang w:eastAsia="pt-PT"/>
-        </w:rPr>
+    </w:p>
+    <w:p>
+      <w:pPr>
+        <w:rPr>
+          <w:lang w:eastAsia="pt-PT"/>
+        </w:rPr>
+      </w:pPr>
+      <w:r>
+        <w:rPr>
+          <w:lang w:eastAsia="pt-PT"/>
+        </w:rPr>
+        <w:lastRenderedPageBreak/>
         <w:t xml:space="preserve">No que respeita aos tipos construtivos, as subestações classificam-se fundamentalmente em dois tipos, as subestações designadas por </w:t>
       </w:r>
       <w:r>
@@ -8337,14 +8760,13 @@
         <w:rPr>
           <w:lang w:eastAsia="pt-PT"/>
         </w:rPr>
-        <w:t xml:space="preserve"> (AIS), nas quais o isolamento é </w:t>
-      </w:r>
-      <w:r>
-        <w:rPr>
-          <w:lang w:eastAsia="pt-PT"/>
-        </w:rPr>
-        <w:lastRenderedPageBreak/>
-        <w:t xml:space="preserve">garantido pelo próprio ar atmosférico, e as subestações de isolamento a gás, designadas </w:t>
+        <w:t xml:space="preserve"> (AIS), nas quais o isolamento é garantido pelo próprio ar atmosférico, solução mais adotada em contextos onde o espaço disponível é amplo e as condições </w:t>
+      </w:r>
+      <w:r>
+        <w:rPr>
+          <w:lang w:eastAsia="pt-PT"/>
+        </w:rPr>
+        <w:t xml:space="preserve">ambientais são favoráveis; ao contrario das subestações de isolamento a gás, designadas </w:t>
       </w:r>
       <w:r>
         <w:rPr>
@@ -8358,19 +8780,19 @@
         <w:rPr>
           <w:lang w:eastAsia="pt-PT"/>
         </w:rPr>
-        <w:t xml:space="preserve"> (GIS), </w:t>
-      </w:r>
-      <w:r>
-        <w:rPr>
-          <w:lang w:eastAsia="pt-PT"/>
-        </w:rPr>
-        <w:t xml:space="preserve">com diversos tipos, como montagem interior, montagem exterior  e subestações hibridas as quais encontram-se ao ar livre, mas em todas os equipamento </w:t>
-      </w:r>
-      <w:r>
-        <w:rPr>
-          <w:lang w:eastAsia="pt-PT"/>
-        </w:rPr>
-        <w:t>encontram encapsulados num invólucro metálico preenchido com hexafluoreto de enxofre (SF6), em conformidade com o estipulado na norma IEC 62271-203, contudo, a utilização do SF6 se encontra atualmente sujeita a restrições regulamentares de natureza ambiental, assunto desenvolvido no subcapítulo 2.1.5. As subestações do tipo AIS são a solução mais comum em contextos onde o espaço disponível é amplo e as condições ambientais são favoráveis, ao contrário das do tipo GIS que se impõem em situações de espaço reduzido ou de ambientes severos, como em zonas com muita poluição atmosférica, são apresentadas como vantagens principais uma maior facilidade e menores custos de manutenção, e devido à ausência de óleo o impacto ambiental é consideravelmente menor</w:t>
+        <w:t xml:space="preserve"> (GIS), que existe em diversos tipos, como montagem interior, montagem exterior  e subestações</w:t>
+      </w:r>
+      <w:r>
+        <w:t xml:space="preserve"> híbridas, as quais se encontram ao ar livre, mas cujos equipamentos </w:t>
+      </w:r>
+      <w:r>
+        <w:t xml:space="preserve">em todos os tipos </w:t>
+      </w:r>
+      <w:r>
+        <w:t>se encontram encapsulados num invólucro</w:t>
+      </w:r>
+      <w:r>
+        <w:t xml:space="preserve"> metálico preenchido com hexafluoreto de enxofre (SF6), em conformidade com o estipulado na norma IEC 62271-203, contudo, a utilização do SF6 encontra-se atualmente sujeita a restrições regulamentares de natureza ambiental, assunto desenvolvido no subcapítulo 2.1.5., contudo, uma excelente opção para situações que dispõem de um espaço reduzido ou de ambientes severos, como em zonas com muita poluição atmosférica, são apresentadas como vantagens principais uma maior facilidade e menores custos de manutenção, e devido à ausência de óleo o impacto ambiental é consideravelmente menor</w:t>
       </w:r>
       <w:sdt>
         <w:sdtPr>
@@ -8475,7 +8897,7 @@
           <w:color w:val="auto"/>
         </w:rPr>
       </w:pPr>
-      <w:bookmarkStart w:id="30" w:name="_Toc233424581"/>
+      <w:bookmarkStart w:id="30" w:name="_Toc233512670"/>
       <w:r>
         <w:rPr>
           <w:color w:val="auto"/>
@@ -8531,7 +8953,7 @@
         <w:rPr>
           <w:lang w:eastAsia="pt-PT"/>
         </w:rPr>
-        <w:t>Independentemente do tipo construtivo, as subestações integram um conjunto de painéis, compostos principalmente por equipamentos primários cuja função é garantir a transformação, a manobra e a proteção da instalação.</w:t>
+        <w:t>Independentemente do tipo construtivo, as subestações integram um conjunto de painéis, compostos principalmente por equipamentos primários cuja função é garantir a transformação da tensão, execução de manobras e a proteção da instalação.</w:t>
       </w:r>
     </w:p>
     <w:p>
@@ -8557,74 +8979,14 @@
         <w:rPr>
           <w:lang w:eastAsia="pt-PT"/>
         </w:rPr>
-        <w:t xml:space="preserve">No painel de linha existem </w:t>
-      </w:r>
-      <w:r>
-        <w:rPr>
-          <w:lang w:eastAsia="pt-PT"/>
-        </w:rPr>
-        <w:t>disjuntores</w:t>
-      </w:r>
-      <w:r>
-        <w:rPr>
-          <w:lang w:eastAsia="pt-PT"/>
-        </w:rPr>
-        <w:t>, que garantem</w:t>
-      </w:r>
-      <w:r>
-        <w:rPr>
-          <w:lang w:eastAsia="pt-PT"/>
-        </w:rPr>
-        <w:t xml:space="preserve"> a interrupção em </w:t>
-      </w:r>
-      <w:r>
-        <w:rPr>
-          <w:lang w:eastAsia="pt-PT"/>
-        </w:rPr>
-        <w:t xml:space="preserve">carga e em situações de defeito; </w:t>
-      </w:r>
-      <w:r>
-        <w:rPr>
-          <w:lang w:eastAsia="pt-PT"/>
-        </w:rPr>
-        <w:t xml:space="preserve">os </w:t>
-      </w:r>
-      <w:r>
-        <w:rPr>
-          <w:lang w:eastAsia="pt-PT"/>
-        </w:rPr>
-        <w:t xml:space="preserve">seccionadores, que garantem o isolamento visível dos circuitos durante operações de manutenção; </w:t>
-      </w:r>
-      <w:r>
-        <w:rPr>
-          <w:lang w:eastAsia="pt-PT"/>
-        </w:rPr>
-        <w:t xml:space="preserve">os </w:t>
-      </w:r>
-      <w:r>
-        <w:rPr>
-          <w:lang w:eastAsia="pt-PT"/>
-        </w:rPr>
-        <w:t xml:space="preserve">transformadores de intensidade (TI) e transformadores de tensão (TT) que fornecem medidas com grandezas fornecidas às correntes e reforçados da instalação, com classes </w:t>
+        <w:t xml:space="preserve">O painel de linha, é constituído por disjuntores que garantem a interrupção em carga e em situações de defeito; por seccionadores, que garantem o isolamento visível dos circuitos durante </w:t>
       </w:r>
       <w:r>
         <w:rPr>
           <w:lang w:eastAsia="pt-PT"/>
         </w:rPr>
         <w:lastRenderedPageBreak/>
-        <w:t>de precisão definidas em função da aplicação; e, por fim, descarregadores de sobretensões, que protegem a instalação contra sobretensões de origem atmosférica ou de manobra. Existem ainda painéis destinados à compensação da instalação, como as baterias de condensadores, ou as necessidades de ensaio, como os painéis de reatâncias de neutro ou de limitadores de curto-circuito.</w:t>
-      </w:r>
-      <w:r>
-        <w:rPr>
-          <w:lang w:eastAsia="pt-PT"/>
-        </w:rPr>
-        <w:t xml:space="preserve"> </w:t>
-      </w:r>
-      <w:r>
-        <w:rPr>
-          <w:lang w:eastAsia="pt-PT"/>
-        </w:rPr>
-        <w:t>A arquitetura da subestação não depende apenas da área disponível para execução, mas também da disposição dos equipamentos e do tipo de barramento escolhido</w:t>
+        <w:t>operações de manutenção; por transformadores de intensidade (TI) e transformadores de tensão (TT) que fornecem medidas com grandezas possíveis de serem lidas; descarregadores de sobretensões, que protegem a instalação contra sobretensões de origem atmosférica ou de manobra. Existem ainda painéis destinados à compensação da instalação, como as baterias de condensadores, ou compensadores síncronos, ou necessidades, como os painéis de reatâncias de neutro ou de limitadores de curto-circuito. A arquitetura da subestação não depende apenas da área disponível para execução, mas também da disposição dos equipamentos e do tipo de barramento escolhido</w:t>
       </w:r>
       <w:sdt>
         <w:sdtPr>
@@ -8711,7 +9073,7 @@
       <w:pPr>
         <w:pStyle w:val="Legenda"/>
       </w:pPr>
-      <w:bookmarkStart w:id="31" w:name="_Toc233424582"/>
+      <w:bookmarkStart w:id="31" w:name="_Toc233512671"/>
       <w:r>
         <w:t xml:space="preserve">Figura </w:t>
       </w:r>
@@ -8734,19 +9096,7 @@
         <w:fldChar w:fldCharType="end"/>
       </w:r>
       <w:r>
-        <w:t xml:space="preserve"> – Identificação dos equipamentos num painel</w:t>
-      </w:r>
-      <w:r>
-        <w:t xml:space="preserve"> </w:t>
-      </w:r>
-      <w:r>
-        <w:t>do</w:t>
-      </w:r>
-      <w:r>
-        <w:t xml:space="preserve"> transformador</w:t>
-      </w:r>
-      <w:r>
-        <w:t>. Legenda: 1- radiador óleo; 2- reservatório óleo; 3- transformador de potência; 4- descarregador de sobretensão; 5- poste isolado; 6- seccionador de terra; 7- transformador de tensão capacitivo; 8- transformador de corrente; 9- disjuntor</w:t>
+        <w:t xml:space="preserve"> – Identificação dos equipamentos num painel do transformador. Legenda: 1- radiador óleo; 2- reservatório óleo; 3- transformador de potência; 4- descarregador de sobretensão; 5- poste isolado; 6- seccionador de terra; 7- transformador de tensão capacitivo; 8- transformador de corrente; 9- disjuntor</w:t>
       </w:r>
       <w:bookmarkEnd w:id="31"/>
     </w:p>
@@ -8760,37 +9110,7 @@
         <w:rPr>
           <w:lang w:eastAsia="pt-PT"/>
         </w:rPr>
-        <w:t xml:space="preserve">De uma forma geral, os transformadores são utilizados para baixar o nível de tensão no transporte e na distribuição de energia, no entanto, uma vez que o transformador </w:t>
-      </w:r>
-      <w:r>
-        <w:rPr>
-          <w:lang w:eastAsia="pt-PT"/>
-        </w:rPr>
-        <w:t>é</w:t>
-      </w:r>
-      <w:r>
-        <w:rPr>
-          <w:lang w:eastAsia="pt-PT"/>
-        </w:rPr>
-        <w:t xml:space="preserve"> uma máquina reversível, pode igualmente ser empregue para aumentar a tensão. É o que acontece nos transformadores das subestações associadas às centrais elétricas, que elevam a tensão de produção, normalmente fornecida entre 3 kV e 15 kV, para os níveis de MAT ou AT. Por definição, o enrolamento primário corresponde ao que se encontra do lado da fonte e o enrolamento secundário ao que se situa do lado da carga, pelo que num transformador eleva</w:t>
-      </w:r>
-      <w:r>
-        <w:rPr>
-          <w:lang w:eastAsia="pt-PT"/>
-        </w:rPr>
-        <w:t>dor</w:t>
-      </w:r>
-      <w:r>
-        <w:rPr>
-          <w:lang w:eastAsia="pt-PT"/>
-        </w:rPr>
-        <w:t xml:space="preserve"> a tensão primária é a mais baixa, ao passo que num transformador abaixador é a mais elevado. Nos níveis de MAT e AT, as ligações dos enrolamentos realizam-se em estrela (Y) ou em triângulo (D)</w:t>
-      </w:r>
-      <w:r>
-        <w:rPr>
-          <w:lang w:eastAsia="pt-PT"/>
-        </w:rPr>
-        <w:t>.</w:t>
+        <w:t>De uma forma geral, os transformadores são utilizados para baixar o nível de tensão no transporte e na distribuição de energia, no entanto, uma vez que o transformador é uma máquina reversível, pode igualmente ser empregue para aumentar a tensão. É o que acontece nos transformadores das subestações associadas às centrais elétricas, que elevam a tensão de produção, normalmente fornecida entre 3 kV e 15 kV, para os níveis de MAT ou AT. Por definição, o enrolamento primário corresponde ao que se encontra do lado da fonte e o enrolamento secundário ao que se situa do lado da carga, pelo que num transformador elevador a tensão primária é a mais baixa, ao passo que num transformador abaixador é a mais elevado. Nos níveis de MAT e AT, as ligações dos enrolamentos realizam-se em estrela (Y) ou em triângulo (D).</w:t>
       </w:r>
     </w:p>
     <w:p>
@@ -8831,7 +9151,6 @@
           <w:highlight w:val="yellow"/>
           <w:lang w:eastAsia="pt-PT"/>
         </w:rPr>
-        <w:lastRenderedPageBreak/>
         <w:t>TABELA COM TIPOS DE TRANSFORMADORES PAG71</w:t>
       </w:r>
     </w:p>
@@ -8845,68 +9164,20 @@
         <w:rPr>
           <w:lang w:eastAsia="pt-PT"/>
         </w:rPr>
-        <w:t>Os GIT são adotados sempre que o espaço disponível para a implantação d</w:t>
-      </w:r>
-      <w:r>
-        <w:rPr>
-          <w:lang w:eastAsia="pt-PT"/>
-        </w:rPr>
-        <w:t>a</w:t>
-      </w:r>
-      <w:r>
-        <w:rPr>
-          <w:lang w:eastAsia="pt-PT"/>
-        </w:rPr>
-        <w:t xml:space="preserve"> SE é reduzido, à semelhança das soluções GIS, encontrando</w:t>
-      </w:r>
-      <w:r>
-        <w:rPr>
-          <w:lang w:eastAsia="pt-PT"/>
-        </w:rPr>
-        <w:t>-se</w:t>
-      </w:r>
-      <w:r>
-        <w:rPr>
-          <w:lang w:eastAsia="pt-PT"/>
-        </w:rPr>
-        <w:t xml:space="preserve"> </w:t>
-      </w:r>
-      <w:r>
-        <w:rPr>
-          <w:lang w:eastAsia="pt-PT"/>
-        </w:rPr>
-        <w:t>com a</w:t>
-      </w:r>
-      <w:r>
-        <w:rPr>
-          <w:lang w:eastAsia="pt-PT"/>
-        </w:rPr>
-        <w:t xml:space="preserve"> potência limitada a cerca de 60 MVA, uma vez que, para valores superiores, o espaço exigido pelo sistema de refrigeração do SF6 anula a vantagem da redução de área. Nas subestações MAT/MAT e MAT/AT recorrem habitualmente a transformadores com depósito de expansão, sendo frequentes, para potências muito elevadas e níveis de tensão superiores a 123 kV, a utilização de bancos de transformadores monofásicos.</w:t>
-      </w:r>
-    </w:p>
-    <w:p>
-      <w:pPr>
-        <w:rPr>
-          <w:lang w:eastAsia="pt-PT"/>
-        </w:rPr>
-      </w:pPr>
-      <w:r>
-        <w:rPr>
-          <w:lang w:eastAsia="pt-PT"/>
-        </w:rPr>
-        <w:t xml:space="preserve">Uma das soluções mais </w:t>
-      </w:r>
-      <w:r>
-        <w:rPr>
-          <w:lang w:eastAsia="pt-PT"/>
-        </w:rPr>
-        <w:t>comuns</w:t>
-      </w:r>
-      <w:r>
-        <w:rPr>
-          <w:lang w:eastAsia="pt-PT"/>
-        </w:rPr>
-        <w:t xml:space="preserve"> nestas situações é o autotransformador, um transformador monofásico constituído por um único enrolamento. Quando comparado com um transformador monofásico convencional, apresenta como principais vantagens o menor custo e a maior facilidade de transporte, resultando das suas dimensões e peso reduzidos, uma menor queda de tensão interna e uma melhor eficiência, dado que a existência de um único enrolamento diminui as perdas por efeito de Joule. Em contrapartida, os enrolamentos primários e secundários não se encontram isolados entre si e a sua menor impedância interna conduz a correntes de curto-circuito mais elevadas</w:t>
+        <w:t>Os GIT são adotados sempre que o espaço disponível para a implantação da SE é reduzido, à semelhança das soluções GIS, encontrando-se com a potência limitada a cerca de 60 MVA, uma vez que, para valores superiores, o espaço exigido pelo sistema de refrigeração do SF6 anula a vantagem da redução de área. Nas subestações MAT/MAT e MAT/AT recorrem habitualmente a transformadores com depósito de expansão, sendo frequentes, para potências muito elevadas e níveis de tensão superiores a 123 kV, a utilização de bancos de transformadores monofásicos.</w:t>
+      </w:r>
+    </w:p>
+    <w:p>
+      <w:pPr>
+        <w:rPr>
+          <w:lang w:eastAsia="pt-PT"/>
+        </w:rPr>
+      </w:pPr>
+      <w:r>
+        <w:rPr>
+          <w:lang w:eastAsia="pt-PT"/>
+        </w:rPr>
+        <w:t>Uma das soluções mais comuns nestas situações é o autotransformador, um transformador monofásico constituído por um único enrolamento. Quando comparado com um transformador monofásico convencional, apresenta como principais vantagens o menor custo e a maior facilidade de transporte, resultando das suas dimensões e peso reduzidos, uma menor queda de tensão interna e uma melhor eficiência, dado que a existência de um único enrolamento diminui as perdas por efeito de Joule. Em contrapartida, os enrolamentos primários e secundários não se encontram isolados entre si e a sua menor impedância interna conduz a correntes de curto-circuito mais elevadas</w:t>
       </w:r>
       <w:sdt>
         <w:sdtPr>
@@ -8934,13 +9205,7 @@
         <w:rPr>
           <w:lang w:eastAsia="pt-PT"/>
         </w:rPr>
-        <w:t>.</w:t>
-      </w:r>
-      <w:r>
-        <w:rPr>
-          <w:lang w:eastAsia="pt-PT"/>
-        </w:rPr>
-        <w:t xml:space="preserve"> </w:t>
+        <w:t xml:space="preserve">. </w:t>
       </w:r>
     </w:p>
     <w:p>
@@ -8967,32 +9232,14 @@
         <w:rPr>
           <w:lang w:eastAsia="pt-PT"/>
         </w:rPr>
-        <w:t xml:space="preserve">O disjuntor desempenha, a função de elemento de proteção primário da subestação, sendo o equipamento responsável pela interrupção da corrente tanto em condições normais de exploração como, sobretudo, em situações de defeito, nomeadamente curto-circuitos, nos quais as correntes envolvidas podem atingir valores da ordem das dezenas de kiloamperes. A extinção do arco elétrico que inevitavelmente se forma no momento da separação dos contactos principais constitui o desafio técnico central do funcionamento de qualquer disjuntor, e o meio isolante utilizado para esse efeito determina em larga medida as características construtivas e o domínio de aplicação do equipamento. Os disjuntores que recorrem ao hexafluoreto de enxofre (SF6) como meio de extinção são, presentemente, os mais difundidos em instalações de AT e MAT, dado que este gás proporciona uma elevada rigidez dielétrica aliada a uma excelente capacidade de arrefecimento e desionização do arco, permitindo assim construções relativamente compactas para os níveis de tensão e correntes de curto-circuito envolvidos. Nas instalações de MT, todavia, predominam os disjuntores a vácuo, que oferecem vantagens consideráveis em termos de </w:t>
-      </w:r>
-      <w:r>
-        <w:rPr>
-          <w:lang w:eastAsia="pt-PT"/>
-        </w:rPr>
-        <w:t>dimensões compactas</w:t>
-      </w:r>
-      <w:r>
-        <w:rPr>
-          <w:lang w:eastAsia="pt-PT"/>
-        </w:rPr>
-        <w:t xml:space="preserve">, longevidade e reduzida necessidade de manutenção, tornando-os particularmente adequados para quadros de média tensão em ambientes interiores. Cada disjuntor é, de resto, caracterizado por um </w:t>
+        <w:t xml:space="preserve">O disjuntor desempenha, a função de elemento de proteção primário da subestação, sendo o equipamento responsável pela interrupção da corrente tanto em condições normais de exploração como, sobretudo, em situações de defeito, nomeadamente curto-circuitos, nos quais as correntes envolvidas podem atingir valores da ordem das dezenas de kiloamperes. A extinção do arco elétrico que inevitavelmente se forma no momento da separação dos contactos principais constitui o desafio técnico central do funcionamento de qualquer disjuntor, e o meio isolante utilizado para esse efeito determina em larga medida as características construtivas e o domínio de aplicação do equipamento. Os disjuntores que recorrem ao hexafluoreto de enxofre (SF6) como meio de extinção são, presentemente, os mais difundidos em instalações de AT e MAT, dado que este gás proporciona uma elevada rigidez dielétrica aliada a uma excelente capacidade de arrefecimento e desionização do arco, permitindo assim construções relativamente compactas para os níveis de tensão e correntes de curto-circuito envolvidos. Nas instalações de MT, todavia, predominam os disjuntores a vácuo, que oferecem vantagens consideráveis em termos de dimensões compactas, </w:t>
       </w:r>
       <w:r>
         <w:rPr>
           <w:lang w:eastAsia="pt-PT"/>
         </w:rPr>
         <w:lastRenderedPageBreak/>
-        <w:t>conjunto de grandezas nominais que determinam a sua posição na subestação, designadamente a tensão estipulada, a corrente estipulada em serviço contínuo e o poder de corte em curto-circuito, parâmetros cuja verificação face às condições reais da rede constitui uma etapa obrigatória do dimensionamento da instalaçã</w:t>
-      </w:r>
-      <w:r>
-        <w:rPr>
-          <w:lang w:eastAsia="pt-PT"/>
-        </w:rPr>
-        <w:t>o</w:t>
+        <w:t>longevidade e reduzida necessidade de manutenção, tornando-os particularmente adequados para quadros de média tensão em ambientes interiores. Cada disjuntor é, de resto, caracterizado por um conjunto de grandezas nominais que determinam a sua posição na subestação, designadamente a tensão estipulada, a corrente estipulada em serviço contínuo e o poder de corte em curto-circuito, parâmetros cuja verificação face às condições reais da rede constitui uma etapa obrigatória do dimensionamento da instalação</w:t>
       </w:r>
       <w:sdt>
         <w:sdtPr>
@@ -9020,13 +9267,7 @@
         <w:rPr>
           <w:lang w:eastAsia="pt-PT"/>
         </w:rPr>
-        <w:t>.</w:t>
-      </w:r>
-      <w:r>
-        <w:rPr>
-          <w:lang w:eastAsia="pt-PT"/>
-        </w:rPr>
-        <w:t xml:space="preserve"> </w:t>
+        <w:t xml:space="preserve">. </w:t>
       </w:r>
     </w:p>
     <w:p>
@@ -9054,25 +9295,7 @@
         <w:rPr>
           <w:lang w:eastAsia="pt-PT"/>
         </w:rPr>
-        <w:t xml:space="preserve">Os seccionadores, desempenham igualmente uma função essencial na exploração de uma subestação, na medida em que permitem estabelecer um ponto de isolamento visível nos circuitos, condição indispensável para a realização de operações de manutenção em segurança. Ao contrário dos disjuntores, os seccionadores não possuem capacidade de interrupção de correntes de defeito, pelo que a sua operação exige que o circuito se encontre </w:t>
-      </w:r>
-      <w:r>
-        <w:rPr>
-          <w:lang w:eastAsia="pt-PT"/>
-        </w:rPr>
-        <w:t>fora de serviço</w:t>
-      </w:r>
-      <w:r>
-        <w:rPr>
-          <w:lang w:eastAsia="pt-PT"/>
-        </w:rPr>
-        <w:t xml:space="preserve"> ou, no mínimo, sem circulação de corrente significativa. Existem diversas configurações construtivas, nomeadamente seccionadores de lâminas rotativas, de abertura central e de pantógrafo, sendo a escolha entre elas determinada por fatores como o nível de tensão, o espaço disponível e as condições de exploração da instalação. Em muitas configurações, os seccionadores incorporam facas de terra, que permitem ligar à terra o troço de barramento isolado, proporcionando assim uma proteção adicional ao p</w:t>
-      </w:r>
-      <w:r>
-        <w:rPr>
-          <w:lang w:eastAsia="pt-PT"/>
-        </w:rPr>
-        <w:t>essoal que intervém na instalação</w:t>
+        <w:t>Os seccionadores, desempenham igualmente uma função essencial na exploração de uma subestação, na medida em que permitem estabelecer um ponto de isolamento visível nos circuitos, condição indispensável para a realização de operações de manutenção em segurança. Ao contrário dos disjuntores, os seccionadores não possuem capacidade de interrupção de correntes de defeito, pelo que a sua operação exige que o circuito se encontre fora de serviço ou, no mínimo, sem circulação de corrente significativa. Existem diversas configurações construtivas, nomeadamente seccionadores de lâminas rotativas, de abertura central e de pantógrafo, sendo a escolha entre elas determinada por fatores como o nível de tensão, o espaço disponível e as condições de exploração da instalação. Em muitas configurações, os seccionadores incorporam facas de terra, que permitem ligar à terra o troço de barramento isolado, proporcionando assim uma proteção adicional ao pessoal que intervém na instalação</w:t>
       </w:r>
       <w:sdt>
         <w:sdtPr>
@@ -9140,55 +9363,23 @@
         <w:rPr>
           <w:lang w:eastAsia="pt-PT"/>
         </w:rPr>
-        <w:t xml:space="preserve">A configuração mais simples é a de </w:t>
-      </w:r>
-      <w:r>
-        <w:rPr>
-          <w:lang w:eastAsia="pt-PT"/>
-        </w:rPr>
-        <w:t>barramento simples</w:t>
-      </w:r>
-      <w:r>
-        <w:rPr>
-          <w:lang w:eastAsia="pt-PT"/>
-        </w:rPr>
-        <w:t xml:space="preserve">, na qual todos os painéis se ligam a um único barramento comum, solução económica, mas que implica a indisponibilidade total da subestação em caso de defeito ou manutenção no barramento. Esta configuração é, por norma, adotada em instalações de menor dimensão ou em situações nas quais os condicionamentos orçamentais prevalecem sobre os requisitos de continuidade de serviço, </w:t>
-      </w:r>
-      <w:r>
-        <w:rPr>
-          <w:lang w:eastAsia="pt-PT"/>
-        </w:rPr>
-        <w:t xml:space="preserve">seja feita </w:t>
-      </w:r>
-      <w:r>
-        <w:rPr>
-          <w:lang w:eastAsia="pt-PT"/>
-        </w:rPr>
-        <w:t xml:space="preserve">qualquer intervenção de manutenção no barramento obriga necessariamente à interrupção completa da instalação, </w:t>
-      </w:r>
-      <w:r>
-        <w:rPr>
-          <w:lang w:eastAsia="pt-PT"/>
-        </w:rPr>
-        <w:t xml:space="preserve">sendo assim </w:t>
-      </w:r>
-      <w:r>
-        <w:rPr>
-          <w:lang w:eastAsia="pt-PT"/>
-        </w:rPr>
-        <w:t xml:space="preserve">todos os circuitos a ela associados </w:t>
-      </w:r>
-      <w:r>
-        <w:rPr>
-          <w:lang w:eastAsia="pt-PT"/>
-        </w:rPr>
-        <w:t xml:space="preserve">ficam </w:t>
-      </w:r>
-      <w:r>
-        <w:rPr>
-          <w:lang w:eastAsia="pt-PT"/>
-        </w:rPr>
-        <w:t>fora de serviço durante o período da intervenção. Importante salientar que, no caso de ocorrência de um defeito no próprio barramento, a totalidade da subestação fica indisponível até à reparação, o que constitui uma limitação significativa em instalações que alimentam cargas críticas ou que se inserem em redes com capacidade de socorro reduzida</w:t>
+        <w:t xml:space="preserve">A configuração mais simples é a de barramento simples, na qual todos os painéis se ligam a um único barramento comum, solução económica, mas que implica a indisponibilidade total da subestação em caso de defeito ou manutenção no </w:t>
+      </w:r>
+      <w:r>
+        <w:rPr>
+          <w:lang w:eastAsia="pt-PT"/>
+        </w:rPr>
+        <w:t>barramento. Esta configuração é, por norma, adotada em instalações de menor dimensão ou em situações nas quais os condicionamentos orçamentais prevalecem sobre os requisitos de continuidade de serviço,</w:t>
+      </w:r>
+      <w:r>
+        <w:t xml:space="preserve"> uma vez que qualquer intervenção de manutenção no barramento obriga necessariamente à interrupção completa da instalação, ficando todos os circuitos a ela associados fora de serviço durante o período da intervenção. Importante salientar que, no caso de ocorrência de um defeito no próprio</w:t>
+      </w:r>
+      <w:r>
+        <w:t xml:space="preserve"> barramento, a totalidade da subestação fica indisponível até à reparação, o que constitui uma limitação </w:t>
+      </w:r>
+      <w:r>
+        <w:lastRenderedPageBreak/>
+        <w:t>significativa em instalações que alimentam cargas críticas ou que se inserem em redes com capacidade de socorro reduzida</w:t>
       </w:r>
       <w:sdt>
         <w:sdtPr>
@@ -9280,7 +9471,7 @@
           <w:lang w:eastAsia="pt-PT"/>
         </w:rPr>
       </w:pPr>
-      <w:bookmarkStart w:id="32" w:name="_Toc233424583"/>
+      <w:bookmarkStart w:id="32" w:name="_Toc233512672"/>
       <w:r>
         <w:t xml:space="preserve">Figura </w:t>
       </w:r>
@@ -9318,49 +9509,7 @@
         <w:rPr>
           <w:lang w:eastAsia="pt-PT"/>
         </w:rPr>
-        <w:t>A configuração dupl</w:t>
-      </w:r>
-      <w:r>
-        <w:rPr>
-          <w:lang w:eastAsia="pt-PT"/>
-        </w:rPr>
-        <w:t>o</w:t>
-      </w:r>
-      <w:r>
-        <w:rPr>
-          <w:lang w:eastAsia="pt-PT"/>
-        </w:rPr>
-        <w:t xml:space="preserve"> barramento, com inter-barras introduz redundância ao dispor de dois barramentos paralelos, sendo possível transferir cargas de um para o outro sem interrupção </w:t>
-      </w:r>
-      <w:r>
-        <w:rPr>
-          <w:lang w:eastAsia="pt-PT"/>
-        </w:rPr>
-        <w:t>do serviço</w:t>
-      </w:r>
-      <w:r>
-        <w:rPr>
-          <w:lang w:eastAsia="pt-PT"/>
-        </w:rPr>
-        <w:t xml:space="preserve">, sendo a solução mais frequente em subestações </w:t>
-      </w:r>
-      <w:r>
-        <w:rPr>
-          <w:lang w:eastAsia="pt-PT"/>
-        </w:rPr>
-        <w:t>AT</w:t>
-      </w:r>
-      <w:r>
-        <w:rPr>
-          <w:lang w:eastAsia="pt-PT"/>
-        </w:rPr>
-        <w:t xml:space="preserve"> na rede de distribuição. Esta configuração permite, nomeadamente, que as operações de manutenção num dos barramentos se realizem sem afetar a continuidade do fornecimento, bastando para tal transferir previamente todas as cargas para o barramento que permanecerá em serviço. O inter-barras, situado entre os dois barramentos, desempenha precisamente a função de estabelecer ou interromper a ligação entre ambos, possibilitando ainda, em condições normais de exploração, repartir a alimentação dos painéis pelos dois barramentos de forma a equilibrar as solicitações. Trata-se, consequentemente, de uma solução que, apesar de implicar um investimento superior em equipamento e em área de implantação, proporciona um grau de flexibilidade e de fiabilidade substancialmente mais elevado, razão pela qual é amplamente adotada, onde a indisponibilidade prolongada de uma instalação pode ter repercussões significativas na qualidade de serviço </w:t>
-      </w:r>
-      <w:r>
-        <w:rPr>
-          <w:lang w:eastAsia="pt-PT"/>
-        </w:rPr>
-        <w:t>e custos associados</w:t>
+        <w:t>A configuração duplo barramento, com inter-barras introduz redundância ao dispor de dois barramentos paralelos, sendo possível transferir cargas de um para o outro sem interrupção do serviço, sendo a solução mais frequente em subestações AT na rede de distribuição. Esta configuração permite, nomeadamente, que as operações de manutenção num dos barramentos se realizem sem afetar a continuidade do fornecimento, bastando para tal transferir previamente todas as cargas para o barramento que permanecerá em serviço. O inter-barras, situado entre os dois barramentos, desempenha precisamente a função de estabelecer ou interromper a ligação entre ambos, possibilitando ainda, em condições normais de exploração, repartir a alimentação dos painéis pelos dois barramentos de forma a equilibrar as solicitações. Trata-se, consequentemente, de uma solução que, apesar de implicar um investimento superior em equipamento e em área de implantação, proporciona um grau de flexibilidade e de fiabilidade substancialmente mais elevado, razão pela qual é amplamente adotada, onde a indisponibilidade prolongada de uma instalação pode ter repercussões significativas na qualidade de serviço e custos associados</w:t>
       </w:r>
       <w:sdt>
         <w:sdtPr>
@@ -9400,6 +9549,7 @@
         <w:rPr>
           <w:noProof/>
         </w:rPr>
+        <w:lastRenderedPageBreak/>
         <w:drawing>
           <wp:inline distT="0" distB="0" distL="114300" distR="114300" wp14:anchorId="5D66EAB7" wp14:editId="504757E7">
             <wp:extent cx="5939790" cy="1864995"/>
@@ -9447,7 +9597,7 @@
       <w:pPr>
         <w:pStyle w:val="Legenda"/>
       </w:pPr>
-      <w:bookmarkStart w:id="33" w:name="_Toc233424584"/>
+      <w:bookmarkStart w:id="33" w:name="_Toc233512673"/>
       <w:r>
         <w:t xml:space="preserve">Figura </w:t>
       </w:r>
@@ -9475,47 +9625,27 @@
       <w:bookmarkEnd w:id="33"/>
     </w:p>
     <w:p>
-      <w:bookmarkStart w:id="34" w:name="_Toc233415093"/>
-      <w:r>
-        <w:lastRenderedPageBreak/>
-        <w:t>A par dos equipamentos primários e d</w:t>
-      </w:r>
-      <w:r>
-        <w:t>os tipos e</w:t>
-      </w:r>
-      <w:r>
-        <w:t xml:space="preserve"> configurações de </w:t>
-      </w:r>
-      <w:r>
-        <w:t>subestações</w:t>
-      </w:r>
-      <w:r>
-        <w:t>, a segurança d</w:t>
-      </w:r>
-      <w:r>
-        <w:t>a mesma</w:t>
-      </w:r>
-      <w:r>
-        <w:t xml:space="preserve"> depende também do sistema de terras, cuja função consiste em limitar a </w:t>
-      </w:r>
-      <w:r>
-        <w:t>tensão</w:t>
-      </w:r>
-      <w:r>
-        <w:t xml:space="preserve"> de passo e de contato a que pessoas e equipamentos fiquem sujeitos durante a ocorrência de defeitos à terra. Este sistema é constituído por uma malha de cabo de cobre nu enterrada no solo, complementada por varetas de cobre que desempenham a função de </w:t>
-      </w:r>
-      <w:r>
-        <w:t>elétrodos</w:t>
-      </w:r>
-      <w:r>
-        <w:t xml:space="preserve"> de terra, à qual são ligadas todas as massas metálicas e as estruturas que, em condições normais, se encontram sem tensão, nomeadamente as estruturas de suporte dos equipamentos, os pórticos, as facas de terra dos seccionadores e as carris de assentamento dos transformadores, observando-se ainda os requisitos de resistência de terra estabelecidos pelo RSSPTS</w:t>
+      <w:r>
+        <w:t xml:space="preserve">A par dos equipamentos primários e dos tipos e configurações de subestações, a segurança da mesma </w:t>
+      </w:r>
+      <w:r>
+        <w:t>depende também do sistema de terras, cuja função consiste em limitar a tensão de passo e de contacto</w:t>
+      </w:r>
+      <w:r>
+        <w:t xml:space="preserve"> a que pessoas e equipamentos fiquem sujeitos durante a ocorrência de defeitos à terra. Este sistema é constituído por uma malha de cabo de cobre nu enterrada no solo, complementada por varetas de cobre que desempenham a função de elétrodos de terra, à qual são ligadas todas as massas metálicas e as estruturas que, em condições normais, se encontram sem tensão, nomeadamente </w:t>
+      </w:r>
+      <w:r>
+        <w:t>as estruturas de suporte dos equipamentos, os pórticos, as facas de terra dos seccionadores e os carris de assentamento dos</w:t>
+      </w:r>
+      <w:r>
+        <w:t xml:space="preserve"> transformadores, observando-se ainda os requisitos de resistência de terra estabelecidos pelo RSSPTS</w:t>
       </w:r>
       <w:sdt>
         <w:sdtPr>
           <w:rPr>
             <w:color w:val="000000"/>
           </w:rPr>
-          <w:tag w:val="MENDELEY_CITATION_v3_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"/>
+          <w:tag w:val="MENDELEY_CITATION_v3_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"/>
           <w:id w:val="-7598794"/>
           <w:placeholder>
             <w:docPart w:val="DefaultPlaceholder_-1854013440"/>
@@ -9536,43 +9666,13 @@
     </w:p>
     <w:p>
       <w:r>
-        <w:t>A proteção da instalação contra descargas atmosféricas é, por sua vez, assegurada pelo sistema de proteção contra descargas atmosféricas (SPDA), também designada pela rede de terras aéreas, que recorre a cabos, habitualmente em aço galvanizado</w:t>
-      </w:r>
-      <w:r>
-        <w:t xml:space="preserve"> ou alumínio-aço</w:t>
-      </w:r>
-      <w:r>
-        <w:t>, apoiadas nas cabeças dos pórticos</w:t>
-      </w:r>
-      <w:r>
-        <w:t xml:space="preserve"> ou tendidos dos apoios</w:t>
-      </w:r>
-      <w:r>
-        <w:t>, complementad</w:t>
-      </w:r>
-      <w:r>
-        <w:t>o</w:t>
-      </w:r>
-      <w:r>
-        <w:t xml:space="preserve">s por </w:t>
-      </w:r>
-      <w:r>
-        <w:t>para-raios do tipo</w:t>
-      </w:r>
-      <w:r>
-        <w:t xml:space="preserve"> Franklin</w:t>
-      </w:r>
-      <w:r>
-        <w:t xml:space="preserve"> </w:t>
-      </w:r>
-      <w:r>
-        <w:t xml:space="preserve">para encaminhar à terra as correntes resultantes das descargas. Nos casos em que a SE não dispõe de pórticos de amarração, esta proteção é assegurada por </w:t>
-      </w:r>
-      <w:r>
-        <w:t xml:space="preserve">hastes </w:t>
-      </w:r>
-      <w:r>
-        <w:t>de descargas em estruturas metálicas próprias</w:t>
+        <w:t xml:space="preserve">Por </w:t>
+      </w:r>
+      <w:r>
+        <w:t>último</w:t>
+      </w:r>
+      <w:r>
+        <w:t>, a proteção da instalação contra descargas atmosféricas, que por sua vez, é assegurada pelo sistema de proteção contra descargas atmosféricas (SPDA), também designada pela rede de terras aéreas, que recorre a cabos, habitualmente em aço galvanizado ou alumínio-aço, apoiadas nas cabeças dos pórticos ou tendidos dos apoios, complementados por para-raios do tipo Franklin para encaminhar à terra as correntes resultantes das descargas. Nos casos em que a SE não dispõe de pórticos de amarração, esta proteção é assegurada por hastes de descargas em estruturas metálicas próprias</w:t>
       </w:r>
       <w:sdt>
         <w:sdtPr>
@@ -9605,217 +9705,224 @@
           <w:lang w:eastAsia="en-US"/>
         </w:rPr>
       </w:pPr>
+      <w:bookmarkStart w:id="34" w:name="_Toc233512646"/>
       <w:r>
         <w:rPr>
           <w:lang w:eastAsia="en-US"/>
         </w:rPr>
-        <w:t xml:space="preserve">Metodologia </w:t>
-      </w:r>
-      <w:commentRangeStart w:id="35"/>
-      <w:r>
-        <w:rPr>
-          <w:lang w:eastAsia="en-US"/>
-        </w:rPr>
-        <w:t>BIM</w:t>
+        <w:t>Metodologia BIM</w:t>
       </w:r>
       <w:bookmarkEnd w:id="34"/>
-      <w:commentRangeEnd w:id="35"/>
-      <w:r>
-        <w:rPr>
-          <w:rStyle w:val="Refdecomentrio"/>
-          <w:sz w:val="24"/>
-          <w:szCs w:val="24"/>
-          <w:lang w:eastAsia="en-US"/>
-        </w:rPr>
-        <w:commentReference w:id="35"/>
-      </w:r>
-    </w:p>
-    <w:p>
-      <w:pPr>
-        <w:rPr>
-          <w:lang w:eastAsia="pt-PT"/>
-        </w:rPr>
-      </w:pPr>
-      <w:r>
-        <w:rPr>
-          <w:lang w:eastAsia="pt-PT"/>
-        </w:rPr>
+    </w:p>
+    <w:p>
+      <w:r>
         <w:t xml:space="preserve">Para compreender a metodologia </w:t>
       </w:r>
       <w:r>
         <w:rPr>
-          <w:i/>
-          <w:iCs/>
-          <w:lang w:eastAsia="pt-PT"/>
+          <w:rStyle w:val="nfase"/>
         </w:rPr>
         <w:t>Building Information Modeling</w:t>
       </w:r>
       <w:r>
-        <w:rPr>
-          <w:lang w:eastAsia="pt-PT"/>
-        </w:rPr>
-        <w:t xml:space="preserve"> (BIM), é importante primeiro considerar o método tradicional de projeto que esta veio substituir. Durante décadas, o projeto de instalações elétricas, incluindo subestações, foi desenvolvido através de desenho assistido por computador a duas dimensões (2D), como exemplo dessa aplicação temos o auxílio da ferramenta AutoCAD, no qual a informação relativa ao projeto é capturada e apresentada sob a forma de um conjunto de desenhos independentes, e qualquer alteração obriga a rever individualmente cada desenho afetado, frequentemente através de marcações em cópias impressas ou em ficheiros PDF. Esta abordagem é não só morosa, como propensa a erros uma das fontes de erro mais comuns reside no facto de as alterações a um conjunto de desenhos serem omitidas ou mal interpretadas, exigindo tempo adicional de verificação. </w:t>
-      </w:r>
-      <w:r>
-        <w:rPr>
-          <w:highlight w:val="yellow"/>
-          <w:lang w:eastAsia="pt-PT"/>
-        </w:rPr>
-        <w:t>[Redmond, 2022]</w:t>
-      </w:r>
-    </w:p>
-    <w:p>
-      <w:pPr>
-        <w:rPr>
-          <w:lang w:eastAsia="pt-PT"/>
-        </w:rPr>
-      </w:pPr>
-      <w:r>
-        <w:rPr>
-          <w:lang w:eastAsia="pt-PT"/>
-        </w:rPr>
-        <w:t xml:space="preserve">A metodologia BIM responde a estas limitações através de uma mudança fundamental do paradigma, pois em vez de um conjunto de desenhos separados, o projeto passa a assentar num modelo digital único e centralizado, que integra simultaneamente a geometria tridimensional, a informação técnica e a inteligência associada a cada elemento representado. </w:t>
-      </w:r>
-      <w:r>
-        <w:rPr>
-          <w:highlight w:val="yellow"/>
-          <w:lang w:eastAsia="pt-PT"/>
-        </w:rPr>
-        <w:t xml:space="preserve">[Kokorus </w:t>
-      </w:r>
-      <w:r>
-        <w:rPr>
-          <w:i/>
-          <w:iCs/>
-          <w:highlight w:val="yellow"/>
-          <w:lang w:eastAsia="pt-PT"/>
-        </w:rPr>
-        <w:t>et al.</w:t>
-      </w:r>
-      <w:r>
-        <w:rPr>
-          <w:highlight w:val="yellow"/>
-          <w:lang w:eastAsia="pt-PT"/>
-        </w:rPr>
-        <w:t>, 2016]</w:t>
-      </w:r>
-      <w:r>
-        <w:rPr>
-          <w:lang w:eastAsia="pt-PT"/>
-        </w:rPr>
-        <w:t xml:space="preserve"> Cada objeto do modelo seja um transformador, um disjuntor ou uma estrutura metálica ou não </w:t>
-      </w:r>
-      <w:r>
-        <w:rPr>
-          <w:lang w:eastAsia="pt-PT"/>
-        </w:rPr>
+        <w:t xml:space="preserve"> (BIM), é importante primeiro considerar o método tradicional de projeto que esta veio substituir, sendo uma metodologia já consolidada na arquitetura e na engenharia civil, a sua adoção no domínio dos projetos elétricos permanece ainda numa fase pioneira</w:t>
+      </w:r>
+      <w:sdt>
+        <w:sdtPr>
+          <w:rPr>
+            <w:color w:val="000000"/>
+          </w:rPr>
+          <w:tag w:val="MENDELEY_CITATION_v3_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"/>
+          <w:id w:val="1129977907"/>
+          <w:placeholder>
+            <w:docPart w:val="DefaultPlaceholder_-1854013440"/>
+          </w:placeholder>
+        </w:sdtPr>
+        <w:sdtContent>
+          <w:r>
+            <w:rPr>
+              <w:color w:val="000000"/>
+            </w:rPr>
+            <w:t>[6]</w:t>
+          </w:r>
+        </w:sdtContent>
+      </w:sdt>
+      <w:r>
+        <w:t xml:space="preserve">. Durante décadas, o projeto de instalações elétricas, incluindo subestações, foi desenvolvido através de desenho assistido por computador a duas </w:t>
+      </w:r>
+      <w:r>
         <w:lastRenderedPageBreak/>
-        <w:t xml:space="preserve">metálica, não constitui apenas um desenho, mas uma entidade que reúne em si os atributos que a caracterizam, como o fabricante, as dimensões, a tensão nominal ou a referência comercial. O conjunto destes objetos, importados para o projeto, constitui o chamado modelo de informação da instalação. </w:t>
-      </w:r>
-      <w:r>
-        <w:rPr>
-          <w:highlight w:val="yellow"/>
-          <w:lang w:eastAsia="pt-PT"/>
-        </w:rPr>
-        <w:t xml:space="preserve">[Kokorus </w:t>
-      </w:r>
-      <w:r>
-        <w:rPr>
-          <w:i/>
-          <w:iCs/>
-          <w:highlight w:val="yellow"/>
-          <w:lang w:eastAsia="pt-PT"/>
-        </w:rPr>
-        <w:t>et al.</w:t>
-      </w:r>
-      <w:r>
-        <w:rPr>
-          <w:highlight w:val="yellow"/>
-          <w:lang w:eastAsia="pt-PT"/>
-        </w:rPr>
-        <w:t>, 2016]</w:t>
-      </w:r>
-    </w:p>
-    <w:p>
-      <w:pPr>
-        <w:rPr>
-          <w:lang w:eastAsia="pt-PT"/>
-        </w:rPr>
-      </w:pPr>
-      <w:r>
-        <w:rPr>
-          <w:lang w:eastAsia="pt-PT"/>
-        </w:rPr>
-        <w:t xml:space="preserve">A principal vantagem deste conceito reside na forma como a informação é gerida. Num modelo BIM, qualquer alteração introduzida num elemento propaga-se automaticamente a todas as representações em que esse elemento intervém, em vez de ter de ser replicada manualmente. A título ilustrativo, se um disjuntor for adicionado ao modelo pela especialidade de elétricas e, posteriormente, o seu número de identificação ou as suas dimensões forem alterados, essa alteração é refletida de forma automática em todo o modelo. </w:t>
-      </w:r>
-      <w:r>
-        <w:rPr>
-          <w:highlight w:val="yellow"/>
-          <w:lang w:eastAsia="pt-PT"/>
-        </w:rPr>
-        <w:t>[Redmond, 2022]</w:t>
-      </w:r>
-      <w:r>
-        <w:rPr>
-          <w:lang w:eastAsia="pt-PT"/>
-        </w:rPr>
-        <w:t xml:space="preserve"> Esta característica, designada associação bidirecional, garante a coerência permanente do projeto e elimina o risco de versões não atualizadas ou contraditórias.</w:t>
-      </w:r>
-    </w:p>
-    <w:p>
-      <w:pPr>
-        <w:rPr>
-          <w:lang w:eastAsia="pt-PT"/>
-        </w:rPr>
-      </w:pPr>
-      <w:r>
-        <w:rPr>
-          <w:lang w:eastAsia="pt-PT"/>
-        </w:rPr>
-        <w:t xml:space="preserve">O BIM assenta, assim, em três aspetos essenciais, os modelos são criados e operados sobre bases de dados digitais que suportam a colaboração; as alterações que são propagadas ao longo de toda a base de dados, asseguram a atualização integral do modelo; e a informação é capturada e preservada para ser reutilizada noutras aplicações e fases do projeto. É precisamente este armazenamento estruturado em base de dados que distingue o BIM da simples modelação tridimensional, conferindo-lhe a inteligência que o caracteriza. </w:t>
-      </w:r>
-      <w:r>
-        <w:rPr>
-          <w:highlight w:val="yellow"/>
-          <w:lang w:eastAsia="pt-PT"/>
-        </w:rPr>
-        <w:t>[Redmond, 2022]</w:t>
-      </w:r>
-    </w:p>
-    <w:p>
-      <w:pPr>
-        <w:rPr>
-          <w:lang w:eastAsia="pt-PT"/>
-        </w:rPr>
-      </w:pPr>
-      <w:r>
-        <w:rPr>
-          <w:lang w:eastAsia="pt-PT"/>
-        </w:rPr>
-        <w:t xml:space="preserve">Por fim, uma característica determinante da metodologia BIM é a sua vocação colaborativa, pois uma vez que todas as especialidades eletrotécnica, civil, estrutural e arquitetónica trabalham sobre o mesmo modelo, com uma fonte única de informação, a coordenação entre disciplinas encontra-se integrada no próprio processo de trabalho. Esta partilha elimina perdas de informação e sobreposições entre intervenientes e entre fases do projeto, melhorando a comunicação e permitindo que as decisões sejam tomadas com base em simulações e análises efetuadas diretamente sobre o modelo, antes mesmo de a instalação ser construída. </w:t>
-      </w:r>
-      <w:r>
-        <w:rPr>
-          <w:highlight w:val="yellow"/>
-          <w:lang w:eastAsia="pt-PT"/>
-        </w:rPr>
-        <w:t xml:space="preserve">[Kokorus </w:t>
-      </w:r>
-      <w:r>
-        <w:rPr>
-          <w:i/>
-          <w:iCs/>
-          <w:highlight w:val="yellow"/>
-          <w:lang w:eastAsia="pt-PT"/>
-        </w:rPr>
-        <w:t>et al.</w:t>
-      </w:r>
-      <w:r>
-        <w:rPr>
-          <w:highlight w:val="yellow"/>
-          <w:lang w:eastAsia="pt-PT"/>
-        </w:rPr>
-        <w:t>, 2016]</w:t>
+        <w:t>dimensões (2D), de que a ferramenta AutoCAD constitui o exemplo mais difundido, no qual a informação do projeto é capturada e apresentada sob a forma de um conjunto de desenhos independentes, obrigando qualquer alteração à revisão individual de cada desenho afetado, frequentemente através de marcações em PDF. Esta abordagem, além de morosa, revela-se propensa a erros, residindo uma das fontes mais comuns no facto de as alterações a um conjunto de desenhos poderem ser omitidas ou mal interpretadas, o que exige tempo adicional de verificação</w:t>
+      </w:r>
+      <w:sdt>
+        <w:sdtPr>
+          <w:rPr>
+            <w:color w:val="000000"/>
+          </w:rPr>
+          <w:tag w:val="MENDELEY_CITATION_v3_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"/>
+          <w:id w:val="-802773856"/>
+          <w:placeholder>
+            <w:docPart w:val="DefaultPlaceholder_-1854013440"/>
+          </w:placeholder>
+        </w:sdtPr>
+        <w:sdtContent>
+          <w:r>
+            <w:rPr>
+              <w:color w:val="000000"/>
+            </w:rPr>
+            <w:t>[7]</w:t>
+          </w:r>
+        </w:sdtContent>
+      </w:sdt>
+      <w:r>
+        <w:t>.</w:t>
+      </w:r>
+    </w:p>
+    <w:p>
+      <w:r>
+        <w:t>A metodologia BIM responde a estas limitações através de uma mudança fundamental de paradigma, uma vez que, em vez de um conjunto de desenhos separados, o projeto passa a assentar num modelo digital único e centralizado que integra simultaneamente a geometria tridimensional, a informação técnica e a inteligência associada a cada elemento representado</w:t>
+      </w:r>
+      <w:sdt>
+        <w:sdtPr>
+          <w:rPr>
+            <w:color w:val="000000"/>
+          </w:rPr>
+          <w:tag w:val="MENDELEY_CITATION_v3_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"/>
+          <w:id w:val="-1238251628"/>
+          <w:placeholder>
+            <w:docPart w:val="DefaultPlaceholder_-1854013440"/>
+          </w:placeholder>
+        </w:sdtPr>
+        <w:sdtContent>
+          <w:r>
+            <w:rPr>
+              <w:color w:val="000000"/>
+            </w:rPr>
+            <w:t>[8]</w:t>
+          </w:r>
+        </w:sdtContent>
+      </w:sdt>
+      <w:r>
+        <w:t>. No caso específico das subestações, o Revit constitui uma das ferramentas empregadas para a modelação tridimensional dos equipamentos, integrando-se num ambiente BIM</w:t>
+      </w:r>
+      <w:sdt>
+        <w:sdtPr>
+          <w:rPr>
+            <w:color w:val="000000"/>
+          </w:rPr>
+          <w:tag w:val="MENDELEY_CITATION_v3_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"/>
+          <w:id w:val="-330294536"/>
+          <w:placeholder>
+            <w:docPart w:val="DefaultPlaceholder_-1854013440"/>
+          </w:placeholder>
+        </w:sdtPr>
+        <w:sdtContent>
+          <w:r>
+            <w:rPr>
+              <w:color w:val="000000"/>
+            </w:rPr>
+            <w:t>[9]</w:t>
+          </w:r>
+        </w:sdtContent>
+      </w:sdt>
+      <w:r>
+        <w:t xml:space="preserve">. Cada objeto do modelo, seja um transformador, um disjuntor ou uma estrutura metálica ou não metálica, não constitui apenas um desenho, mas uma entidade que reúne os atributos que o caracterizam, como o fabricante, as dimensões, a tensão nominal ou a referência comercial, sendo que o conjunto de </w:t>
+      </w:r>
+      <w:r>
+        <w:t>objetos importados para o projeto constitui o chamado modelo de informação da instalação</w:t>
+      </w:r>
+      <w:sdt>
+        <w:sdtPr>
+          <w:rPr>
+            <w:color w:val="000000"/>
+          </w:rPr>
+          <w:tag w:val="MENDELEY_CITATION_v3_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"/>
+          <w:id w:val="2021120425"/>
+          <w:placeholder>
+            <w:docPart w:val="DefaultPlaceholder_-1854013440"/>
+          </w:placeholder>
+        </w:sdtPr>
+        <w:sdtContent>
+          <w:r>
+            <w:rPr>
+              <w:color w:val="000000"/>
+            </w:rPr>
+            <w:t>[8]</w:t>
+          </w:r>
+        </w:sdtContent>
+      </w:sdt>
+      <w:r>
+        <w:t>.</w:t>
+      </w:r>
+    </w:p>
+    <w:p>
+      <w:r>
+        <w:t>A principal vantagem deste conceito reside na forma como a informação é gerida, dado que, num modelo, qualquer alteração</w:t>
+      </w:r>
+      <w:r>
+        <w:t xml:space="preserve"> introduzida num elemento se propaga automaticamente a todas as representações em que esse elemento intervém, em vez de ter de ser replicada manualmente. A título ilustrativo, se um disjuntor for adicionado ao modelo pela especialidade eletrotécnica e, posteriormente, o seu número de identificação ou as suas dimensões forem alteradas, essa alteração reflete-se de forma automática em todo o modelo, característica designada por associação bidirecional que garante a coerência permanente do projeto e elimina o risco de versões desatualizadas ou contraditórias</w:t>
+      </w:r>
+      <w:sdt>
+        <w:sdtPr>
+          <w:rPr>
+            <w:color w:val="000000"/>
+          </w:rPr>
+          <w:tag w:val="MENDELEY_CITATION_v3_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"/>
+          <w:id w:val="-124082475"/>
+          <w:placeholder>
+            <w:docPart w:val="DefaultPlaceholder_-1854013440"/>
+          </w:placeholder>
+        </w:sdtPr>
+        <w:sdtContent>
+          <w:r>
+            <w:rPr>
+              <w:color w:val="000000"/>
+            </w:rPr>
+            <w:t>[7]</w:t>
+          </w:r>
+        </w:sdtContent>
+      </w:sdt>
+      <w:r>
+        <w:t>. Assenta, assim, em três aspetos essenciais, na medida em que os modelos se criam e operam sobre bases de dados digitais que suportam a colaboração, é precisamente nessa base de dados que a atualização anteriormente descrita se processa de forma integral</w:t>
+      </w:r>
+      <w:r>
+        <w:t>, e a informação é capturada e preservada para ser reutilizada noutras aplicações e fases do projeto. É justamente este armazenamento estruturado em base de dados que distingue o BIM da modelação tridimensional simples,</w:t>
+      </w:r>
+      <w:r>
+        <w:t xml:space="preserve"> conferindo-lhe a inteligência que o </w:t>
+      </w:r>
+      <w:r>
+        <w:t>caracteriza. Por fim, uma das características mais determinantes da metodologia continua a residir na sua vocação colaborativa, uma vez que todas as especialidades trabalham sobre o mesmo modelo e a partir de</w:t>
+      </w:r>
+      <w:r>
+        <w:t xml:space="preserve"> </w:t>
+      </w:r>
+      <w:r>
+        <w:lastRenderedPageBreak/>
+        <w:t>uma única fonte de informação, a coordenação entre disciplinas está integrada no próprio processo de trabalho, como se ilustra na Figura 7. Esta partilha elimina perdas de informação e sobreposições entre intervenientes e entre fases do projeto, melhorando a comunicação e permitindo que as decisões se tomem com base em simulações e análises efetuadas diretamente sobre o modelo, antes mesmo de a instalação ser construída</w:t>
+      </w:r>
+      <w:sdt>
+        <w:sdtPr>
+          <w:rPr>
+            <w:color w:val="000000"/>
+          </w:rPr>
+          <w:tag w:val="MENDELEY_CITATION_v3_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"/>
+          <w:id w:val="1176310168"/>
+          <w:placeholder>
+            <w:docPart w:val="DefaultPlaceholder_-1854013440"/>
+          </w:placeholder>
+        </w:sdtPr>
+        <w:sdtContent>
+          <w:r>
+            <w:rPr>
+              <w:color w:val="000000"/>
+            </w:rPr>
+            <w:t>[7], [8]</w:t>
+          </w:r>
+        </w:sdtContent>
+      </w:sdt>
+      <w:r>
+        <w:t>.</w:t>
       </w:r>
     </w:p>
     <w:p>
@@ -9827,7 +9934,6 @@
         <w:rPr>
           <w:noProof/>
         </w:rPr>
-        <w:lastRenderedPageBreak/>
         <w:drawing>
           <wp:inline distT="0" distB="0" distL="114300" distR="114300" wp14:anchorId="5C04288F" wp14:editId="2694E884">
             <wp:extent cx="2966085" cy="2966085"/>
@@ -9846,7 +9952,7 @@
                     </pic:cNvPicPr>
                   </pic:nvPicPr>
                   <pic:blipFill>
-                    <a:blip r:embed="rId28" cstate="print">
+                    <a:blip r:embed="rId24" cstate="print">
                       <a:extLst>
                         <a:ext uri="{28A0092B-C50C-407E-A947-70E740481C1C}">
                           <a14:useLocalDpi xmlns:a14="http://schemas.microsoft.com/office/drawing/2010/main" val="0"/>
@@ -9885,7 +9991,7 @@
           <w:noProof/>
         </w:rPr>
       </w:pPr>
-      <w:bookmarkStart w:id="36" w:name="_Toc233424585"/>
+      <w:bookmarkStart w:id="35" w:name="_Toc233512674"/>
       <w:r>
         <w:t xml:space="preserve">Figura </w:t>
       </w:r>
@@ -9910,210 +10016,208 @@
       <w:r>
         <w:t xml:space="preserve"> – Sistema BIM</w:t>
       </w:r>
+      <w:bookmarkEnd w:id="35"/>
+    </w:p>
+    <w:p>
+      <w:r>
+        <w:t>Apesar de tudo, a literatura sobre a metodologia BIM tem vindo, progressivamente, a alargar o conceito para lá da simples representação geométrica a três dimensões, introduzindo a noção de dimensões adicionais do modelo, designadamente, a dimensão temporal, associada ao planeamento e ao faseamento da construção, e a dimensão económica, relacionada com a estimativa e o controlo de custos, frequentemente referidas como 4D e 5D, respetivamente</w:t>
+      </w:r>
+      <w:sdt>
+        <w:sdtPr>
+          <w:rPr>
+            <w:color w:val="000000"/>
+          </w:rPr>
+          <w:tag w:val="MENDELEY_CITATION_v3_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"/>
+          <w:id w:val="352929234"/>
+          <w:placeholder>
+            <w:docPart w:val="DefaultPlaceholder_-1854013440"/>
+          </w:placeholder>
+        </w:sdtPr>
+        <w:sdtContent>
+          <w:r>
+            <w:rPr>
+              <w:color w:val="000000"/>
+            </w:rPr>
+            <w:t>[6]</w:t>
+          </w:r>
+        </w:sdtContent>
+      </w:sdt>
+      <w:r>
+        <w:t xml:space="preserve">. </w:t>
+      </w:r>
+    </w:p>
+    <w:p>
+      <w:pPr>
+        <w:pStyle w:val="Ttulo3"/>
+        <w:rPr>
+          <w:lang w:eastAsia="en-US"/>
+        </w:rPr>
+      </w:pPr>
+      <w:bookmarkStart w:id="36" w:name="_Toc233512647"/>
+      <w:r>
+        <w:rPr>
+          <w:lang w:eastAsia="en-US"/>
+        </w:rPr>
+        <w:t>Aplicação do BIM ao projeto elétrico de subestações elétricas</w:t>
+      </w:r>
       <w:bookmarkEnd w:id="36"/>
     </w:p>
     <w:p>
-      <w:r>
-        <w:rPr>
-          <w:highlight w:val="yellow"/>
-        </w:rPr>
-        <w:t>A literatura sobre a metodologia BIM tem vindo, progressivamente, a alargar o conceito para lá da simples representação geométrica tridimensional, introduzindo a noção de dimensões adicionais do modelo. À geometria espacial, habitualmente designada por modelação a três dimensões, acrescentam-se, designadamente, a dimensão temporal, associada ao planeamento e ao faseamento da construção, e a dimensão económica, relacionada com a estimativa e o controlo de custos, frequentemente referidas como 4D e 5D, respetivamente [Du &amp; Min, 2025]. A par destas dimensões, o conceito de nível de desenvolvimento traduz o grau de detalhe e de fiabilidade da informação associada a cada elemento do modelo, o qual evolui ao longo das sucessivas fases do projeto, desde uma representação esquemática inicial até à definição rigorosa que caracteriza o projeto de execução. Ainda que, no contexto do estágio, o trabalho se tenha concentrado predominantemente na dimensão geométrica e na informação técnica dos componentes, a consciência desta evolução do nível de detalhe revelou-se útil para compreender por que razão um mesmo modelo é sucessivamente refinado ao longo dos ciclos de revisão.</w:t>
-      </w:r>
-    </w:p>
-    <w:p>
-      <w:r>
-        <w:rPr>
-          <w:highlight w:val="yellow"/>
-        </w:rPr>
-        <w:t xml:space="preserve">A maturação da metodologia BIM conduziu, igualmente, à necessidade de estruturar a forma como a informação é produzida, partilhada e gerida entre os diversos intervenientes, matéria que se encontra atualmente enquadrada por normas internacionais especificamente dedicadas à gestão da informação. A série de normas ISO 19650 estabelece, a este respeito, os princípios e os requisitos para a gestão da informação ao longo do ciclo de vida dos ativos construídos, recorrendo precisamente à metodologia BIM, e introduz o conceito de ambiente comum de dados enquanto </w:t>
-      </w:r>
-      <w:r>
-        <w:rPr>
-          <w:highlight w:val="yellow"/>
+      <w:pPr>
+        <w:rPr>
+          <w:lang w:eastAsia="pt-PT"/>
+        </w:rPr>
+      </w:pPr>
+      <w:r>
+        <w:rPr>
+          <w:lang w:eastAsia="pt-PT"/>
+        </w:rPr>
+        <w:t>O facto dos projetistas das áreas elétrica, civil, estruturas e arquitetura trabalharem sobre um modelo único e partilhado, elimina a necessidade de troca manual de informação entre disciplinas, e a colaboração estar integrada no próprio processo de trabalho, com a aplicação da metodologia BIM ao projeto de subestações de alta e média tensão, é traduzido em ganhos concretos no que diz respeito à coordenação, qualidade e eficácia</w:t>
+      </w:r>
+      <w:sdt>
+        <w:sdtPr>
+          <w:rPr>
+            <w:color w:val="000000"/>
+            <w:lang w:eastAsia="pt-PT"/>
+          </w:rPr>
+          <w:tag w:val="MENDELEY_CITATION_v3_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"/>
+          <w:id w:val="1479502475"/>
+          <w:placeholder>
+            <w:docPart w:val="DefaultPlaceholder_-1854013440"/>
+          </w:placeholder>
+        </w:sdtPr>
+        <w:sdtContent>
+          <w:r>
+            <w:rPr>
+              <w:color w:val="000000"/>
+              <w:lang w:eastAsia="pt-PT"/>
+            </w:rPr>
+            <w:t>[7], [8]</w:t>
+          </w:r>
+        </w:sdtContent>
+      </w:sdt>
+      <w:r>
+        <w:rPr>
+          <w:lang w:eastAsia="pt-PT"/>
+        </w:rPr>
+        <w:t>.</w:t>
+      </w:r>
+    </w:p>
+    <w:p>
+      <w:pPr>
+        <w:rPr>
+          <w:lang w:eastAsia="pt-PT"/>
+        </w:rPr>
+      </w:pPr>
+      <w:r>
+        <w:rPr>
+          <w:lang w:eastAsia="pt-PT"/>
+        </w:rPr>
+        <w:t xml:space="preserve">Na produção de documentação, o BIM permite que os conjuntos de desenhos de cada especialidade sejam diretamente criados a partir do modelo. Como todos os intervenientes </w:t>
+      </w:r>
+      <w:r>
+        <w:rPr>
+          <w:lang w:eastAsia="pt-PT"/>
         </w:rPr>
         <w:lastRenderedPageBreak/>
-        <w:t>repositório único através do qual a informação do projeto é colaborativamente disponibilizada [ISO 19650-1, 2018]. A interoperabilidade entre as diferentes ferramentas de modelação constitui, neste âmbito, uma preocupação central, sendo frequentemente assegurada por formatos de intercâmbio abertos que permitem a troca de modelos entre aplicações de fabricantes distintos sem perda significativa de informação. Embora a dimensão organizativa do BIM extravase o âmbito específico das tarefas de modelação desenvolvidas, a sua compreensão permite enquadrar o trabalho realizado num quadro metodológico mais amplo, no qual a coerência da informação assume tanta importância como a própria geometria.</w:t>
-      </w:r>
-    </w:p>
-    <w:p>
-      <w:pPr>
-        <w:pStyle w:val="Ttulo3"/>
-        <w:rPr>
-          <w:lang w:eastAsia="en-US"/>
-        </w:rPr>
-      </w:pPr>
-      <w:bookmarkStart w:id="37" w:name="_Toc233415094"/>
-      <w:r>
-        <w:rPr>
-          <w:lang w:eastAsia="en-US"/>
-        </w:rPr>
-        <w:t>Aplicação do BIM ao projeto elétrico de subestações elétricas</w:t>
-      </w:r>
-      <w:bookmarkEnd w:id="37"/>
-    </w:p>
-    <w:p>
-      <w:pPr>
-        <w:rPr>
-          <w:lang w:eastAsia="pt-PT"/>
-        </w:rPr>
-      </w:pPr>
-      <w:r>
-        <w:rPr>
-          <w:lang w:eastAsia="pt-PT"/>
-        </w:rPr>
-        <w:t xml:space="preserve">O facto dos projetistas das áreas elétrica, civil, estruturas e arquitetura trabalharem sobre um modelo único e partilhado elimina a necessidade de troca manual de informação entre disciplinas, integrando a colaboração no próprio processo de trabalho, sendo assim, a aplicação da metodologia BIM ao projeto de subestações de alta e média tensão, traduz-se em ganhos concretos no que diz respeito à coordenação, qualidade e eficácia. </w:t>
-      </w:r>
-      <w:r>
-        <w:rPr>
-          <w:highlight w:val="yellow"/>
-          <w:lang w:eastAsia="pt-PT"/>
-        </w:rPr>
-        <w:t xml:space="preserve">[Redmond, 2022; Kokorus </w:t>
-      </w:r>
-      <w:r>
-        <w:rPr>
-          <w:i/>
-          <w:iCs/>
-          <w:highlight w:val="yellow"/>
-          <w:lang w:eastAsia="pt-PT"/>
-        </w:rPr>
-        <w:t>et al</w:t>
-      </w:r>
-      <w:r>
-        <w:rPr>
-          <w:highlight w:val="yellow"/>
-          <w:lang w:eastAsia="pt-PT"/>
-        </w:rPr>
-        <w:t>., 2016]</w:t>
-      </w:r>
-    </w:p>
-    <w:p>
-      <w:pPr>
-        <w:rPr>
-          <w:lang w:eastAsia="pt-PT"/>
-        </w:rPr>
-      </w:pPr>
-      <w:r>
-        <w:rPr>
-          <w:lang w:eastAsia="pt-PT"/>
-        </w:rPr>
-        <w:t xml:space="preserve">Na produção de documentação, o BIM permite que os conjuntos de desenhos de cada especialidade sejam diretamente criados a partir do modelo. Como todos os intervenientes trabalham sobre a mesma fonte de informação, as peças desenhadas refletem sempre o estado atual do modelo, dificultando inconsistências. Do ponto de vista da eficiência, a centralização da informação e a propagação automática das alterações no modelo permitem que as equipas evitem sobreposições de engenharias e se tornem mais compactas, tendo assim como vantagem direta menor probabilidade de erro, traduzindo-se numa redução direta dos custos de engenharia. </w:t>
-      </w:r>
-      <w:r>
-        <w:rPr>
-          <w:highlight w:val="yellow"/>
-          <w:lang w:eastAsia="pt-PT"/>
-        </w:rPr>
-        <w:t xml:space="preserve">[Redmond, 2022; Kokorus </w:t>
-      </w:r>
-      <w:r>
-        <w:rPr>
-          <w:i/>
-          <w:iCs/>
-          <w:highlight w:val="yellow"/>
-          <w:lang w:eastAsia="pt-PT"/>
-        </w:rPr>
-        <w:t>et al</w:t>
-      </w:r>
-      <w:r>
-        <w:rPr>
-          <w:highlight w:val="yellow"/>
-          <w:lang w:eastAsia="pt-PT"/>
-        </w:rPr>
-        <w:t>., 2016]</w:t>
-      </w:r>
-    </w:p>
-    <w:p>
-      <w:pPr>
-        <w:rPr>
-          <w:lang w:eastAsia="pt-PT"/>
-        </w:rPr>
-      </w:pPr>
-      <w:r>
-        <w:rPr>
-          <w:lang w:eastAsia="pt-PT"/>
-        </w:rPr>
-        <w:t xml:space="preserve">A possibilidade de visualizar a totalidade da subestação antes de qualquer obra física ter dado início constitui uma vantagem que beneficia todas as partes envolvidas no processo. Um aspeto determinante para a aplicação eficiente do BIM ao projeto de subestações reside na constituição de famílias. A modelação destas instalações exige uma biblioteca de objetos paramétricos que representem os equipamentos elétricos como transformadores, disjuntores, barramentos, entre outros reutilizáveis em projetos distintos </w:t>
-      </w:r>
-      <w:r>
-        <w:rPr>
-          <w:highlight w:val="yellow"/>
-          <w:lang w:eastAsia="pt-PT"/>
-        </w:rPr>
-        <w:t>[Du &amp; Min, 2025]</w:t>
-      </w:r>
-      <w:r>
-        <w:rPr>
-          <w:lang w:eastAsia="pt-PT"/>
-        </w:rPr>
-        <w:t xml:space="preserve">. A organização destes componentes numa biblioteca estruturada permite acelerar significativamente a modelação e assegurar a coerência entre projetos. A constituição desta biblioteca exige, contudo, um esforço inicial considerável, sobretudo pela necessidade de associar a cada objeto a informação técnica que </w:t>
-      </w:r>
-      <w:r>
-        <w:rPr>
-          <w:lang w:eastAsia="pt-PT"/>
-        </w:rPr>
-        <w:lastRenderedPageBreak/>
-        <w:t>caracteriza o equipamento, tarefa cuja complexidade é acrescida pelas limitações dos parâmetros nativos das ferramentas de modelação</w:t>
-      </w:r>
-      <w:r>
-        <w:rPr>
-          <w:shd w:val="clear" w:color="auto" w:fill="FFFF00"/>
-          <w:lang w:eastAsia="pt-PT"/>
-        </w:rPr>
-        <w:t xml:space="preserve"> </w:t>
-      </w:r>
-      <w:r>
-        <w:rPr>
-          <w:highlight w:val="yellow"/>
-          <w:shd w:val="clear" w:color="auto" w:fill="FFFF00"/>
-          <w:lang w:eastAsia="pt-PT"/>
-        </w:rPr>
-        <w:t>[</w:t>
-      </w:r>
-      <w:r>
-        <w:rPr>
-          <w:highlight w:val="yellow"/>
-          <w:lang w:eastAsia="pt-PT"/>
-        </w:rPr>
-        <w:t xml:space="preserve">Shi </w:t>
-      </w:r>
-      <w:r>
-        <w:rPr>
-          <w:i/>
-          <w:iCs/>
-          <w:highlight w:val="yellow"/>
-          <w:lang w:eastAsia="pt-PT"/>
-        </w:rPr>
-        <w:t>et al</w:t>
-      </w:r>
-      <w:r>
-        <w:rPr>
-          <w:highlight w:val="yellow"/>
-          <w:lang w:eastAsia="pt-PT"/>
-        </w:rPr>
-        <w:t>., 2021]</w:t>
-      </w:r>
-      <w:r>
-        <w:rPr>
-          <w:lang w:eastAsia="pt-PT"/>
-        </w:rPr>
-        <w:t>.</w:t>
-      </w:r>
-    </w:p>
-    <w:p>
-      <w:r>
-        <w:rPr>
-          <w:highlight w:val="yellow"/>
-        </w:rPr>
-        <w:t>Entre as vantagens mais imediatas decorrentes da aplicação do BIM ao projeto de subestações encontra-se a deteção antecipada de incompatibilidades entre as diferentes especialidades, vulgarmente designada por deteção de conflitos. Pelo facto de a totalidade dos elementos coexistir num único modelo tridimensional, as sobreposições entre, por exemplo, estruturas metálicas e encaminhamentos de cabos, ou entre fundações e equipamentos enterrados, tornam-se visíveis ainda em fase de projeto, evitando-se assim a sua descoberta tardia em obra, momento em que a correção acarreta custos consideravelmente mais elevados. A esta vantagem acresce a extração automática de quantidades a partir do modelo, na medida em que cada elemento, ao possuir associada a informação que o caracteriza, contribui de imediato para a contabilização de materiais e equipamentos, conferindo ao mapa de quantidades uma coerência permanente com o estado do projeto. Verificou-se, com efeito, que esta articulação entre geometria e informação constitui o aspeto que mais nitidamente distingue a modelação no Revit do simples desenho assistido por computador anteriormente utilizado [Redmond, 2022].</w:t>
-      </w:r>
-    </w:p>
-    <w:p>
-      <w:r>
-        <w:rPr>
-          <w:highlight w:val="yellow"/>
-        </w:rPr>
-        <w:t>A utilidade do modelo de informação não se esgota, todavia, na fase de projeto e de construção, prolongando-se idealmente ao longo de toda a vida útil da instalação. Um modelo rigorosamente constituído pode, com efeito, constituir a base de um registo digital fidedigno da subestação, suscetível de apoiar as posteriores atividades de operação e manutenção, designadamente na localização de equipamentos, na consulta das respetivas características e no planeamento de intervenções [Santos Peres et al., 2017]. Esta perspetiva de ciclo de vida confere uma importância acrescida ao rigor com que cada família é modelada e parametrizada, porquanto a informação que hoje se associa a cada componente poderá vir a ser utilizada muito para além do momento em que o projeto é concluído. Ainda que, no decurso do estágio, a aplicação do modelo se tenha circunscrito às fases de projeto, a constatação desta potencialidade contribuiu, ainda assim, para uma compreensão mais completa do valor estratégico da metodologia.</w:t>
+        <w:t>trabalham sobre a mesma fonte de informação, as peças desenhadas refletem sempre o estado atual do modelo, dificultando inconsistências. Do ponto de vista da eficiência, a centralização da informação e a propagação automática das alterações no modelo permitem que as equipas se tornem mais compactas, tendo assim como vantagem direta menor probabilidade de erro, traduzindo-se numa redução direta dos custos de engenharia</w:t>
+      </w:r>
+      <w:sdt>
+        <w:sdtPr>
+          <w:rPr>
+            <w:color w:val="000000"/>
+            <w:lang w:eastAsia="pt-PT"/>
+          </w:rPr>
+          <w:tag w:val="MENDELEY_CITATION_v3_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"/>
+          <w:id w:val="-73823086"/>
+          <w:placeholder>
+            <w:docPart w:val="DefaultPlaceholder_-1854013440"/>
+          </w:placeholder>
+        </w:sdtPr>
+        <w:sdtContent>
+          <w:r>
+            <w:rPr>
+              <w:color w:val="000000"/>
+              <w:lang w:eastAsia="pt-PT"/>
+            </w:rPr>
+            <w:t>[7], [8]</w:t>
+          </w:r>
+        </w:sdtContent>
+      </w:sdt>
+      <w:r>
+        <w:rPr>
+          <w:lang w:eastAsia="pt-PT"/>
+        </w:rPr>
+        <w:t xml:space="preserve">. </w:t>
+      </w:r>
+    </w:p>
+    <w:p>
+      <w:r>
+        <w:t>Entre as vantagens mais imediatas decorrentes da aplicação do BIM ao projeto de subestações encontra-se a deteção antecipada de incompatibilidades entre as diferentes especialidades, vulgarmente designada por deteção de conflitos. Pelo facto de a totalidade dos elementos coexistir num único modelo tridimensional, as sobreposições entre, por exemplo, estruturas metálicas e encaminhamentos de cabos, ou entre fundações e equipamentos enterrados, tornam-se visíveis ainda em fase de projeto, evitando-se assim a sua descoberta tardia em obra, momento em que a correção acarreta custos consideravelmente mais elevados</w:t>
+      </w:r>
+      <w:sdt>
+        <w:sdtPr>
+          <w:rPr>
+            <w:color w:val="000000"/>
+          </w:rPr>
+          <w:tag w:val="MENDELEY_CITATION_v3_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"/>
+          <w:id w:val="-1833832859"/>
+          <w:placeholder>
+            <w:docPart w:val="24D01A77CC8F4CEDAE49AFEBF9568031"/>
+          </w:placeholder>
+        </w:sdtPr>
+        <w:sdtContent>
+          <w:r>
+            <w:rPr>
+              <w:color w:val="000000"/>
+            </w:rPr>
+            <w:t>[2]</w:t>
+          </w:r>
+        </w:sdtContent>
+      </w:sdt>
+      <w:r>
+        <w:t xml:space="preserve">. </w:t>
+      </w:r>
+    </w:p>
+    <w:p>
+      <w:pPr>
+        <w:rPr>
+          <w:lang w:eastAsia="pt-PT"/>
+        </w:rPr>
+      </w:pPr>
+      <w:r>
+        <w:rPr>
+          <w:lang w:eastAsia="pt-PT"/>
+        </w:rPr>
+        <w:t>A possibilidade de visualizar a totalidade da subestação antes de qualquer obra física ter dado início constitui uma vantagem que beneficia todas as partes envolvidas no processo. Um aspeto determinante para a aplicação eficiente do BIM ao projeto de subestações reside na constituição de famílias. A modelação destas instalações exige uma biblioteca de objetos específicos, e por sua vez paramétricos, que representam os equipamentos como transformadores, disjuntores, barramentos, entre outros reutilizáveis em projetos distintos</w:t>
+      </w:r>
+      <w:sdt>
+        <w:sdtPr>
+          <w:rPr>
+            <w:color w:val="000000"/>
+            <w:lang w:eastAsia="pt-PT"/>
+          </w:rPr>
+          <w:tag w:val="MENDELEY_CITATION_v3_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"/>
+          <w:id w:val="1264190467"/>
+          <w:placeholder>
+            <w:docPart w:val="DefaultPlaceholder_-1854013440"/>
+          </w:placeholder>
+        </w:sdtPr>
+        <w:sdtContent>
+          <w:r>
+            <w:rPr>
+              <w:color w:val="000000"/>
+              <w:lang w:eastAsia="pt-PT"/>
+            </w:rPr>
+            <w:t>[10]</w:t>
+          </w:r>
+        </w:sdtContent>
+      </w:sdt>
+      <w:r>
+        <w:rPr>
+          <w:lang w:eastAsia="pt-PT"/>
+        </w:rPr>
+        <w:t xml:space="preserve">. </w:t>
       </w:r>
     </w:p>
     <w:p>
@@ -10125,9 +10229,8 @@
         <w:rPr>
           <w:noProof/>
         </w:rPr>
-        <w:lastRenderedPageBreak/>
         <w:drawing>
-          <wp:inline distT="0" distB="0" distL="114300" distR="114300" wp14:anchorId="39A8DF61" wp14:editId="1E8E5466">
+          <wp:inline distT="0" distB="0" distL="114300" distR="114300" wp14:anchorId="0E36D186" wp14:editId="6810CD0E">
             <wp:extent cx="3790315" cy="1908175"/>
             <wp:effectExtent l="0" t="0" r="635" b="0"/>
             <wp:docPr id="1167799035" name="Imagem 1"/>
@@ -10142,7 +10245,7 @@
                     <pic:cNvPicPr/>
                   </pic:nvPicPr>
                   <pic:blipFill>
-                    <a:blip r:embed="rId29" cstate="print">
+                    <a:blip r:embed="rId25" cstate="print">
                       <a:extLst>
                         <a:ext uri="{28A0092B-C50C-407E-A947-70E740481C1C}">
                           <a14:useLocalDpi xmlns:a14="http://schemas.microsoft.com/office/drawing/2010/main" val="0"/>
@@ -10173,7 +10276,7 @@
       <w:pPr>
         <w:pStyle w:val="Legenda"/>
       </w:pPr>
-      <w:bookmarkStart w:id="38" w:name="_Toc233424586"/>
+      <w:bookmarkStart w:id="37" w:name="_Toc233512675"/>
       <w:r>
         <w:t xml:space="preserve">Figura </w:t>
       </w:r>
@@ -10196,136 +10299,221 @@
         <w:fldChar w:fldCharType="end"/>
       </w:r>
       <w:r>
-        <w:t xml:space="preserve"> – À esquerda encontrasse bem modelado; à direita está a sobreposição de engenharias. Exemplo Estruturas e Eletrotécnica</w:t>
+        <w:t xml:space="preserve"> –Exemplo das especialidades de eletromecânica e eletrotécnica num modelo. Legenda: À esquerda encontrasse bem modelado; à direita está a sobreposição de engenharias.</w:t>
+      </w:r>
+      <w:bookmarkEnd w:id="37"/>
+    </w:p>
+    <w:p>
+      <w:pPr>
+        <w:rPr>
+          <w:lang w:eastAsia="pt-PT"/>
+        </w:rPr>
+      </w:pPr>
+      <w:r>
+        <w:t xml:space="preserve">A esta vantagem acresce a extração automática de quantidades a partir do modelo, na medida em que cada elemento é criado, ao introduzir informação associada que o caracteriza, contribui de imediato para a contabilização de materiais e equipamentos, conferindo ao mapa de quantidades coerência permanente com o estado do projeto. Verificou-se, com efeito, que esta articulação entre </w:t>
+      </w:r>
+      <w:r>
+        <w:lastRenderedPageBreak/>
+        <w:t>geometria e informação constitui o aspeto que mais nitidamente distingue a modelação no Revit do simples desenho assistido por computador anteriormente utilizado</w:t>
+      </w:r>
+      <w:sdt>
+        <w:sdtPr>
+          <w:rPr>
+            <w:color w:val="000000"/>
+          </w:rPr>
+          <w:tag w:val="MENDELEY_CITATION_v3_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"/>
+          <w:id w:val="-2113192231"/>
+          <w:placeholder>
+            <w:docPart w:val="EC510181E1974E7581D1568800E0D69C"/>
+          </w:placeholder>
+        </w:sdtPr>
+        <w:sdtContent>
+          <w:r>
+            <w:rPr>
+              <w:color w:val="000000"/>
+            </w:rPr>
+            <w:t>[7]</w:t>
+          </w:r>
+        </w:sdtContent>
+      </w:sdt>
+      <w:r>
+        <w:t>.</w:t>
+      </w:r>
+    </w:p>
+    <w:p>
+      <w:pPr>
+        <w:rPr>
+          <w:lang w:eastAsia="pt-PT"/>
+        </w:rPr>
+      </w:pPr>
+      <w:r>
+        <w:rPr>
+          <w:lang w:eastAsia="pt-PT"/>
+        </w:rPr>
+        <w:t>A organização destes componentes numa biblioteca estruturada permite acelerar significativamente a modelação e assegurar a coerência entre projetos, a constituição da mesma exige, contudo, um esforço inicial considerável, sobretudo pela necessidade de associar a cada objeto a informação técnica que caracteriza o equipamento, tarefa cuja complexidade é acrescida pelas limitações dos parâmetros nativos das ferramentas de modelação</w:t>
+      </w:r>
+      <w:sdt>
+        <w:sdtPr>
+          <w:rPr>
+            <w:color w:val="000000"/>
+            <w:lang w:eastAsia="pt-PT"/>
+          </w:rPr>
+          <w:tag w:val="MENDELEY_CITATION_v3_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"/>
+          <w:id w:val="958995852"/>
+          <w:placeholder>
+            <w:docPart w:val="DefaultPlaceholder_-1854013440"/>
+          </w:placeholder>
+        </w:sdtPr>
+        <w:sdtContent>
+          <w:r>
+            <w:rPr>
+              <w:color w:val="000000"/>
+              <w:lang w:eastAsia="pt-PT"/>
+            </w:rPr>
+            <w:t>[11]</w:t>
+          </w:r>
+        </w:sdtContent>
+      </w:sdt>
+      <w:r>
+        <w:rPr>
+          <w:lang w:eastAsia="pt-PT"/>
+        </w:rPr>
+        <w:t>.</w:t>
+      </w:r>
+    </w:p>
+    <w:p>
+      <w:r>
+        <w:t>A utilidade do modelo de informação não se esgota, todavia, na fase de projeto e de construção, prolongando-se idealmente ao longo de toda a vida útil da instalação. Um modelo rigorosamente constituído pode, com efeito, constituir a base de um registo digital fidedigno da subestação, suscetível de apoiar as posteriores atividades de operação e manutenção, designadamente na localização de equipamentos, na consulta das respetivas características e no planeamento de intervenções</w:t>
+      </w:r>
+      <w:sdt>
+        <w:sdtPr>
+          <w:rPr>
+            <w:color w:val="000000"/>
+          </w:rPr>
+          <w:tag w:val="MENDELEY_CITATION_v3_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"/>
+          <w:id w:val="-1104811993"/>
+          <w:placeholder>
+            <w:docPart w:val="DefaultPlaceholder_-1854013440"/>
+          </w:placeholder>
+        </w:sdtPr>
+        <w:sdtContent>
+          <w:r>
+            <w:rPr>
+              <w:color w:val="000000"/>
+            </w:rPr>
+            <w:t>[4]</w:t>
+          </w:r>
+        </w:sdtContent>
+      </w:sdt>
+      <w:r>
+        <w:t xml:space="preserve">. </w:t>
+      </w:r>
+    </w:p>
+    <w:p>
+      <w:pPr>
+        <w:pStyle w:val="Ttulo3"/>
+        <w:rPr>
+          <w:lang w:eastAsia="en-US"/>
+        </w:rPr>
+      </w:pPr>
+      <w:bookmarkStart w:id="38" w:name="_Toc233512648"/>
+      <w:r>
+        <w:rPr>
+          <w:lang w:eastAsia="en-US"/>
+        </w:rPr>
+        <w:t>Normas e regulamentação aplicável</w:t>
       </w:r>
       <w:bookmarkEnd w:id="38"/>
     </w:p>
     <w:p>
-      <w:pPr>
-        <w:pStyle w:val="Ttulo3"/>
-        <w:rPr>
-          <w:lang w:eastAsia="en-US"/>
-        </w:rPr>
-      </w:pPr>
-      <w:bookmarkStart w:id="39" w:name="_Toc233415095"/>
-      <w:r>
-        <w:rPr>
-          <w:lang w:eastAsia="en-US"/>
-        </w:rPr>
-        <w:t>Normas e regulamentação aplicável</w:t>
+      <w:r>
+        <w:t xml:space="preserve">As subestações encontram-se sujeitas a um conjunto de normas e regulamentos de segurança de âmbito nacional, normas portuguesas (NP) e internacionais, nomeadamente as normas Comissão Eletrotécnica Internacional (IEC) e as restantes normas europeias (EN), entre outras, aplicáveis às instalações de alta tensão. </w:t>
+      </w:r>
+    </w:p>
+    <w:p>
+      <w:r>
+        <w:t>A estes acresce, no plano ambiental, a progressiva restrição à utilização do hexafluoreto de enxofre (SF6), que se traduz na adoção de equipamentos AT isentos deste gás (SF6-free)</w:t>
+      </w:r>
+      <w:sdt>
+        <w:sdtPr>
+          <w:rPr>
+            <w:color w:val="000000"/>
+          </w:rPr>
+          <w:tag w:val="MENDELEY_CITATION_v3_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"/>
+          <w:id w:val="845207612"/>
+          <w:placeholder>
+            <w:docPart w:val="DefaultPlaceholder_-1854013440"/>
+          </w:placeholder>
+        </w:sdtPr>
+        <w:sdtContent>
+          <w:r>
+            <w:rPr>
+              <w:color w:val="000000"/>
+            </w:rPr>
+            <w:t>[12]</w:t>
+          </w:r>
+        </w:sdtContent>
+      </w:sdt>
+      <w:r>
+        <w:t>.</w:t>
+      </w:r>
+    </w:p>
+    <w:p>
+      <w:r>
+        <w:t>Devido as normas não serem estáticas, e como evoluem ao longo do tempo por razões técnicas, de segurança e ambientais, a descontinuação do SF6 é o exemplo mais claro. Por essa razão, a modelação de uma subestação não se pode limitar a reproduzir as</w:t>
+      </w:r>
+      <w:r>
+        <w:t xml:space="preserve"> soluções genéricas, sendo levado em conta também a previsão da substituição por equipamentos modernos ou futuros.</w:t>
+      </w:r>
+    </w:p>
+    <w:p/>
+    <w:p>
+      <w:pPr>
+        <w:spacing w:before="0"/>
+        <w:ind w:firstLine="0"/>
+      </w:pPr>
+      <w:r>
+        <w:br w:type="page"/>
+      </w:r>
+    </w:p>
+    <w:p>
+      <w:pPr>
+        <w:pStyle w:val="Ttulo1"/>
+        <w:rPr>
+          <w:lang w:val="pt-PT" w:eastAsia="pt-PT"/>
+        </w:rPr>
+      </w:pPr>
+      <w:r>
+        <w:rPr>
+          <w:lang w:val="pt-PT" w:eastAsia="pt-PT"/>
+        </w:rPr>
+        <w:lastRenderedPageBreak/>
+        <w:t xml:space="preserve"> </w:t>
+      </w:r>
+      <w:bookmarkStart w:id="39" w:name="_Toc233512649"/>
+      <w:r>
+        <w:rPr>
+          <w:lang w:val="pt-PT" w:eastAsia="pt-PT"/>
+        </w:rPr>
+        <w:t>Evolução e desenvolvimento de competências no Revit</w:t>
       </w:r>
       <w:bookmarkEnd w:id="39"/>
     </w:p>
     <w:p>
       <w:pPr>
-        <w:rPr>
-          <w:lang w:eastAsia="pt-PT"/>
-        </w:rPr>
-      </w:pPr>
-      <w:r>
-        <w:rPr>
-          <w:lang w:eastAsia="pt-PT"/>
-        </w:rPr>
-        <w:t>As subestações encontram-se enquadradas por um vasto conjunto de normas e regulamentos que exigem medidas de segurança, de forma a garantir a fiabilidade das instalações serem aprovadas para estarem prontas para serem postas ao serviço. A nível internacional, a referência fundamental é a norma IEC 61936-1, que estabelece os requisitos gerais de execução das instalações elétricas com tensões superiores a 1 kV em corrente alternada, abrangendo aspetos como as distâncias de segurança, a coordenação de isolamento e as medidas de proteção de pessoas e bens. No domínio da aparelhagem de manobra e comando, a série de normas IEC 62271 reveste-se de particular importância. A norma IEC 62271-1 define os requisitos comuns à aparelhagem de alta tensão, enquanto a IEC 62271-200 se aplica especificamente à aparelhagem sob invólucro metálico para tensões compreendidas entre 1 kV e 52 kV, característica dos quadros de média tensão. Por seu turno, a IEC 62271-203 regula a aparelhagem isolada a gás (GIS), estabelecendo os requisitos aplicáveis às instalações encapsuladas em invólucro metálico preenchido com gás isolante</w:t>
-      </w:r>
-      <w:r>
-        <w:rPr>
-          <w:shd w:val="clear" w:color="auto" w:fill="FFFF00"/>
-          <w:lang w:eastAsia="pt-PT"/>
-        </w:rPr>
-        <w:t xml:space="preserve"> [Bolotinha, 2019a].</w:t>
-      </w:r>
-    </w:p>
-    <w:p>
-      <w:r>
-        <w:rPr>
-          <w:highlight w:val="yellow"/>
-        </w:rPr>
-        <w:t>No contexto do trabalho de modelação, estas normas não são aplicadas da mesma maneira que seriam por uma equipa de projeto, porque os requisitos e o dimensionamento das instalações são definidos por outras equipas. Durante o estágio, as normas apareceram sobretudo como uma referência para saber dimensões e distâncias que era preciso representar no modelo. Um exemplo disso aconteceu na modelação dos quadros metálicos de média tensão sem hexafluoreto de enxofre (</w:t>
-      </w:r>
-      <w:r>
-        <w:rPr>
-          <w:i/>
-          <w:iCs/>
-          <w:highlight w:val="yellow"/>
-        </w:rPr>
-        <w:t>SF6-free</w:t>
-      </w:r>
-      <w:r>
-        <w:rPr>
-          <w:highlight w:val="yellow"/>
-        </w:rPr>
-        <w:t>), em que, por deixarem de usar SF6, as dimensões dos quadros mudam, e foi preciso consultar tanto a regulamentação aplicável [UE, 2024] como a informação dos fornecedores para perceber as dimensões corretas a usar na modelação.</w:t>
-      </w:r>
-    </w:p>
-    <w:p>
-      <w:r>
-        <w:rPr>
-          <w:highlight w:val="yellow"/>
-        </w:rPr>
-        <w:lastRenderedPageBreak/>
-        <w:t xml:space="preserve">A par das normas técnicas e ambientais já referidas, a adoção da metodologia BIM convoca um segundo grupo de referenciais, orientados para a gestão da informação. A série </w:t>
-      </w:r>
-      <w:r>
-        <w:rPr>
-          <w:i/>
-          <w:iCs/>
-          <w:highlight w:val="yellow"/>
-        </w:rPr>
-        <w:t>ISO 19650</w:t>
-      </w:r>
-      <w:r>
-        <w:rPr>
-          <w:highlight w:val="yellow"/>
-        </w:rPr>
-        <w:t>, nomeadamente as partes relativas aos conceitos e princípios e à fase de entrega dos ativos, estabelece um quadro comum para a produção, a partilha e a validação da informação ao longo do projeto. Ainda que a sua aplicação plena pressuponha um grau de maturidade organizacional que o setor elétrico se encontra ainda a alcançar, os princípios subjacentes, designadamente a centralização da informação num ambiente comum de dados, revelaram-se perfeitamente alinhados com a prática de modelação central adotada ao longo do estágio.</w:t>
-      </w:r>
-    </w:p>
-    <w:p>
-      <w:r>
-        <w:rPr>
-          <w:highlight w:val="yellow"/>
-        </w:rPr>
-        <w:t>Da articulação destes diferentes referenciais resulta uma conclusão que importa sublinhar. O enquadramento normativo não constitui um corpo estático de prescrições, antes evolui em função de imperativos técnicos, de segurança e ambientais, de que a progressiva descontinuação do SF6 representa o exemplo mais expressivo. Consequentemente, a modelação de uma subestação não pode limitar-se à reprodução fiel das soluções existentes, devendo igualmente acomodar a substituição de equipamentos e de tecnologias por alternativas emergentes. Esta exigência manifestou-se, com efeito, em algumas das atividades desenvolvidas durante o estágio, nas quais a representação de componentes esteve diretamente condicionada pelas especificações normativas e pelas opções tecnológicas adotadas pelo cliente, conforme se detalha no capítulo seguinte.</w:t>
-      </w:r>
-    </w:p>
-    <w:p>
-      <w:pPr>
-        <w:pStyle w:val="Ttulo1"/>
-        <w:rPr>
-          <w:lang w:val="pt-PT" w:eastAsia="pt-PT"/>
-        </w:rPr>
-      </w:pPr>
-      <w:r>
-        <w:rPr>
-          <w:lang w:val="pt-PT" w:eastAsia="pt-PT"/>
-        </w:rPr>
-        <w:t xml:space="preserve"> </w:t>
-      </w:r>
-      <w:bookmarkStart w:id="40" w:name="_Toc233415096"/>
-      <w:r>
-        <w:rPr>
-          <w:lang w:val="pt-PT" w:eastAsia="pt-PT"/>
-        </w:rPr>
-        <w:t>Evolução e desenvolvimento de competências no Revit</w:t>
+        <w:pStyle w:val="Ttulo2"/>
+        <w:rPr>
+          <w:lang w:val="pt-PT" w:eastAsia="en-US"/>
+        </w:rPr>
+      </w:pPr>
+      <w:bookmarkStart w:id="40" w:name="_Toc233512650"/>
+      <w:r>
+        <w:rPr>
+          <w:lang w:val="pt-PT" w:eastAsia="en-US"/>
+        </w:rPr>
+        <w:t>Introdução à ferramenta e primeiros desafios</w:t>
       </w:r>
       <w:bookmarkEnd w:id="40"/>
-    </w:p>
-    <w:p>
-      <w:pPr>
-        <w:pStyle w:val="Ttulo2"/>
-        <w:rPr>
-          <w:lang w:val="pt-PT" w:eastAsia="en-US"/>
-        </w:rPr>
-      </w:pPr>
-      <w:bookmarkStart w:id="41" w:name="_Toc233415097"/>
-      <w:r>
-        <w:rPr>
-          <w:lang w:val="pt-PT" w:eastAsia="en-US"/>
-        </w:rPr>
-        <w:t>Introdução à ferramenta e primeiros desafios</w:t>
-      </w:r>
-      <w:bookmarkEnd w:id="41"/>
     </w:p>
     <w:p>
       <w:pPr>
@@ -10334,6 +10522,7 @@
           <w:lang w:eastAsia="en-US"/>
         </w:rPr>
       </w:pPr>
+      <w:commentRangeStart w:id="41"/>
       <w:r>
         <w:rPr>
           <w:rFonts w:eastAsiaTheme="minorHAnsi"/>
@@ -10363,14 +10552,7 @@
         <w:rPr>
           <w:highlight w:val="yellow"/>
         </w:rPr>
-        <w:t xml:space="preserve">Quando comecei o estágio, a única ferramenta de desenho que tinha utilizado era o AutoCAD, e apenas no contexto das aulas, por isso a aprendizagem do Revit foi praticamente do zero. No </w:t>
-      </w:r>
-      <w:r>
-        <w:rPr>
-          <w:highlight w:val="yellow"/>
-        </w:rPr>
-        <w:lastRenderedPageBreak/>
-        <w:t>início não foi fácil, porque o Revit funciona de uma forma diferente do desenho a que estava habituado, em vez de se desenharem diretamente as peças, trabalha-se com objetos que têm parâmetros e que estão ligados entre si, o que obriga a pensar logo à partida como é que cada elemento vai reagir quando mais tarde for alterado.</w:t>
+        <w:t>Quando comecei o estágio, a única ferramenta de desenho que tinha utilizado era o AutoCAD, e apenas no contexto das aulas, por isso a aprendizagem do Revit foi praticamente do zero. No início não foi fácil, porque o Revit funciona de uma forma diferente do desenho a que estava habituado, em vez de se desenharem diretamente as peças, trabalha-se com objetos que têm parâmetros e que estão ligados entre si, o que obriga a pensar logo à partida como é que cada elemento vai reagir quando mais tarde for alterado.</w:t>
       </w:r>
     </w:p>
     <w:p>
@@ -10405,7 +10587,25 @@
         <w:rPr>
           <w:highlight w:val="yellow"/>
         </w:rPr>
-        <w:t>Uma das características mais marcantes do Revit, e que exige um período de adaptação por parte de quem se inicia na ferramenta, reside na forma como esta gere as restrições geométricas. O programa impõe uma lógica interna rigorosa, na qual determinadas operações apenas se tornam possíveis em condições específicas, sinalizando através de mensagens de erro sempre que essas condições não se verificam. A compreensão desta lógica constitui, efetivamente, uma das aprendizagens mais exigentes da fase inicial, porquanto a resolução dos problemas que vão surgindo só se torna verdadeiramente intuitiva com a prática diária.</w:t>
+        <w:t xml:space="preserve">Uma das características mais marcantes do Revit, e que exige um período de adaptação por parte de quem se inicia na ferramenta, reside na forma como esta gere as restrições geométricas. O </w:t>
+      </w:r>
+      <w:r>
+        <w:rPr>
+          <w:highlight w:val="yellow"/>
+        </w:rPr>
+        <w:lastRenderedPageBreak/>
+        <w:t>programa impõe uma lógica interna rigorosa, na qual determinadas operações apenas se tornam possíveis em condições específicas, sinalizando através de mensagens de erro sempre que essas condições não se verificam. A compreensão desta lógica constitui, efetivamente, uma das aprendizagens mais exigentes da fase inicial, porquanto a resolução dos problemas que vão surgindo só se torna verdadeiramente intuitiva com a prática diária.</w:t>
+      </w:r>
+      <w:commentRangeEnd w:id="41"/>
+      <w:r>
+        <w:rPr>
+          <w:rStyle w:val="Refdecomentrio"/>
+          <w:rFonts w:eastAsiaTheme="minorHAnsi"/>
+          <w:sz w:val="24"/>
+          <w:szCs w:val="24"/>
+          <w:lang w:eastAsia="en-US"/>
+        </w:rPr>
+        <w:commentReference w:id="41"/>
       </w:r>
     </w:p>
     <w:p>
@@ -10415,7 +10615,7 @@
           <w:lang w:eastAsia="en-US"/>
         </w:rPr>
       </w:pPr>
-      <w:bookmarkStart w:id="42" w:name="_Toc233415098"/>
+      <w:bookmarkStart w:id="42" w:name="_Toc233512651"/>
       <w:r>
         <w:rPr>
           <w:lang w:eastAsia="en-US"/>
@@ -10434,56 +10634,231 @@
         <w:rPr>
           <w:lang w:eastAsia="pt-PT"/>
         </w:rPr>
-        <w:t xml:space="preserve"> No contexto do projeto de subestações de alta tensão, desenvolver famílias no Revit constitui uma das tarefas mais exigentes e determinantes para a qualidade do modelo. Uma subestação é composta por uma grande diversidade de componentes tanto civis, eletrotécnicos como eletromecânicos cuja representação tridimensional, fiel, exige que cada família seja construída de raiz, uma vez que o Revit não dispõe nativamente das famílias específicas necessárias a este tipo de instalação. O processo para criar famílias envolve três fases distintas e sequenciais: a </w:t>
-      </w:r>
+        <w:t xml:space="preserve"> No contexto do projeto de subestações de alta tensão, desenvolver famílias no Revit constitui uma das tarefas mais exigentes e determinantes para a qualidade do modelo</w:t>
+      </w:r>
+      <w:r>
+        <w:rPr>
+          <w:lang w:eastAsia="pt-PT"/>
+        </w:rPr>
+        <w:t>, u</w:t>
+      </w:r>
+      <w:r>
+        <w:rPr>
+          <w:lang w:eastAsia="pt-PT"/>
+        </w:rPr>
+        <w:t>ma subestação é composta por uma grande diversidade de componentes tanto civis, eletrotécnicos como eletromecânicos cuja representação tridimensional, fiel, exige que cada família seja construída de raiz, uma vez que o Revit não dispõe nativamente das famílias específicas necessárias a este tipo de instalação. O processo para criar famílias envolve três fases distintas e sequenciais: a investigação das referências técnicas do componente a modelar, a modelação e parametrização, e a sua integração no modelo de subestação. Numa fase inicial de aprendizagem, é comum recorrer-se ao AutoCAD como ponto de partida para a modelação no Revit, processo típico que consiste em desenvolver o elemento a duas dimensões, ao definir as vistas com rigor, e posteriormente construir uma perspetiva tridimensional no próprio AutoCAD como referência visual. Este modelo de referência é então utilizado como base para a modelação no Revit, sendo assim importando para o mesmo, onde o utilizador navega entre as seis vistas disponíveis e vai desenhando por cima, desse esboço, ajustando as geometrias até obter o elemento pretendido. Esta abordagem, embora eficaz para quem está a iniciar o contacto com a ferramenta, revela-se progressivamente demorada, e à medida que se consolida o domínio da mesma, tende-se a abandoná-la em favor da modelação direta</w:t>
+      </w:r>
+      <w:r>
+        <w:rPr>
+          <w:lang w:eastAsia="pt-PT"/>
+        </w:rPr>
+        <w:t>, pois c</w:t>
+      </w:r>
+      <w:r>
+        <w:rPr>
+          <w:lang w:eastAsia="pt-PT"/>
+        </w:rPr>
+        <w:t xml:space="preserve">om a prática, começa-se a trabalhar diretamente, </w:t>
+      </w:r>
+      <w:r>
+        <w:rPr>
+          <w:lang w:eastAsia="pt-PT"/>
+        </w:rPr>
+        <w:t>desenhando</w:t>
+      </w:r>
+      <w:r>
+        <w:rPr>
+          <w:lang w:eastAsia="pt-PT"/>
+        </w:rPr>
+        <w:t xml:space="preserve"> as geometrias a partir das vistas bidimensionais da própria ferramenta, que depois </w:t>
+      </w:r>
+      <w:r>
+        <w:rPr>
+          <w:lang w:eastAsia="pt-PT"/>
+        </w:rPr>
+        <w:t>torna-se</w:t>
+      </w:r>
+      <w:r>
+        <w:rPr>
+          <w:lang w:eastAsia="pt-PT"/>
+        </w:rPr>
+        <w:t xml:space="preserve"> </w:t>
+      </w:r>
+      <w:r>
+        <w:rPr>
+          <w:lang w:eastAsia="pt-PT"/>
+        </w:rPr>
+        <w:t xml:space="preserve">num elemento 3D. </w:t>
+      </w:r>
+    </w:p>
+    <w:p>
+      <w:pPr>
+        <w:pStyle w:val="Ttulo3"/>
+        <w:rPr>
+          <w:lang w:eastAsia="en-US"/>
+        </w:rPr>
+      </w:pPr>
+      <w:bookmarkStart w:id="43" w:name="_Toc233512652"/>
+      <w:r>
+        <w:rPr>
+          <w:lang w:eastAsia="en-US"/>
+        </w:rPr>
+        <w:t xml:space="preserve">Processo de investigação </w:t>
+      </w:r>
+      <w:r>
+        <w:rPr>
+          <w:lang w:eastAsia="en-US"/>
+        </w:rPr>
+        <w:t xml:space="preserve">das fichas </w:t>
+      </w:r>
+      <w:r>
+        <w:rPr>
+          <w:lang w:eastAsia="en-US"/>
+        </w:rPr>
+        <w:t>técnica</w:t>
+      </w:r>
+      <w:bookmarkEnd w:id="43"/>
+      <w:r>
+        <w:rPr>
+          <w:lang w:eastAsia="en-US"/>
+        </w:rPr>
+        <w:t>s</w:t>
+      </w:r>
+    </w:p>
+    <w:p>
+      <w:pPr>
+        <w:rPr>
+          <w:lang w:eastAsia="pt-PT"/>
+        </w:rPr>
+      </w:pPr>
+      <w:r>
+        <w:rPr>
+          <w:lang w:eastAsia="pt-PT"/>
+        </w:rPr>
+        <w:t>Antes de iniciar a modelação de qualquer componente no Revit, é necessário reunir a informaç</w:t>
+      </w:r>
+      <w:r>
+        <w:rPr>
+          <w:lang w:eastAsia="pt-PT"/>
+        </w:rPr>
+        <w:t>ões técnicas e</w:t>
+      </w:r>
+      <w:r>
+        <w:rPr>
+          <w:lang w:eastAsia="pt-PT"/>
+        </w:rPr>
+        <w:t xml:space="preserve"> das dimensões que sustent</w:t>
+      </w:r>
+      <w:r>
+        <w:rPr>
+          <w:lang w:eastAsia="pt-PT"/>
+        </w:rPr>
+        <w:t>am</w:t>
+      </w:r>
+      <w:r>
+        <w:rPr>
+          <w:lang w:eastAsia="pt-PT"/>
+        </w:rPr>
+        <w:t xml:space="preserve"> a representação geométrica </w:t>
+      </w:r>
+      <w:r>
+        <w:rPr>
+          <w:lang w:eastAsia="pt-PT"/>
+        </w:rPr>
+        <w:t>que irá</w:t>
+      </w:r>
+      <w:r>
+        <w:rPr>
+          <w:lang w:eastAsia="pt-PT"/>
+        </w:rPr>
+        <w:t xml:space="preserve"> ser modelada. Esta etapa é determinante </w:t>
+      </w:r>
+      <w:r>
+        <w:rPr>
+          <w:lang w:eastAsia="pt-PT"/>
+        </w:rPr>
+        <w:t>e</w:t>
+      </w:r>
+      <w:r>
+        <w:rPr>
+          <w:lang w:eastAsia="pt-PT"/>
+        </w:rPr>
+        <w:t xml:space="preserve"> garant</w:t>
+      </w:r>
+      <w:r>
+        <w:rPr>
+          <w:lang w:eastAsia="pt-PT"/>
+        </w:rPr>
+        <w:t>e</w:t>
+      </w:r>
+      <w:r>
+        <w:rPr>
+          <w:lang w:eastAsia="pt-PT"/>
+        </w:rPr>
+        <w:t xml:space="preserve"> que a família criada reflita com fidelidade o equipamento real, assegurando a utilidade no modelo para efeitos de projeto.</w:t>
+      </w:r>
+    </w:p>
+    <w:p>
+      <w:pPr>
+        <w:rPr>
+          <w:lang w:eastAsia="pt-PT"/>
+        </w:rPr>
+      </w:pPr>
+      <w:commentRangeStart w:id="44"/>
       <w:r>
         <w:rPr>
           <w:lang w:eastAsia="pt-PT"/>
         </w:rPr>
         <w:lastRenderedPageBreak/>
-        <w:t xml:space="preserve">investigação das referências técnicas do componente a modelar, a modelação e parametrização, e a sua integração no modelo de subestação. Numa fase inicial de aprendizagem, é comum recorrer-se ao AutoCAD como ponto de partida para a modelação no Revit, processo típico que consiste em desenvolver o elemento a duas dimensões, ao definir as vistas com rigor, e posteriormente construir uma perspetiva tridimensional no próprio AutoCAD como referência visual. Este modelo de referência é então utilizado como base para a modelação no Revit, sendo assim importando para o mesmo, onde o utilizador navega entre as seis vistas disponíveis e vai desenhando por cima, desse esboço, ajustando as geometrias até obter o elemento pretendido. Esta abordagem, embora eficaz para quem está a iniciar o contacto com a ferramenta, revela-se progressivamente demorada, e à medida que se consolida o domínio da mesma, tende-se a abandoná-la em favor da modelação direta. Com a prática, começa-se a trabalhar diretamente, desenhado as geometrias a partir das vistas bidimensionais da própria ferramenta, que se torna depois num elemento 3D. </w:t>
-      </w:r>
-    </w:p>
-    <w:p>
-      <w:pPr>
-        <w:pStyle w:val="Ttulo3"/>
-        <w:rPr>
-          <w:lang w:eastAsia="en-US"/>
-        </w:rPr>
-      </w:pPr>
-      <w:bookmarkStart w:id="43" w:name="_Toc233415099"/>
-      <w:r>
-        <w:rPr>
-          <w:lang w:eastAsia="en-US"/>
-        </w:rPr>
-        <w:t>Processo de investigação e referenciação técnica</w:t>
-      </w:r>
-      <w:bookmarkEnd w:id="43"/>
-    </w:p>
-    <w:p>
-      <w:pPr>
-        <w:rPr>
-          <w:lang w:eastAsia="pt-PT"/>
-        </w:rPr>
-      </w:pPr>
-      <w:r>
-        <w:rPr>
-          <w:lang w:eastAsia="pt-PT"/>
-        </w:rPr>
-        <w:t>Antes de iniciar a modelação de qualquer componente no Revit, é necessário reunir a informação das dimensões e técnica que sustente a representação geométrica a ser modelada. Esta etapa é determinante para garantir que a família criada reflita com fidelidade o equipamento real, assegurando a utilidade no modelo para efeitos de projeto.</w:t>
-      </w:r>
-    </w:p>
-    <w:p>
-      <w:pPr>
-        <w:rPr>
-          <w:lang w:eastAsia="pt-PT"/>
-        </w:rPr>
-      </w:pPr>
-      <w:r>
-        <w:rPr>
-          <w:lang w:eastAsia="pt-PT"/>
-        </w:rPr>
-        <w:t>As dimensões podem ter diferentes origens consoante o tipo de componente e o contexto do projeto, para equipamentos normalizados como vigas e cabos as dimensões encontram-se tipicamente definidas em normas técnicas, que fixam as geometrias e tolerâncias admissíveis para cada tipo. Para equipamentos mais específicos, como transformadores, quadros de média tensão (QMT), parafusos, ligadores, terminais de cabo, tubos e barramentos, recorre-se às fichas técnicas (</w:t>
+        <w:t>As dimensões podem ter diferentes origens consoante o tipo de componente e o contexto do projeto, para equipamentos normalizados como vigas</w:t>
+      </w:r>
+      <w:r>
+        <w:rPr>
+          <w:lang w:eastAsia="pt-PT"/>
+        </w:rPr>
+        <w:t xml:space="preserve">, </w:t>
+      </w:r>
+      <w:r>
+        <w:rPr>
+          <w:lang w:eastAsia="pt-PT"/>
+        </w:rPr>
+        <w:t>cabos</w:t>
+      </w:r>
+      <w:r>
+        <w:rPr>
+          <w:lang w:eastAsia="pt-PT"/>
+        </w:rPr>
+        <w:t xml:space="preserve"> e </w:t>
+      </w:r>
+      <w:r>
+        <w:rPr>
+          <w:lang w:eastAsia="pt-PT"/>
+        </w:rPr>
+        <w:t>parafusos</w:t>
+      </w:r>
+      <w:r>
+        <w:rPr>
+          <w:lang w:eastAsia="pt-PT"/>
+        </w:rPr>
+        <w:t xml:space="preserve"> por exemplo</w:t>
+      </w:r>
+      <w:r>
+        <w:rPr>
+          <w:lang w:eastAsia="pt-PT"/>
+        </w:rPr>
+        <w:t xml:space="preserve"> as dimensões encontram-se tipicamente definidas em normas técnicas, que fixam as geometrias e tolerâncias admissíveis para cada tipo. Para equipamentos mais específicos, como transformadores, quadros de média tensão (QMT), ligadores</w:t>
+      </w:r>
+      <w:r>
+        <w:rPr>
+          <w:lang w:eastAsia="pt-PT"/>
+        </w:rPr>
+        <w:t xml:space="preserve"> e</w:t>
+      </w:r>
+      <w:r>
+        <w:rPr>
+          <w:lang w:eastAsia="pt-PT"/>
+        </w:rPr>
+        <w:t xml:space="preserve"> terminais de cabo recorre-se às fichas técnicas (</w:t>
       </w:r>
       <w:r>
         <w:rPr>
@@ -10497,14 +10872,17 @@
         <w:rPr>
           <w:lang w:eastAsia="pt-PT"/>
         </w:rPr>
-        <w:t xml:space="preserve"> disponibilizadas pelos fabricantes, que incluem as dimensões de conjunto, em alguns casos, desenhos técnicos em formato .dwg que servem de base à modelação, contudo, existem situações em que a informação das dimensões não está completamente disponível, nomeadamente em componentes de carácter mais específico, nestas circunstâncias, o processo de referenciação envolve a consulta a engenheiros experientes da equipa tanto da especialidade eletrotécnica como da especialidade civil, com base no seu conhecimento do projeto e das soluções construtivas habituais, permitindo estimar ou validar as dimensões a adotar. Esta articulação entre o modelador e os engenheiros encarregues do modelo é um aspeto intrínseco ao processo de criação de famílias </w:t>
-      </w:r>
-      <w:r>
-        <w:rPr>
-          <w:lang w:eastAsia="pt-PT"/>
-        </w:rPr>
-        <w:lastRenderedPageBreak/>
-        <w:t>em contexto de gabinete de projeto, e reflete a importância e a natureza multidisciplinar do trabalho desenvolvido.</w:t>
+        <w:t xml:space="preserve"> disponibilizadas pelos fabricantes, que incluem as dimensões de conjunto, em alguns casos, desenhos técnicos em formato .dwg que servem de base à modelação, contudo, existem situações em que a informação das dimensões não está completamente disponível, nomeadamente em componentes de carácter mais específico, nestas circunstâncias, o processo de referenciação envolve a consulta a engenheiros experientes da equipa tanto da especialidade eletrotécnica como da especialidade civil, com base no seu conhecimento do projeto e das soluções construtivas habituais, permitindo estimar ou validar as dimensões a adotar. Esta articulação entre o modelador e os engenheiros encarregues do modelo é um aspeto intrínseco ao processo de criação de famílias em contexto de gabinete de projeto, e reflete a importância e a natureza multidisciplinar do trabalho desenvolvido.</w:t>
+      </w:r>
+      <w:commentRangeEnd w:id="44"/>
+      <w:r>
+        <w:rPr>
+          <w:rStyle w:val="Refdecomentrio"/>
+          <w:sz w:val="24"/>
+          <w:szCs w:val="24"/>
+          <w:lang w:eastAsia="pt-PT"/>
+        </w:rPr>
+        <w:commentReference w:id="44"/>
       </w:r>
     </w:p>
     <w:p>
@@ -10514,14 +10892,14 @@
           <w:lang w:eastAsia="en-US"/>
         </w:rPr>
       </w:pPr>
-      <w:bookmarkStart w:id="44" w:name="_Toc233415100"/>
+      <w:bookmarkStart w:id="45" w:name="_Toc233512653"/>
       <w:r>
         <w:rPr>
           <w:lang w:eastAsia="en-US"/>
         </w:rPr>
         <w:t>Modelação e parametrização</w:t>
       </w:r>
-      <w:bookmarkEnd w:id="44"/>
+      <w:bookmarkEnd w:id="45"/>
       <w:r>
         <w:rPr>
           <w:lang w:eastAsia="en-US"/>
@@ -10539,18 +10917,27 @@
         <w:rPr>
           <w:lang w:eastAsia="pt-PT"/>
         </w:rPr>
-        <w:t>Criar uma família no Revit realiza-se num ambiente de edição próprio, distinto do modelo, no qual define-se a geometria do objeto a modelar, a partir de operações sobre perfis bidimensionais, as operações de modelação mais frequentes na criação de famílias para subestações são a extrusão (</w:t>
+        <w:t xml:space="preserve">Criar uma família no Revit realiza-se num ambiente de edição próprio, distinto do modelo, no qual define-se a geometria do objeto a modelar, a partir de operações sobre perfis bidimensionais, as operações de modelação mais frequentes na criação de famílias para subestações são a extrusão </w:t>
+      </w:r>
+      <w:r>
+        <w:rPr>
+          <w:highlight w:val="yellow"/>
+          <w:lang w:eastAsia="pt-PT"/>
+        </w:rPr>
+        <w:t>(</w:t>
       </w:r>
       <w:r>
         <w:rPr>
           <w:i/>
           <w:iCs/>
+          <w:highlight w:val="yellow"/>
           <w:lang w:eastAsia="pt-PT"/>
         </w:rPr>
         <w:t>extrusion</w:t>
       </w:r>
       <w:r>
         <w:rPr>
+          <w:highlight w:val="yellow"/>
           <w:lang w:eastAsia="pt-PT"/>
         </w:rPr>
         <w:t>), o rotacionar (</w:t>
@@ -10559,12 +10946,14 @@
         <w:rPr>
           <w:i/>
           <w:iCs/>
+          <w:highlight w:val="yellow"/>
           <w:lang w:eastAsia="pt-PT"/>
         </w:rPr>
         <w:t>revolve</w:t>
       </w:r>
       <w:r>
         <w:rPr>
+          <w:highlight w:val="yellow"/>
           <w:lang w:eastAsia="pt-PT"/>
         </w:rPr>
         <w:t>), o varrimento (</w:t>
@@ -10573,12 +10962,14 @@
         <w:rPr>
           <w:i/>
           <w:iCs/>
+          <w:highlight w:val="yellow"/>
           <w:lang w:eastAsia="pt-PT"/>
         </w:rPr>
         <w:t>sweep</w:t>
       </w:r>
       <w:r>
         <w:rPr>
+          <w:highlight w:val="yellow"/>
           <w:lang w:eastAsia="pt-PT"/>
         </w:rPr>
         <w:t>), a mistura (</w:t>
@@ -10587,12 +10978,14 @@
         <w:rPr>
           <w:i/>
           <w:iCs/>
+          <w:highlight w:val="yellow"/>
           <w:lang w:eastAsia="pt-PT"/>
         </w:rPr>
         <w:t>blend</w:t>
       </w:r>
       <w:r>
         <w:rPr>
+          <w:highlight w:val="yellow"/>
           <w:lang w:eastAsia="pt-PT"/>
         </w:rPr>
         <w:t>), o varrimento misturado (</w:t>
@@ -10601,12 +10994,14 @@
         <w:rPr>
           <w:i/>
           <w:iCs/>
+          <w:highlight w:val="yellow"/>
           <w:lang w:eastAsia="pt-PT"/>
         </w:rPr>
         <w:t>sweep blend</w:t>
       </w:r>
       <w:r>
         <w:rPr>
+          <w:highlight w:val="yellow"/>
           <w:lang w:eastAsia="pt-PT"/>
         </w:rPr>
         <w:t>) e as respetivas versões de corte tipos de (</w:t>
@@ -10615,28 +11010,107 @@
         <w:rPr>
           <w:i/>
           <w:iCs/>
+          <w:highlight w:val="yellow"/>
           <w:lang w:eastAsia="pt-PT"/>
         </w:rPr>
         <w:t>void</w:t>
       </w:r>
       <w:r>
         <w:rPr>
-          <w:lang w:eastAsia="pt-PT"/>
-        </w:rPr>
-        <w:t xml:space="preserve">), apresentadas a seguir com exemplos de aplicação. </w:t>
-      </w:r>
-    </w:p>
-    <w:p>
-      <w:pPr>
-        <w:rPr>
-          <w:lang w:eastAsia="pt-PT"/>
-        </w:rPr>
-      </w:pPr>
-      <w:r>
-        <w:rPr>
-          <w:lang w:eastAsia="pt-PT"/>
-        </w:rPr>
-        <w:t>A extrusão (</w:t>
+          <w:highlight w:val="yellow"/>
+          <w:lang w:eastAsia="pt-PT"/>
+        </w:rPr>
+        <w:t>),</w:t>
+      </w:r>
+      <w:r>
+        <w:rPr>
+          <w:lang w:eastAsia="pt-PT"/>
+        </w:rPr>
+        <w:t xml:space="preserve"> apresentadas a seguir com exemplos de aplicação. </w:t>
+      </w:r>
+    </w:p>
+    <w:p>
+      <w:pPr>
+        <w:rPr>
+          <w:lang w:eastAsia="pt-PT"/>
+        </w:rPr>
+      </w:pPr>
+    </w:p>
+    <w:p>
+      <w:pPr>
+        <w:rPr>
+          <w:lang w:eastAsia="pt-PT"/>
+        </w:rPr>
+      </w:pPr>
+    </w:p>
+    <w:p>
+      <w:pPr>
+        <w:rPr>
+          <w:lang w:eastAsia="pt-PT"/>
+        </w:rPr>
+      </w:pPr>
+    </w:p>
+    <w:p>
+      <w:pPr>
+        <w:rPr>
+          <w:lang w:eastAsia="pt-PT"/>
+        </w:rPr>
+      </w:pPr>
+    </w:p>
+    <w:p>
+      <w:pPr>
+        <w:rPr>
+          <w:lang w:eastAsia="pt-PT"/>
+        </w:rPr>
+      </w:pPr>
+    </w:p>
+    <w:p>
+      <w:pPr>
+        <w:rPr>
+          <w:lang w:eastAsia="pt-PT"/>
+        </w:rPr>
+      </w:pPr>
+    </w:p>
+    <w:p>
+      <w:pPr>
+        <w:spacing w:before="0"/>
+        <w:ind w:firstLine="0"/>
+        <w:rPr>
+          <w:lang w:eastAsia="pt-PT"/>
+        </w:rPr>
+      </w:pPr>
+      <w:r>
+        <w:rPr>
+          <w:lang w:eastAsia="pt-PT"/>
+        </w:rPr>
+        <w:br w:type="page"/>
+      </w:r>
+    </w:p>
+    <w:p>
+      <w:pPr>
+        <w:rPr>
+          <w:lang w:eastAsia="pt-PT"/>
+        </w:rPr>
+      </w:pPr>
+      <w:r>
+        <w:rPr>
+          <w:lang w:eastAsia="pt-PT"/>
+        </w:rPr>
+        <w:lastRenderedPageBreak/>
+        <w:t xml:space="preserve">A </w:t>
+      </w:r>
+      <w:r>
+        <w:rPr>
+          <w:highlight w:val="yellow"/>
+          <w:lang w:eastAsia="pt-PT"/>
+        </w:rPr>
+        <w:t>extrusão</w:t>
+      </w:r>
+      <w:r>
+        <w:rPr>
+          <w:lang w:eastAsia="pt-PT"/>
+        </w:rPr>
+        <w:t xml:space="preserve"> (</w:t>
       </w:r>
       <w:r>
         <w:rPr>
@@ -10709,7 +11183,7 @@
       <w:pPr>
         <w:pStyle w:val="Legenda"/>
       </w:pPr>
-      <w:bookmarkStart w:id="45" w:name="_Toc233424587"/>
+      <w:bookmarkStart w:id="46" w:name="_Toc233512676"/>
       <w:r>
         <w:t xml:space="preserve">Figura </w:t>
       </w:r>
@@ -10744,19 +11218,39 @@
       <w:r>
         <w:t>. Legenda: 1-Perfil 2D, com auxílio da vista de topo no 2D; 2-Vista frontal; 3-Familia única de uma anilha</w:t>
       </w:r>
-      <w:bookmarkEnd w:id="45"/>
-    </w:p>
-    <w:p>
-      <w:pPr>
-        <w:rPr>
-          <w:lang w:eastAsia="pt-PT"/>
-        </w:rPr>
-      </w:pPr>
-      <w:r>
-        <w:rPr>
-          <w:lang w:eastAsia="pt-PT"/>
-        </w:rPr>
-        <w:t>Ao rotacionar (</w:t>
+      <w:bookmarkEnd w:id="46"/>
+    </w:p>
+    <w:p>
+      <w:pPr>
+        <w:rPr>
+          <w:lang w:eastAsia="pt-PT"/>
+        </w:rPr>
+      </w:pPr>
+    </w:p>
+    <w:p>
+      <w:pPr>
+        <w:rPr>
+          <w:lang w:eastAsia="pt-PT"/>
+        </w:rPr>
+      </w:pPr>
+      <w:r>
+        <w:rPr>
+          <w:lang w:eastAsia="pt-PT"/>
+        </w:rPr>
+        <w:t xml:space="preserve">Ao </w:t>
+      </w:r>
+      <w:r>
+        <w:rPr>
+          <w:highlight w:val="yellow"/>
+          <w:lang w:eastAsia="pt-PT"/>
+        </w:rPr>
+        <w:t>rotacionar</w:t>
+      </w:r>
+      <w:r>
+        <w:rPr>
+          <w:lang w:eastAsia="pt-PT"/>
+        </w:rPr>
+        <w:t xml:space="preserve"> (</w:t>
       </w:r>
       <w:r>
         <w:rPr>
@@ -10782,7 +11276,6 @@
         <w:rPr>
           <w:noProof/>
         </w:rPr>
-        <w:lastRenderedPageBreak/>
         <w:drawing>
           <wp:inline distT="0" distB="0" distL="114300" distR="114300" wp14:anchorId="36D6EA24" wp14:editId="6DE125F1">
             <wp:extent cx="2842260" cy="2438400"/>
@@ -10830,7 +11323,7 @@
       <w:pPr>
         <w:pStyle w:val="Legenda"/>
       </w:pPr>
-      <w:bookmarkStart w:id="46" w:name="_Toc233424588"/>
+      <w:bookmarkStart w:id="47" w:name="_Toc233512677"/>
       <w:r>
         <w:t xml:space="preserve">Figura </w:t>
       </w:r>
@@ -10865,19 +11358,47 @@
       <w:r>
         <w:t>. Legenda: 1-Perfil 2D, com auxílio da vista frontal no 3D; 2-Familia única de um parafuso</w:t>
       </w:r>
-      <w:bookmarkEnd w:id="46"/>
-    </w:p>
-    <w:p>
-      <w:pPr>
-        <w:rPr>
-          <w:lang w:eastAsia="pt-PT"/>
-        </w:rPr>
-      </w:pPr>
-      <w:r>
-        <w:rPr>
-          <w:lang w:eastAsia="pt-PT"/>
-        </w:rPr>
-        <w:t>O varrimento (sweep) percorre um perfil ao longo de uma trajetória definida, sendo particularmente útil para elementos cuja geometria acompanha um percurso, como tubos ou cabos.</w:t>
+      <w:bookmarkEnd w:id="47"/>
+    </w:p>
+    <w:p>
+      <w:pPr>
+        <w:rPr>
+          <w:lang w:eastAsia="pt-PT"/>
+        </w:rPr>
+      </w:pPr>
+    </w:p>
+    <w:p>
+      <w:pPr>
+        <w:rPr>
+          <w:lang w:eastAsia="pt-PT"/>
+        </w:rPr>
+      </w:pPr>
+    </w:p>
+    <w:p>
+      <w:pPr>
+        <w:rPr>
+          <w:lang w:eastAsia="pt-PT"/>
+        </w:rPr>
+      </w:pPr>
+      <w:r>
+        <w:rPr>
+          <w:lang w:eastAsia="pt-PT"/>
+        </w:rPr>
+        <w:lastRenderedPageBreak/>
+        <w:t xml:space="preserve">O </w:t>
+      </w:r>
+      <w:r>
+        <w:rPr>
+          <w:highlight w:val="yellow"/>
+          <w:lang w:eastAsia="pt-PT"/>
+        </w:rPr>
+        <w:t>varrimento</w:t>
+      </w:r>
+      <w:r>
+        <w:rPr>
+          <w:lang w:eastAsia="pt-PT"/>
+        </w:rPr>
+        <w:t xml:space="preserve"> (sweep) percorre um perfil ao longo de uma trajetória definida, sendo particularmente útil para elementos cuja geometria acompanha um percurso, como tubos ou cabos.</w:t>
       </w:r>
     </w:p>
     <w:p>
@@ -10939,7 +11460,7 @@
           <w:noProof/>
         </w:rPr>
       </w:pPr>
-      <w:bookmarkStart w:id="47" w:name="_Toc233424589"/>
+      <w:bookmarkStart w:id="48" w:name="_Toc233512678"/>
       <w:r>
         <w:t xml:space="preserve">Figura </w:t>
       </w:r>
@@ -10971,26 +11492,39 @@
         </w:rPr>
         <w:t>sweep, na vista isométrica no 3D</w:t>
       </w:r>
-      <w:bookmarkEnd w:id="47"/>
-    </w:p>
-    <w:p>
-      <w:pPr>
-        <w:rPr>
-          <w:lang w:eastAsia="pt-PT"/>
-        </w:rPr>
-      </w:pPr>
-    </w:p>
-    <w:p>
-      <w:pPr>
-        <w:rPr>
-          <w:lang w:eastAsia="pt-PT"/>
-        </w:rPr>
-      </w:pPr>
-      <w:r>
-        <w:rPr>
-          <w:lang w:eastAsia="pt-PT"/>
-        </w:rPr>
-        <w:t>A mistura (blend) utiliza dois planos paralelos, sendo adequada a elementos cuja secção varia entre as duas extremidades, como a porca que vai apertar um parafuso de cabeça sextavada, na qual a base é mais larga do que o topo.</w:t>
+      <w:bookmarkEnd w:id="48"/>
+    </w:p>
+    <w:p>
+      <w:pPr>
+        <w:rPr>
+          <w:lang w:eastAsia="pt-PT"/>
+        </w:rPr>
+      </w:pPr>
+    </w:p>
+    <w:p>
+      <w:pPr>
+        <w:rPr>
+          <w:lang w:eastAsia="pt-PT"/>
+        </w:rPr>
+      </w:pPr>
+      <w:r>
+        <w:rPr>
+          <w:lang w:eastAsia="pt-PT"/>
+        </w:rPr>
+        <w:t xml:space="preserve">A </w:t>
+      </w:r>
+      <w:r>
+        <w:rPr>
+          <w:highlight w:val="yellow"/>
+          <w:lang w:eastAsia="pt-PT"/>
+        </w:rPr>
+        <w:t>mistura</w:t>
+      </w:r>
+      <w:r>
+        <w:rPr>
+          <w:lang w:eastAsia="pt-PT"/>
+        </w:rPr>
+        <w:t xml:space="preserve"> (blend) utiliza dois planos paralelos, sendo adequada a elementos cuja secção varia entre as duas extremidades, como a porca que vai apertar um parafuso de cabeça sextavada, na qual a base é mais larga do que o topo.</w:t>
       </w:r>
     </w:p>
     <w:p>
@@ -11002,7 +11536,6 @@
         <w:rPr>
           <w:noProof/>
         </w:rPr>
-        <w:lastRenderedPageBreak/>
         <w:drawing>
           <wp:inline distT="0" distB="0" distL="114300" distR="114300" wp14:anchorId="58B10F02" wp14:editId="1B99B25F">
             <wp:extent cx="2862118" cy="2879436"/>
@@ -11050,7 +11583,7 @@
       <w:pPr>
         <w:pStyle w:val="Legenda"/>
       </w:pPr>
-      <w:bookmarkStart w:id="48" w:name="_Toc233424590"/>
+      <w:bookmarkStart w:id="49" w:name="_Toc233512679"/>
       <w:r>
         <w:t xml:space="preserve">Figura </w:t>
       </w:r>
@@ -11075,7 +11608,7 @@
       <w:r>
         <w:t xml:space="preserve"> - Processo de criação de uma porca, com uso do sweep. Legenda: 1-Perfil 2D da base; 2-Perfil 2D do topo</w:t>
       </w:r>
-      <w:bookmarkEnd w:id="48"/>
+      <w:bookmarkEnd w:id="49"/>
     </w:p>
     <w:p>
       <w:pPr>
@@ -11092,9 +11625,17 @@
       </w:pPr>
       <w:r>
         <w:rPr>
-          <w:lang w:eastAsia="pt-PT"/>
-        </w:rPr>
-        <w:t>O varrimento misturado (sweep blend) combina as duas operações anteriores, sendo utilizado quando o elemento percorre uma trajetória definida, por exemplo, helicoidal, mas apresenta ou não simultaneamente uma rotação ao longo desse percurso, como sucede numa anilha de pressão.</w:t>
+          <w:highlight w:val="yellow"/>
+          <w:lang w:eastAsia="pt-PT"/>
+        </w:rPr>
+        <w:lastRenderedPageBreak/>
+        <w:t>O varrimento misturado</w:t>
+      </w:r>
+      <w:r>
+        <w:rPr>
+          <w:lang w:eastAsia="pt-PT"/>
+        </w:rPr>
+        <w:t xml:space="preserve"> (sweep blend) combina as duas operações anteriores, sendo utilizado quando o elemento percorre uma trajetória definida, por exemplo, helicoidal, mas apresenta ou não simultaneamente uma rotação ao longo desse percurso, como sucede numa anilha de pressão.</w:t>
       </w:r>
     </w:p>
     <w:p>
@@ -11165,7 +11706,7 @@
           <w:noProof/>
         </w:rPr>
       </w:pPr>
-      <w:bookmarkStart w:id="49" w:name="_Toc233424591"/>
+      <w:bookmarkStart w:id="50" w:name="_Toc233512680"/>
       <w:r>
         <w:t xml:space="preserve">Figura </w:t>
       </w:r>
@@ -11190,26 +11731,19 @@
       <w:r>
         <w:t xml:space="preserve"> – Processo de criação de uma anilha de pressão, com uso do sweep blend. Legenda: 1-Perfil 2D da trajetória, bem como a diferença de rotação definida</w:t>
       </w:r>
-      <w:bookmarkEnd w:id="49"/>
-    </w:p>
-    <w:p>
-      <w:pPr>
-        <w:rPr>
-          <w:lang w:eastAsia="pt-PT"/>
-        </w:rPr>
-      </w:pPr>
-      <w:r>
-        <w:rPr>
-          <w:lang w:eastAsia="pt-PT"/>
-        </w:rPr>
-        <w:t xml:space="preserve">Para reentrâncias ou furos, ou finalizar peças no qual o “grosso” da modelação foi criado, recorre-se às versões negativas destas operações designadas void extrusion, void sweep e void </w:t>
-      </w:r>
-      <w:r>
-        <w:rPr>
-          <w:lang w:eastAsia="pt-PT"/>
-        </w:rPr>
-        <w:lastRenderedPageBreak/>
-        <w:t>blend que subtraem geometria ao sólido existente, como sucede, por exemplo, na criação de um furo numa chapa ou ao criar um ligador.</w:t>
+      <w:bookmarkEnd w:id="50"/>
+    </w:p>
+    <w:p>
+      <w:pPr>
+        <w:rPr>
+          <w:lang w:eastAsia="pt-PT"/>
+        </w:rPr>
+      </w:pPr>
+      <w:r>
+        <w:rPr>
+          <w:lang w:eastAsia="pt-PT"/>
+        </w:rPr>
+        <w:t>Para reentrâncias ou furos, ou finalizar peças no qual o “grosso” da modelação foi criado, recorre-se às versões negativas destas operações designadas void extrusion, void sweep e void blend que subtraem geometria ao sólido existente, como sucede, por exemplo, na criação de um furo numa chapa ou ao criar um ligador.</w:t>
       </w:r>
     </w:p>
     <w:p>
@@ -11276,7 +11810,7 @@
           <w:szCs w:val="18"/>
         </w:rPr>
       </w:pPr>
-      <w:bookmarkStart w:id="50" w:name="_Toc233424592"/>
+      <w:bookmarkStart w:id="51" w:name="_Toc233512681"/>
       <w:r>
         <w:rPr>
           <w:iCs/>
@@ -11379,27 +11913,54 @@
         </w:rPr>
         <w:t xml:space="preserve"> aplicados em diferentes locais da peça assim como os furos, vista isométrica no 3D; 2- Peça finalizada, família única.</w:t>
       </w:r>
-      <w:bookmarkEnd w:id="50"/>
-    </w:p>
-    <w:p>
-      <w:pPr>
-        <w:rPr>
-          <w:lang w:eastAsia="pt-PT"/>
-        </w:rPr>
-      </w:pPr>
-      <w:r>
-        <w:rPr>
-          <w:lang w:eastAsia="pt-PT"/>
-        </w:rPr>
+      <w:bookmarkEnd w:id="51"/>
+    </w:p>
+    <w:p>
+      <w:pPr>
+        <w:spacing w:before="0"/>
+        <w:ind w:firstLine="0"/>
+        <w:rPr>
+          <w:iCs/>
+          <w:color w:val="0E2841" w:themeColor="text2"/>
+          <w:sz w:val="18"/>
+          <w:szCs w:val="18"/>
+        </w:rPr>
+      </w:pPr>
+      <w:r>
+        <w:rPr>
+          <w:iCs/>
+          <w:color w:val="0E2841" w:themeColor="text2"/>
+          <w:sz w:val="18"/>
+          <w:szCs w:val="18"/>
+        </w:rPr>
+        <w:br w:type="page"/>
+      </w:r>
+    </w:p>
+    <w:p>
+      <w:pPr>
+        <w:rPr>
+          <w:lang w:eastAsia="pt-PT"/>
+        </w:rPr>
+      </w:pPr>
+      <w:commentRangeStart w:id="52"/>
+      <w:r>
+        <w:rPr>
+          <w:lang w:eastAsia="pt-PT"/>
+        </w:rPr>
+        <w:lastRenderedPageBreak/>
         <w:t>A definição da geometria e a parametrização da família não são, na prática, etapas sucessivas, mas processos que se desenvolvem em conjunto à medida que a geometria é construída, as suas dimensões vão sendo associadas a parâmetros, de forma que a peça responda corretamente quando esses valores são alterados. A parametrização é o que transforma uma família de geometria fixa num objeto flexível e reutilizável, no Revit, os parâmetros são associados às dimensões e propriedades da família, permitindo assim definir diferentes tipos (types) dentro da mesma família, cada um com valores distintos adequados a cada situação dentro de um modelo. Um perfil de viga, por exemplo, pode ter um único modelo de família com parâmetros de altura, largura e espessura. Recorrendo a um ficheiro em formato .csv, no qual são guardados os valores fornecidos por normas ou por fabricantes para cada referência comercial, é possível gerar automaticamente a totalidade dos tipos correspondentes a essas referências; esta associação é igualmente útil quando os parâmetros de um tipo já existente precisam de ser ajustados, bastando atualizar os valores no ficheiro para que a alteração se reflita na família. Esta abordagem é particularmente relevante em subestações, onde o mesmo tipo de componente como um cabo, um tubo ou um barramento, pode surgir em múltiplas dimensões ao longo do mesmo projeto. A parametrização elimina, assim, a necessidade de criar uma família distinta para cada referência, reduzindo significativamente o esforço de modelação e facilitando futuras alterações de dimensionamento sem comprometer a integridade do modelo.</w:t>
       </w:r>
     </w:p>
     <w:p>
-      <w:r>
+      <w:pPr>
         <w:rPr>
           <w:highlight w:val="yellow"/>
         </w:rPr>
-        <w:lastRenderedPageBreak/>
+      </w:pPr>
+      <w:r>
+        <w:rPr>
+          <w:highlight w:val="yellow"/>
+        </w:rPr>
         <w:t xml:space="preserve">Das peças que tive de modelar, as que me deram mais trabalho foram os terminais de ligação dos cabos. Tive de fazer um conjunto grande destes terminais, com dimensões diferentes para cada tipo de cabo que estava a ser usado na altura, e a geometria destas peças obriga a usar </w:t>
       </w:r>
       <w:r>
@@ -11439,9 +12000,20 @@
       </w:pPr>
       <w:r>
         <w:rPr>
+          <w:highlight w:val="yellow"/>
           <w:lang w:eastAsia="pt-PT"/>
         </w:rPr>
         <w:t>Na ausência de constrangimentos geométricos bem definidos, a modelação assume frequentemente um carácter iterativo, no qual experimentam-se diferentes abordagens no desenho dos perfis 2D e das trajetórias até obter o resultado pretendido.</w:t>
+      </w:r>
+      <w:commentRangeEnd w:id="52"/>
+      <w:r>
+        <w:rPr>
+          <w:rStyle w:val="Refdecomentrio"/>
+          <w:sz w:val="24"/>
+          <w:szCs w:val="24"/>
+          <w:lang w:eastAsia="pt-PT"/>
+        </w:rPr>
+        <w:commentReference w:id="52"/>
       </w:r>
     </w:p>
     <w:p>
@@ -11453,6 +12025,7 @@
         <w:rPr>
           <w:noProof/>
         </w:rPr>
+        <w:lastRenderedPageBreak/>
         <w:drawing>
           <wp:inline distT="0" distB="0" distL="114300" distR="114300" wp14:anchorId="051C1E48" wp14:editId="22C26189">
             <wp:extent cx="4354830" cy="3129280"/>
@@ -11500,7 +12073,7 @@
       <w:pPr>
         <w:pStyle w:val="Legenda"/>
       </w:pPr>
-      <w:bookmarkStart w:id="51" w:name="_Toc233424593"/>
+      <w:bookmarkStart w:id="53" w:name="_Toc233512682"/>
       <w:r>
         <w:t xml:space="preserve">Figura </w:t>
       </w:r>
@@ -11545,7 +12118,7 @@
       <w:r>
         <w:t xml:space="preserve"> com auxílio a formulas para se executar a alteração do tipo de viga, ao definir apenas um valor como altura; 3-Vista isométrica no 3D com o eixo e o 2D definidos</w:t>
       </w:r>
-      <w:bookmarkEnd w:id="51"/>
+      <w:bookmarkEnd w:id="53"/>
     </w:p>
     <w:p>
       <w:pPr>
@@ -11554,18 +12127,35 @@
           <w:lang w:eastAsia="en-US"/>
         </w:rPr>
       </w:pPr>
-      <w:bookmarkStart w:id="52" w:name="_Toc233415101"/>
+      <w:bookmarkStart w:id="54" w:name="_Toc233512654"/>
       <w:r>
         <w:rPr>
           <w:lang w:eastAsia="en-US"/>
         </w:rPr>
-        <w:t>Integração no modelo</w:t>
-      </w:r>
-      <w:bookmarkEnd w:id="52"/>
+        <w:t xml:space="preserve">Integração no </w:t>
+      </w:r>
+      <w:commentRangeStart w:id="55"/>
       <w:r>
         <w:rPr>
           <w:lang w:eastAsia="en-US"/>
         </w:rPr>
+        <w:t>modelo</w:t>
+      </w:r>
+      <w:bookmarkEnd w:id="54"/>
+      <w:commentRangeEnd w:id="55"/>
+      <w:r>
+        <w:rPr>
+          <w:rStyle w:val="Refdecomentrio"/>
+          <w:sz w:val="24"/>
+          <w:szCs w:val="24"/>
+          <w:lang w:eastAsia="en-US"/>
+        </w:rPr>
+        <w:commentReference w:id="55"/>
+      </w:r>
+      <w:r>
+        <w:rPr>
+          <w:lang w:eastAsia="en-US"/>
+        </w:rPr>
         <w:t xml:space="preserve"> </w:t>
       </w:r>
     </w:p>
@@ -11579,14 +12169,7 @@
         <w:rPr>
           <w:lang w:eastAsia="pt-PT"/>
         </w:rPr>
-        <w:t xml:space="preserve">Criar uma família no Revit implica, desde a fase de mais primitiva da modelação, extremo rigor, como exemplo disso uma decisão que condiciona toda a sua utilização posterior é definir o ponto de inserção, o qual, determina de que forma o objeto se posiciona e alinha no modelo quando é aplicado, e para ser definido de forma correta, depende de um entendimento prévio do contexto </w:t>
-      </w:r>
-      <w:r>
-        <w:rPr>
-          <w:lang w:eastAsia="pt-PT"/>
-        </w:rPr>
-        <w:lastRenderedPageBreak/>
-        <w:t>em que a família vai ser inserida. Um parafuso, por exemplo, exige que os eixos principais estejam definidos de forma que a inserção no modelo seja direta e sem necessidade de grandes ajustes manuais de alinhamento. Esta decisão requer comunicação com a equipa de projeto, para garantir que corresponde à lógica construtiva real do componente, pois é disponibilizada a opção de colocar numa face (</w:t>
+        <w:t>Criar uma família no Revit implica, desde a fase de mais primitiva da modelação, extremo rigor, como exemplo disso uma decisão que condiciona toda a sua utilização posterior é definir o ponto de inserção, o qual, determina de que forma o objeto se posiciona e alinha no modelo quando é aplicado, e para ser definido de forma correta, depende de um entendimento prévio do contexto em que a família vai ser inserida. Um parafuso, por exemplo, exige que os eixos principais estejam definidos de forma que a inserção no modelo seja direta e sem necessidade de grandes ajustes manuais de alinhamento. Esta decisão requer comunicação com a equipa de projeto, para garantir que corresponde à lógica construtiva real do componente, pois é disponibilizada a opção de colocar numa face (</w:t>
       </w:r>
       <w:r>
         <w:rPr>
@@ -11613,7 +12196,14 @@
         <w:rPr>
           <w:lang w:eastAsia="pt-PT"/>
         </w:rPr>
-        <w:t>Nem todas as famílias criadas no contexto de uma subestação têm vocação de reutilização. Alguns componentes são intrinsecamente dependentes das condições locais do projeto. Como um barramento de terra, cuja geometria é determinada pela posição e configuração dos pontos de ligação disponíveis, por isso, constituem peças únicas, concebidas especificamente para aquele projeto e aquela localização. Nestes casos, a família existe como solução singular, sem possibilidade de reutilização direta.</w:t>
+        <w:t xml:space="preserve">Nem todas as famílias criadas no contexto de uma subestação têm vocação de reutilização. Alguns componentes são intrinsecamente dependentes das condições locais do projeto. Como um barramento de terra, cuja geometria é determinada pela posição e configuração dos pontos de </w:t>
+      </w:r>
+      <w:r>
+        <w:rPr>
+          <w:lang w:eastAsia="pt-PT"/>
+        </w:rPr>
+        <w:lastRenderedPageBreak/>
+        <w:t>ligação disponíveis, por isso, constituem peças únicas, concebidas especificamente para aquele projeto e aquela localização. Nestes casos, a família existe como solução singular, sem possibilidade de reutilização direta.</w:t>
       </w:r>
     </w:p>
     <w:p>
@@ -11667,7 +12257,6 @@
         <w:rPr>
           <w:noProof/>
         </w:rPr>
-        <w:lastRenderedPageBreak/>
         <w:drawing>
           <wp:inline distT="0" distB="0" distL="114300" distR="114300" wp14:anchorId="16249326" wp14:editId="142DCC22">
             <wp:extent cx="4461268" cy="2598777"/>
@@ -11719,7 +12308,7 @@
           <w:color w:val="7F7F7F"/>
         </w:rPr>
       </w:pPr>
-      <w:bookmarkStart w:id="53" w:name="_Toc233424594"/>
+      <w:bookmarkStart w:id="56" w:name="_Toc233512683"/>
       <w:r>
         <w:t xml:space="preserve">Figura </w:t>
       </w:r>
@@ -11744,7 +12333,7 @@
       <w:r>
         <w:t xml:space="preserve"> – Exemplo de aplicação prática no modelo de uma família de uso único e outras paramétricas, respetivamente. Legenda: 1- Vista isométrica de um barramento dobrado de forma precisa; 2- Família aplicada ao modelo da subestação; 3- Terminal de cabo e conjunto parafuso completo paramétricos que assumem diversas dimensões, ao serem introduzidos em zonas diferentes no mesmo modelo ou para diversos projetos.</w:t>
       </w:r>
-      <w:bookmarkEnd w:id="53"/>
+      <w:bookmarkEnd w:id="56"/>
     </w:p>
     <w:p>
       <w:pPr>
@@ -11753,14 +12342,14 @@
           <w:lang w:eastAsia="en-US"/>
         </w:rPr>
       </w:pPr>
-      <w:bookmarkStart w:id="54" w:name="_Toc233415102"/>
+      <w:bookmarkStart w:id="57" w:name="_Toc233512655"/>
       <w:r>
         <w:rPr>
           <w:lang w:eastAsia="en-US"/>
         </w:rPr>
         <w:t>Modelos</w:t>
       </w:r>
-      <w:bookmarkEnd w:id="54"/>
+      <w:bookmarkEnd w:id="57"/>
     </w:p>
     <w:p>
       <w:pPr>
@@ -11778,7 +12367,14 @@
         <w:rPr>
           <w:lang w:eastAsia="pt-PT"/>
         </w:rPr>
-        <w:t>A modelação de uma subestação no Revit é um processo que pode ser abordado em qualquer fase tanto na conceção inicial, onde o modelo é construído do zero, como em fases intermédias ou avançadas, onde se incorporam alterações, ampliações ou correções a um modelo já existente. Em qualquer dos casos, a consulta a catálogos de fabricante e documentação normativa é constante, sendo determinada pela necessidade de garantir que os elementos modelados reflitam os equipamentos reais que integram ou integrarão a instalação.</w:t>
+        <w:t xml:space="preserve">A modelação de uma subestação no Revit é um processo que pode ser abordado em qualquer fase tanto na conceção inicial, onde o modelo é construído do zero, como em fases intermédias ou avançadas, onde se incorporam alterações, ampliações ou correções a um modelo já existente. Em qualquer dos casos, a consulta a catálogos de fabricante e documentação normativa é constante, </w:t>
+      </w:r>
+      <w:r>
+        <w:rPr>
+          <w:lang w:eastAsia="pt-PT"/>
+        </w:rPr>
+        <w:lastRenderedPageBreak/>
+        <w:t>sendo determinada pela necessidade de garantir que os elementos modelados reflitam os equipamentos reais que integram ou integrarão a instalação.</w:t>
       </w:r>
     </w:p>
     <w:p>
@@ -11788,14 +12384,14 @@
           <w:lang w:eastAsia="en-US"/>
         </w:rPr>
       </w:pPr>
-      <w:bookmarkStart w:id="55" w:name="_Toc233415103"/>
+      <w:bookmarkStart w:id="58" w:name="_Toc233512656"/>
       <w:r>
         <w:rPr>
           <w:lang w:eastAsia="en-US"/>
         </w:rPr>
         <w:t>Criação do Modelo</w:t>
       </w:r>
-      <w:bookmarkEnd w:id="55"/>
+      <w:bookmarkEnd w:id="58"/>
       <w:r>
         <w:rPr>
           <w:lang w:eastAsia="en-US"/>
@@ -11863,14 +12459,7 @@
         <w:rPr>
           <w:lang w:eastAsia="pt-PT"/>
         </w:rPr>
-        <w:t xml:space="preserve">) consoante a progressão do trabalho realizado, transferindo o conteúdo para o modelo central, e devido a este mecanismo de </w:t>
-      </w:r>
-      <w:r>
-        <w:rPr>
-          <w:lang w:eastAsia="pt-PT"/>
-        </w:rPr>
-        <w:lastRenderedPageBreak/>
-        <w:t>colaboração é possível que múltiplas pessoas consigam modelar simultaneamente partes distintas da mesma subestação sem que seja perdida informação.</w:t>
+        <w:t>) consoante a progressão do trabalho realizado, transferindo o conteúdo para o modelo central, e devido a este mecanismo de colaboração é possível que múltiplas pessoas consigam modelar simultaneamente partes distintas da mesma subestação sem que seja perdida informação.</w:t>
       </w:r>
     </w:p>
     <w:p>
@@ -11918,7 +12507,14 @@
         <w:rPr>
           <w:lang w:eastAsia="pt-PT"/>
         </w:rPr>
-        <w:t>, que permitem separar as diferentes engenharias em grupos distintos, articulados entre si. Esta abordagem é adotada sistematicamente, independentemente da dimensão do projeto, por duas razões principais, por um lado, permite que diferentes membros da equipa trabalhem em simultâneo em partes distintas do modelo sem conflitos de edição; por outro, reduz a carga computacional associada a projetos de grandes dimensões, que de outra forma poderiam tornar a ferramenta lenta ou insustentável. Nos casos em que a dimensão do modelo o justifica, esta organização permite trabalhar sobre partes específicas da instalação de forma mais ágil, ao passo que, quando a subestação apresenta dimensões mais reduzidas, o mesmo isolamento visual pode ser conseguido de forma mais simples através do comando esconder (</w:t>
+        <w:t xml:space="preserve">, que permitem separar as diferentes engenharias em grupos distintos, articulados entre si. Esta abordagem é adotada sistematicamente, independentemente da dimensão do projeto, por duas razões principais, por um lado, permite que diferentes membros da equipa trabalhem em simultâneo em partes distintas do modelo sem </w:t>
+      </w:r>
+      <w:r>
+        <w:rPr>
+          <w:lang w:eastAsia="pt-PT"/>
+        </w:rPr>
+        <w:lastRenderedPageBreak/>
+        <w:t>conflitos de edição; por outro, reduz a carga computacional associada a projetos de grandes dimensões, que de outra forma poderiam tornar a ferramenta lenta ou insustentável. Nos casos em que a dimensão do modelo o justifica, esta organização permite trabalhar sobre partes específicas da instalação de forma mais ágil, ao passo que, quando a subestação apresenta dimensões mais reduzidas, o mesmo isolamento visual pode ser conseguido de forma mais simples através do comando esconder (</w:t>
       </w:r>
       <w:r>
         <w:rPr>
@@ -11970,7 +12566,6 @@
         <w:rPr>
           <w:noProof/>
         </w:rPr>
-        <w:lastRenderedPageBreak/>
         <w:drawing>
           <wp:inline distT="0" distB="0" distL="114300" distR="114300" wp14:anchorId="3BFCF816" wp14:editId="72C6459F">
             <wp:extent cx="5939790" cy="3409315"/>
@@ -12031,7 +12626,7 @@
           <w:szCs w:val="22"/>
         </w:rPr>
       </w:pPr>
-      <w:bookmarkStart w:id="56" w:name="_Toc233424595"/>
+      <w:bookmarkStart w:id="59" w:name="_Toc233512684"/>
       <w:r>
         <w:t xml:space="preserve">Figura </w:t>
       </w:r>
@@ -12066,7 +12661,7 @@
       <w:r>
         <w:t>, painel controlo dos links que estão disponíveis naquele momento no modelo, no qual se esta a trabalhar</w:t>
       </w:r>
-      <w:bookmarkEnd w:id="56"/>
+      <w:bookmarkEnd w:id="59"/>
     </w:p>
     <w:p>
       <w:pPr>
@@ -12075,14 +12670,14 @@
           <w:lang w:eastAsia="en-US"/>
         </w:rPr>
       </w:pPr>
-      <w:bookmarkStart w:id="57" w:name="_Toc233415104"/>
+      <w:bookmarkStart w:id="60" w:name="_Toc233512657"/>
       <w:r>
         <w:rPr>
           <w:lang w:eastAsia="en-US"/>
         </w:rPr>
         <w:t>Revisões e validação técnica</w:t>
       </w:r>
-      <w:bookmarkEnd w:id="57"/>
+      <w:bookmarkEnd w:id="60"/>
       <w:r>
         <w:rPr>
           <w:lang w:eastAsia="en-US"/>
@@ -12100,7 +12695,14 @@
         <w:rPr>
           <w:lang w:eastAsia="pt-PT"/>
         </w:rPr>
-        <w:t xml:space="preserve">Um modelo de subestação raramente é entregue ao cliente numa única iteração, o processo de projeto em ambiente real implica ciclos sucessivos de revisão, nos quais os comentários e solicitações de alteração do cliente são incorporados ao modelo, e a documentação técnica associada é atualizada em conformidade. No contexto de projetos desenvolvidos para clientes internacionais, como a </w:t>
+        <w:t xml:space="preserve">Um modelo de subestação raramente é entregue ao cliente numa única iteração, o processo de projeto em ambiente real implica ciclos sucessivos de revisão, nos quais os comentários e solicitações de alteração do cliente são incorporados ao modelo, e a documentação técnica associada é atualizada em conformidade. No contexto de projetos desenvolvidos para clientes </w:t>
+      </w:r>
+      <w:r>
+        <w:rPr>
+          <w:lang w:eastAsia="pt-PT"/>
+        </w:rPr>
+        <w:lastRenderedPageBreak/>
+        <w:t xml:space="preserve">internacionais, como a </w:t>
       </w:r>
       <w:r>
         <w:rPr>
@@ -12137,14 +12739,14 @@
           <w:lang w:eastAsia="en-US"/>
         </w:rPr>
       </w:pPr>
-      <w:bookmarkStart w:id="58" w:name="_Toc233415105"/>
+      <w:bookmarkStart w:id="61" w:name="_Toc233512658"/>
       <w:r>
         <w:rPr>
           <w:lang w:eastAsia="en-US"/>
         </w:rPr>
         <w:t>Produção de documentação técnica</w:t>
       </w:r>
-      <w:bookmarkEnd w:id="58"/>
+      <w:bookmarkEnd w:id="61"/>
       <w:r>
         <w:rPr>
           <w:lang w:eastAsia="en-US"/>
@@ -12162,14 +12764,7 @@
         <w:rPr>
           <w:lang w:eastAsia="pt-PT"/>
         </w:rPr>
-        <w:t xml:space="preserve">Uma das funcionalidades mais úteis do Revit é gerar automaticamente peças desenhadas a partir do modelo tridimensional, do qual são extraídas plantas, cortes e elevações obtidos através da </w:t>
-      </w:r>
-      <w:r>
-        <w:rPr>
-          <w:lang w:eastAsia="pt-PT"/>
-        </w:rPr>
-        <w:lastRenderedPageBreak/>
-        <w:t>configuração de vistas sobre o modelo, às quais são associadas escalas, anotações, cotas e Legendas, de acordo com os requisitos de apresentação definidos para o projeto. As folhas de desenho são compostas diretamente da aplicação, recorrendo a um formato de apresentação definido pela equipa de projeto.</w:t>
+        <w:t>Uma das funcionalidades mais úteis do Revit é gerar automaticamente peças desenhadas a partir do modelo tridimensional, do qual são extraídas plantas, cortes e elevações obtidos através da configuração de vistas sobre o modelo, às quais são associadas escalas, anotações, cotas e Legendas, de acordo com os requisitos de apresentação definidos para o projeto. As folhas de desenho são compostas diretamente da aplicação, recorrendo a um formato de apresentação definido pela equipa de projeto.</w:t>
       </w:r>
     </w:p>
     <w:p>
@@ -12202,6 +12797,7 @@
         <w:rPr>
           <w:noProof/>
         </w:rPr>
+        <w:lastRenderedPageBreak/>
         <w:drawing>
           <wp:inline distT="0" distB="0" distL="114300" distR="114300" wp14:anchorId="3B69D89A" wp14:editId="66A75EE4">
             <wp:extent cx="4908550" cy="3471545"/>
@@ -12262,7 +12858,7 @@
           <w:szCs w:val="22"/>
         </w:rPr>
       </w:pPr>
-      <w:bookmarkStart w:id="59" w:name="_Toc233424596"/>
+      <w:bookmarkStart w:id="62" w:name="_Toc233512685"/>
       <w:r>
         <w:t xml:space="preserve">Figura </w:t>
       </w:r>
@@ -12287,7 +12883,7 @@
       <w:r>
         <w:t xml:space="preserve"> - Exemplo do layout para entrega final normalmente entregue em A1 ou A0 ou A3 em pdf.</w:t>
       </w:r>
-      <w:bookmarkEnd w:id="59"/>
+      <w:bookmarkEnd w:id="62"/>
     </w:p>
     <w:p>
       <w:pPr>
@@ -12296,58 +12892,52 @@
           <w:lang w:val="pt-PT" w:eastAsia="en-US"/>
         </w:rPr>
       </w:pPr>
-      <w:bookmarkStart w:id="60" w:name="_Toc233415106"/>
+      <w:bookmarkStart w:id="63" w:name="_Toc233512659"/>
       <w:r>
         <w:rPr>
           <w:lang w:val="pt-PT" w:eastAsia="en-US"/>
         </w:rPr>
         <w:t>Progressão e autonomia ao longo do estágio</w:t>
       </w:r>
-      <w:bookmarkEnd w:id="60"/>
-    </w:p>
-    <w:p>
-      <w:pPr>
-        <w:rPr>
-          <w:lang w:eastAsia="pt-PT"/>
-        </w:rPr>
-      </w:pPr>
-      <w:r>
-        <w:rPr>
-          <w:lang w:eastAsia="pt-PT"/>
-        </w:rPr>
-        <w:t xml:space="preserve">A integração num ambiente profissional de engenharia implica, numa fase inicial, um período de adaptação durante o qual o estagiário desenvolve as competências técnicas e processuais necessárias para participar de forma produtiva nos projetos em curso. No contexto do estágio </w:t>
-      </w:r>
+      <w:bookmarkEnd w:id="63"/>
+    </w:p>
+    <w:p>
+      <w:pPr>
+        <w:rPr>
+          <w:lang w:eastAsia="pt-PT"/>
+        </w:rPr>
+      </w:pPr>
+      <w:r>
+        <w:rPr>
+          <w:lang w:eastAsia="pt-PT"/>
+        </w:rPr>
+        <w:t>A integração num ambiente profissional de engenharia implica, numa fase inicial, um período de adaptação durante o qual o estagiário desenvolve as competências técnicas e processuais necessárias para participar de forma produtiva nos projetos em curso. No contexto do estágio realizado na SISINT, esta progressão traduziu-se numa evolução gradual de autonomia nas tarefas de modelação e de outras atividades, desde as primeiras semanas, em que o trabalho era desenvolvido sob orientação próxima e com necessidade de validação frequente, até a fase em que a participação nos projetos se tornou mais direta e independente.</w:t>
+      </w:r>
+    </w:p>
+    <w:p>
+      <w:pPr>
+        <w:rPr>
+          <w:lang w:eastAsia="pt-PT"/>
+        </w:rPr>
+      </w:pPr>
+      <w:r>
+        <w:rPr>
+          <w:lang w:eastAsia="pt-PT"/>
+        </w:rPr>
+        <w:t>Esta transição foi particularmente percetível no curso de um projeto desenvolvido para Portugal, no qual o envolvimento na modelação se aprofundou ao ponto de a comunicação técnica com os restantes membros da equipa passar a ser feita de forma direta, sem intermediação sistemática por parte dos engenheiros mais experientes. Este momento marcou uma mudança qualitativa na forma de participar no projeto, deixou de ser necessário aguardar instruções detalhadas para cada tarefa, passando a ser possível interpretar a documentação disponível, identificar o que era necessário modelar e tomar decisões de modelação de forma autónoma dentro do âmbito definido para o trabalho.</w:t>
+      </w:r>
+    </w:p>
+    <w:p>
+      <w:pPr>
+        <w:rPr>
+          <w:lang w:eastAsia="pt-PT"/>
+        </w:rPr>
+      </w:pPr>
       <w:r>
         <w:rPr>
           <w:lang w:eastAsia="pt-PT"/>
         </w:rPr>
         <w:lastRenderedPageBreak/>
-        <w:t>realizado na SISINT, esta progressão traduziu-se numa evolução gradual de autonomia nas tarefas de modelação e de outras atividades, desde as primeiras semanas, em que o trabalho era desenvolvido sob orientação próxima e com necessidade de validação frequente, até a fase em que a participação nos projetos se tornou mais direta e independente.</w:t>
-      </w:r>
-    </w:p>
-    <w:p>
-      <w:pPr>
-        <w:rPr>
-          <w:lang w:eastAsia="pt-PT"/>
-        </w:rPr>
-      </w:pPr>
-      <w:r>
-        <w:rPr>
-          <w:lang w:eastAsia="pt-PT"/>
-        </w:rPr>
-        <w:t>Esta transição foi particularmente percetível no curso de um projeto desenvolvido para Portugal, no qual o envolvimento na modelação se aprofundou ao ponto de a comunicação técnica com os restantes membros da equipa passar a ser feita de forma direta, sem intermediação sistemática por parte dos engenheiros mais experientes. Este momento marcou uma mudança qualitativa na forma de participar no projeto, deixou de ser necessário aguardar instruções detalhadas para cada tarefa, passando a ser possível interpretar a documentação disponível, identificar o que era necessário modelar e tomar decisões de modelação de forma autónoma dentro do âmbito definido para o trabalho.</w:t>
-      </w:r>
-    </w:p>
-    <w:p>
-      <w:pPr>
-        <w:rPr>
-          <w:lang w:eastAsia="pt-PT"/>
-        </w:rPr>
-      </w:pPr>
-      <w:r>
-        <w:rPr>
-          <w:lang w:eastAsia="pt-PT"/>
-        </w:rPr>
         <w:t>As competências consolidadas ao longo do estágio abrangem modelação e parametrização de famílias de componentes para subestações, a organização e gestão de modelos complexos, a interpretação de documentação técnica de projeto e de requisitos de clientes internacionais, e a produção de peças desenhadas a partir do Revit. A combinação destas competências, adquiridas em contexto real e aplicadas a projetos de subestações em múltiplos níveis de tensão e geografias distintas, constitui a base para o exercício autónomo das tarefas de modelação em ambiente profissional.</w:t>
       </w:r>
     </w:p>
@@ -12370,71 +12960,65 @@
       <w:pPr>
         <w:pStyle w:val="Ttulo1"/>
       </w:pPr>
-      <w:bookmarkStart w:id="61" w:name="_Toc233415107"/>
+      <w:bookmarkStart w:id="64" w:name="_Toc233512660"/>
       <w:r>
         <w:t>Atividades complementares</w:t>
       </w:r>
-      <w:bookmarkEnd w:id="61"/>
-    </w:p>
-    <w:p>
-      <w:pPr>
-        <w:rPr>
-          <w:lang w:eastAsia="pt-PT"/>
-        </w:rPr>
-      </w:pPr>
-      <w:r>
-        <w:rPr>
-          <w:lang w:eastAsia="pt-PT"/>
-        </w:rPr>
-        <w:t xml:space="preserve">Para além do trabalho de modelação descrito anteriormente, o período de estágio incluiu um conjunto de atividades complementares, igualmente integradas no fluxo de trabalho da equipa de projeto. Estas atividades, embora não constituam modelação tridimensional propriamente dita, são </w:t>
-      </w:r>
+      <w:bookmarkEnd w:id="64"/>
+    </w:p>
+    <w:p>
+      <w:pPr>
+        <w:rPr>
+          <w:lang w:eastAsia="pt-PT"/>
+        </w:rPr>
+      </w:pPr>
+      <w:r>
+        <w:rPr>
+          <w:lang w:eastAsia="pt-PT"/>
+        </w:rPr>
+        <w:t>Para além do trabalho de modelação descrito anteriormente, o período de estágio incluiu um conjunto de atividades complementares, igualmente integradas no fluxo de trabalho da equipa de projeto. Estas atividades, embora não constituam modelação tridimensional propriamente dita, são indissociáveis do processo de projeto de subestações e contribuíram para uma compreensão mais ampla de como funciona um gabinete de engenharia.</w:t>
+      </w:r>
+    </w:p>
+    <w:p>
+      <w:pPr>
+        <w:pStyle w:val="Ttulo2"/>
+        <w:rPr>
+          <w:lang w:eastAsia="en-US"/>
+        </w:rPr>
+      </w:pPr>
+      <w:bookmarkStart w:id="65" w:name="_Toc233512661"/>
+      <w:r>
+        <w:rPr>
+          <w:lang w:eastAsia="en-US"/>
+        </w:rPr>
+        <w:t>Interpretação de diagramas unifilares</w:t>
+      </w:r>
+      <w:bookmarkEnd w:id="65"/>
+    </w:p>
+    <w:p>
+      <w:pPr>
+        <w:rPr>
+          <w:lang w:eastAsia="pt-PT"/>
+        </w:rPr>
+      </w:pPr>
+      <w:r>
+        <w:rPr>
+          <w:lang w:eastAsia="pt-PT"/>
+        </w:rPr>
+        <w:t>O contacto mais aprofundado com a interpretação de diagramas unifilares ocorreu no âmbito de uma subestação do tipo GIS desenvolvida desde a fase inicial do projeto, na qual foi necessário reunir a informação de base para o arrancar com o projeto, o unifilar realizado em causa correspondia a uma subestação de 60/30 kV, o qual inclui um transformador no centro, os barramentos isolados e as respetivas proteções e medidores, assim como, as respetivas celas (MT). A interpretação correta desta documentação foi determinante para compreender o posicionamento de cada equipamento e, a partir daí, gerar as vistas das diferentes partes do GIS, previamente trabalhadas em AutoCAD, que serviram de base à modelação posterior no Revit.</w:t>
+      </w:r>
+    </w:p>
+    <w:p>
+      <w:pPr>
+        <w:rPr>
+          <w:lang w:eastAsia="pt-PT"/>
+        </w:rPr>
+      </w:pPr>
       <w:r>
         <w:rPr>
           <w:lang w:eastAsia="pt-PT"/>
         </w:rPr>
         <w:lastRenderedPageBreak/>
-        <w:t>indissociáveis do processo de projeto de subestações e contribuíram para uma compreensão mais ampla de como funciona um gabinete de engenharia.</w:t>
-      </w:r>
-    </w:p>
-    <w:p>
-      <w:pPr>
-        <w:pStyle w:val="Ttulo2"/>
-        <w:rPr>
-          <w:lang w:eastAsia="en-US"/>
-        </w:rPr>
-      </w:pPr>
-      <w:bookmarkStart w:id="62" w:name="_Toc233415108"/>
-      <w:r>
-        <w:rPr>
-          <w:lang w:eastAsia="en-US"/>
-        </w:rPr>
-        <w:t>Interpretação de diagramas unifilares</w:t>
-      </w:r>
-      <w:bookmarkEnd w:id="62"/>
-    </w:p>
-    <w:p>
-      <w:pPr>
-        <w:rPr>
-          <w:lang w:eastAsia="pt-PT"/>
-        </w:rPr>
-      </w:pPr>
-      <w:r>
-        <w:rPr>
-          <w:lang w:eastAsia="pt-PT"/>
-        </w:rPr>
-        <w:t>O contacto mais aprofundado com a interpretação de diagramas unifilares ocorreu no âmbito de uma subestação do tipo GIS desenvolvida desde a fase inicial do projeto, na qual foi necessário reunir a informação de base para o arrancar com o projeto, o unifilar realizado em causa correspondia a uma subestação de 60/30 kV, o qual inclui um transformador no centro, os barramentos isolados e as respetivas proteções e medidores, assim como, as respetivas celas (MT). A interpretação correta desta documentação foi determinante para compreender o posicionamento de cada equipamento e, a partir daí, gerar as vistas das diferentes partes do GIS, previamente trabalhadas em AutoCAD, que serviram de base à modelação posterior no Revit.</w:t>
-      </w:r>
-    </w:p>
-    <w:p>
-      <w:pPr>
-        <w:rPr>
-          <w:lang w:eastAsia="pt-PT"/>
-        </w:rPr>
-      </w:pPr>
-      <w:r>
-        <w:rPr>
-          <w:lang w:eastAsia="pt-PT"/>
-        </w:rPr>
         <w:t>Associada à leitura do unifilar, existiu ainda uma componente de pesquisa, motivada pela necessidade do cliente de identificar uma solução de aparelhagem isenta de hexafluoreto de enxofre (SF6-</w:t>
       </w:r>
       <w:r>
@@ -12472,14 +13056,14 @@
           <w:lang w:val="pt-PT" w:eastAsia="en-US"/>
         </w:rPr>
       </w:pPr>
-      <w:bookmarkStart w:id="63" w:name="_Toc233415109"/>
+      <w:bookmarkStart w:id="66" w:name="_Toc233512662"/>
       <w:r>
         <w:rPr>
           <w:lang w:val="pt-PT" w:eastAsia="en-US"/>
         </w:rPr>
         <w:t>Análise e revisão de documentação técnica de suporte ao projeto</w:t>
       </w:r>
-      <w:bookmarkEnd w:id="63"/>
+      <w:bookmarkEnd w:id="66"/>
     </w:p>
     <w:p>
       <w:pPr>
@@ -12498,11 +13082,32 @@
       <w:pPr>
         <w:pStyle w:val="Ttulo2"/>
       </w:pPr>
-      <w:bookmarkStart w:id="64" w:name="_Toc233415110"/>
+      <w:bookmarkStart w:id="67" w:name="_Toc233512663"/>
       <w:r>
         <w:t>Projetos acompanhados durante o estágio</w:t>
       </w:r>
-      <w:bookmarkEnd w:id="64"/>
+      <w:bookmarkEnd w:id="67"/>
+    </w:p>
+    <w:p>
+      <w:pPr>
+        <w:rPr>
+          <w:lang w:eastAsia="pt-PT"/>
+        </w:rPr>
+      </w:pPr>
+      <w:r>
+        <w:rPr>
+          <w:lang w:eastAsia="pt-PT"/>
+        </w:rPr>
+        <w:t>Foram realizados diferentes projetos de subestações, desenvolvidos para clientes da Escócia e Portugal, esta diversidade de projetos com diferentes níveis de tensão, tipologias e fases de desenvolvimento são fundamentais para o desenvolvimento multidisciplinar.</w:t>
+      </w:r>
+    </w:p>
+    <w:p>
+      <w:r>
+        <w:rPr>
+          <w:highlight w:val="yellow"/>
+        </w:rPr>
+        <w:t>Em relação ao trabalho em si, os cinco projetos foram, no fundo, parecidos. Em todos eles modelei famílias paramétricas e famílias únicas e mexi no modelo central, o que mudava mais de um projeto para o outro era o tipo de desafio que cada subestação trazia. Uma coisa que vale a pena referir é que, na maior parte das vezes, quem faz a modelação não sabe para que é que a instalação vai servir. Trabalha-se a partir de níveis de tensão e potências que já vêm definidos, sem ser preciso, nem ser habitual, saber ao certo a que se destina cada subestação. Por isso é que o rigor da modelação é tão importante, o modelo tem de estar bem feito independentemente do destino final da obra.</w:t>
+      </w:r>
     </w:p>
     <w:p>
       <w:pPr>
@@ -12515,7 +13120,20 @@
           <w:lang w:eastAsia="pt-PT"/>
         </w:rPr>
         <w:lastRenderedPageBreak/>
-        <w:t>Foram realizados diferentes projetos de subestações, desenvolvidos para clientes da Escócia e Portugal, esta diversidade de projetos com diferentes níveis de tensão, tipologias e fases de desenvolvimento são fundamentais para o desenvolvimento multidisciplinar.</w:t>
+        <w:t>No projeto da subestação Strathy Wood, do tipo Air Insulated Substation (AIS), com níveis de tensão de 33 kV e 132 kV, o trabalho desenvolvido incluiu a aplicação de alterações ao modelo existente, e a participação em ciclos de revisão do projeto.</w:t>
+      </w:r>
+    </w:p>
+    <w:p>
+      <w:pPr>
+        <w:rPr>
+          <w:lang w:eastAsia="pt-PT"/>
+        </w:rPr>
+      </w:pPr>
+      <w:r>
+        <w:rPr>
+          <w:lang w:eastAsia="pt-PT"/>
+        </w:rPr>
+        <w:t>Referente a subestação Emmock, igualmente do tipo AIS e abrangendo níveis de tensão de 400 kV, 275 kV e 30 kV, foram desenvolvidas atividades como a modelação e a criação de famílias específicas e paramétricas, com uma particularidade adicional a exportação de ficheiros do modelo para a equipa responsável pelos dimensionamentos, para a realização de estudos luminotécnicos da instalação.</w:t>
       </w:r>
     </w:p>
     <w:p>
@@ -12523,33 +13141,7 @@
         <w:rPr>
           <w:highlight w:val="yellow"/>
         </w:rPr>
-        <w:t>Em relação ao trabalho em si, os cinco projetos foram, no fundo, parecidos. Em todos eles modelei famílias paramétricas e famílias únicas e mexi no modelo central, o que mudava mais de um projeto para o outro era o tipo de desafio que cada subestação trazia. Uma coisa que vale a pena referir é que, na maior parte das vezes, quem faz a modelação não sabe para que é que a instalação vai servir. Trabalha-se a partir de níveis de tensão e potências que já vêm definidos, sem ser preciso, nem ser habitual, saber ao certo a que se destina cada subestação. Por isso é que o rigor da modelação é tão importante, o modelo tem de estar bem feito independentemente do destino final da obra.</w:t>
-      </w:r>
-    </w:p>
-    <w:p>
-      <w:pPr>
-        <w:rPr>
-          <w:lang w:eastAsia="pt-PT"/>
-        </w:rPr>
-      </w:pPr>
-      <w:r>
-        <w:rPr>
-          <w:lang w:eastAsia="pt-PT"/>
-        </w:rPr>
-        <w:t>No projeto da subestação Strathy Wood, do tipo Air Insulated Substation (AIS), com níveis de tensão de 33 kV e 132 kV, o trabalho desenvolvido incluiu a aplicação de alterações ao modelo existente, e a participação em ciclos de revisão do projeto.</w:t>
-      </w:r>
-    </w:p>
-    <w:p>
-      <w:pPr>
-        <w:rPr>
-          <w:lang w:eastAsia="pt-PT"/>
-        </w:rPr>
-      </w:pPr>
-      <w:r>
-        <w:rPr>
-          <w:lang w:eastAsia="pt-PT"/>
-        </w:rPr>
-        <w:t>Referente a subestação Emmock, igualmente do tipo AIS e abrangendo níveis de tensão de 400 kV, 275 kV e 30 kV, foram desenvolvidas atividades como a modelação e a criação de famílias específicas e paramétricas, com uma particularidade adicional a exportação de ficheiros do modelo para a equipa responsável pelos dimensionamentos, para a realização de estudos luminotécnicos da instalação.</w:t>
+        <w:t>Foi a maior subestação de todas as que acompanhei, com vinte e dois painéis, e era para um cliente importante, o que tornou este projeto bastante exigente pela quantidade de modelação envolvida e pela organização que o modelo exigia.</w:t>
       </w:r>
     </w:p>
     <w:p>
@@ -12557,14 +13149,6 @@
         <w:rPr>
           <w:highlight w:val="yellow"/>
         </w:rPr>
-        <w:t>Foi a maior subestação de todas as que acompanhei, com vinte e dois painéis, e era para um cliente importante, o que tornou este projeto bastante exigente pela quantidade de modelação envolvida e pela organização que o modelo exigia.</w:t>
-      </w:r>
-    </w:p>
-    <w:p>
-      <w:r>
-        <w:rPr>
-          <w:highlight w:val="yellow"/>
-        </w:rPr>
         <w:t>[Figura sugerida: vista tridimensional do modelo da subestação Emmock]</w:t>
       </w:r>
     </w:p>
@@ -12591,20 +13175,7 @@
         <w:rPr>
           <w:lang w:eastAsia="pt-PT"/>
         </w:rPr>
-        <w:lastRenderedPageBreak/>
-        <w:t>No projeto Strathy South, com tipologia construtiva AIS e níveis de tensão de 33 kV e 132 kV, o trabalho desenvolvi</w:t>
-      </w:r>
-      <w:r>
-        <w:rPr>
-          <w:lang w:eastAsia="pt-PT"/>
-        </w:rPr>
-        <w:t>da SE</w:t>
-      </w:r>
-      <w:r>
-        <w:rPr>
-          <w:lang w:eastAsia="pt-PT"/>
-        </w:rPr>
-        <w:t>guiu igualmente o processo de modelação, famílias e revisões de projeto.</w:t>
+        <w:t>No projeto Strathy South, com tipologia construtiva AIS e níveis de tensão de 33 kV e 132 kV, o trabalho desenvolvida SEguiu igualmente o processo de modelação, famílias e revisões de projeto.</w:t>
       </w:r>
     </w:p>
     <w:p>
@@ -12627,20 +13198,20 @@
           <w:lang w:eastAsia="pt-PT"/>
         </w:rPr>
       </w:pPr>
-      <w:bookmarkStart w:id="65" w:name="_Toc76320115"/>
-      <w:bookmarkStart w:id="66" w:name="_Toc76320155"/>
-      <w:bookmarkStart w:id="67" w:name="_Toc76320183"/>
-      <w:bookmarkStart w:id="68" w:name="_Toc233415111"/>
+      <w:bookmarkStart w:id="68" w:name="_Toc76320115"/>
+      <w:bookmarkStart w:id="69" w:name="_Toc76320155"/>
+      <w:bookmarkStart w:id="70" w:name="_Toc76320183"/>
+      <w:bookmarkStart w:id="71" w:name="_Toc233512664"/>
       <w:r>
         <w:rPr>
           <w:lang w:eastAsia="pt-PT"/>
         </w:rPr>
         <w:t>Conclusões</w:t>
       </w:r>
-      <w:bookmarkEnd w:id="65"/>
-      <w:bookmarkEnd w:id="66"/>
-      <w:bookmarkEnd w:id="67"/>
       <w:bookmarkEnd w:id="68"/>
+      <w:bookmarkEnd w:id="69"/>
+      <w:bookmarkEnd w:id="70"/>
+      <w:bookmarkEnd w:id="71"/>
     </w:p>
     <w:p>
       <w:pPr>
@@ -12651,7 +13222,7 @@
           <w:iCs w:val="0"/>
         </w:rPr>
       </w:pPr>
-      <w:bookmarkStart w:id="69" w:name="_Toc233415112"/>
+      <w:bookmarkStart w:id="72" w:name="_Toc233512665"/>
       <w:r>
         <w:rPr>
           <w:rStyle w:val="nfaseDiscreta"/>
@@ -12660,7 +13231,7 @@
         </w:rPr>
         <w:t>Integração de conhecimentos académicos</w:t>
       </w:r>
-      <w:bookmarkEnd w:id="69"/>
+      <w:bookmarkEnd w:id="72"/>
       <w:r>
         <w:rPr>
           <w:rStyle w:val="nfaseDiscreta"/>
@@ -12680,14 +13251,8 @@
         <w:rPr>
           <w:lang w:eastAsia="pt-PT"/>
         </w:rPr>
-        <w:t xml:space="preserve">O plano curricular da Licenciatura em Engenharia Eletrotécnica – Sistemas Elétricos de Energia (LEE-SEE) do ISEP não contempla, de forma direta, o projeto de subestações, a temática surge pontualmente referida em algumas cadeiras, todavia sem o foco para que permita ao aluno, à saída do curso, dominar as terminologias, e os equipamentos ou os fluxos de trabalho que caracterizam esta área, mal existiu algum contacto com o trabalho, como a necessidade de interpretar diagramas unifilares com múltiplos níveis de tensão, de compreender a função e o posicionamento de cada equipamento primário, e de operar uma ferramenta de modelação, exigiu um esforço de aprendizagem intensivo nas primeiras semanas, em paralelo com a participação nos projetos em curso, contudo, verificou-se que os conhecimentos adquiridos ao longo da licenciatura desempenharam um papel fundamental, indispensáveis para a correta compreensão do contexto em que o trabalho está inserido, como a cadeira de Instalações Elétricas forneceu a base conceptual relativa às fases de desenvolvimento de um projeto elétrico, desde o estudo prévio ao projeto de execução, passando pelas noções de dimensionamento, pelos requisitos regulamentares e pelas condições de segurança que regem o estabelecimento de instalações elétricas, bem como, a cadeira de Sistemas Elétricos de Energia que permitiu compreender a infraestrutura e o comportamento das redes elétricas, nomeadamente os conceitos de níveis de tensão, potências, transformação de energia e proteção de equipamentos e pessoas, conhecimentos sem os quais a interpretação dos esquemas unifilares e a compreensão da arquitetura de uma subestação abordados no Capítulo 2 </w:t>
-      </w:r>
-      <w:r>
-        <w:rPr>
-          <w:lang w:eastAsia="pt-PT"/>
-        </w:rPr>
         <w:lastRenderedPageBreak/>
-        <w:t>teriam sido consideravelmente mais difíceis, e sendo o curso abordado predominantemente no contexto de instalações de baixa tensão, revelaram-se semelhantes para a área das subestações.</w:t>
+        <w:t>O plano curricular da Licenciatura em Engenharia Eletrotécnica – Sistemas Elétricos de Energia (LEE-SEE) do ISEP não contempla, de forma direta, o projeto de subestações, a temática surge pontualmente referida em algumas cadeiras, todavia sem o foco para que permita ao aluno, à saída do curso, dominar as terminologias, e os equipamentos ou os fluxos de trabalho que caracterizam esta área, mal existiu algum contacto com o trabalho, como a necessidade de interpretar diagramas unifilares com múltiplos níveis de tensão, de compreender a função e o posicionamento de cada equipamento primário, e de operar uma ferramenta de modelação, exigiu um esforço de aprendizagem intensivo nas primeiras semanas, em paralelo com a participação nos projetos em curso, contudo, verificou-se que os conhecimentos adquiridos ao longo da licenciatura desempenharam um papel fundamental, indispensáveis para a correta compreensão do contexto em que o trabalho está inserido, como a cadeira de Instalações Elétricas forneceu a base conceptual relativa às fases de desenvolvimento de um projeto elétrico, desde o estudo prévio ao projeto de execução, passando pelas noções de dimensionamento, pelos requisitos regulamentares e pelas condições de segurança que regem o estabelecimento de instalações elétricas, bem como, a cadeira de Sistemas Elétricos de Energia que permitiu compreender a infraestrutura e o comportamento das redes elétricas, nomeadamente os conceitos de níveis de tensão, potências, transformação de energia e proteção de equipamentos e pessoas, conhecimentos sem os quais a interpretação dos esquemas unifilares e a compreensão da arquitetura de uma subestação abordados no Capítulo 2 teriam sido consideravelmente mais difíceis, e sendo o curso abordado predominantemente no contexto de instalações de baixa tensão, revelaram-se semelhantes para a área das subestações.</w:t>
       </w:r>
     </w:p>
     <w:p>
@@ -12714,7 +13279,14 @@
         <w:rPr>
           <w:lang w:eastAsia="pt-PT"/>
         </w:rPr>
-        <w:t xml:space="preserve"> e a leitura de peças desenhadas em formato digital, ainda que a passagem do paradigma bidimensional para a modelação tridimensional paramétrica tenha representado, efetivamente, uma mudança de abordagem profunda. As noções de programação e elaboração de folhas de cálculo revelaram-se igualmente úteis na fase de parametrização de famílias, concretamente na construção e dos ficheiros .csv que funcionam como catálogos de tipos no Revit, no qual cada coluna define um parâmetro da família como altura, largura ou espessura e cada linha representa uma variante do componente com os respetivos valores, permitindo assim carregar múltiplas configurações de uma mesma família sem necessidade de as criar individualmente. A capacidade de estruturar estes dados de forma organizada, identificar erros e automatizar operações repetitivas decorreu diretamente da formação recebida nestas áreas complementares. De igual modo, os conceitos matemáticos e geométricos consolidados ao longo do curso, nomeadamente em matéria de trigonometria e geometria encontraram aplicação concreta na definição das operações de modelação descritas no subcapítulo 3.2.</w:t>
+        <w:t xml:space="preserve"> e a leitura de peças desenhadas em formato digital, ainda que a passagem do paradigma bidimensional para a modelação tridimensional paramétrica tenha representado, efetivamente, uma mudança de abordagem profunda. As noções de programação e elaboração de folhas de cálculo revelaram-se igualmente úteis na fase de parametrização de famílias, concretamente na construção e dos ficheiros .csv que funcionam como catálogos de tipos no Revit, no qual cada coluna define um parâmetro da família como altura, largura ou espessura e cada linha representa uma variante do </w:t>
+      </w:r>
+      <w:r>
+        <w:rPr>
+          <w:lang w:eastAsia="pt-PT"/>
+        </w:rPr>
+        <w:lastRenderedPageBreak/>
+        <w:t>componente com os respetivos valores, permitindo assim carregar múltiplas configurações de uma mesma família sem necessidade de as criar individualmente. A capacidade de estruturar estes dados de forma organizada, identificar erros e automatizar operações repetitivas decorreu diretamente da formação recebida nestas áreas complementares. De igual modo, os conceitos matemáticos e geométricos consolidados ao longo do curso, nomeadamente em matéria de trigonometria e geometria encontraram aplicação concreta na definição das operações de modelação descritas no subcapítulo 3.2.</w:t>
       </w:r>
     </w:p>
     <w:p>
@@ -12740,7 +13312,6 @@
         <w:rPr>
           <w:lang w:eastAsia="pt-PT"/>
         </w:rPr>
-        <w:lastRenderedPageBreak/>
         <w:t>O facto de os conceitos das diversas cadeiras terem sido aplicados, ainda que de forma direta ou indireta, confirma que a formação de base cumpriu o seu propósito enquanto base sobre a qual foi possível construir competências novas.</w:t>
       </w:r>
     </w:p>
@@ -12759,14 +13330,14 @@
           <w:lang w:eastAsia="en-US"/>
         </w:rPr>
       </w:pPr>
-      <w:bookmarkStart w:id="70" w:name="_Toc233415113"/>
+      <w:bookmarkStart w:id="73" w:name="_Toc233512666"/>
       <w:r>
         <w:rPr>
           <w:lang w:eastAsia="en-US"/>
         </w:rPr>
         <w:t>Conclusões e Perspetivas futuras</w:t>
       </w:r>
-      <w:bookmarkEnd w:id="70"/>
+      <w:bookmarkEnd w:id="73"/>
     </w:p>
     <w:p>
       <w:pPr>
@@ -12780,19 +13351,8 @@
         <w:rPr>
           <w:lang w:eastAsia="pt-PT"/>
         </w:rPr>
-        <w:t xml:space="preserve">O estágio na SISINT permitiu consolidar e aplicar conhecimentos adquiridos ao longo da licenciatura, como também desenvolver novas competências práticas em ferramentas e metodologias, as quais envolvem boas práticas de engenharia. O contacto com uma empresa de caráter multidisciplinar, que atua simultaneamente em áreas distintas, proporcionou uma visão integrada </w:t>
-      </w:r>
-      <w:r>
-        <w:rPr>
-          <w:lang w:eastAsia="pt-PT"/>
-        </w:rPr>
-        <w:t>da SE</w:t>
-      </w:r>
-      <w:r>
-        <w:rPr>
-          <w:lang w:eastAsia="pt-PT"/>
-        </w:rPr>
-        <w:t>tor elétrico, evidenciando a importância da coordenação entre diferentes especialidades para a concretização de projetos de infraestruturas energéticas complexas.</w:t>
+        <w:lastRenderedPageBreak/>
+        <w:t>O estágio na SISINT permitiu consolidar e aplicar conhecimentos adquiridos ao longo da licenciatura, como também desenvolver novas competências práticas em ferramentas e metodologias, as quais envolvem boas práticas de engenharia. O contacto com uma empresa de caráter multidisciplinar, que atua simultaneamente em áreas distintas, proporcionou uma visão integrada da SEtor elétrico, evidenciando a importância da coordenação entre diferentes especialidades para a concretização de projetos de infraestruturas energéticas complexas.</w:t>
       </w:r>
     </w:p>
     <w:p>
@@ -12815,14 +13375,30 @@
         <w:rPr>
           <w:highlight w:val="yellow"/>
         </w:rPr>
-        <w:t xml:space="preserve">Em síntese, o estágio permitiu consolidar um conjunto alargado de competências de natureza técnica e metodológica. A autonomia progressivamente adquirida na utilização do Revit, a capacidade de modelar e parametrizar famílias de componentes e a aplicação destas competências a subestações de diferentes níveis de tensão e em contextos geográficos distintos constituem, </w:t>
-      </w:r>
+        <w:t>Em síntese, o estágio permitiu consolidar um conjunto alargado de competências de natureza técnica e metodológica. A autonomia progressivamente adquirida na utilização do Revit, a capacidade de modelar e parametrizar famílias de componentes e a aplicação destas competências a subestações de diferentes níveis de tensão e em contextos geográficos distintos constituem, efetivamente, os resultados mais tangíveis do trabalho desenvolvido. A robustez demonstrada perante projetos de complexidade e dimensão variáveis sugere, ademais, que as competências adquiridas possuem um caráter transponível, não se encontrando circunscritas a um único tipo de instalação.</w:t>
+      </w:r>
+    </w:p>
+    <w:p>
       <w:r>
         <w:rPr>
           <w:highlight w:val="yellow"/>
         </w:rPr>
+        <w:t>Uma das aprendizagens mais relevantes do período de estágio prende-se, todavia, com a dimensão colaborativa do trabalho de projeto. A integração de contributos provenientes de diferentes disciplinas num modelo único evidenciou que a qualidade do resultado final depende, em larga medida, do rigor com que a informação é coordenada entre as várias equipas. Verificou-se, designadamente, que a introdução de um componente sem a devida articulação com as restantes especialidades tende a gerar inconsistências cuja correção a jusante se revela consideravelmente mais onerosa do que a sua prevenção atempada, o que confere à coordenação um estatuto de requisito estruturante e não meramente acessório.</w:t>
+      </w:r>
+    </w:p>
+    <w:p>
+      <w:r>
+        <w:rPr>
+          <w:highlight w:val="yellow"/>
+        </w:rPr>
+        <w:t xml:space="preserve">No que respeita ao grau de maturidade da metodologia, importa reconhecer que a sua adoção no setor elétrico tende a ser impulsionada por fatores que extravasam a mera vontade das </w:t>
+      </w:r>
+      <w:r>
+        <w:rPr>
+          <w:highlight w:val="yellow"/>
+        </w:rPr>
         <w:lastRenderedPageBreak/>
-        <w:t>efetivamente, os resultados mais tangíveis do trabalho desenvolvido. A robustez demonstrada perante projetos de complexidade e dimensão variáveis sugere, ademais, que as competências adquiridas possuem um caráter transponível, não se encontrando circunscritas a um único tipo de instalação.</w:t>
+        <w:t>organizações. As crescentes exigências de digitalização e de rastreabilidade da informação, conjugadas com imperativos ambientais como a progressiva descontinuação de equipamentos baseados em SF6, configuram pressões dificilmente compatíveis com a manutenção de métodos de trabalho convencionais. Afigura-se, por conseguinte, plausível que a transição para fluxos de trabalho assentes em BIM venha a acelerar, à semelhança do que anteriormente sucedeu noutros domínios da engenharia.</w:t>
       </w:r>
     </w:p>
     <w:p>
@@ -12830,7 +13406,7 @@
         <w:rPr>
           <w:highlight w:val="yellow"/>
         </w:rPr>
-        <w:t>Uma das aprendizagens mais relevantes do período de estágio prende-se, todavia, com a dimensão colaborativa do trabalho de projeto. A integração de contributos provenientes de diferentes disciplinas num modelo único evidenciou que a qualidade do resultado final depende, em larga medida, do rigor com que a informação é coordenada entre as várias equipas. Verificou-se, designadamente, que a introdução de um componente sem a devida articulação com as restantes especialidades tende a gerar inconsistências cuja correção a jusante se revela consideravelmente mais onerosa do que a sua prevenção atempada, o que confere à coordenação um estatuto de requisito estruturante e não meramente acessório.</w:t>
+        <w:t>Para além do aumento da procura já referido, é expectável que a própria natureza da atividade venha igualmente a transformar-se. A progressiva normalização das práticas, designadamente através da adoção dos referenciais da série ISO 19650, e a eventual extensão da modelação às dimensões de planeamento temporal e de estimativa de custos, habitualmente designadas por 4D e 5D, tenderão a deslocar o enfoque da produção de peças desenhadas para a gestão integrada da informação ao longo de todo o ciclo de vida do ativo. O perfil do profissional de engenharia eletrotécnica tenderá, nesse sentido, a aproximar-se progressivamente do de um gestor de informação técnica.</w:t>
       </w:r>
     </w:p>
     <w:p>
@@ -12838,7 +13414,14 @@
         <w:rPr>
           <w:highlight w:val="yellow"/>
         </w:rPr>
-        <w:t>No que respeita ao grau de maturidade da metodologia, importa reconhecer que a sua adoção no setor elétrico tende a ser impulsionada por fatores que extravasam a mera vontade das organizações. As crescentes exigências de digitalização e de rastreabilidade da informação, conjugadas com imperativos ambientais como a progressiva descontinuação de equipamentos baseados em SF6, configuram pressões dificilmente compatíveis com a manutenção de métodos de trabalho convencionais. Afigura-se, por conseguinte, plausível que a transição para fluxos de trabalho assentes em BIM venha a acelerar, à semelhança do que anteriormente sucedeu noutros domínios da engenharia.</w:t>
+        <w:t>Em termos conclusivos, considera-se que o estágio cumpriu plenamente os objetivos a que se propunha, não apenas pela aquisição de competências técnicas específicas, mas sobretudo pela compreensão crítica do modo como a metodologia BIM se articula com a prática consolidada do projeto de instalações elétricas. A experiência permitiu, ainda assim, identificar um afastamento que persiste entre a formação académica e as exigências do exercício profissional neste domínio emergente, lacuna que o contacto direto com o contexto empresarial contribuiu decisivamente para atenuar. Espera-se, porém, que a crescente difusão destas metodologias, tanto no ensino como na prática, venha a esbater gradualmente tal distância.</w:t>
+      </w:r>
+    </w:p>
+    <w:p/>
+    <w:p/>
+    <w:p>
+      <w:r>
+        <w:t>NOTAS CLAUDE MANDOU GUARDAR</w:t>
       </w:r>
     </w:p>
     <w:p>
@@ -12846,22 +13429,13 @@
         <w:rPr>
           <w:highlight w:val="yellow"/>
         </w:rPr>
-        <w:t>Para além do aumento da procura já referido, é expectável que a própria natureza da atividade venha igualmente a transformar-se. A progressiva normalização das práticas, designadamente através da adoção dos referenciais da série ISO 19650, e a eventual extensão da modelação às dimensões de planeamento temporal e de estimativa de custos, habitualmente designadas por 4D e 5D, tenderão a deslocar o enfoque da produção de peças desenhadas para a gestão integrada da informação ao longo de todo o ciclo de vida do ativo. O perfil do profissional de engenharia eletrotécnica tenderá, nesse sentido, a aproximar-se progressivamente do de um gestor de informação técnica.</w:t>
-      </w:r>
-    </w:p>
-    <w:p>
-      <w:r>
-        <w:rPr>
-          <w:highlight w:val="yellow"/>
-        </w:rPr>
-        <w:t xml:space="preserve">Em termos conclusivos, considera-se que o estágio cumpriu plenamente os objetivos a que se propunha, não apenas pela aquisição de competências técnicas específicas, mas sobretudo pela compreensão crítica do modo como a metodologia BIM se articula com a prática consolidada do </w:t>
-      </w:r>
-      <w:r>
-        <w:rPr>
-          <w:highlight w:val="yellow"/>
-        </w:rPr>
+        <w:t>Esta perspetiva de ciclo de vida confere uma importância acrescida ao rigor com que cada família é modelada e parametrizada, porquanto a informação que hoje se associa a cada componente poderá vir a ser utilizada muito para além do momento em que o projeto é concluído. Ainda que, no decurso do estágio, a aplicação do modelo se tenha circunscrito às fases de projeto, a constatação desta potencialidade contribuiu, ainda assim, para uma compreensão mais completa do valor estratégico da metodologia.</w:t>
+      </w:r>
+    </w:p>
+    <w:p>
+      <w:r>
         <w:lastRenderedPageBreak/>
-        <w:t>projeto de instalações elétricas. A experiência permitiu, ainda assim, identificar um afastamento que persiste entre a formação académica e as exigências do exercício profissional neste domínio emergente, lacuna que o contacto direto com o contexto empresarial contribuiu decisivamente para atenuar. Espera-se, porém, que a crescente difusão destas metodologias, tanto no ensino como na prática, venha a esbater gradualmente tal distância.</w:t>
+        <w:t>A par destas dimensões, o conceito de nível de desenvolvimento traduz o grau de detalhe e de fiabilidade da informação associada a cada elemento do modelo, o qual evolui ao longo das sucessivas fases do projeto, desde uma representação esquemática inicial até à definição rigorosa que caracteriza o projeto de execução. Ainda que, no contexto do estágio, o trabalho se tenha concentrado predominantemente na dimensão geométrica e na informação técnica dos componentes, a consciência desta evolução do nível de detalhe revelou-se útil para compreender por que razão um mesmo modelo é sucessivamente refinado ao longo dos ciclos de revisão.</w:t>
       </w:r>
     </w:p>
     <w:p>
@@ -12878,9 +13452,9 @@
           <w:lang w:eastAsia="pt-PT"/>
         </w:rPr>
       </w:pPr>
-      <w:bookmarkStart w:id="71" w:name="_Toc76320116"/>
-      <w:bookmarkStart w:id="72" w:name="_Toc76320156"/>
-      <w:bookmarkStart w:id="73" w:name="_Toc76320184"/>
+      <w:bookmarkStart w:id="74" w:name="_Toc76320116"/>
+      <w:bookmarkStart w:id="75" w:name="_Toc76320156"/>
+      <w:bookmarkStart w:id="76" w:name="_Toc76320184"/>
       <w:r>
         <w:rPr>
           <w:sz w:val="28"/>
@@ -12906,7 +13480,7 @@
           <w:lang w:eastAsia="pt-PT"/>
         </w:rPr>
       </w:pPr>
-      <w:bookmarkStart w:id="74" w:name="_Toc233415114"/>
+      <w:bookmarkStart w:id="77" w:name="_Toc233512667"/>
       <w:r>
         <w:rPr>
           <w:b/>
@@ -12920,10 +13494,10 @@
         <w:lastRenderedPageBreak/>
         <w:t>Referências bibliográficas</w:t>
       </w:r>
-      <w:bookmarkEnd w:id="71"/>
-      <w:bookmarkEnd w:id="72"/>
-      <w:bookmarkEnd w:id="73"/>
       <w:bookmarkEnd w:id="74"/>
+      <w:bookmarkEnd w:id="75"/>
+      <w:bookmarkEnd w:id="76"/>
+      <w:bookmarkEnd w:id="77"/>
     </w:p>
     <w:p>
       <w:pPr>
@@ -12944,7 +13518,63 @@
 
 <file path=word/comments.xml><?xml version="1.0" encoding="utf-8"?>
 <w:comments xmlns:wpc="http://schemas.microsoft.com/office/word/2010/wordprocessingCanvas" xmlns:cx="http://schemas.microsoft.com/office/drawing/2014/chartex" xmlns:cx1="http://schemas.microsoft.com/office/drawing/2015/9/8/chartex" xmlns:cx2="http://schemas.microsoft.com/office/drawing/2015/10/21/chartex" xmlns:cx3="http://schemas.microsoft.com/office/drawing/2016/5/9/chartex" xmlns:cx4="http://schemas.microsoft.com/office/drawing/2016/5/10/chartex" xmlns:cx5="http://schemas.microsoft.com/office/drawing/2016/5/11/chartex" xmlns:cx6="http://schemas.microsoft.com/office/drawing/2016/5/12/chartex" xmlns:cx7="http://schemas.microsoft.com/office/drawing/2016/5/13/chartex" xmlns:cx8="http://schemas.microsoft.com/office/drawing/2016/5/14/chartex" xmlns:mc="http://schemas.openxmlformats.org/markup-compatibility/2006" xmlns:aink="http://schemas.microsoft.com/office/drawing/2016/ink" xmlns:am3d="http://schemas.microsoft.com/office/drawing/2017/model3d" xmlns:o="urn:schemas-microsoft-com:office:office" xmlns:oel="http://schemas.microsoft.com/office/2019/extlst" xmlns:r="http://schemas.openxmlformats.org/officeDocument/2006/relationships" xmlns:m="http://schemas.openxmlformats.org/officeDocument/2006/math" xmlns:v="urn:schemas-microsoft-com:vml" xmlns:wp14="http://schemas.microsoft.com/office/word/2010/wordprocessingDrawing" xmlns:wp="http://schemas.openxmlformats.org/drawingml/2006/wordprocessingDrawing" xmlns:w10="urn:schemas-microsoft-com:office:word" xmlns:w="http://schemas.openxmlformats.org/wordprocessingml/2006/main" xmlns:w14="http://schemas.microsoft.com/office/word/2010/wordml" xmlns:w15="http://schemas.microsoft.com/office/word/2012/wordml" xmlns:w16cex="http://schemas.microsoft.com/office/word/2018/wordml/cex" xmlns:w16cid="http://schemas.microsoft.com/office/word/2016/wordml/cid" xmlns:w16="http://schemas.microsoft.com/office/word/2018/wordml" xmlns:w16du="http://schemas.microsoft.com/office/word/2023/wordml/word16du" xmlns:w16sdtdh="http://schemas.microsoft.com/office/word/2020/wordml/sdtdatahash" xmlns:w16sdtfl="http://schemas.microsoft.com/office/word/2024/wordml/sdtformatlock" xmlns:w16se="http://schemas.microsoft.com/office/word/2015/wordml/symex" xmlns:wpg="http://schemas.microsoft.com/office/word/2010/wordprocessingGroup" xmlns:wpi="http://schemas.microsoft.com/office/word/2010/wordprocessingInk" xmlns:wne="http://schemas.microsoft.com/office/word/2006/wordml" xmlns:wps="http://schemas.microsoft.com/office/word/2010/wordprocessingShape" mc:Ignorable="w14 w15 w16se w16cid w16 w16cex w16sdtdh w16sdtfl w16du wp14">
-  <w:comment w:id="35" w:author="João Miguel Pinto Castro" w:date="2026-06-27T05:20:00Z" w:initials="JC">
+  <w:comment w:id="41" w:author="João Miguel Pinto Castro" w:date="2026-06-28T04:43:00Z" w:initials="JC">
+    <w:p>
+      <w:pPr>
+        <w:pStyle w:val="Textodecomentrio"/>
+      </w:pPr>
+      <w:r>
+        <w:rPr>
+          <w:rStyle w:val="Refdecomentrio"/>
+        </w:rPr>
+        <w:annotationRef/>
+      </w:r>
+      <w:r>
+        <w:t>Desenvolver de forma a aproveitar o conteúdo mas não falar tanto na primeira pessoa, falar mais como se tivesse sido efetivamente um relatório de uma atividade laboratorial, que da a entender, mas não é tao obvio</w:t>
+      </w:r>
+    </w:p>
+  </w:comment>
+  <w:comment w:id="44" w:author="João Miguel Pinto Castro" w:date="2026-06-28T04:56:00Z" w:initials="JC">
+    <w:p>
+      <w:pPr>
+        <w:pStyle w:val="Textodecomentrio"/>
+      </w:pPr>
+      <w:r>
+        <w:rPr>
+          <w:rStyle w:val="Refdecomentrio"/>
+        </w:rPr>
+        <w:annotationRef/>
+      </w:r>
+      <w:r>
+        <w:t>Esta parte esta confusa pois realmente existe algumas coisas que se pode ter de ir ver a normas, mas normalmente é realmente apartir de datasheet ou catalogos, refaz tambem</w:t>
+      </w:r>
+    </w:p>
+  </w:comment>
+  <w:comment w:id="52" w:author="João Miguel Pinto Castro" w:date="2026-06-28T05:01:00Z" w:initials="JC">
+    <w:p>
+      <w:pPr>
+        <w:pStyle w:val="Textodecomentrio"/>
+      </w:pPr>
+      <w:r>
+        <w:rPr>
+          <w:rStyle w:val="Refdecomentrio"/>
+        </w:rPr>
+        <w:annotationRef/>
+      </w:r>
+      <w:r>
+        <w:t>Aproveitar o texto inicial mas oque esta sublinhado alem de estar na primeira pessoa, não faz muito sentido pois a imagem seguinte é sobre parametrizar vigas e disse que oque me deu trabalho foi ligadores, bocado estupido, efetivamente eu fiz muitos perfis de formas totalemente diversas como IPN, UPN, H, T etc</w:t>
+      </w:r>
+    </w:p>
+    <w:p>
+      <w:pPr>
+        <w:pStyle w:val="Textodecomentrio"/>
+      </w:pPr>
+      <w:r>
+        <w:t>E tive varios problemas de contragimentos em varias formulas auxiliares que tinha de criar para a peça expandir por igual para cada tipo</w:t>
+      </w:r>
+    </w:p>
+  </w:comment>
+  <w:comment w:id="55" w:author="João Miguel Pinto Castro" w:date="2026-06-28T05:02:00Z" w:initials="JC">
     <w:p>
       <w:pPr>
         <w:pStyle w:val="Textodecomentrio"/>
@@ -12965,19 +13595,28 @@
 
 <file path=word/commentsExtended.xml><?xml version="1.0" encoding="utf-8"?>
 <w15:commentsEx xmlns:wpc="http://schemas.microsoft.com/office/word/2010/wordprocessingCanvas" xmlns:cx="http://schemas.microsoft.com/office/drawing/2014/chartex" xmlns:cx1="http://schemas.microsoft.com/office/drawing/2015/9/8/chartex" xmlns:cx2="http://schemas.microsoft.com/office/drawing/2015/10/21/chartex" xmlns:cx3="http://schemas.microsoft.com/office/drawing/2016/5/9/chartex" xmlns:cx4="http://schemas.microsoft.com/office/drawing/2016/5/10/chartex" xmlns:cx5="http://schemas.microsoft.com/office/drawing/2016/5/11/chartex" xmlns:cx6="http://schemas.microsoft.com/office/drawing/2016/5/12/chartex" xmlns:cx7="http://schemas.microsoft.com/office/drawing/2016/5/13/chartex" xmlns:cx8="http://schemas.microsoft.com/office/drawing/2016/5/14/chartex" xmlns:mc="http://schemas.openxmlformats.org/markup-compatibility/2006" xmlns:aink="http://schemas.microsoft.com/office/drawing/2016/ink" xmlns:am3d="http://schemas.microsoft.com/office/drawing/2017/model3d" xmlns:o="urn:schemas-microsoft-com:office:office" xmlns:oel="http://schemas.microsoft.com/office/2019/extlst" xmlns:r="http://schemas.openxmlformats.org/officeDocument/2006/relationships" xmlns:m="http://schemas.openxmlformats.org/officeDocument/2006/math" xmlns:v="urn:schemas-microsoft-com:vml" xmlns:wp14="http://schemas.microsoft.com/office/word/2010/wordprocessingDrawing" xmlns:wp="http://schemas.openxmlformats.org/drawingml/2006/wordprocessingDrawing" xmlns:w10="urn:schemas-microsoft-com:office:word" xmlns:w="http://schemas.openxmlformats.org/wordprocessingml/2006/main" xmlns:w14="http://schemas.microsoft.com/office/word/2010/wordml" xmlns:w15="http://schemas.microsoft.com/office/word/2012/wordml" xmlns:w16cex="http://schemas.microsoft.com/office/word/2018/wordml/cex" xmlns:w16cid="http://schemas.microsoft.com/office/word/2016/wordml/cid" xmlns:w16="http://schemas.microsoft.com/office/word/2018/wordml" xmlns:w16du="http://schemas.microsoft.com/office/word/2023/wordml/word16du" xmlns:w16sdtdh="http://schemas.microsoft.com/office/word/2020/wordml/sdtdatahash" xmlns:w16sdtfl="http://schemas.microsoft.com/office/word/2024/wordml/sdtformatlock" xmlns:w16se="http://schemas.microsoft.com/office/word/2015/wordml/symex" xmlns:wpg="http://schemas.microsoft.com/office/word/2010/wordprocessingGroup" xmlns:wpi="http://schemas.microsoft.com/office/word/2010/wordprocessingInk" xmlns:wne="http://schemas.microsoft.com/office/word/2006/wordml" xmlns:wps="http://schemas.microsoft.com/office/word/2010/wordprocessingShape" mc:Ignorable="w14 w15 w16se w16cid w16 w16cex w16sdtdh w16sdtfl w16du wp14">
-  <w15:commentEx w15:paraId="055CF2A8" w15:done="0"/>
+  <w15:commentEx w15:paraId="0CB97E30" w15:done="0"/>
+  <w15:commentEx w15:paraId="391E5917" w15:done="0"/>
+  <w15:commentEx w15:paraId="60224668" w15:done="0"/>
+  <w15:commentEx w15:paraId="67DFF2A0" w15:done="0"/>
 </w15:commentsEx>
 </file>
 
 <file path=word/commentsExtensible.xml><?xml version="1.0" encoding="utf-8"?>
 <w16cex:commentsExtensible xmlns:wpc="http://schemas.microsoft.com/office/word/2010/wordprocessingCanvas" xmlns:cx="http://schemas.microsoft.com/office/drawing/2014/chartex" xmlns:cx1="http://schemas.microsoft.com/office/drawing/2015/9/8/chartex" xmlns:cx2="http://schemas.microsoft.com/office/drawing/2015/10/21/chartex" xmlns:cx3="http://schemas.microsoft.com/office/drawing/2016/5/9/chartex" xmlns:cx4="http://schemas.microsoft.com/office/drawing/2016/5/10/chartex" xmlns:cx5="http://schemas.microsoft.com/office/drawing/2016/5/11/chartex" xmlns:cx6="http://schemas.microsoft.com/office/drawing/2016/5/12/chartex" xmlns:cx7="http://schemas.microsoft.com/office/drawing/2016/5/13/chartex" xmlns:cx8="http://schemas.microsoft.com/office/drawing/2016/5/14/chartex" xmlns:cr="http://schemas.microsoft.com/office/comments/2020/reactions" xmlns:mc="http://schemas.openxmlformats.org/markup-compatibility/2006" xmlns:aink="http://schemas.microsoft.com/office/drawing/2016/ink" xmlns:am3d="http://schemas.microsoft.com/office/drawing/2017/model3d" xmlns:o="urn:schemas-microsoft-com:office:office" xmlns:oel="http://schemas.microsoft.com/office/2019/extlst" xmlns:r="http://schemas.openxmlformats.org/officeDocument/2006/relationships" xmlns:m="http://schemas.openxmlformats.org/officeDocument/2006/math" xmlns:v="urn:schemas-microsoft-com:vml" xmlns:wp14="http://schemas.microsoft.com/office/word/2010/wordprocessingDrawing" xmlns:wp="http://schemas.openxmlformats.org/drawingml/2006/wordprocessingDrawing" xmlns:w10="urn:schemas-microsoft-com:office:word" xmlns:w="http://schemas.openxmlformats.org/wordprocessingml/2006/main" xmlns:w14="http://schemas.microsoft.com/office/word/2010/wordml" xmlns:w15="http://schemas.microsoft.com/office/word/2012/wordml" xmlns:w16cex="http://schemas.microsoft.com/office/word/2018/wordml/cex" xmlns:w16cid="http://schemas.microsoft.com/office/word/2016/wordml/cid" xmlns:w16="http://schemas.microsoft.com/office/word/2018/wordml" xmlns:w16du="http://schemas.microsoft.com/office/word/2023/wordml/word16du" xmlns:w16sdtdh="http://schemas.microsoft.com/office/word/2020/wordml/sdtdatahash" xmlns:w16sdtfl="http://schemas.microsoft.com/office/word/2024/wordml/sdtformatlock" xmlns:w16se="http://schemas.microsoft.com/office/word/2015/wordml/symex" xmlns:wpg="http://schemas.microsoft.com/office/word/2010/wordprocessingGroup" xmlns:wpi="http://schemas.microsoft.com/office/word/2010/wordprocessingInk" xmlns:wne="http://schemas.microsoft.com/office/word/2006/wordml" xmlns:wps="http://schemas.microsoft.com/office/word/2010/wordprocessingShape" mc:Ignorable="w14 w15 w16se w16cid w16 w16cex w16sdtdh w16sdtfl cr w16du wp14">
-  <w16cex:commentExtensible w16cex:durableId="4E015859" w16cex:dateUtc="2026-06-27T04:20:00Z"/>
+  <w16cex:commentExtensible w16cex:durableId="24D37558" w16cex:dateUtc="2026-06-28T03:43:00Z"/>
+  <w16cex:commentExtensible w16cex:durableId="4D496678" w16cex:dateUtc="2026-06-28T03:56:00Z"/>
+  <w16cex:commentExtensible w16cex:durableId="3A304787" w16cex:dateUtc="2026-06-28T04:01:00Z"/>
+  <w16cex:commentExtensible w16cex:durableId="37C431DC" w16cex:dateUtc="2026-06-28T04:02:00Z"/>
 </w16cex:commentsExtensible>
 </file>
 
 <file path=word/commentsIds.xml><?xml version="1.0" encoding="utf-8"?>
 <w16cid:commentsIds xmlns:wpc="http://schemas.microsoft.com/office/word/2010/wordprocessingCanvas" xmlns:cx="http://schemas.microsoft.com/office/drawing/2014/chartex" xmlns:cx1="http://schemas.microsoft.com/office/drawing/2015/9/8/chartex" xmlns:cx2="http://schemas.microsoft.com/office/drawing/2015/10/21/chartex" xmlns:cx3="http://schemas.microsoft.com/office/drawing/2016/5/9/chartex" xmlns:cx4="http://schemas.microsoft.com/office/drawing/2016/5/10/chartex" xmlns:cx5="http://schemas.microsoft.com/office/drawing/2016/5/11/chartex" xmlns:cx6="http://schemas.microsoft.com/office/drawing/2016/5/12/chartex" xmlns:cx7="http://schemas.microsoft.com/office/drawing/2016/5/13/chartex" xmlns:cx8="http://schemas.microsoft.com/office/drawing/2016/5/14/chartex" xmlns:mc="http://schemas.openxmlformats.org/markup-compatibility/2006" xmlns:aink="http://schemas.microsoft.com/office/drawing/2016/ink" xmlns:am3d="http://schemas.microsoft.com/office/drawing/2017/model3d" xmlns:o="urn:schemas-microsoft-com:office:office" xmlns:oel="http://schemas.microsoft.com/office/2019/extlst" xmlns:r="http://schemas.openxmlformats.org/officeDocument/2006/relationships" xmlns:m="http://schemas.openxmlformats.org/officeDocument/2006/math" xmlns:v="urn:schemas-microsoft-com:vml" xmlns:wp14="http://schemas.microsoft.com/office/word/2010/wordprocessingDrawing" xmlns:wp="http://schemas.openxmlformats.org/drawingml/2006/wordprocessingDrawing" xmlns:w10="urn:schemas-microsoft-com:office:word" xmlns:w="http://schemas.openxmlformats.org/wordprocessingml/2006/main" xmlns:w14="http://schemas.microsoft.com/office/word/2010/wordml" xmlns:w15="http://schemas.microsoft.com/office/word/2012/wordml" xmlns:w16cex="http://schemas.microsoft.com/office/word/2018/wordml/cex" xmlns:w16cid="http://schemas.microsoft.com/office/word/2016/wordml/cid" xmlns:w16="http://schemas.microsoft.com/office/word/2018/wordml" xmlns:w16du="http://schemas.microsoft.com/office/word/2023/wordml/word16du" xmlns:w16sdtdh="http://schemas.microsoft.com/office/word/2020/wordml/sdtdatahash" xmlns:w16sdtfl="http://schemas.microsoft.com/office/word/2024/wordml/sdtformatlock" xmlns:w16se="http://schemas.microsoft.com/office/word/2015/wordml/symex" xmlns:wpg="http://schemas.microsoft.com/office/word/2010/wordprocessingGroup" xmlns:wpi="http://schemas.microsoft.com/office/word/2010/wordprocessingInk" xmlns:wne="http://schemas.microsoft.com/office/word/2006/wordml" xmlns:wps="http://schemas.microsoft.com/office/word/2010/wordprocessingShape" mc:Ignorable="w14 w15 w16se w16cid w16 w16cex w16sdtdh w16sdtfl w16du wp14">
-  <w16cid:commentId w16cid:paraId="055CF2A8" w16cid:durableId="4E015859"/>
+  <w16cid:commentId w16cid:paraId="0CB97E30" w16cid:durableId="24D37558"/>
+  <w16cid:commentId w16cid:paraId="391E5917" w16cid:durableId="4D496678"/>
+  <w16cid:commentId w16cid:paraId="60224668" w16cid:durableId="3A304787"/>
+  <w16cid:commentId w16cid:paraId="67DFF2A0" w16cid:durableId="37C431DC"/>
 </w16cid:commentsIds>
 </file>
 
@@ -14613,6 +15252,7 @@
   <w:style w:type="character" w:default="1" w:styleId="Tipodeletrapredefinidodopargrafo">
     <w:name w:val="Default Paragraph Font"/>
     <w:uiPriority w:val="1"/>
+    <w:semiHidden/>
     <w:unhideWhenUsed/>
   </w:style>
   <w:style w:type="table" w:default="1" w:styleId="Tabelanormal">
@@ -14972,6 +15612,17 @@
       <w14:ligatures w14:val="standardContextual"/>
     </w:rPr>
   </w:style>
+  <w:style w:type="character" w:styleId="nfase">
+    <w:name w:val="Emphasis"/>
+    <w:basedOn w:val="Tipodeletrapredefinidodopargrafo"/>
+    <w:uiPriority w:val="20"/>
+    <w:qFormat/>
+    <w:rsid w:val="00F95D78"/>
+    <w:rPr>
+      <w:i/>
+      <w:iCs/>
+    </w:rPr>
+  </w:style>
 </w:styles>
 </file>
 
@@ -14995,6 +15646,66 @@
       </w:docPartPr>
       <w:docPartBody>
         <w:p>
+          <w:r>
+            <w:rPr>
+              <w:rStyle w:val="TextodoMarcadordePosio"/>
+              <w:lang w:val="en-GB"/>
+            </w:rPr>
+            <w:t>Clique ou toque aqui para introduzir texto.</w:t>
+          </w:r>
+        </w:p>
+      </w:docPartBody>
+    </w:docPart>
+    <w:docPart>
+      <w:docPartPr>
+        <w:name w:val="24D01A77CC8F4CEDAE49AFEBF9568031"/>
+        <w:category>
+          <w:name w:val="Geral"/>
+          <w:gallery w:val="placeholder"/>
+        </w:category>
+        <w:types>
+          <w:type w:val="bbPlcHdr"/>
+        </w:types>
+        <w:behaviors>
+          <w:behavior w:val="content"/>
+        </w:behaviors>
+        <w:guid w:val="{9B54F3DB-58BC-4B0B-A47E-44B3C244F834}"/>
+      </w:docPartPr>
+      <w:docPartBody>
+        <w:p>
+          <w:pPr>
+            <w:pStyle w:val="24D01A77CC8F4CEDAE49AFEBF9568031"/>
+          </w:pPr>
+          <w:r>
+            <w:rPr>
+              <w:rStyle w:val="TextodoMarcadordePosio"/>
+              <w:lang w:val="en-GB"/>
+            </w:rPr>
+            <w:t>Clique ou toque aqui para introduzir texto.</w:t>
+          </w:r>
+        </w:p>
+      </w:docPartBody>
+    </w:docPart>
+    <w:docPart>
+      <w:docPartPr>
+        <w:name w:val="EC510181E1974E7581D1568800E0D69C"/>
+        <w:category>
+          <w:name w:val="Geral"/>
+          <w:gallery w:val="placeholder"/>
+        </w:category>
+        <w:types>
+          <w:type w:val="bbPlcHdr"/>
+        </w:types>
+        <w:behaviors>
+          <w:behavior w:val="content"/>
+        </w:behaviors>
+        <w:guid w:val="{7A483A87-8477-4C2B-B890-9B8D75714CB9}"/>
+      </w:docPartPr>
+      <w:docPartBody>
+        <w:p>
+          <w:pPr>
+            <w:pStyle w:val="EC510181E1974E7581D1568800E0D69C"/>
+          </w:pPr>
           <w:r>
             <w:rPr>
               <w:rStyle w:val="TextodoMarcadordePosio"/>
@@ -15078,12 +15789,28 @@
   </w:compat>
   <w:rsids>
     <w:rsidRoot w:val="0008489A"/>
+    <w:rsid w:val="000609FF"/>
     <w:rsid w:val="0008489A"/>
+    <w:rsid w:val="00347A6E"/>
     <w:rsid w:val="003A1228"/>
     <w:rsid w:val="00497DE4"/>
     <w:rsid w:val="004E2539"/>
     <w:rsid w:val="00524B2D"/>
     <w:rsid w:val="005534F6"/>
+    <w:rsid w:val="007D328C"/>
+    <w:rsid w:val="0081434C"/>
+    <w:rsid w:val="00855B7A"/>
+    <w:rsid w:val="00890B5F"/>
+    <w:rsid w:val="00A961A2"/>
+    <w:rsid w:val="00AD5A63"/>
+    <w:rsid w:val="00B863A6"/>
+    <w:rsid w:val="00BB7AB9"/>
+    <w:rsid w:val="00C02B11"/>
+    <w:rsid w:val="00E10753"/>
+    <w:rsid w:val="00E72AFE"/>
+    <w:rsid w:val="00E96DAF"/>
+    <w:rsid w:val="00EB0C0B"/>
+    <w:rsid w:val="00ED65AA"/>
   </w:rsids>
   <m:mathPr>
     <m:mathFont m:val="Cambria Math"/>
@@ -15539,10 +16266,18 @@
     <w:basedOn w:val="Tipodeletrapredefinidodopargrafo"/>
     <w:uiPriority w:val="99"/>
     <w:semiHidden/>
-    <w:rsid w:val="0008489A"/>
+    <w:rsid w:val="000609FF"/>
     <w:rPr>
       <w:color w:val="666666"/>
     </w:rPr>
+  </w:style>
+  <w:style w:type="paragraph" w:customStyle="1" w:styleId="24D01A77CC8F4CEDAE49AFEBF9568031">
+    <w:name w:val="24D01A77CC8F4CEDAE49AFEBF9568031"/>
+    <w:rsid w:val="000609FF"/>
+  </w:style>
+  <w:style w:type="paragraph" w:customStyle="1" w:styleId="EC510181E1974E7581D1568800E0D69C">
+    <w:name w:val="EC510181E1974E7581D1568800E0D69C"/>
+    <w:rsid w:val="000609FF"/>
   </w:style>
 </w:styles>
 </file>
@@ -15889,7 +16624,7 @@
   <we:properties>
     <we:property name="MENDELEY_BIBLIOGRAPHY_IS_DIRTY" value="true"/>
     <we:property name="MENDELEY_BIBLIOGRAPHY_LAST_MODIFIED" value="1779642252458"/>
-    <we:property name="MENDELEY_CITATIONS" value="[{&quot;citationID&quot;:&quot;MENDELEY_CITATION_109d5640-2978-49a7-9bcd-9a426c5741e5&quot;,&quot;properties&quot;:{&quot;noteIndex&quot;:0},&quot;isEdited&quot;:false,&quot;manualOverride&quot;:{&quot;isManuallyOverridden&quot;:false,&quot;citeprocText&quot;:&quot;[1]&quot;,&quot;manualOverrideText&quot;:&quot;&quot;},&quot;citationTag&quot;:&quot;MENDELEY_CITATION_v3_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&quot;,&quot;citationItems&quot;:[{&quot;id&quot;:&quot;6e6286dd-9720-3a01-921a-e2dc51578fe7&quot;,&quot;itemData&quot;:{&quot;type&quot;:&quot;legislation&quot;,&quot;id&quot;:&quot;6e6286dd-9720-3a01-921a-e2dc51578fe7&quot;,&quot;title&quot;:&quot;procedimentos e  normas a adotar na elaboração e faseamento de projetos de obras públicas&quot;,&quot;container-title&quot;:&quot;Diário da República&quot;,&quot;issued&quot;:{&quot;date-parts&quot;:[[2023]]},&quot;publisher-place&quot;:&quot;Portugal&quot;,&quot;publisher&quot;:&quot;Diário da República&quot;,&quot;container-title-short&quot;:&quot;&quot;},&quot;isTemporary&quot;:false}]},{&quot;citationID&quot;:&quot;MENDELEY_CITATION_34c9632f-6b91-4648-8f3a-4c569e6765d5&quot;,&quot;properties&quot;:{&quot;noteIndex&quot;:0},&quot;isEdited&quot;:false,&quot;manualOverride&quot;:{&quot;isManuallyOverridden&quot;:false,&quot;citeprocText&quot;:&quot;[2]&quot;,&quot;manualOverrideText&quot;:&quot;&quot;},&quot;citationTag&quot;:&quot;MENDELEY_CITATION_v3_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&quot;,&quot;citationItems&quot;:[{&quot;id&quot;:&quot;0d96752b-efb9-3e88-a4a5-8f3342241a86&quot;,&quot;itemData&quot;:{&quot;type&quot;:&quot;paper-conference&quot;,&quot;id&quot;:&quot;0d96752b-efb9-3e88-a4a5-8f3342241a86&quot;,&quot;title&quot;:&quot;Implementation of BIM aproach for the design of high and extra high voltage electrical substations&quot;,&quot;author&quot;:[{&quot;family&quot;:&quot;Moncada&quot;,&quot;given&quot;:&quot;Alexandra&quot;,&quot;parse-names&quot;:false,&quot;dropping-particle&quot;:&quot;&quot;,&quot;non-dropping-particle&quot;:&quot;&quot;},{&quot;family&quot;:&quot;Henao&quot;,&quot;given&quot;:&quot;Elkin&quot;,&quot;parse-names&quot;:false,&quot;dropping-particle&quot;:&quot;&quot;,&quot;non-dropping-particle&quot;:&quot;&quot;}],&quot;container-title&quot;:&quot;2019 FISE-IEEE/CIGRE Conference - Living the energy Transition (FISE/CIGRE)&quot;,&quot;DOI&quot;:&quot;10.1109/FISECIGRE48012.2019.8984961&quot;,&quot;ISBN&quot;:&quot;978-1-7281-4230-2&quot;,&quot;issued&quot;:{&quot;date-parts&quot;:[[2019,12]]},&quot;page&quot;:&quot;1-5&quot;,&quot;publisher&quot;:&quot;IEEE&quot;,&quot;container-title-short&quot;:&quot;&quot;},&quot;isTemporary&quot;:false}]},{&quot;citationID&quot;:&quot;MENDELEY_CITATION_e2d6a45d-8666-45e3-82e4-9ed9595f6983&quot;,&quot;properties&quot;:{&quot;noteIndex&quot;:0},&quot;isEdited&quot;:false,&quot;manualOverride&quot;:{&quot;isManuallyOverridden&quot;:false,&quot;citeprocText&quot;:&quot;[3]&quot;,&quot;manualOverrideText&quot;:&quot;&quot;},&quot;citationTag&quot;:&quot;MENDELEY_CITATION_v3_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&quot;,&quot;citationItems&quot;:[{&quot;id&quot;:&quot;1ea0596e-8614-3368-b35e-2402b2bf0edd&quot;,&quot;itemData&quot;:{&quot;type&quot;:&quot;legislation&quot;,&quot;id&quot;:&quot;1ea0596e-8614-3368-b35e-2402b2bf0edd&quot;,&quot;title&quot;:&quot;Decreto n.º 42895 — Regulamento de Segurança de Subestações e Postos de Transformação e de Seccionamento&quot;,&quot;number&quot;:&quot;42895&quot;,&quot;container-title&quot;:&quot;Diário da República&quot;,&quot;accessed&quot;:{&quot;date-parts&quot;:[[2026,6,25]]},&quot;URL&quot;:&quot;https://diariodarepublica.pt/dr/detalhe/decreto/42895-1960-282328&quot;,&quot;issued&quot;:{&quot;date-parts&quot;:[[1960,3,31]]},&quot;publisher-place&quot;:&quot;Portugal&quot;,&quot;container-title-short&quot;:&quot;&quot;},&quot;isTemporary&quot;:false}]},{&quot;citationID&quot;:&quot;MENDELEY_CITATION_87a6241f-b7a1-4477-ad03-e6bfd3ff47e6&quot;,&quot;properties&quot;:{&quot;noteIndex&quot;:0},&quot;isEdited&quot;:false,&quot;manualOverride&quot;:{&quot;isManuallyOverridden&quot;:false,&quot;citeprocText&quot;:&quot;[4]&quot;,&quot;manualOverrideText&quot;:&quot;&quot;},&quot;citationTag&quot;:&quot;MENDELEY_CITATION_v3_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&quot;,&quot;citationItems&quot;:[{&quot;id&quot;:&quot;3f99e796-164e-36e1-8542-8d9fca23509d&quot;,&quot;itemData&quot;:{&quot;type&quot;:&quot;paper-conference&quot;,&quot;id&quot;:&quot;3f99e796-164e-36e1-8542-8d9fca23509d&quot;,&quot;title&quot;:&quot;BIM Practices to Operation and Maintenances for  Electrical Substations&quot;,&quot;author&quot;:[{&quot;family&quot;:&quot;Santos Peres&quot;,&quot;given&quot;:&quot;&quot;,&quot;parse-names&quot;:false,&quot;dropping-particle&quot;:&quot;&quot;,&quot;non-dropping-particle&quot;:&quot;&quot;}],&quot;editor&quot;:[{&quot;family&quot;:&quot;santos&quot;,&quot;given&quot;:&quot;peres&quot;,&quot;parse-names&quot;:false,&quot;dropping-particle&quot;:&quot;&quot;,&quot;non-dropping-particle&quot;:&quot;&quot;}],&quot;issued&quot;:{&quot;date-parts&quot;:[[2017]]},&quot;publisher-place&quot;:&quot;Uberlândia&quot;,&quot;publisher&quot;:&quot;Universidade Federal de Uberlândia&quot;,&quot;container-title-short&quot;:&quot;&quot;},&quot;isTemporary&quot;:false}]},{&quot;citationID&quot;:&quot;MENDELEY_CITATION_2f9238de-d735-4d65-a230-48d8850cabaf&quot;,&quot;properties&quot;:{&quot;noteIndex&quot;:0},&quot;isEdited&quot;:false,&quot;manualOverride&quot;:{&quot;isManuallyOverridden&quot;:false,&quot;citeprocText&quot;:&quot;[5]&quot;,&quot;manualOverrideText&quot;:&quot;&quot;},&quot;citationTag&quot;:&quot;MENDELEY_CITATION_v3_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&quot;,&quot;citationItems&quot;:[{&quot;id&quot;:&quot;c22f70a4-75e0-3f8f-94e7-86aef1568f0a&quot;,&quot;itemData&quot;:{&quot;type&quot;:&quot;book&quot;,&quot;id&quot;:&quot;c22f70a4-75e0-3f8f-94e7-86aef1568f0a&quot;,&quot;title&quot;:&quot;Subestações: Projeto, Construção, Fiscalização - 2º Edição&quot;,&quot;author&quot;:[{&quot;family&quot;:&quot;Manuel Bolotinha&quot;,&quot;given&quot;:&quot;&quot;,&quot;parse-names&quot;:false,&quot;dropping-particle&quot;:&quot;&quot;,&quot;non-dropping-particle&quot;:&quot;&quot;}],&quot;editor&quot;:[{&quot;family&quot;:&quot;Bolotinha&quot;,&quot;given&quot;:&quot;Manuel&quot;,&quot;parse-names&quot;:false,&quot;dropping-particle&quot;:&quot;&quot;,&quot;non-dropping-particle&quot;:&quot;&quot;}],&quot;issued&quot;:{&quot;date-parts&quot;:[[2019]]},&quot;publisher-place&quot;:&quot;Porto&quot;,&quot;number-of-pages&quot;:&quot;1-215&quot;,&quot;edition&quot;:&quot;2&quot;,&quot;container-title-short&quot;:&quot;&quot;},&quot;isTemporary&quot;:false}]},{&quot;citationID&quot;:&quot;MENDELEY_CITATION_d0c6de5d-b558-4d6d-a215-473149a7bb7c&quot;,&quot;properties&quot;:{&quot;noteIndex&quot;:0},&quot;isEdited&quot;:false,&quot;manualOverride&quot;:{&quot;isManuallyOverridden&quot;:false,&quot;citeprocText&quot;:&quot;[5]&quot;,&quot;manualOverrideText&quot;:&quot;&quot;},&quot;citationTag&quot;:&quot;MENDELEY_CITATION_v3_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&quot;,&quot;citationItems&quot;:[{&quot;id&quot;:&quot;c22f70a4-75e0-3f8f-94e7-86aef1568f0a&quot;,&quot;itemData&quot;:{&quot;type&quot;:&quot;book&quot;,&quot;id&quot;:&quot;c22f70a4-75e0-3f8f-94e7-86aef1568f0a&quot;,&quot;title&quot;:&quot;Subestações: Projeto, Construção, Fiscalização - 2º Edição&quot;,&quot;author&quot;:[{&quot;family&quot;:&quot;Manuel Bolotinha&quot;,&quot;given&quot;:&quot;&quot;,&quot;parse-names&quot;:false,&quot;dropping-particle&quot;:&quot;&quot;,&quot;non-dropping-particle&quot;:&quot;&quot;}],&quot;editor&quot;:[{&quot;family&quot;:&quot;Bolotinha&quot;,&quot;given&quot;:&quot;Manuel&quot;,&quot;parse-names&quot;:false,&quot;dropping-particle&quot;:&quot;&quot;,&quot;non-dropping-particle&quot;:&quot;&quot;}],&quot;issued&quot;:{&quot;date-parts&quot;:[[2019]]},&quot;publisher-place&quot;:&quot;Porto&quot;,&quot;number-of-pages&quot;:&quot;1-215&quot;,&quot;edition&quot;:&quot;2&quot;,&quot;container-title-short&quot;:&quot;&quot;},&quot;isTemporary&quot;:false}]},{&quot;citationID&quot;:&quot;MENDELEY_CITATION_b8507ce3-efca-4989-b665-2e745a541a5e&quot;,&quot;properties&quot;:{&quot;noteIndex&quot;:0},&quot;isEdited&quot;:false,&quot;manualOverride&quot;:{&quot;isManuallyOverridden&quot;:false,&quot;citeprocText&quot;:&quot;[5]&quot;,&quot;manualOverrideText&quot;:&quot;&quot;},&quot;citationTag&quot;:&quot;MENDELEY_CITATION_v3_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&quot;,&quot;citationItems&quot;:[{&quot;id&quot;:&quot;c22f70a4-75e0-3f8f-94e7-86aef1568f0a&quot;,&quot;itemData&quot;:{&quot;type&quot;:&quot;book&quot;,&quot;id&quot;:&quot;c22f70a4-75e0-3f8f-94e7-86aef1568f0a&quot;,&quot;title&quot;:&quot;Subestações: Projeto, Construção, Fiscalização - 2º Edição&quot;,&quot;author&quot;:[{&quot;family&quot;:&quot;Manuel Bolotinha&quot;,&quot;given&quot;:&quot;&quot;,&quot;parse-names&quot;:false,&quot;dropping-particle&quot;:&quot;&quot;,&quot;non-dropping-particle&quot;:&quot;&quot;}],&quot;editor&quot;:[{&quot;family&quot;:&quot;Bolotinha&quot;,&quot;given&quot;:&quot;Manuel&quot;,&quot;parse-names&quot;:false,&quot;dropping-particle&quot;:&quot;&quot;,&quot;non-dropping-particle&quot;:&quot;&quot;}],&quot;issued&quot;:{&quot;date-parts&quot;:[[2019]]},&quot;publisher-place&quot;:&quot;Porto&quot;,&quot;number-of-pages&quot;:&quot;1-215&quot;,&quot;edition&quot;:&quot;2&quot;,&quot;container-title-short&quot;:&quot;&quot;},&quot;isTemporary&quot;:false}]},{&quot;citationID&quot;:&quot;MENDELEY_CITATION_8404aac7-cab4-4c12-9a93-a088424f811f&quot;,&quot;properties&quot;:{&quot;noteIndex&quot;:0},&quot;isEdited&quot;:false,&quot;manualOverride&quot;:{&quot;isManuallyOverridden&quot;:false,&quot;citeprocText&quot;:&quot;[5]&quot;,&quot;manualOverrideText&quot;:&quot;&quot;},&quot;citationTag&quot;:&quot;MENDELEY_CITATION_v3_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&quot;,&quot;citationItems&quot;:[{&quot;id&quot;:&quot;c22f70a4-75e0-3f8f-94e7-86aef1568f0a&quot;,&quot;itemData&quot;:{&quot;type&quot;:&quot;book&quot;,&quot;id&quot;:&quot;c22f70a4-75e0-3f8f-94e7-86aef1568f0a&quot;,&quot;title&quot;:&quot;Subestações: Projeto, Construção, Fiscalização - 2º Edição&quot;,&quot;author&quot;:[{&quot;family&quot;:&quot;Manuel Bolotinha&quot;,&quot;given&quot;:&quot;&quot;,&quot;parse-names&quot;:false,&quot;dropping-particle&quot;:&quot;&quot;,&quot;non-dropping-particle&quot;:&quot;&quot;}],&quot;editor&quot;:[{&quot;family&quot;:&quot;Bolotinha&quot;,&quot;given&quot;:&quot;Manuel&quot;,&quot;parse-names&quot;:false,&quot;dropping-particle&quot;:&quot;&quot;,&quot;non-dropping-particle&quot;:&quot;&quot;}],&quot;issued&quot;:{&quot;date-parts&quot;:[[2019]]},&quot;publisher-place&quot;:&quot;Porto&quot;,&quot;number-of-pages&quot;:&quot;1-215&quot;,&quot;edition&quot;:&quot;2&quot;,&quot;container-title-short&quot;:&quot;&quot;},&quot;isTemporary&quot;:false}]},{&quot;citationID&quot;:&quot;MENDELEY_CITATION_22d291a2-1757-4bd1-ad12-6f096625c8fe&quot;,&quot;properties&quot;:{&quot;noteIndex&quot;:0},&quot;isEdited&quot;:false,&quot;manualOverride&quot;:{&quot;isManuallyOverridden&quot;:false,&quot;citeprocText&quot;:&quot;[5]&quot;,&quot;manualOverrideText&quot;:&quot;&quot;},&quot;citationTag&quot;:&quot;MENDELEY_CITATION_v3_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&quot;,&quot;citationItems&quot;:[{&quot;id&quot;:&quot;c22f70a4-75e0-3f8f-94e7-86aef1568f0a&quot;,&quot;itemData&quot;:{&quot;type&quot;:&quot;book&quot;,&quot;id&quot;:&quot;c22f70a4-75e0-3f8f-94e7-86aef1568f0a&quot;,&quot;title&quot;:&quot;Subestações: Projeto, Construção, Fiscalização - 2º Edição&quot;,&quot;author&quot;:[{&quot;family&quot;:&quot;Manuel Bolotinha&quot;,&quot;given&quot;:&quot;&quot;,&quot;parse-names&quot;:false,&quot;dropping-particle&quot;:&quot;&quot;,&quot;non-dropping-particle&quot;:&quot;&quot;}],&quot;editor&quot;:[{&quot;family&quot;:&quot;Bolotinha&quot;,&quot;given&quot;:&quot;Manuel&quot;,&quot;parse-names&quot;:false,&quot;dropping-particle&quot;:&quot;&quot;,&quot;non-dropping-particle&quot;:&quot;&quot;}],&quot;issued&quot;:{&quot;date-parts&quot;:[[2019]]},&quot;publisher-place&quot;:&quot;Porto&quot;,&quot;number-of-pages&quot;:&quot;1-215&quot;,&quot;edition&quot;:&quot;2&quot;,&quot;container-title-short&quot;:&quot;&quot;},&quot;isTemporary&quot;:false}]},{&quot;citationID&quot;:&quot;MENDELEY_CITATION_9a22d4bd-ffe9-4989-a1a2-4dbd2a4321f2&quot;,&quot;properties&quot;:{&quot;noteIndex&quot;:0},&quot;isEdited&quot;:false,&quot;manualOverride&quot;:{&quot;isManuallyOverridden&quot;:false,&quot;citeprocText&quot;:&quot;[5]&quot;,&quot;manualOverrideText&quot;:&quot;&quot;},&quot;citationTag&quot;:&quot;MENDELEY_CITATION_v3_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&quot;,&quot;citationItems&quot;:[{&quot;id&quot;:&quot;c22f70a4-75e0-3f8f-94e7-86aef1568f0a&quot;,&quot;itemData&quot;:{&quot;type&quot;:&quot;book&quot;,&quot;id&quot;:&quot;c22f70a4-75e0-3f8f-94e7-86aef1568f0a&quot;,&quot;title&quot;:&quot;Subestações: Projeto, Construção, Fiscalização - 2º Edição&quot;,&quot;author&quot;:[{&quot;family&quot;:&quot;Manuel Bolotinha&quot;,&quot;given&quot;:&quot;&quot;,&quot;parse-names&quot;:false,&quot;dropping-particle&quot;:&quot;&quot;,&quot;non-dropping-particle&quot;:&quot;&quot;}],&quot;editor&quot;:[{&quot;family&quot;:&quot;Bolotinha&quot;,&quot;given&quot;:&quot;Manuel&quot;,&quot;parse-names&quot;:false,&quot;dropping-particle&quot;:&quot;&quot;,&quot;non-dropping-particle&quot;:&quot;&quot;}],&quot;issued&quot;:{&quot;date-parts&quot;:[[2019]]},&quot;publisher-place&quot;:&quot;Porto&quot;,&quot;number-of-pages&quot;:&quot;1-215&quot;,&quot;edition&quot;:&quot;2&quot;,&quot;container-title-short&quot;:&quot;&quot;},&quot;isTemporary&quot;:false}]},{&quot;citationID&quot;:&quot;MENDELEY_CITATION_d6132b81-ec82-43aa-8265-2bde335ebe88&quot;,&quot;properties&quot;:{&quot;noteIndex&quot;:0},&quot;isEdited&quot;:false,&quot;manualOverride&quot;:{&quot;isManuallyOverridden&quot;:false,&quot;citeprocText&quot;:&quot;[5]&quot;,&quot;manualOverrideText&quot;:&quot;&quot;},&quot;citationTag&quot;:&quot;MENDELEY_CITATION_v3_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&quot;,&quot;citationItems&quot;:[{&quot;id&quot;:&quot;c22f70a4-75e0-3f8f-94e7-86aef1568f0a&quot;,&quot;itemData&quot;:{&quot;type&quot;:&quot;book&quot;,&quot;id&quot;:&quot;c22f70a4-75e0-3f8f-94e7-86aef1568f0a&quot;,&quot;title&quot;:&quot;Subestações: Projeto, Construção, Fiscalização - 2º Edição&quot;,&quot;author&quot;:[{&quot;family&quot;:&quot;Manuel Bolotinha&quot;,&quot;given&quot;:&quot;&quot;,&quot;parse-names&quot;:false,&quot;dropping-particle&quot;:&quot;&quot;,&quot;non-dropping-particle&quot;:&quot;&quot;}],&quot;editor&quot;:[{&quot;family&quot;:&quot;Bolotinha&quot;,&quot;given&quot;:&quot;Manuel&quot;,&quot;parse-names&quot;:false,&quot;dropping-particle&quot;:&quot;&quot;,&quot;non-dropping-particle&quot;:&quot;&quot;}],&quot;issued&quot;:{&quot;date-parts&quot;:[[2019]]},&quot;publisher-place&quot;:&quot;Porto&quot;,&quot;number-of-pages&quot;:&quot;1-215&quot;,&quot;edition&quot;:&quot;2&quot;,&quot;container-title-short&quot;:&quot;&quot;},&quot;isTemporary&quot;:false}]},{&quot;citationID&quot;:&quot;MENDELEY_CITATION_a49a27e6-ce70-4f5d-b99e-0d4f4a2c0370&quot;,&quot;properties&quot;:{&quot;noteIndex&quot;:0},&quot;isEdited&quot;:false,&quot;manualOverride&quot;:{&quot;isManuallyOverridden&quot;:false,&quot;citeprocText&quot;:&quot;[5]&quot;,&quot;manualOverrideText&quot;:&quot;&quot;},&quot;citationTag&quot;:&quot;MENDELEY_CITATION_v3_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&quot;,&quot;citationItems&quot;:[{&quot;id&quot;:&quot;c22f70a4-75e0-3f8f-94e7-86aef1568f0a&quot;,&quot;itemData&quot;:{&quot;type&quot;:&quot;book&quot;,&quot;id&quot;:&quot;c22f70a4-75e0-3f8f-94e7-86aef1568f0a&quot;,&quot;title&quot;:&quot;Subestações: Projeto, Construção, Fiscalização - 2º Edição&quot;,&quot;author&quot;:[{&quot;family&quot;:&quot;Manuel Bolotinha&quot;,&quot;given&quot;:&quot;&quot;,&quot;parse-names&quot;:false,&quot;dropping-particle&quot;:&quot;&quot;,&quot;non-dropping-particle&quot;:&quot;&quot;}],&quot;editor&quot;:[{&quot;family&quot;:&quot;Bolotinha&quot;,&quot;given&quot;:&quot;Manuel&quot;,&quot;parse-names&quot;:false,&quot;dropping-particle&quot;:&quot;&quot;,&quot;non-dropping-particle&quot;:&quot;&quot;}],&quot;issued&quot;:{&quot;date-parts&quot;:[[2019]]},&quot;publisher-place&quot;:&quot;Porto&quot;,&quot;number-of-pages&quot;:&quot;1-215&quot;,&quot;edition&quot;:&quot;2&quot;,&quot;container-title-short&quot;:&quot;&quot;},&quot;isTemporary&quot;:false}]},{&quot;citationID&quot;:&quot;MENDELEY_CITATION_ffb0219b-0dd4-4f0e-93ba-3c5f55c66b62&quot;,&quot;properties&quot;:{&quot;noteIndex&quot;:0},&quot;isEdited&quot;:false,&quot;manualOverride&quot;:{&quot;isManuallyOverridden&quot;:false,&quot;citeprocText&quot;:&quot;[3], [5]&quot;,&quot;manualOverrideText&quot;:&quot;&quot;},&quot;citationTag&quot;:&quot;MENDELEY_CITATION_v3_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&quot;,&quot;citationItems&quot;:[{&quot;id&quot;:&quot;c22f70a4-75e0-3f8f-94e7-86aef1568f0a&quot;,&quot;itemData&quot;:{&quot;type&quot;:&quot;book&quot;,&quot;id&quot;:&quot;c22f70a4-75e0-3f8f-94e7-86aef1568f0a&quot;,&quot;title&quot;:&quot;Subestações: Projeto, Construção, Fiscalização - 2º Edição&quot;,&quot;author&quot;:[{&quot;family&quot;:&quot;Manuel Bolotinha&quot;,&quot;given&quot;:&quot;&quot;,&quot;parse-names&quot;:false,&quot;dropping-particle&quot;:&quot;&quot;,&quot;non-dropping-particle&quot;:&quot;&quot;}],&quot;editor&quot;:[{&quot;family&quot;:&quot;Bolotinha&quot;,&quot;given&quot;:&quot;Manuel&quot;,&quot;parse-names&quot;:false,&quot;dropping-particle&quot;:&quot;&quot;,&quot;non-dropping-particle&quot;:&quot;&quot;}],&quot;issued&quot;:{&quot;date-parts&quot;:[[2019]]},&quot;publisher-place&quot;:&quot;Porto&quot;,&quot;number-of-pages&quot;:&quot;1-215&quot;,&quot;edition&quot;:&quot;2&quot;,&quot;container-title-short&quot;:&quot;&quot;},&quot;isTemporary&quot;:false},{&quot;id&quot;:&quot;1ea0596e-8614-3368-b35e-2402b2bf0edd&quot;,&quot;itemData&quot;:{&quot;type&quot;:&quot;legislation&quot;,&quot;id&quot;:&quot;1ea0596e-8614-3368-b35e-2402b2bf0edd&quot;,&quot;title&quot;:&quot;Decreto n.º 42895 — Regulamento de Segurança de Subestações e Postos de Transformação e de Seccionamento&quot;,&quot;number&quot;:&quot;42895&quot;,&quot;container-title&quot;:&quot;Diário da República&quot;,&quot;accessed&quot;:{&quot;date-parts&quot;:[[2026,6,25]]},&quot;URL&quot;:&quot;https://diariodarepublica.pt/dr/detalhe/decreto/42895-1960-282328&quot;,&quot;issued&quot;:{&quot;date-parts&quot;:[[1960,3,31]]},&quot;publisher-place&quot;:&quot;Portugal&quot;},&quot;isTemporary&quot;:false}]},{&quot;citationID&quot;:&quot;MENDELEY_CITATION_98a2bc08-5082-4132-b86b-6c73e084f894&quot;,&quot;properties&quot;:{&quot;noteIndex&quot;:0},&quot;isEdited&quot;:false,&quot;manualOverride&quot;:{&quot;isManuallyOverridden&quot;:false,&quot;citeprocText&quot;:&quot;[5]&quot;,&quot;manualOverrideText&quot;:&quot;&quot;},&quot;citationTag&quot;:&quot;MENDELEY_CITATION_v3_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&quot;,&quot;citationItems&quot;:[{&quot;id&quot;:&quot;c22f70a4-75e0-3f8f-94e7-86aef1568f0a&quot;,&quot;itemData&quot;:{&quot;type&quot;:&quot;book&quot;,&quot;id&quot;:&quot;c22f70a4-75e0-3f8f-94e7-86aef1568f0a&quot;,&quot;title&quot;:&quot;Subestações: Projeto, Construção, Fiscalização - 2º Edição&quot;,&quot;author&quot;:[{&quot;family&quot;:&quot;Manuel Bolotinha&quot;,&quot;given&quot;:&quot;&quot;,&quot;parse-names&quot;:false,&quot;dropping-particle&quot;:&quot;&quot;,&quot;non-dropping-particle&quot;:&quot;&quot;}],&quot;editor&quot;:[{&quot;family&quot;:&quot;Bolotinha&quot;,&quot;given&quot;:&quot;Manuel&quot;,&quot;parse-names&quot;:false,&quot;dropping-particle&quot;:&quot;&quot;,&quot;non-dropping-particle&quot;:&quot;&quot;}],&quot;issued&quot;:{&quot;date-parts&quot;:[[2019]]},&quot;publisher-place&quot;:&quot;Porto&quot;,&quot;number-of-pages&quot;:&quot;1-215&quot;,&quot;edition&quot;:&quot;2&quot;,&quot;container-title-short&quot;:&quot;&quot;},&quot;isTemporary&quot;:false}]}]"/>
+    <we:property name="MENDELEY_CITATIONS" value="[{&quot;citationID&quot;:&quot;MENDELEY_CITATION_109d5640-2978-49a7-9bcd-9a426c5741e5&quot;,&quot;properties&quot;:{&quot;noteIndex&quot;:0},&quot;isEdited&quot;:false,&quot;manualOverride&quot;:{&quot;isManuallyOverridden&quot;:false,&quot;citeprocText&quot;:&quot;[1]&quot;,&quot;manualOverrideText&quot;:&quot;&quot;},&quot;citationTag&quot;:&quot;MENDELEY_CITATION_v3_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&quot;,&quot;citationItems&quot;:[{&quot;id&quot;:&quot;6e6286dd-9720-3a01-921a-e2dc51578fe7&quot;,&quot;itemData&quot;:{&quot;type&quot;:&quot;legislation&quot;,&quot;id&quot;:&quot;6e6286dd-9720-3a01-921a-e2dc51578fe7&quot;,&quot;title&quot;:&quot;procedimentos e  normas a adotar na elaboração e faseamento de projetos de obras públicas&quot;,&quot;container-title&quot;:&quot;Diário da República&quot;,&quot;issued&quot;:{&quot;date-parts&quot;:[[2023]]},&quot;publisher-place&quot;:&quot;Portugal&quot;,&quot;publisher&quot;:&quot;Diário da República&quot;,&quot;container-title-short&quot;:&quot;&quot;},&quot;isTemporary&quot;:false}]},{&quot;citationID&quot;:&quot;MENDELEY_CITATION_34c9632f-6b91-4648-8f3a-4c569e6765d5&quot;,&quot;properties&quot;:{&quot;noteIndex&quot;:0},&quot;isEdited&quot;:false,&quot;manualOverride&quot;:{&quot;isManuallyOverridden&quot;:false,&quot;citeprocText&quot;:&quot;[2]&quot;,&quot;manualOverrideText&quot;:&quot;&quot;},&quot;citationTag&quot;:&quot;MENDELEY_CITATION_v3_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&quot;,&quot;citationItems&quot;:[{&quot;id&quot;:&quot;0d96752b-efb9-3e88-a4a5-8f3342241a86&quot;,&quot;itemData&quot;:{&quot;type&quot;:&quot;paper-conference&quot;,&quot;id&quot;:&quot;0d96752b-efb9-3e88-a4a5-8f3342241a86&quot;,&quot;title&quot;:&quot;Implementation of BIM aproach for the design of high and extra high voltage electrical substations&quot;,&quot;author&quot;:[{&quot;family&quot;:&quot;Moncada&quot;,&quot;given&quot;:&quot;Alexandra&quot;,&quot;parse-names&quot;:false,&quot;dropping-particle&quot;:&quot;&quot;,&quot;non-dropping-particle&quot;:&quot;&quot;},{&quot;family&quot;:&quot;Henao&quot;,&quot;given&quot;:&quot;Elkin&quot;,&quot;parse-names&quot;:false,&quot;dropping-particle&quot;:&quot;&quot;,&quot;non-dropping-particle&quot;:&quot;&quot;}],&quot;container-title&quot;:&quot;2019 FISE-IEEE/CIGRE Conference - Living the energy Transition (FISE/CIGRE)&quot;,&quot;DOI&quot;:&quot;10.1109/FISECIGRE48012.2019.8984961&quot;,&quot;ISBN&quot;:&quot;978-1-7281-4230-2&quot;,&quot;issued&quot;:{&quot;date-parts&quot;:[[2019,12]]},&quot;page&quot;:&quot;1-5&quot;,&quot;publisher&quot;:&quot;IEEE&quot;,&quot;container-title-short&quot;:&quot;&quot;},&quot;isTemporary&quot;:false}]},{&quot;citationID&quot;:&quot;MENDELEY_CITATION_e2d6a45d-8666-45e3-82e4-9ed9595f6983&quot;,&quot;properties&quot;:{&quot;noteIndex&quot;:0},&quot;isEdited&quot;:false,&quot;manualOverride&quot;:{&quot;isManuallyOverridden&quot;:false,&quot;citeprocText&quot;:&quot;[3]&quot;,&quot;manualOverrideText&quot;:&quot;&quot;},&quot;citationTag&quot;:&quot;MENDELEY_CITATION_v3_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&quot;,&quot;citationItems&quot;:[{&quot;id&quot;:&quot;1ea0596e-8614-3368-b35e-2402b2bf0edd&quot;,&quot;itemData&quot;:{&quot;type&quot;:&quot;legislation&quot;,&quot;id&quot;:&quot;1ea0596e-8614-3368-b35e-2402b2bf0edd&quot;,&quot;title&quot;:&quot;Decreto n.º 42895 — Regulamento de Segurança de Subestações e Postos de Transformação e de Seccionamento&quot;,&quot;number&quot;:&quot;42895&quot;,&quot;container-title&quot;:&quot;Diário da República&quot;,&quot;accessed&quot;:{&quot;date-parts&quot;:[[2026,6,25]]},&quot;URL&quot;:&quot;https://diariodarepublica.pt/dr/detalhe/decreto/42895-1960-282328&quot;,&quot;issued&quot;:{&quot;date-parts&quot;:[[1960,3,31]]},&quot;publisher-place&quot;:&quot;Portugal&quot;,&quot;container-title-short&quot;:&quot;&quot;},&quot;isTemporary&quot;:false}]},{&quot;citationID&quot;:&quot;MENDELEY_CITATION_87a6241f-b7a1-4477-ad03-e6bfd3ff47e6&quot;,&quot;properties&quot;:{&quot;noteIndex&quot;:0},&quot;isEdited&quot;:false,&quot;manualOverride&quot;:{&quot;isManuallyOverridden&quot;:false,&quot;citeprocText&quot;:&quot;[4]&quot;,&quot;manualOverrideText&quot;:&quot;&quot;},&quot;citationTag&quot;:&quot;MENDELEY_CITATION_v3_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&quot;,&quot;citationItems&quot;:[{&quot;id&quot;:&quot;3f99e796-164e-36e1-8542-8d9fca23509d&quot;,&quot;itemData&quot;:{&quot;type&quot;:&quot;paper-conference&quot;,&quot;id&quot;:&quot;3f99e796-164e-36e1-8542-8d9fca23509d&quot;,&quot;title&quot;:&quot;BIM Practices to Operation and Maintenances for  Electrical Substations&quot;,&quot;author&quot;:[{&quot;family&quot;:&quot;Santos Peres&quot;,&quot;given&quot;:&quot;&quot;,&quot;parse-names&quot;:false,&quot;dropping-particle&quot;:&quot;&quot;,&quot;non-dropping-particle&quot;:&quot;&quot;}],&quot;editor&quot;:[{&quot;family&quot;:&quot;santos&quot;,&quot;given&quot;:&quot;peres&quot;,&quot;parse-names&quot;:false,&quot;dropping-particle&quot;:&quot;&quot;,&quot;non-dropping-particle&quot;:&quot;&quot;}],&quot;issued&quot;:{&quot;date-parts&quot;:[[2017]]},&quot;publisher-place&quot;:&quot;Uberlândia&quot;,&quot;publisher&quot;:&quot;Universidade Federal de Uberlândia&quot;,&quot;container-title-short&quot;:&quot;&quot;},&quot;isTemporary&quot;:false}]},{&quot;citationID&quot;:&quot;MENDELEY_CITATION_2f9238de-d735-4d65-a230-48d8850cabaf&quot;,&quot;properties&quot;:{&quot;noteIndex&quot;:0},&quot;isEdited&quot;:false,&quot;manualOverride&quot;:{&quot;isManuallyOverridden&quot;:false,&quot;citeprocText&quot;:&quot;[5]&quot;,&quot;manualOverrideText&quot;:&quot;&quot;},&quot;citationTag&quot;:&quot;MENDELEY_CITATION_v3_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&quot;,&quot;citationItems&quot;:[{&quot;id&quot;:&quot;c22f70a4-75e0-3f8f-94e7-86aef1568f0a&quot;,&quot;itemData&quot;:{&quot;type&quot;:&quot;book&quot;,&quot;id&quot;:&quot;c22f70a4-75e0-3f8f-94e7-86aef1568f0a&quot;,&quot;title&quot;:&quot;Subestações: Projeto, Construção, Fiscalização - 2º Edição&quot;,&quot;author&quot;:[{&quot;family&quot;:&quot;Manuel Bolotinha&quot;,&quot;given&quot;:&quot;&quot;,&quot;parse-names&quot;:false,&quot;dropping-particle&quot;:&quot;&quot;,&quot;non-dropping-particle&quot;:&quot;&quot;}],&quot;editor&quot;:[{&quot;family&quot;:&quot;Bolotinha&quot;,&quot;given&quot;:&quot;Manuel&quot;,&quot;parse-names&quot;:false,&quot;dropping-particle&quot;:&quot;&quot;,&quot;non-dropping-particle&quot;:&quot;&quot;}],&quot;issued&quot;:{&quot;date-parts&quot;:[[2019]]},&quot;publisher-place&quot;:&quot;Porto&quot;,&quot;number-of-pages&quot;:&quot;1-215&quot;,&quot;edition&quot;:&quot;2&quot;,&quot;container-title-short&quot;:&quot;&quot;},&quot;isTemporary&quot;:false}]},{&quot;citationID&quot;:&quot;MENDELEY_CITATION_d0c6de5d-b558-4d6d-a215-473149a7bb7c&quot;,&quot;properties&quot;:{&quot;noteIndex&quot;:0},&quot;isEdited&quot;:false,&quot;manualOverride&quot;:{&quot;isManuallyOverridden&quot;:false,&quot;citeprocText&quot;:&quot;[5]&quot;,&quot;manualOverrideText&quot;:&quot;&quot;},&quot;citationTag&quot;:&quot;MENDELEY_CITATION_v3_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&quot;,&quot;citationItems&quot;:[{&quot;id&quot;:&quot;c22f70a4-75e0-3f8f-94e7-86aef1568f0a&quot;,&quot;itemData&quot;:{&quot;type&quot;:&quot;book&quot;,&quot;id&quot;:&quot;c22f70a4-75e0-3f8f-94e7-86aef1568f0a&quot;,&quot;title&quot;:&quot;Subestações: Projeto, Construção, Fiscalização - 2º Edição&quot;,&quot;author&quot;:[{&quot;family&quot;:&quot;Manuel Bolotinha&quot;,&quot;given&quot;:&quot;&quot;,&quot;parse-names&quot;:false,&quot;dropping-particle&quot;:&quot;&quot;,&quot;non-dropping-particle&quot;:&quot;&quot;}],&quot;editor&quot;:[{&quot;family&quot;:&quot;Bolotinha&quot;,&quot;given&quot;:&quot;Manuel&quot;,&quot;parse-names&quot;:false,&quot;dropping-particle&quot;:&quot;&quot;,&quot;non-dropping-particle&quot;:&quot;&quot;}],&quot;issued&quot;:{&quot;date-parts&quot;:[[2019]]},&quot;publisher-place&quot;:&quot;Porto&quot;,&quot;number-of-pages&quot;:&quot;1-215&quot;,&quot;edition&quot;:&quot;2&quot;,&quot;container-title-short&quot;:&quot;&quot;},&quot;isTemporary&quot;:false}]},{&quot;citationID&quot;:&quot;MENDELEY_CITATION_b8507ce3-efca-4989-b665-2e745a541a5e&quot;,&quot;properties&quot;:{&quot;noteIndex&quot;:0},&quot;isEdited&quot;:false,&quot;manualOverride&quot;:{&quot;isManuallyOverridden&quot;:false,&quot;citeprocText&quot;:&quot;[5]&quot;,&quot;manualOverrideText&quot;:&quot;&quot;},&quot;citationTag&quot;:&quot;MENDELEY_CITATION_v3_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&quot;,&quot;citationItems&quot;:[{&quot;id&quot;:&quot;c22f70a4-75e0-3f8f-94e7-86aef1568f0a&quot;,&quot;itemData&quot;:{&quot;type&quot;:&quot;book&quot;,&quot;id&quot;:&quot;c22f70a4-75e0-3f8f-94e7-86aef1568f0a&quot;,&quot;title&quot;:&quot;Subestações: Projeto, Construção, Fiscalização - 2º Edição&quot;,&quot;author&quot;:[{&quot;family&quot;:&quot;Manuel Bolotinha&quot;,&quot;given&quot;:&quot;&quot;,&quot;parse-names&quot;:false,&quot;dropping-particle&quot;:&quot;&quot;,&quot;non-dropping-particle&quot;:&quot;&quot;}],&quot;editor&quot;:[{&quot;family&quot;:&quot;Bolotinha&quot;,&quot;given&quot;:&quot;Manuel&quot;,&quot;parse-names&quot;:false,&quot;dropping-particle&quot;:&quot;&quot;,&quot;non-dropping-particle&quot;:&quot;&quot;}],&quot;issued&quot;:{&quot;date-parts&quot;:[[2019]]},&quot;publisher-place&quot;:&quot;Porto&quot;,&quot;number-of-pages&quot;:&quot;1-215&quot;,&quot;edition&quot;:&quot;2&quot;,&quot;container-title-short&quot;:&quot;&quot;},&quot;isTemporary&quot;:false}]},{&quot;citationID&quot;:&quot;MENDELEY_CITATION_8404aac7-cab4-4c12-9a93-a088424f811f&quot;,&quot;properties&quot;:{&quot;noteIndex&quot;:0},&quot;isEdited&quot;:false,&quot;manualOverride&quot;:{&quot;isManuallyOverridden&quot;:false,&quot;citeprocText&quot;:&quot;[5]&quot;,&quot;manualOverrideText&quot;:&quot;&quot;},&quot;citationTag&quot;:&quot;MENDELEY_CITATION_v3_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&quot;,&quot;citationItems&quot;:[{&quot;id&quot;:&quot;c22f70a4-75e0-3f8f-94e7-86aef1568f0a&quot;,&quot;itemData&quot;:{&quot;type&quot;:&quot;book&quot;,&quot;id&quot;:&quot;c22f70a4-75e0-3f8f-94e7-86aef1568f0a&quot;,&quot;title&quot;:&quot;Subestações: Projeto, Construção, Fiscalização - 2º Edição&quot;,&quot;author&quot;:[{&quot;family&quot;:&quot;Manuel Bolotinha&quot;,&quot;given&quot;:&quot;&quot;,&quot;parse-names&quot;:false,&quot;dropping-particle&quot;:&quot;&quot;,&quot;non-dropping-particle&quot;:&quot;&quot;}],&quot;editor&quot;:[{&quot;family&quot;:&quot;Bolotinha&quot;,&quot;given&quot;:&quot;Manuel&quot;,&quot;parse-names&quot;:false,&quot;dropping-particle&quot;:&quot;&quot;,&quot;non-dropping-particle&quot;:&quot;&quot;}],&quot;issued&quot;:{&quot;date-parts&quot;:[[2019]]},&quot;publisher-place&quot;:&quot;Porto&quot;,&quot;number-of-pages&quot;:&quot;1-215&quot;,&quot;edition&quot;:&quot;2&quot;,&quot;container-title-short&quot;:&quot;&quot;},&quot;isTemporary&quot;:false}]},{&quot;citationID&quot;:&quot;MENDELEY_CITATION_22d291a2-1757-4bd1-ad12-6f096625c8fe&quot;,&quot;properties&quot;:{&quot;noteIndex&quot;:0},&quot;isEdited&quot;:false,&quot;manualOverride&quot;:{&quot;isManuallyOverridden&quot;:false,&quot;citeprocText&quot;:&quot;[5]&quot;,&quot;manualOverrideText&quot;:&quot;&quot;},&quot;citationTag&quot;:&quot;MENDELEY_CITATION_v3_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&quot;,&quot;citationItems&quot;:[{&quot;id&quot;:&quot;c22f70a4-75e0-3f8f-94e7-86aef1568f0a&quot;,&quot;itemData&quot;:{&quot;type&quot;:&quot;book&quot;,&quot;id&quot;:&quot;c22f70a4-75e0-3f8f-94e7-86aef1568f0a&quot;,&quot;title&quot;:&quot;Subestações: Projeto, Construção, Fiscalização - 2º Edição&quot;,&quot;author&quot;:[{&quot;family&quot;:&quot;Manuel Bolotinha&quot;,&quot;given&quot;:&quot;&quot;,&quot;parse-names&quot;:false,&quot;dropping-particle&quot;:&quot;&quot;,&quot;non-dropping-particle&quot;:&quot;&quot;}],&quot;editor&quot;:[{&quot;family&quot;:&quot;Bolotinha&quot;,&quot;given&quot;:&quot;Manuel&quot;,&quot;parse-names&quot;:false,&quot;dropping-particle&quot;:&quot;&quot;,&quot;non-dropping-particle&quot;:&quot;&quot;}],&quot;issued&quot;:{&quot;date-parts&quot;:[[2019]]},&quot;publisher-place&quot;:&quot;Porto&quot;,&quot;number-of-pages&quot;:&quot;1-215&quot;,&quot;edition&quot;:&quot;2&quot;,&quot;container-title-short&quot;:&quot;&quot;},&quot;isTemporary&quot;:false}]},{&quot;citationID&quot;:&quot;MENDELEY_CITATION_9a22d4bd-ffe9-4989-a1a2-4dbd2a4321f2&quot;,&quot;properties&quot;:{&quot;noteIndex&quot;:0},&quot;isEdited&quot;:false,&quot;manualOverride&quot;:{&quot;isManuallyOverridden&quot;:false,&quot;citeprocText&quot;:&quot;[5]&quot;,&quot;manualOverrideText&quot;:&quot;&quot;},&quot;citationTag&quot;:&quot;MENDELEY_CITATION_v3_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&quot;,&quot;citationItems&quot;:[{&quot;id&quot;:&quot;c22f70a4-75e0-3f8f-94e7-86aef1568f0a&quot;,&quot;itemData&quot;:{&quot;type&quot;:&quot;book&quot;,&quot;id&quot;:&quot;c22f70a4-75e0-3f8f-94e7-86aef1568f0a&quot;,&quot;title&quot;:&quot;Subestações: Projeto, Construção, Fiscalização - 2º Edição&quot;,&quot;author&quot;:[{&quot;family&quot;:&quot;Manuel Bolotinha&quot;,&quot;given&quot;:&quot;&quot;,&quot;parse-names&quot;:false,&quot;dropping-particle&quot;:&quot;&quot;,&quot;non-dropping-particle&quot;:&quot;&quot;}],&quot;editor&quot;:[{&quot;family&quot;:&quot;Bolotinha&quot;,&quot;given&quot;:&quot;Manuel&quot;,&quot;parse-names&quot;:false,&quot;dropping-particle&quot;:&quot;&quot;,&quot;non-dropping-particle&quot;:&quot;&quot;}],&quot;issued&quot;:{&quot;date-parts&quot;:[[2019]]},&quot;publisher-place&quot;:&quot;Porto&quot;,&quot;number-of-pages&quot;:&quot;1-215&quot;,&quot;edition&quot;:&quot;2&quot;,&quot;container-title-short&quot;:&quot;&quot;},&quot;isTemporary&quot;:false}]},{&quot;citationID&quot;:&quot;MENDELEY_CITATION_d6132b81-ec82-43aa-8265-2bde335ebe88&quot;,&quot;properties&quot;:{&quot;noteIndex&quot;:0},&quot;isEdited&quot;:false,&quot;manualOverride&quot;:{&quot;isManuallyOverridden&quot;:false,&quot;citeprocText&quot;:&quot;[5]&quot;,&quot;manualOverrideText&quot;:&quot;&quot;},&quot;citationTag&quot;:&quot;MENDELEY_CITATION_v3_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&quot;,&quot;citationItems&quot;:[{&quot;id&quot;:&quot;c22f70a4-75e0-3f8f-94e7-86aef1568f0a&quot;,&quot;itemData&quot;:{&quot;type&quot;:&quot;book&quot;,&quot;id&quot;:&quot;c22f70a4-75e0-3f8f-94e7-86aef1568f0a&quot;,&quot;title&quot;:&quot;Subestações: Projeto, Construção, Fiscalização - 2º Edição&quot;,&quot;author&quot;:[{&quot;family&quot;:&quot;Manuel Bolotinha&quot;,&quot;given&quot;:&quot;&quot;,&quot;parse-names&quot;:false,&quot;dropping-particle&quot;:&quot;&quot;,&quot;non-dropping-particle&quot;:&quot;&quot;}],&quot;editor&quot;:[{&quot;family&quot;:&quot;Bolotinha&quot;,&quot;given&quot;:&quot;Manuel&quot;,&quot;parse-names&quot;:false,&quot;dropping-particle&quot;:&quot;&quot;,&quot;non-dropping-particle&quot;:&quot;&quot;}],&quot;issued&quot;:{&quot;date-parts&quot;:[[2019]]},&quot;publisher-place&quot;:&quot;Porto&quot;,&quot;number-of-pages&quot;:&quot;1-215&quot;,&quot;edition&quot;:&quot;2&quot;,&quot;container-title-short&quot;:&quot;&quot;},&quot;isTemporary&quot;:false}]},{&quot;citationID&quot;:&quot;MENDELEY_CITATION_a49a27e6-ce70-4f5d-b99e-0d4f4a2c0370&quot;,&quot;properties&quot;:{&quot;noteIndex&quot;:0},&quot;isEdited&quot;:false,&quot;manualOverride&quot;:{&quot;isManuallyOverridden&quot;:false,&quot;citeprocText&quot;:&quot;[5]&quot;,&quot;manualOverrideText&quot;:&quot;&quot;},&quot;citationTag&quot;:&quot;MENDELEY_CITATION_v3_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&quot;,&quot;citationItems&quot;:[{&quot;id&quot;:&quot;c22f70a4-75e0-3f8f-94e7-86aef1568f0a&quot;,&quot;itemData&quot;:{&quot;type&quot;:&quot;book&quot;,&quot;id&quot;:&quot;c22f70a4-75e0-3f8f-94e7-86aef1568f0a&quot;,&quot;title&quot;:&quot;Subestações: Projeto, Construção, Fiscalização - 2º Edição&quot;,&quot;author&quot;:[{&quot;family&quot;:&quot;Manuel Bolotinha&quot;,&quot;given&quot;:&quot;&quot;,&quot;parse-names&quot;:false,&quot;dropping-particle&quot;:&quot;&quot;,&quot;non-dropping-particle&quot;:&quot;&quot;}],&quot;editor&quot;:[{&quot;family&quot;:&quot;Bolotinha&quot;,&quot;given&quot;:&quot;Manuel&quot;,&quot;parse-names&quot;:false,&quot;dropping-particle&quot;:&quot;&quot;,&quot;non-dropping-particle&quot;:&quot;&quot;}],&quot;issued&quot;:{&quot;date-parts&quot;:[[2019]]},&quot;publisher-place&quot;:&quot;Porto&quot;,&quot;number-of-pages&quot;:&quot;1-215&quot;,&quot;edition&quot;:&quot;2&quot;,&quot;container-title-short&quot;:&quot;&quot;},&quot;isTemporary&quot;:false}]},{&quot;citationID&quot;:&quot;MENDELEY_CITATION_ffb0219b-0dd4-4f0e-93ba-3c5f55c66b62&quot;,&quot;properties&quot;:{&quot;noteIndex&quot;:0},&quot;isEdited&quot;:false,&quot;manualOverride&quot;:{&quot;isManuallyOverridden&quot;:false,&quot;citeprocText&quot;:&quot;[3], [5]&quot;,&quot;manualOverrideText&quot;:&quot;&quot;},&quot;citationTag&quot;:&quot;MENDELEY_CITATION_v3_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&quot;,&quot;citationItems&quot;:[{&quot;id&quot;:&quot;c22f70a4-75e0-3f8f-94e7-86aef1568f0a&quot;,&quot;itemData&quot;:{&quot;type&quot;:&quot;book&quot;,&quot;id&quot;:&quot;c22f70a4-75e0-3f8f-94e7-86aef1568f0a&quot;,&quot;title&quot;:&quot;Subestações: Projeto, Construção, Fiscalização - 2º Edição&quot;,&quot;author&quot;:[{&quot;family&quot;:&quot;Manuel Bolotinha&quot;,&quot;given&quot;:&quot;&quot;,&quot;parse-names&quot;:false,&quot;dropping-particle&quot;:&quot;&quot;,&quot;non-dropping-particle&quot;:&quot;&quot;}],&quot;editor&quot;:[{&quot;family&quot;:&quot;Bolotinha&quot;,&quot;given&quot;:&quot;Manuel&quot;,&quot;parse-names&quot;:false,&quot;dropping-particle&quot;:&quot;&quot;,&quot;non-dropping-particle&quot;:&quot;&quot;}],&quot;issued&quot;:{&quot;date-parts&quot;:[[2019]]},&quot;publisher-place&quot;:&quot;Porto&quot;,&quot;number-of-pages&quot;:&quot;1-215&quot;,&quot;edition&quot;:&quot;2&quot;,&quot;container-title-short&quot;:&quot;&quot;},&quot;isTemporary&quot;:false},{&quot;id&quot;:&quot;1ea0596e-8614-3368-b35e-2402b2bf0edd&quot;,&quot;itemData&quot;:{&quot;type&quot;:&quot;legislation&quot;,&quot;id&quot;:&quot;1ea0596e-8614-3368-b35e-2402b2bf0edd&quot;,&quot;title&quot;:&quot;Decreto n.º 42895 — Regulamento de Segurança de Subestações e Postos de Transformação e de Seccionamento&quot;,&quot;number&quot;:&quot;42895&quot;,&quot;container-title&quot;:&quot;Diário da República&quot;,&quot;accessed&quot;:{&quot;date-parts&quot;:[[2026,6,25]]},&quot;URL&quot;:&quot;https://diariodarepublica.pt/dr/detalhe/decreto/42895-1960-282328&quot;,&quot;issued&quot;:{&quot;date-parts&quot;:[[1960,3,31]]},&quot;publisher-place&quot;:&quot;Portugal&quot;,&quot;container-title-short&quot;:&quot;&quot;},&quot;isTemporary&quot;:false}]},{&quot;citationID&quot;:&quot;MENDELEY_CITATION_98a2bc08-5082-4132-b86b-6c73e084f894&quot;,&quot;properties&quot;:{&quot;noteIndex&quot;:0},&quot;isEdited&quot;:false,&quot;manualOverride&quot;:{&quot;isManuallyOverridden&quot;:false,&quot;citeprocText&quot;:&quot;[5]&quot;,&quot;manualOverrideText&quot;:&quot;&quot;},&quot;citationTag&quot;:&quot;MENDELEY_CITATION_v3_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&quot;,&quot;citationItems&quot;:[{&quot;id&quot;:&quot;c22f70a4-75e0-3f8f-94e7-86aef1568f0a&quot;,&quot;itemData&quot;:{&quot;type&quot;:&quot;book&quot;,&quot;id&quot;:&quot;c22f70a4-75e0-3f8f-94e7-86aef1568f0a&quot;,&quot;title&quot;:&quot;Subestações: Projeto, Construção, Fiscalização - 2º Edição&quot;,&quot;author&quot;:[{&quot;family&quot;:&quot;Manuel Bolotinha&quot;,&quot;given&quot;:&quot;&quot;,&quot;parse-names&quot;:false,&quot;dropping-particle&quot;:&quot;&quot;,&quot;non-dropping-particle&quot;:&quot;&quot;}],&quot;editor&quot;:[{&quot;family&quot;:&quot;Bolotinha&quot;,&quot;given&quot;:&quot;Manuel&quot;,&quot;parse-names&quot;:false,&quot;dropping-particle&quot;:&quot;&quot;,&quot;non-dropping-particle&quot;:&quot;&quot;}],&quot;issued&quot;:{&quot;date-parts&quot;:[[2019]]},&quot;publisher-place&quot;:&quot;Porto&quot;,&quot;number-of-pages&quot;:&quot;1-215&quot;,&quot;edition&quot;:&quot;2&quot;,&quot;container-title-short&quot;:&quot;&quot;},&quot;isTemporary&quot;:false}]},{&quot;citationID&quot;:&quot;MENDELEY_CITATION_7ae84df4-0145-40ba-95bc-0b0f8b796435&quot;,&quot;properties&quot;:{&quot;noteIndex&quot;:0},&quot;isEdited&quot;:false,&quot;manualOverride&quot;:{&quot;isManuallyOverridden&quot;:false,&quot;citeprocText&quot;:&quot;[6]&quot;,&quot;manualOverrideText&quot;:&quot;&quot;},&quot;citationTag&quot;:&quot;MENDELEY_CITATION_v3_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&quot;,&quot;citationItems&quot;:[{&quot;id&quot;:&quot;26848e4c-eef1-3e79-9d66-abb6d05a1f3b&quot;,&quot;itemData&quot;:{&quot;type&quot;:&quot;article-journal&quot;,&quot;id&quot;:&quot;26848e4c-eef1-3e79-9d66-abb6d05a1f3b&quot;,&quot;title&quot;:&quot;Revisão da literatura: uso do conceito BIM em projetos do setor elétrico nos cenários (Inter)Nacional&quot;,&quot;author&quot;:[{&quot;family&quot;:&quot;Ferreira&quot;,&quot;given&quot;:&quot;Angel Rodrigues&quot;,&quot;parse-names&quot;:false,&quot;dropping-particle&quot;:&quot;&quot;,&quot;non-dropping-particle&quot;:&quot;&quot;},{&quot;family&quot;:&quot;Silva&quot;,&quot;given&quot;:&quot;Alexandre Carvalho&quot;,&quot;parse-names&quot;:false,&quot;dropping-particle&quot;:&quot;&quot;,&quot;non-dropping-particle&quot;:&quot;&quot;},{&quot;family&quot;:&quot;Barreto Junior&quot;,&quot;given&quot;:&quot;Camilo de Lellis&quot;,&quot;parse-names&quot;:false,&quot;dropping-particle&quot;:&quot;&quot;,&quot;non-dropping-particle&quot;:&quot;&quot;},{&quot;family&quot;:&quot;Lima&quot;,&quot;given&quot;:&quot;Diogo Aparecido Cavalcante&quot;,&quot;parse-names&quot;:false,&quot;dropping-particle&quot;:&quot;de&quot;,&quot;non-dropping-particle&quot;:&quot;&quot;},{&quot;family&quot;:&quot;Sousa&quot;,&quot;given&quot;:&quot;Ligia Christine Oliveira&quot;,&quot;parse-names&quot;:false,&quot;dropping-particle&quot;:&quot;&quot;,&quot;non-dropping-particle&quot;:&quot;&quot;}],&quot;container-title&quot;:&quot;Research, Society and Development&quot;,&quot;DOI&quot;:&quot;10.33448/rsd-v11i6.29144&quot;,&quot;ISSN&quot;:&quot;2525-3409&quot;,&quot;issued&quot;:{&quot;date-parts&quot;:[[2022,4,30]]},&quot;page&quot;:&quot;e37211629144&quot;,&quot;abstract&quot;:&quot;&lt;p&gt;O BIM é um conceito de gerenciamento de projetos bastante empregado nas novas metodologias das áreas da AECO, isso envolve a adequação dos recursos mais modernos da tecnologia computacional, proporcionando o projeto digital e implica melhores práticas na operação do projeto, seja à quais fases se aplica. No entanto, mesmo com a difusão do BIM na AECO, especula-se que o conceito ainda seja pouco adotado em projetos do setor de energia elétrica. Dessa forma, apropriando evidente interesse no estudo sobre a adoção do BIM no setor elétrico, este trabalho tem por objetivo evidenciar esta discussão, adotando uma estratégia baseada na avaliação de propostas de pesquisas acadêmicas voltadas à adoção do conceito em projetos do setor elétrico, sobre um contexto (Inter)Nacional. Para tanto, o trabalho tem propósito em apropriar o leitor a um entendimento básico sobre o conceito BIM; e, realizar um material de revisão sistemática da literatura acadêmica sobre o uso do BIM no setor elétrico, resolvendo uma metodologia para a busca, seleção e inclusão dos materiais conduzindo-os aos dados da pesquisa, os quais devem ser classificados ao nível de maturidade no emprego do BIM, enquanto que, as atividades de análise sobre os mesmos providenciam a evidência e discussão dos dados. Contudo, com a realização das atividades de análise sobre algumas modelagens dos dados da revisão, foi possível evidenciar situações no período avaliado, sobre o uso do BIM no Setor elétrico, envolvendo as informações da nacionalidade e cronologia recente, além de outros atributos inerentes aos dados do estudo.&lt;/p&gt;&quot;,&quot;issue&quot;:&quot;6&quot;,&quot;volume&quot;:&quot;11&quot;,&quot;container-title-short&quot;:&quot;&quot;},&quot;isTemporary&quot;:false}]},{&quot;citationID&quot;:&quot;MENDELEY_CITATION_56647d6e-7cfa-4955-a470-d0dd1b4e313e&quot;,&quot;properties&quot;:{&quot;noteIndex&quot;:0},&quot;isEdited&quot;:false,&quot;manualOverride&quot;:{&quot;isManuallyOverridden&quot;:false,&quot;citeprocText&quot;:&quot;[7]&quot;,&quot;manualOverrideText&quot;:&quot;&quot;},&quot;citationTag&quot;:&quot;MENDELEY_CITATION_v3_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&quot;,&quot;citationItems&quot;:[{&quot;id&quot;:&quot;ba7d42e7-8f62-3677-bcca-2ba16e617b29&quot;,&quot;itemData&quot;:{&quot;type&quot;:&quot;paper-conference&quot;,&quot;id&quot;:&quot;ba7d42e7-8f62-3677-bcca-2ba16e617b29&quot;,&quot;title&quot;:&quot;Revit 3D Modeling Optimizes Substation Design&quot;,&quot;author&quot;:[{&quot;family&quot;:&quot;Redmond&quot;,&quot;given&quot;:&quot;Julia&quot;,&quot;parse-names&quot;:false,&quot;dropping-particle&quot;:&quot;&quot;,&quot;non-dropping-particle&quot;:&quot;&quot;}],&quot;container-title&quot;:&quot;2022 IEEE Rural Electric Power Conference (REPC)&quot;,&quot;DOI&quot;:&quot;10.1109/REPEC55671.2022.00023&quot;,&quot;ISBN&quot;:&quot;978-1-6654-8167-0&quot;,&quot;issued&quot;:{&quot;date-parts&quot;:[[2022,4]]},&quot;page&quot;:&quot;84-87&quot;,&quot;publisher&quot;:&quot;IEEE&quot;,&quot;container-title-short&quot;:&quot;&quot;},&quot;isTemporary&quot;:false}]},{&quot;citationID&quot;:&quot;MENDELEY_CITATION_236e2abd-ab9d-4fe5-a69f-e884f8c9c2d9&quot;,&quot;properties&quot;:{&quot;noteIndex&quot;:0},&quot;isEdited&quot;:false,&quot;manualOverride&quot;:{&quot;isManuallyOverridden&quot;:false,&quot;citeprocText&quot;:&quot;[8]&quot;,&quot;manualOverrideText&quot;:&quot;&quot;},&quot;citationTag&quot;:&quot;MENDELEY_CITATION_v3_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&quot;,&quot;citationItems&quot;:[{&quot;id&quot;:&quot;9f54bc98-3e4e-345c-b93e-2dabc68ea931&quot;,&quot;itemData&quot;:{&quot;type&quot;:&quot;paper-conference&quot;,&quot;id&quot;:&quot;9f54bc98-3e4e-345c-b93e-2dabc68ea931&quot;,&quot;title&quot;:&quot;Innovative approach to the substation design using Building Information Modeling (BIM) technology&quot;,&quot;author&quot;:[{&quot;family&quot;:&quot;Kokorus&quot;,&quot;given&quot;:&quot;Mario&quot;,&quot;parse-names&quot;:false,&quot;dropping-particle&quot;:&quot;&quot;,&quot;non-dropping-particle&quot;:&quot;&quot;},{&quot;family&quot;:&quot;Eyrich&quot;,&quot;given&quot;:&quot;Wolfgang&quot;,&quot;parse-names&quot;:false,&quot;dropping-particle&quot;:&quot;&quot;,&quot;non-dropping-particle&quot;:&quot;&quot;},{&quot;family&quot;:&quot;Zacharias&quot;,&quot;given&quot;:&quot;Randy&quot;,&quot;parse-names&quot;:false,&quot;dropping-particle&quot;:&quot;&quot;,&quot;non-dropping-particle&quot;:&quot;&quot;}],&quot;container-title&quot;:&quot;2016 IEEE/PES Transmission and Distribution Conference and Exposition (T&amp;D)&quot;,&quot;DOI&quot;:&quot;10.1109/TDC.2016.7519983&quot;,&quot;ISBN&quot;:&quot;978-1-5090-2157-4&quot;,&quot;issued&quot;:{&quot;date-parts&quot;:[[2016,5]]},&quot;page&quot;:&quot;1-5&quot;,&quot;publisher&quot;:&quot;IEEE&quot;,&quot;container-title-short&quot;:&quot;&quot;},&quot;isTemporary&quot;:false}]},{&quot;citationID&quot;:&quot;MENDELEY_CITATION_4ddf6b24-59d9-41d0-9cde-d1981ec1116c&quot;,&quot;properties&quot;:{&quot;noteIndex&quot;:0},&quot;isEdited&quot;:false,&quot;manualOverride&quot;:{&quot;isManuallyOverridden&quot;:false,&quot;citeprocText&quot;:&quot;[9]&quot;,&quot;manualOverrideText&quot;:&quot;&quot;},&quot;citationTag&quot;:&quot;MENDELEY_CITATION_v3_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&quot;,&quot;citationItems&quot;:[{&quot;id&quot;:&quot;c6380476-405a-306b-8064-5c2ee02d97ef&quot;,&quot;itemData&quot;:{&quot;type&quot;:&quot;paper-conference&quot;,&quot;id&quot;:&quot;c6380476-405a-306b-8064-5c2ee02d97ef&quot;,&quot;title&quot;:&quot;Modern Techniques in The Modelling of High Voltage Power Systems&quot;,&quot;author&quot;:[{&quot;family&quot;:&quot;Atudori&quot;,&quot;given&quot;:&quot;Monica&quot;,&quot;parse-names&quot;:false,&quot;dropping-particle&quot;:&quot;&quot;,&quot;non-dropping-particle&quot;:&quot;&quot;},{&quot;family&quot;:&quot;Vall&quot;,&quot;given&quot;:&quot;Prerna&quot;,&quot;parse-names&quot;:false,&quot;dropping-particle&quot;:&quot;van de&quot;,&quot;non-dropping-particle&quot;:&quot;&quot;}],&quot;container-title&quot;:&quot;2018 International Conference and Exposition on Electrical And Power Engineering (EPE)&quot;,&quot;DOI&quot;:&quot;10.1109/ICEPE.2018.8559736&quot;,&quot;ISBN&quot;:&quot;978-1-5386-5062-2&quot;,&quot;issued&quot;:{&quot;date-parts&quot;:[[2018,10]]},&quot;page&quot;:&quot;0444-0449&quot;,&quot;publisher&quot;:&quot;IEEE&quot;,&quot;container-title-short&quot;:&quot;&quot;},&quot;isTemporary&quot;:false}]},{&quot;citationID&quot;:&quot;MENDELEY_CITATION_134385cf-3115-425b-8df8-dd0a6fa8e905&quot;,&quot;properties&quot;:{&quot;noteIndex&quot;:0},&quot;isEdited&quot;:false,&quot;manualOverride&quot;:{&quot;isManuallyOverridden&quot;:false,&quot;citeprocText&quot;:&quot;[8]&quot;,&quot;manualOverrideText&quot;:&quot;&quot;},&quot;citationTag&quot;:&quot;MENDELEY_CITATION_v3_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&quot;,&quot;citationItems&quot;:[{&quot;id&quot;:&quot;9f54bc98-3e4e-345c-b93e-2dabc68ea931&quot;,&quot;itemData&quot;:{&quot;type&quot;:&quot;paper-conference&quot;,&quot;id&quot;:&quot;9f54bc98-3e4e-345c-b93e-2dabc68ea931&quot;,&quot;title&quot;:&quot;Innovative approach to the substation design using Building Information Modeling (BIM) technology&quot;,&quot;author&quot;:[{&quot;family&quot;:&quot;Kokorus&quot;,&quot;given&quot;:&quot;Mario&quot;,&quot;parse-names&quot;:false,&quot;dropping-particle&quot;:&quot;&quot;,&quot;non-dropping-particle&quot;:&quot;&quot;},{&quot;family&quot;:&quot;Eyrich&quot;,&quot;given&quot;:&quot;Wolfgang&quot;,&quot;parse-names&quot;:false,&quot;dropping-particle&quot;:&quot;&quot;,&quot;non-dropping-particle&quot;:&quot;&quot;},{&quot;family&quot;:&quot;Zacharias&quot;,&quot;given&quot;:&quot;Randy&quot;,&quot;parse-names&quot;:false,&quot;dropping-particle&quot;:&quot;&quot;,&quot;non-dropping-particle&quot;:&quot;&quot;}],&quot;container-title&quot;:&quot;2016 IEEE/PES Transmission and Distribution Conference and Exposition (T&amp;D)&quot;,&quot;DOI&quot;:&quot;10.1109/TDC.2016.7519983&quot;,&quot;ISBN&quot;:&quot;978-1-5090-2157-4&quot;,&quot;issued&quot;:{&quot;date-parts&quot;:[[2016,5]]},&quot;page&quot;:&quot;1-5&quot;,&quot;publisher&quot;:&quot;IEEE&quot;,&quot;container-title-short&quot;:&quot;&quot;},&quot;isTemporary&quot;:false}]},{&quot;citationID&quot;:&quot;MENDELEY_CITATION_09ff54fa-2999-499d-9535-3ca3fab542e0&quot;,&quot;properties&quot;:{&quot;noteIndex&quot;:0},&quot;isEdited&quot;:false,&quot;manualOverride&quot;:{&quot;isManuallyOverridden&quot;:false,&quot;citeprocText&quot;:&quot;[7]&quot;,&quot;manualOverrideText&quot;:&quot;&quot;},&quot;citationTag&quot;:&quot;MENDELEY_CITATION_v3_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&quot;,&quot;citationItems&quot;:[{&quot;id&quot;:&quot;ba7d42e7-8f62-3677-bcca-2ba16e617b29&quot;,&quot;itemData&quot;:{&quot;type&quot;:&quot;paper-conference&quot;,&quot;id&quot;:&quot;ba7d42e7-8f62-3677-bcca-2ba16e617b29&quot;,&quot;title&quot;:&quot;Revit 3D Modeling Optimizes Substation Design&quot;,&quot;author&quot;:[{&quot;family&quot;:&quot;Redmond&quot;,&quot;given&quot;:&quot;Julia&quot;,&quot;parse-names&quot;:false,&quot;dropping-particle&quot;:&quot;&quot;,&quot;non-dropping-particle&quot;:&quot;&quot;}],&quot;container-title&quot;:&quot;2022 IEEE Rural Electric Power Conference (REPC)&quot;,&quot;DOI&quot;:&quot;10.1109/REPEC55671.2022.00023&quot;,&quot;ISBN&quot;:&quot;978-1-6654-8167-0&quot;,&quot;issued&quot;:{&quot;date-parts&quot;:[[2022,4]]},&quot;page&quot;:&quot;84-87&quot;,&quot;publisher&quot;:&quot;IEEE&quot;,&quot;container-title-short&quot;:&quot;&quot;},&quot;isTemporary&quot;:false}]},{&quot;citationID&quot;:&quot;MENDELEY_CITATION_272b6ad5-15a6-47bc-8314-5082af73dad8&quot;,&quot;properties&quot;:{&quot;noteIndex&quot;:0},&quot;isEdited&quot;:false,&quot;manualOverride&quot;:{&quot;isManuallyOverridden&quot;:false,&quot;citeprocText&quot;:&quot;[7], [8]&quot;,&quot;manualOverrideText&quot;:&quot;&quot;},&quot;citationItems&quot;:[{&quot;id&quot;:&quot;9f54bc98-3e4e-345c-b93e-2dabc68ea931&quot;,&quot;itemData&quot;:{&quot;type&quot;:&quot;paper-conference&quot;,&quot;id&quot;:&quot;9f54bc98-3e4e-345c-b93e-2dabc68ea931&quot;,&quot;title&quot;:&quot;Innovative approach to the substation design using Building Information Modeling (BIM) technology&quot;,&quot;author&quot;:[{&quot;family&quot;:&quot;Kokorus&quot;,&quot;given&quot;:&quot;Mario&quot;,&quot;parse-names&quot;:false,&quot;dropping-particle&quot;:&quot;&quot;,&quot;non-dropping-particle&quot;:&quot;&quot;},{&quot;family&quot;:&quot;Eyrich&quot;,&quot;given&quot;:&quot;Wolfgang&quot;,&quot;parse-names&quot;:false,&quot;dropping-particle&quot;:&quot;&quot;,&quot;non-dropping-particle&quot;:&quot;&quot;},{&quot;family&quot;:&quot;Zacharias&quot;,&quot;given&quot;:&quot;Randy&quot;,&quot;parse-names&quot;:false,&quot;dropping-particle&quot;:&quot;&quot;,&quot;non-dropping-particle&quot;:&quot;&quot;}],&quot;container-title&quot;:&quot;2016 IEEE/PES Transmission and Distribution Conference and Exposition (T&amp;D)&quot;,&quot;DOI&quot;:&quot;10.1109/TDC.2016.7519983&quot;,&quot;ISBN&quot;:&quot;978-1-5090-2157-4&quot;,&quot;issued&quot;:{&quot;date-parts&quot;:[[2016,5]]},&quot;page&quot;:&quot;1-5&quot;,&quot;publisher&quot;:&quot;IEEE&quot;,&quot;container-title-short&quot;:&quot;&quot;},&quot;isTemporary&quot;:false},{&quot;id&quot;:&quot;ba7d42e7-8f62-3677-bcca-2ba16e617b29&quot;,&quot;itemData&quot;:{&quot;type&quot;:&quot;paper-conference&quot;,&quot;id&quot;:&quot;ba7d42e7-8f62-3677-bcca-2ba16e617b29&quot;,&quot;title&quot;:&quot;Revit 3D Modeling Optimizes Substation Design&quot;,&quot;author&quot;:[{&quot;family&quot;:&quot;Redmond&quot;,&quot;given&quot;:&quot;Julia&quot;,&quot;parse-names&quot;:false,&quot;dropping-particle&quot;:&quot;&quot;,&quot;non-dropping-particle&quot;:&quot;&quot;}],&quot;container-title&quot;:&quot;2022 IEEE Rural Electric Power Conference (REPC)&quot;,&quot;DOI&quot;:&quot;10.1109/REPEC55671.2022.00023&quot;,&quot;ISBN&quot;:&quot;978-1-6654-8167-0&quot;,&quot;issued&quot;:{&quot;date-parts&quot;:[[2022,4]]},&quot;page&quot;:&quot;84-87&quot;,&quot;publisher&quot;:&quot;IEEE&quot;},&quot;isTemporary&quot;:false}],&quot;citationTag&quot;:&quot;MENDELEY_CITATION_v3_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&quot;},{&quot;citationID&quot;:&quot;MENDELEY_CITATION_c485278a-5859-4c3f-bcea-45f629f61192&quot;,&quot;properties&quot;:{&quot;noteIndex&quot;:0},&quot;isEdited&quot;:false,&quot;manualOverride&quot;:{&quot;isManuallyOverridden&quot;:false,&quot;citeprocText&quot;:&quot;[6]&quot;,&quot;manualOverrideText&quot;:&quot;&quot;},&quot;citationTag&quot;:&quot;MENDELEY_CITATION_v3_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&quot;,&quot;citationItems&quot;:[{&quot;id&quot;:&quot;26848e4c-eef1-3e79-9d66-abb6d05a1f3b&quot;,&quot;itemData&quot;:{&quot;type&quot;:&quot;article-journal&quot;,&quot;id&quot;:&quot;26848e4c-eef1-3e79-9d66-abb6d05a1f3b&quot;,&quot;title&quot;:&quot;Revisão da literatura: uso do conceito BIM em projetos do setor elétrico nos cenários (Inter)Nacional&quot;,&quot;author&quot;:[{&quot;family&quot;:&quot;Ferreira&quot;,&quot;given&quot;:&quot;Angel Rodrigues&quot;,&quot;parse-names&quot;:false,&quot;dropping-particle&quot;:&quot;&quot;,&quot;non-dropping-particle&quot;:&quot;&quot;},{&quot;family&quot;:&quot;Silva&quot;,&quot;given&quot;:&quot;Alexandre Carvalho&quot;,&quot;parse-names&quot;:false,&quot;dropping-particle&quot;:&quot;&quot;,&quot;non-dropping-particle&quot;:&quot;&quot;},{&quot;family&quot;:&quot;Barreto Junior&quot;,&quot;given&quot;:&quot;Camilo de Lellis&quot;,&quot;parse-names&quot;:false,&quot;dropping-particle&quot;:&quot;&quot;,&quot;non-dropping-particle&quot;:&quot;&quot;},{&quot;family&quot;:&quot;Lima&quot;,&quot;given&quot;:&quot;Diogo Aparecido Cavalcante&quot;,&quot;parse-names&quot;:false,&quot;dropping-particle&quot;:&quot;de&quot;,&quot;non-dropping-particle&quot;:&quot;&quot;},{&quot;family&quot;:&quot;Sousa&quot;,&quot;given&quot;:&quot;Ligia Christine Oliveira&quot;,&quot;parse-names&quot;:false,&quot;dropping-particle&quot;:&quot;&quot;,&quot;non-dropping-particle&quot;:&quot;&quot;}],&quot;container-title&quot;:&quot;Research, Society and Development&quot;,&quot;DOI&quot;:&quot;10.33448/rsd-v11i6.29144&quot;,&quot;ISSN&quot;:&quot;2525-3409&quot;,&quot;issued&quot;:{&quot;date-parts&quot;:[[2022,4,30]]},&quot;page&quot;:&quot;e37211629144&quot;,&quot;abstract&quot;:&quot;&lt;p&gt;O BIM é um conceito de gerenciamento de projetos bastante empregado nas novas metodologias das áreas da AECO, isso envolve a adequação dos recursos mais modernos da tecnologia computacional, proporcionando o projeto digital e implica melhores práticas na operação do projeto, seja à quais fases se aplica. No entanto, mesmo com a difusão do BIM na AECO, especula-se que o conceito ainda seja pouco adotado em projetos do setor de energia elétrica. Dessa forma, apropriando evidente interesse no estudo sobre a adoção do BIM no setor elétrico, este trabalho tem por objetivo evidenciar esta discussão, adotando uma estratégia baseada na avaliação de propostas de pesquisas acadêmicas voltadas à adoção do conceito em projetos do setor elétrico, sobre um contexto (Inter)Nacional. Para tanto, o trabalho tem propósito em apropriar o leitor a um entendimento básico sobre o conceito BIM; e, realizar um material de revisão sistemática da literatura acadêmica sobre o uso do BIM no setor elétrico, resolvendo uma metodologia para a busca, seleção e inclusão dos materiais conduzindo-os aos dados da pesquisa, os quais devem ser classificados ao nível de maturidade no emprego do BIM, enquanto que, as atividades de análise sobre os mesmos providenciam a evidência e discussão dos dados. Contudo, com a realização das atividades de análise sobre algumas modelagens dos dados da revisão, foi possível evidenciar situações no período avaliado, sobre o uso do BIM no Setor elétrico, envolvendo as informações da nacionalidade e cronologia recente, além de outros atributos inerentes aos dados do estudo.&lt;/p&gt;&quot;,&quot;issue&quot;:&quot;6&quot;,&quot;volume&quot;:&quot;11&quot;,&quot;container-title-short&quot;:&quot;&quot;},&quot;isTemporary&quot;:false}]},{&quot;citationID&quot;:&quot;MENDELEY_CITATION_254802c8-4004-4a2b-8569-b3e749dc94aa&quot;,&quot;properties&quot;:{&quot;noteIndex&quot;:0},&quot;isEdited&quot;:false,&quot;manualOverride&quot;:{&quot;isManuallyOverridden&quot;:false,&quot;citeprocText&quot;:&quot;[7], [8]&quot;,&quot;manualOverrideText&quot;:&quot;&quot;},&quot;citationTag&quot;:&quot;MENDELEY_CITATION_v3_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&quot;,&quot;citationItems&quot;:[{&quot;id&quot;:&quot;ba7d42e7-8f62-3677-bcca-2ba16e617b29&quot;,&quot;itemData&quot;:{&quot;type&quot;:&quot;paper-conference&quot;,&quot;id&quot;:&quot;ba7d42e7-8f62-3677-bcca-2ba16e617b29&quot;,&quot;title&quot;:&quot;Revit 3D Modeling Optimizes Substation Design&quot;,&quot;author&quot;:[{&quot;family&quot;:&quot;Redmond&quot;,&quot;given&quot;:&quot;Julia&quot;,&quot;parse-names&quot;:false,&quot;dropping-particle&quot;:&quot;&quot;,&quot;non-dropping-particle&quot;:&quot;&quot;}],&quot;container-title&quot;:&quot;2022 IEEE Rural Electric Power Conference (REPC)&quot;,&quot;DOI&quot;:&quot;10.1109/REPEC55671.2022.00023&quot;,&quot;ISBN&quot;:&quot;978-1-6654-8167-0&quot;,&quot;issued&quot;:{&quot;date-parts&quot;:[[2022,4]]},&quot;page&quot;:&quot;84-87&quot;,&quot;publisher&quot;:&quot;IEEE&quot;,&quot;container-title-short&quot;:&quot;&quot;},&quot;isTemporary&quot;:false},{&quot;id&quot;:&quot;9f54bc98-3e4e-345c-b93e-2dabc68ea931&quot;,&quot;itemData&quot;:{&quot;type&quot;:&quot;paper-conference&quot;,&quot;id&quot;:&quot;9f54bc98-3e4e-345c-b93e-2dabc68ea931&quot;,&quot;title&quot;:&quot;Innovative approach to the substation design using Building Information Modeling (BIM) technology&quot;,&quot;author&quot;:[{&quot;family&quot;:&quot;Kokorus&quot;,&quot;given&quot;:&quot;Mario&quot;,&quot;parse-names&quot;:false,&quot;dropping-particle&quot;:&quot;&quot;,&quot;non-dropping-particle&quot;:&quot;&quot;},{&quot;family&quot;:&quot;Eyrich&quot;,&quot;given&quot;:&quot;Wolfgang&quot;,&quot;parse-names&quot;:false,&quot;dropping-particle&quot;:&quot;&quot;,&quot;non-dropping-particle&quot;:&quot;&quot;},{&quot;family&quot;:&quot;Zacharias&quot;,&quot;given&quot;:&quot;Randy&quot;,&quot;parse-names&quot;:false,&quot;dropping-particle&quot;:&quot;&quot;,&quot;non-dropping-particle&quot;:&quot;&quot;}],&quot;container-title&quot;:&quot;2016 IEEE/PES Transmission and Distribution Conference and Exposition (T&amp;D)&quot;,&quot;DOI&quot;:&quot;10.1109/TDC.2016.7519983&quot;,&quot;ISBN&quot;:&quot;978-1-5090-2157-4&quot;,&quot;issued&quot;:{&quot;date-parts&quot;:[[2016,5]]},&quot;page&quot;:&quot;1-5&quot;,&quot;publisher&quot;:&quot;IEEE&quot;,&quot;container-title-short&quot;:&quot;&quot;},&quot;isTemporary&quot;:false}]},{&quot;citationID&quot;:&quot;MENDELEY_CITATION_b675cf11-431c-49cc-9b27-7963f752be91&quot;,&quot;properties&quot;:{&quot;noteIndex&quot;:0},&quot;isEdited&quot;:false,&quot;manualOverride&quot;:{&quot;isManuallyOverridden&quot;:false,&quot;citeprocText&quot;:&quot;[7], [8]&quot;,&quot;manualOverrideText&quot;:&quot;&quot;},&quot;citationTag&quot;:&quot;MENDELEY_CITATION_v3_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&quot;,&quot;citationItems&quot;:[{&quot;id&quot;:&quot;9f54bc98-3e4e-345c-b93e-2dabc68ea931&quot;,&quot;itemData&quot;:{&quot;type&quot;:&quot;paper-conference&quot;,&quot;id&quot;:&quot;9f54bc98-3e4e-345c-b93e-2dabc68ea931&quot;,&quot;title&quot;:&quot;Innovative approach to the substation design using Building Information Modeling (BIM) technology&quot;,&quot;author&quot;:[{&quot;family&quot;:&quot;Kokorus&quot;,&quot;given&quot;:&quot;Mario&quot;,&quot;parse-names&quot;:false,&quot;dropping-particle&quot;:&quot;&quot;,&quot;non-dropping-particle&quot;:&quot;&quot;},{&quot;family&quot;:&quot;Eyrich&quot;,&quot;given&quot;:&quot;Wolfgang&quot;,&quot;parse-names&quot;:false,&quot;dropping-particle&quot;:&quot;&quot;,&quot;non-dropping-particle&quot;:&quot;&quot;},{&quot;family&quot;:&quot;Zacharias&quot;,&quot;given&quot;:&quot;Randy&quot;,&quot;parse-names&quot;:false,&quot;dropping-particle&quot;:&quot;&quot;,&quot;non-dropping-particle&quot;:&quot;&quot;}],&quot;container-title&quot;:&quot;2016 IEEE/PES Transmission and Distribution Conference and Exposition (T&amp;D)&quot;,&quot;DOI&quot;:&quot;10.1109/TDC.2016.7519983&quot;,&quot;ISBN&quot;:&quot;978-1-5090-2157-4&quot;,&quot;issued&quot;:{&quot;date-parts&quot;:[[2016,5]]},&quot;page&quot;:&quot;1-5&quot;,&quot;publisher&quot;:&quot;IEEE&quot;,&quot;container-title-short&quot;:&quot;&quot;},&quot;isTemporary&quot;:false},{&quot;id&quot;:&quot;ba7d42e7-8f62-3677-bcca-2ba16e617b29&quot;,&quot;itemData&quot;:{&quot;type&quot;:&quot;paper-conference&quot;,&quot;id&quot;:&quot;ba7d42e7-8f62-3677-bcca-2ba16e617b29&quot;,&quot;title&quot;:&quot;Revit 3D Modeling Optimizes Substation Design&quot;,&quot;author&quot;:[{&quot;family&quot;:&quot;Redmond&quot;,&quot;given&quot;:&quot;Julia&quot;,&quot;parse-names&quot;:false,&quot;dropping-particle&quot;:&quot;&quot;,&quot;non-dropping-particle&quot;:&quot;&quot;}],&quot;container-title&quot;:&quot;2022 IEEE Rural Electric Power Conference (REPC)&quot;,&quot;DOI&quot;:&quot;10.1109/REPEC55671.2022.00023&quot;,&quot;ISBN&quot;:&quot;978-1-6654-8167-0&quot;,&quot;issued&quot;:{&quot;date-parts&quot;:[[2022,4]]},&quot;page&quot;:&quot;84-87&quot;,&quot;publisher&quot;:&quot;IEEE&quot;,&quot;container-title-short&quot;:&quot;&quot;},&quot;isTemporary&quot;:false}]},{&quot;citationID&quot;:&quot;MENDELEY_CITATION_64ec8e5c-ad07-41dd-ab08-7b0f5b54f5d6&quot;,&quot;properties&quot;:{&quot;noteIndex&quot;:0},&quot;isEdited&quot;:false,&quot;manualOverride&quot;:{&quot;isManuallyOverridden&quot;:false,&quot;citeprocText&quot;:&quot;[2]&quot;,&quot;manualOverrideText&quot;:&quot;&quot;},&quot;citationItems&quot;:[{&quot;id&quot;:&quot;0d96752b-efb9-3e88-a4a5-8f3342241a86&quot;,&quot;itemData&quot;:{&quot;type&quot;:&quot;paper-conference&quot;,&quot;id&quot;:&quot;0d96752b-efb9-3e88-a4a5-8f3342241a86&quot;,&quot;title&quot;:&quot;Implementation of BIM aproach for the design of high and extra high voltage electrical substations&quot;,&quot;author&quot;:[{&quot;family&quot;:&quot;Moncada&quot;,&quot;given&quot;:&quot;Alexandra&quot;,&quot;parse-names&quot;:false,&quot;dropping-particle&quot;:&quot;&quot;,&quot;non-dropping-particle&quot;:&quot;&quot;},{&quot;family&quot;:&quot;Henao&quot;,&quot;given&quot;:&quot;Elkin&quot;,&quot;parse-names&quot;:false,&quot;dropping-particle&quot;:&quot;&quot;,&quot;non-dropping-particle&quot;:&quot;&quot;}],&quot;container-title&quot;:&quot;2019 FISE-IEEE/CIGRE Conference - Living the energy Transition (FISE/CIGRE)&quot;,&quot;DOI&quot;:&quot;10.1109/FISECIGRE48012.2019.8984961&quot;,&quot;ISBN&quot;:&quot;978-1-7281-4230-2&quot;,&quot;issued&quot;:{&quot;date-parts&quot;:[[2019,12]]},&quot;page&quot;:&quot;1-5&quot;,&quot;publisher&quot;:&quot;IEEE&quot;,&quot;container-title-short&quot;:&quot;&quot;},&quot;isTemporary&quot;:false}],&quot;citationTag&quot;:&quot;MENDELEY_CITATION_v3_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&quot;},{&quot;citationID&quot;:&quot;MENDELEY_CITATION_122222b2-df51-4155-8806-2f31dd2045a5&quot;,&quot;properties&quot;:{&quot;noteIndex&quot;:0},&quot;isEdited&quot;:false,&quot;manualOverride&quot;:{&quot;isManuallyOverridden&quot;:false,&quot;citeprocText&quot;:&quot;[10]&quot;,&quot;manualOverrideText&quot;:&quot;&quot;},&quot;citationTag&quot;:&quot;MENDELEY_CITATION_v3_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&quot;,&quot;citationItems&quot;:[{&quot;id&quot;:&quot;5e984652-9aa6-3b88-9cc0-6c4fc39f3e1b&quot;,&quot;itemData&quot;:{&quot;type&quot;:&quot;paper-conference&quot;,&quot;id&quot;:&quot;5e984652-9aa6-3b88-9cc0-6c4fc39f3e1b&quot;,&quot;title&quot;:&quot;Design of Traction Substation Based on BIM Technology&quot;,&quot;author&quot;:[{&quot;family&quot;:&quot;Du&quot;,&quot;given&quot;:&quot;Meiyun&quot;,&quot;parse-names&quot;:false,&quot;dropping-particle&quot;:&quot;&quot;,&quot;non-dropping-particle&quot;:&quot;&quot;},{&quot;family&quot;:&quot;Min&quot;,&quot;given&quot;:&quot;Yongzhi&quot;,&quot;parse-names&quot;:false,&quot;dropping-particle&quot;:&quot;&quot;,&quot;non-dropping-particle&quot;:&quot;&quot;}],&quot;container-title&quot;:&quot;2025 International Conference on Electrical Engineering, Automation and Information Science (EEAIS)&quot;,&quot;DOI&quot;:&quot;10.1109/EEAIS66172.2025.11170656&quot;,&quot;ISBN&quot;:&quot;979-8-3315-9796-2&quot;,&quot;issued&quot;:{&quot;date-parts&quot;:[[2025,7,18]]},&quot;page&quot;:&quot;207-212&quot;,&quot;publisher&quot;:&quot;IEEE&quot;,&quot;container-title-short&quot;:&quot;&quot;},&quot;isTemporary&quot;:false}]},{&quot;citationID&quot;:&quot;MENDELEY_CITATION_71d57625-f185-4a29-a54c-444a6c1e2f9b&quot;,&quot;properties&quot;:{&quot;noteIndex&quot;:0},&quot;isEdited&quot;:false,&quot;manualOverride&quot;:{&quot;isManuallyOverridden&quot;:false,&quot;citeprocText&quot;:&quot;[7]&quot;,&quot;manualOverrideText&quot;:&quot;&quot;},&quot;citationItems&quot;:[{&quot;id&quot;:&quot;ba7d42e7-8f62-3677-bcca-2ba16e617b29&quot;,&quot;itemData&quot;:{&quot;type&quot;:&quot;paper-conference&quot;,&quot;id&quot;:&quot;ba7d42e7-8f62-3677-bcca-2ba16e617b29&quot;,&quot;title&quot;:&quot;Revit 3D Modeling Optimizes Substation Design&quot;,&quot;author&quot;:[{&quot;family&quot;:&quot;Redmond&quot;,&quot;given&quot;:&quot;Julia&quot;,&quot;parse-names&quot;:false,&quot;dropping-particle&quot;:&quot;&quot;,&quot;non-dropping-particle&quot;:&quot;&quot;}],&quot;container-title&quot;:&quot;2022 IEEE Rural Electric Power Conference (REPC)&quot;,&quot;DOI&quot;:&quot;10.1109/REPEC55671.2022.00023&quot;,&quot;ISBN&quot;:&quot;978-1-6654-8167-0&quot;,&quot;issued&quot;:{&quot;date-parts&quot;:[[2022,4]]},&quot;page&quot;:&quot;84-87&quot;,&quot;publisher&quot;:&quot;IEEE&quot;,&quot;container-title-short&quot;:&quot;&quot;},&quot;isTemporary&quot;:false}],&quot;citationTag&quot;:&quot;MENDELEY_CITATION_v3_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&quot;},{&quot;citationID&quot;:&quot;MENDELEY_CITATION_4601049f-df7a-49b8-9051-9d623bd374db&quot;,&quot;properties&quot;:{&quot;noteIndex&quot;:0},&quot;isEdited&quot;:false,&quot;manualOverride&quot;:{&quot;isManuallyOverridden&quot;:false,&quot;citeprocText&quot;:&quot;[11]&quot;,&quot;manualOverrideText&quot;:&quot;&quot;},&quot;citationTag&quot;:&quot;MENDELEY_CITATION_v3_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&quot;,&quot;citationItems&quot;:[{&quot;id&quot;:&quot;63be5204-4951-3882-9302-90e9a9261ee4&quot;,&quot;itemData&quot;:{&quot;type&quot;:&quot;article-journal&quot;,&quot;id&quot;:&quot;63be5204-4951-3882-9302-90e9a9261ee4&quot;,&quot;title&quot;:&quot;Research on the Construction of Substation Equipment Model Library Based on BIM Three-Dimensional Modeling&quot;,&quot;author&quot;:[{&quot;family&quot;:&quot;Shi&quot;,&quot;given&quot;:&quot;Zhuopeng&quot;,&quot;parse-names&quot;:false,&quot;dropping-particle&quot;:&quot;&quot;,&quot;non-dropping-particle&quot;:&quot;&quot;},{&quot;family&quot;:&quot;Wu&quot;,&quot;given&quot;:&quot;Dongxun&quot;,&quot;parse-names&quot;:false,&quot;dropping-particle&quot;:&quot;&quot;,&quot;non-dropping-particle&quot;:&quot;&quot;},{&quot;family&quot;:&quot;Wang&quot;,&quot;given&quot;:&quot;Yachen&quot;,&quot;parse-names&quot;:false,&quot;dropping-particle&quot;:&quot;&quot;,&quot;non-dropping-particle&quot;:&quot;&quot;},{&quot;family&quot;:&quot;Ge&quot;,&quot;given&quot;:&quot;Aixin&quot;,&quot;parse-names&quot;:false,&quot;dropping-particle&quot;:&quot;&quot;,&quot;non-dropping-particle&quot;:&quot;&quot;},{&quot;family&quot;:&quot;Yu&quot;,&quot;given&quot;:&quot;Guomei&quot;,&quot;parse-names&quot;:false,&quot;dropping-particle&quot;:&quot;&quot;,&quot;non-dropping-particle&quot;:&quot;&quot;}],&quot;container-title&quot;:&quot;IOP Conference Series: Earth and Environmental Science&quot;,&quot;container-title-short&quot;:&quot;IOP Conf. Ser. Earth Environ. Sci.&quot;,&quot;DOI&quot;:&quot;10.1088/1755-1315/692/2/022066&quot;,&quot;ISSN&quot;:&quot;1755-1307&quot;,&quot;issued&quot;:{&quot;date-parts&quot;:[[2021,3,1]]},&quot;page&quot;:&quot;022066&quot;,&quot;abstract&quot;:&quot;&lt;p&gt;Substation equipment has a large amount of heterogeneous information during its life cycle. However, when Autodesk Revit is used as the modeling software to build a BIM model of traction substation equipment, due to the limited type of model attribute parameters and parameter grouping methods, the model cannot meet the requirements. Requirements for information integration in the entire life cycle of equipment. Based on this, the thesis uses the MVC model of three-dimensional modeling platform and the technical support of synchronous calculation to propose a BIM-based substation equipment graphics calculation system. Taking the common cable trench, cover plate and foundation earthwork calculation in substation station engineering as an example, the realization method of main technology is explained.&lt;/p&gt;&quot;,&quot;issue&quot;:&quot;2&quot;,&quot;volume&quot;:&quot;692&quot;},&quot;isTemporary&quot;:false}]},{&quot;citationID&quot;:&quot;MENDELEY_CITATION_fe01cd7e-fe76-40b4-bab2-776117948984&quot;,&quot;properties&quot;:{&quot;noteIndex&quot;:0},&quot;isEdited&quot;:false,&quot;manualOverride&quot;:{&quot;isManuallyOverridden&quot;:false,&quot;citeprocText&quot;:&quot;[4]&quot;,&quot;manualOverrideText&quot;:&quot;&quot;},&quot;citationTag&quot;:&quot;MENDELEY_CITATION_v3_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&quot;,&quot;citationItems&quot;:[{&quot;id&quot;:&quot;3f99e796-164e-36e1-8542-8d9fca23509d&quot;,&quot;itemData&quot;:{&quot;type&quot;:&quot;paper-conference&quot;,&quot;id&quot;:&quot;3f99e796-164e-36e1-8542-8d9fca23509d&quot;,&quot;title&quot;:&quot;BIM Practices to Operation and Maintenances for  Electrical Substations&quot;,&quot;author&quot;:[{&quot;family&quot;:&quot;Santos Peres&quot;,&quot;given&quot;:&quot;&quot;,&quot;parse-names&quot;:false,&quot;dropping-particle&quot;:&quot;&quot;,&quot;non-dropping-particle&quot;:&quot;&quot;}],&quot;editor&quot;:[{&quot;family&quot;:&quot;santos&quot;,&quot;given&quot;:&quot;peres&quot;,&quot;parse-names&quot;:false,&quot;dropping-particle&quot;:&quot;&quot;,&quot;non-dropping-particle&quot;:&quot;&quot;}],&quot;issued&quot;:{&quot;date-parts&quot;:[[2017]]},&quot;publisher-place&quot;:&quot;Uberlândia&quot;,&quot;publisher&quot;:&quot;Universidade Federal de Uberlândia&quot;,&quot;container-title-short&quot;:&quot;&quot;},&quot;isTemporary&quot;:false}]},{&quot;citationID&quot;:&quot;MENDELEY_CITATION_959df643-51c1-4776-a424-5d97fd2bf12c&quot;,&quot;properties&quot;:{&quot;noteIndex&quot;:0},&quot;isEdited&quot;:false,&quot;manualOverride&quot;:{&quot;isManuallyOverridden&quot;:false,&quot;citeprocText&quot;:&quot;[12]&quot;,&quot;manualOverrideText&quot;:&quot;&quot;},&quot;citationTag&quot;:&quot;MENDELEY_CITATION_v3_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&quot;,&quot;citationItems&quot;:[{&quot;id&quot;:&quot;1912d56c-8de3-3d90-8c1a-820a2c49ad80&quot;,&quot;itemData&quot;:{&quot;type&quot;:&quot;legislation&quot;,&quot;id&quot;:&quot;1912d56c-8de3-3d90-8c1a-820a2c49ad80&quot;,&quot;title&quot;:&quot;gases fluorados com efeito de estufa&quot;,&quot;container-title&quot;:&quot;Jornal Oficial  da União Europeia &quot;,&quot;issued&quot;:{&quot;date-parts&quot;:[[2024,2,20]]},&quot;container-title-short&quot;:&quot;&quot;},&quot;isTemporary&quot;:false}]}]"/>
     <we:property name="MENDELEY_CITATIONS_LOCALE_CODE" value="&quot;pt-PT&quot;"/>
     <we:property name="MENDELEY_CITATIONS_STYLE" value="{&quot;id&quot;:&quot;https://www.zotero.org/styles/ieee&quot;,&quot;title&quot;:&quot;IEEE Reference Guide version 11.29.2023&quot;,&quot;format&quot;:&quot;numeric&quot;,&quot;defaultLocale&quot;:null,&quot;isLocaleCodeValid&quot;:true}"/>
   </we:properties>
